--- a/00-首页/题组Word/习题书/学生版-打印版/第三篇-有机化学/1-结构基础与波谱分析.docx
+++ b/00-首页/题组Word/习题书/学生版-打印版/第三篇-有机化学/1-结构基础与波谱分析.docx
@@ -2,7 +2,7 @@
 <file path=word/document.xml><?xml version="1.0" encoding="utf-8"?>
 <w:document xmlns:w="http://schemas.openxmlformats.org/wordprocessingml/2006/main" xmlns:m="http://schemas.openxmlformats.org/officeDocument/2006/math" xmlns:r="http://schemas.openxmlformats.org/officeDocument/2006/relationships" xmlns:o="urn:schemas-microsoft-com:office:office" xmlns:v="urn:schemas-microsoft-com:vml" xmlns:w10="urn:schemas-microsoft-com:office:word" xmlns:a="http://schemas.openxmlformats.org/drawingml/2006/main" xmlns:pic="http://schemas.openxmlformats.org/drawingml/2006/picture" xmlns:wp="http://schemas.openxmlformats.org/drawingml/2006/wordprocessingDrawing">
   <w:body>
-    <w:bookmarkStart w:id="361" w:name="第-1-章-结构基础与波谱分析"/>
+    <w:bookmarkStart w:id="383" w:name="第-1-章-结构基础与波谱分析"/>
     <w:p>
       <w:pPr>
         <w:pStyle w:val="Heading1"/>
@@ -14101,7 +14101,7 @@
       </w:r>
     </w:p>
     <w:bookmarkEnd w:id="186"/>
-    <w:bookmarkStart w:id="190" w:name="丁二烯加成产物判断第29届初赛"/>
+    <w:bookmarkStart w:id="190" w:name="一分册-测2-9"/>
     <w:p>
       <w:pPr>
         <w:pStyle w:val="Heading2"/>
@@ -14113,6 +14113,462 @@
           <w:rFonts w:ascii="Times New Roman" w:hAnsi="Times New Roman" w:eastAsia="Times New Roman" w:cs="Times New Roman"/>
         </w:rPr>
         <w:t xml:space="preserve">1.32 </w:t>
+      </w:r>
+      <w:r>
+        <w:rPr>
+          <w:rFonts w:hint="eastAsia" w:ascii="Times New Roman" w:hAnsi="Times New Roman" w:eastAsia="SimHei" w:cs="Times New Roman"/>
+        </w:rPr>
+        <w:t>一分册</w:t>
+      </w:r>
+      <w:r>
+        <w:rPr>
+          <w:rFonts w:hint="eastAsia" w:ascii="Times New Roman" w:hAnsi="Times New Roman" w:eastAsia="Times New Roman" w:cs="Times New Roman"/>
+        </w:rPr>
+        <w:t>-</w:t>
+      </w:r>
+      <w:r>
+        <w:rPr>
+          <w:rFonts w:hint="eastAsia" w:ascii="Times New Roman" w:hAnsi="Times New Roman" w:eastAsia="SimHei" w:cs="Times New Roman"/>
+        </w:rPr>
+        <w:t>测</w:t>
+      </w:r>
+      <w:r>
+        <w:rPr>
+          <w:rFonts w:hint="eastAsia" w:ascii="Times New Roman" w:hAnsi="Times New Roman" w:eastAsia="Times New Roman" w:cs="Times New Roman"/>
+        </w:rPr>
+        <w:t>2-9</w:t>
+      </w:r>
+    </w:p>
+    <w:p>
+      <w:pPr>
+        <w:pStyle w:val="Compact"/>
+        <w:numPr>
+          <w:ilvl w:val="0"/>
+          <w:numId w:val="1002"/>
+        </w:numPr>
+      </w:pPr>
+      <w:r>
+        <w:rPr>
+          <w:rFonts w:hint="eastAsia" w:ascii="Times New Roman" w:hAnsi="Times New Roman" w:eastAsia="FangSong" w:cs="Times New Roman"/>
+        </w:rPr>
+        <w:t>已知联二苯</w:t>
+      </w:r>
+      <w:r>
+        <w:rPr>
+          <w:rFonts w:hint="eastAsia" w:ascii="Times New Roman" w:hAnsi="Times New Roman" w:eastAsia="Times New Roman" w:cs="Times New Roman"/>
+        </w:rPr>
+        <w:t>（</w:t>
+      </w:r>
+      <w:r>
+        <w:rPr>
+          <w:rFonts w:hint="eastAsia" w:ascii="Times New Roman" w:hAnsi="Times New Roman" w:eastAsia="FangSong" w:cs="Times New Roman"/>
+        </w:rPr>
+        <w:t>下图</w:t>
+      </w:r>
+      <w:r>
+        <w:rPr>
+          <w:rFonts w:hint="eastAsia" w:ascii="Times New Roman" w:hAnsi="Times New Roman" w:eastAsia="Times New Roman" w:cs="Times New Roman"/>
+        </w:rPr>
+        <w:t>）</w:t>
+      </w:r>
+      <w:r>
+        <w:rPr>
+          <w:rFonts w:hint="eastAsia" w:ascii="Times New Roman" w:hAnsi="Times New Roman" w:eastAsia="FangSong" w:cs="Times New Roman"/>
+        </w:rPr>
+        <w:t>的二氯取代物有</w:t>
+      </w:r>
+      <w:r>
+        <w:rPr>
+          <w:rFonts w:ascii="Times New Roman" w:hAnsi="Times New Roman" w:eastAsia="Times New Roman" w:cs="Times New Roman"/>
+        </w:rPr>
+        <w:t xml:space="preserve"> 12 </w:t>
+      </w:r>
+      <w:r>
+        <w:rPr>
+          <w:rFonts w:hint="eastAsia" w:ascii="Times New Roman" w:hAnsi="Times New Roman" w:eastAsia="FangSong" w:cs="Times New Roman"/>
+        </w:rPr>
+        <w:t>种</w:t>
+      </w:r>
+      <w:r>
+        <w:rPr>
+          <w:rFonts w:hint="eastAsia" w:ascii="Times New Roman" w:hAnsi="Times New Roman" w:eastAsia="Times New Roman" w:cs="Times New Roman"/>
+        </w:rPr>
+        <w:t>，</w:t>
+      </w:r>
+      <w:r>
+        <w:rPr>
+          <w:rFonts w:hint="eastAsia" w:ascii="Times New Roman" w:hAnsi="Times New Roman" w:eastAsia="FangSong" w:cs="Times New Roman"/>
+        </w:rPr>
+        <w:t>则联</w:t>
+      </w:r>
+      <w:r>
+        <w:rPr>
+          <w:rFonts w:ascii="Times New Roman" w:hAnsi="Times New Roman" w:eastAsia="Times New Roman" w:cs="Times New Roman"/>
+        </w:rPr>
+        <w:t xml:space="preserve"> </w:t>
+      </w:r>
+      <m:oMath>
+        <m:r>
+          <m:t>n</m:t>
+        </m:r>
+      </m:oMath>
+      <w:r>
+        <w:rPr>
+          <w:rFonts w:hint="eastAsia" w:ascii="Times New Roman" w:hAnsi="Times New Roman" w:eastAsia="Times New Roman" w:cs="Times New Roman"/>
+        </w:rPr>
+        <w:t xml:space="preserve">（</w:t>
+      </w:r>
+      <m:oMath>
+        <m:r>
+          <m:t>n</m:t>
+        </m:r>
+        <m:r>
+          <m:rPr>
+            <m:sty m:val="p"/>
+          </m:rPr>
+          <m:t>≥</m:t>
+        </m:r>
+        <m:r>
+          <m:t>2</m:t>
+        </m:r>
+      </m:oMath>
+      <w:r>
+        <w:rPr>
+          <w:rFonts w:hint="eastAsia" w:ascii="Times New Roman" w:hAnsi="Times New Roman" w:eastAsia="Times New Roman" w:cs="Times New Roman"/>
+        </w:rPr>
+        <w:t>）</w:t>
+      </w:r>
+      <w:r>
+        <w:rPr>
+          <w:rFonts w:hint="eastAsia" w:ascii="Times New Roman" w:hAnsi="Times New Roman" w:eastAsia="FangSong" w:cs="Times New Roman"/>
+        </w:rPr>
+        <w:t>苯的一氯一溴取代物种数为</w:t>
+      </w:r>
+      <w:r>
+        <w:rPr>
+          <w:rFonts w:hint="eastAsia" w:ascii="Times New Roman" w:hAnsi="Times New Roman" w:eastAsia="Times New Roman" w:cs="Times New Roman"/>
+        </w:rPr>
+        <w:t>（</w:t>
+      </w:r>
+      <w:r>
+        <w:rPr>
+          <w:rFonts w:ascii="Times New Roman" w:hAnsi="Times New Roman" w:eastAsia="Times New Roman" w:cs="Times New Roman"/>
+        </w:rPr>
+        <w:t xml:space="preserve"> </w:t>
+      </w:r>
+      <w:r>
+        <w:rPr>
+          <w:rFonts w:hint="eastAsia" w:ascii="Times New Roman" w:hAnsi="Times New Roman" w:eastAsia="Times New Roman" w:cs="Times New Roman"/>
+        </w:rPr>
+        <w:t xml:space="preserve">）。</w:t>
+      </w:r>
+    </w:p>
+    <w:p>
+      <w:pPr>
+        <w:pStyle w:val="FirstParagraph"/>
+        <w:spacing w:before="160" w:after="80"/>
+        <w:jc w:val="center"/>
+      </w:pPr>
+      <w:r>
+        <w:rPr>
+          <w:rFonts w:ascii="Times New Roman" w:hAnsi="Times New Roman" w:eastAsia="Times New Roman" w:cs="Times New Roman"/>
+        </w:rPr>
+        <w:drawing>
+          <wp:inline>
+            <wp:extent cx="3149600" cy="1104900"/>
+            <wp:effectExtent b="0" l="0" r="0" t="0"/>
+            <wp:docPr descr="" title="" id="188" name="Picture"/>
+            <a:graphic>
+              <a:graphicData uri="http://schemas.openxmlformats.org/drawingml/2006/picture">
+                <pic:pic>
+                  <pic:nvPicPr>
+                    <pic:cNvPr descr="0ce84702823eb29a22fbff890989973bca1bf41f3224c16f79bcc4aa4a0d25b6.jpg" id="189" name="Picture"/>
+                    <pic:cNvPicPr>
+                      <a:picLocks noChangeArrowheads="1" noChangeAspect="1"/>
+                    </pic:cNvPicPr>
+                  </pic:nvPicPr>
+                  <pic:blipFill>
+                    <a:blip r:embed="rId187"/>
+                    <a:stretch>
+                      <a:fillRect/>
+                    </a:stretch>
+                  </pic:blipFill>
+                  <pic:spPr bwMode="auto">
+                    <a:xfrm>
+                      <a:off x="0" y="0"/>
+                      <a:ext cx="3149600" cy="1104900"/>
+                    </a:xfrm>
+                    <a:prstGeom prst="rect">
+                      <a:avLst/>
+                    </a:prstGeom>
+                    <a:noFill/>
+                    <a:ln w="9525">
+                      <a:noFill/>
+                      <a:headEnd/>
+                      <a:tailEnd/>
+                    </a:ln>
+                  </pic:spPr>
+                </pic:pic>
+              </a:graphicData>
+            </a:graphic>
+          </wp:inline>
+        </w:drawing>
+      </w:r>
+    </w:p>
+    <w:p>
+      <w:pPr>
+        <w:pStyle w:val="BodyText"/>
+      </w:pPr>
+      <w:r>
+        <w:rPr>
+          <w:rFonts w:ascii="Times New Roman" w:hAnsi="Times New Roman" w:eastAsia="Times New Roman" w:cs="Times New Roman"/>
+        </w:rPr>
+        <w:t xml:space="preserve">A.</w:t>
+      </w:r>
+      <w:r>
+        <w:rPr>
+          <w:rFonts w:ascii="Times New Roman" w:hAnsi="Times New Roman" w:eastAsia="Times New Roman" w:cs="Times New Roman"/>
+        </w:rPr>
+        <w:t xml:space="preserve"> </w:t>
+      </w:r>
+      <m:oMath>
+        <m:oMathPr>
+          <m:ctrlPr>
+            <w:rPr>
+              <w:sz w:val="28"/>
+              <w:szCs w:val="28"/>
+            </w:rPr>
+          </m:ctrlPr>
+        </m:oMathPr>
+        <m:r>
+          <m:t>2</m:t>
+        </m:r>
+        <m:sSup>
+          <m:e>
+            <m:r>
+              <m:t>n</m:t>
+            </m:r>
+          </m:e>
+          <m:sup>
+            <m:r>
+              <m:t>2</m:t>
+            </m:r>
+          </m:sup>
+        </m:sSup>
+        <m:r>
+          <m:rPr>
+            <m:sty m:val="p"/>
+          </m:rPr>
+          <m:t>+</m:t>
+        </m:r>
+        <m:r>
+          <m:t>5</m:t>
+        </m:r>
+        <m:r>
+          <m:t>n</m:t>
+        </m:r>
+        <m:r>
+          <m:rPr>
+            <m:sty m:val="p"/>
+          </m:rPr>
+          <m:t>+</m:t>
+        </m:r>
+        <m:r>
+          <m:t>1</m:t>
+        </m:r>
+      </m:oMath>
+      <w:r>
+        <w:rPr>
+          <w:rFonts w:ascii="Times New Roman" w:hAnsi="Times New Roman" w:eastAsia="Times New Roman" w:cs="Times New Roman"/>
+        </w:rPr>
+        <w:t xml:space="preserve">　B.</w:t>
+      </w:r>
+      <w:r>
+        <w:rPr>
+          <w:rFonts w:ascii="Times New Roman" w:hAnsi="Times New Roman" w:eastAsia="Times New Roman" w:cs="Times New Roman"/>
+        </w:rPr>
+        <w:t xml:space="preserve"> </w:t>
+      </w:r>
+      <m:oMath>
+        <m:oMathPr>
+          <m:ctrlPr>
+            <w:rPr>
+              <w:sz w:val="28"/>
+              <w:szCs w:val="28"/>
+            </w:rPr>
+          </m:ctrlPr>
+        </m:oMathPr>
+        <m:sSup>
+          <m:e>
+            <m:r>
+              <m:t>n</m:t>
+            </m:r>
+          </m:e>
+          <m:sup>
+            <m:r>
+              <m:t>2</m:t>
+            </m:r>
+          </m:sup>
+        </m:sSup>
+        <m:r>
+          <m:rPr>
+            <m:sty m:val="p"/>
+          </m:rPr>
+          <m:t>+</m:t>
+        </m:r>
+        <m:r>
+          <m:t>7</m:t>
+        </m:r>
+        <m:r>
+          <m:t>n</m:t>
+        </m:r>
+        <m:r>
+          <m:rPr>
+            <m:sty m:val="p"/>
+          </m:rPr>
+          <m:t>+</m:t>
+        </m:r>
+        <m:r>
+          <m:t>1</m:t>
+        </m:r>
+      </m:oMath>
+      <w:r>
+        <w:rPr>
+          <w:rFonts w:ascii="Times New Roman" w:hAnsi="Times New Roman" w:eastAsia="Times New Roman" w:cs="Times New Roman"/>
+        </w:rPr>
+        <w:t xml:space="preserve">　C.</w:t>
+      </w:r>
+      <w:r>
+        <w:rPr>
+          <w:rFonts w:ascii="Times New Roman" w:hAnsi="Times New Roman" w:eastAsia="Times New Roman" w:cs="Times New Roman"/>
+        </w:rPr>
+        <w:t xml:space="preserve"> </w:t>
+      </w:r>
+      <m:oMath>
+        <m:oMathPr>
+          <m:ctrlPr>
+            <w:rPr>
+              <w:sz w:val="28"/>
+              <w:szCs w:val="28"/>
+            </w:rPr>
+          </m:ctrlPr>
+        </m:oMathPr>
+        <m:r>
+          <m:t>4</m:t>
+        </m:r>
+        <m:sSup>
+          <m:e>
+            <m:r>
+              <m:t>n</m:t>
+            </m:r>
+          </m:e>
+          <m:sup>
+            <m:r>
+              <m:t>2</m:t>
+            </m:r>
+          </m:sup>
+        </m:sSup>
+        <m:r>
+          <m:rPr>
+            <m:sty m:val="p"/>
+          </m:rPr>
+          <m:t>+</m:t>
+        </m:r>
+        <m:r>
+          <m:t>n</m:t>
+        </m:r>
+        <m:r>
+          <m:rPr>
+            <m:sty m:val="p"/>
+          </m:rPr>
+          <m:t>+</m:t>
+        </m:r>
+        <m:r>
+          <m:t>1</m:t>
+        </m:r>
+      </m:oMath>
+      <w:r>
+        <w:rPr>
+          <w:rFonts w:ascii="Times New Roman" w:hAnsi="Times New Roman" w:eastAsia="Times New Roman" w:cs="Times New Roman"/>
+        </w:rPr>
+        <w:t xml:space="preserve">　D.</w:t>
+      </w:r>
+      <w:r>
+        <w:rPr>
+          <w:rFonts w:ascii="Times New Roman" w:hAnsi="Times New Roman" w:eastAsia="Times New Roman" w:cs="Times New Roman"/>
+        </w:rPr>
+        <w:t xml:space="preserve"> </w:t>
+      </w:r>
+      <m:oMath>
+        <m:oMathPr>
+          <m:ctrlPr>
+            <w:rPr>
+              <w:sz w:val="28"/>
+              <w:szCs w:val="28"/>
+            </w:rPr>
+          </m:ctrlPr>
+        </m:oMathPr>
+        <m:r>
+          <m:t>3</m:t>
+        </m:r>
+        <m:sSup>
+          <m:e>
+            <m:r>
+              <m:t>n</m:t>
+            </m:r>
+          </m:e>
+          <m:sup>
+            <m:r>
+              <m:t>2</m:t>
+            </m:r>
+          </m:sup>
+        </m:sSup>
+        <m:r>
+          <m:rPr>
+            <m:sty m:val="p"/>
+          </m:rPr>
+          <m:t>+</m:t>
+        </m:r>
+        <m:r>
+          <m:t>3</m:t>
+        </m:r>
+        <m:r>
+          <m:t>n</m:t>
+        </m:r>
+        <m:r>
+          <m:rPr>
+            <m:sty m:val="p"/>
+          </m:rPr>
+          <m:t>+</m:t>
+        </m:r>
+        <m:r>
+          <m:t>1</m:t>
+        </m:r>
+      </m:oMath>
+    </w:p>
+    <w:p>
+      <w:pPr>
+        <w:spacing w:before="160" w:after="80"/>
+      </w:pPr>
+      <w:r>
+        <w:pict>
+          <v:rect style="width:0;height:1.5pt" o:hralign="center" o:hrstd="t" o:hr="t"/>
+        </w:pict>
+      </w:r>
+    </w:p>
+    <w:bookmarkEnd w:id="190"/>
+    <w:bookmarkStart w:id="194" w:name="丁二烯加成产物判断第29届初赛"/>
+    <w:p>
+      <w:pPr>
+        <w:pStyle w:val="Heading2"/>
+        <w:spacing w:before="280" w:after="80"/>
+        <w:keepNext/>
+      </w:pPr>
+      <w:r>
+        <w:rPr>
+          <w:rFonts w:ascii="Times New Roman" w:hAnsi="Times New Roman" w:eastAsia="Times New Roman" w:cs="Times New Roman"/>
+        </w:rPr>
+        <w:t xml:space="preserve">1.33 </w:t>
       </w:r>
       <w:r>
         <w:rPr>
@@ -14549,18 +15005,18 @@
           <wp:inline>
             <wp:extent cx="2870200" cy="927100"/>
             <wp:effectExtent b="0" l="0" r="0" t="0"/>
-            <wp:docPr descr="" title="" id="188" name="Picture"/>
+            <wp:docPr descr="" title="" id="192" name="Picture"/>
             <a:graphic>
               <a:graphicData uri="http://schemas.openxmlformats.org/drawingml/2006/picture">
                 <pic:pic>
                   <pic:nvPicPr>
-                    <pic:cNvPr descr="a6c54e3074fad7baa198deacf62e2c61a16d6f7c1ead1a7ffa829c3b00cbe4a2.jpg" id="189" name="Picture"/>
+                    <pic:cNvPr descr="a6c54e3074fad7baa198deacf62e2c61a16d6f7c1ead1a7ffa829c3b00cbe4a2.jpg" id="193" name="Picture"/>
                     <pic:cNvPicPr>
                       <a:picLocks noChangeArrowheads="1" noChangeAspect="1"/>
                     </pic:cNvPicPr>
                   </pic:nvPicPr>
                   <pic:blipFill>
-                    <a:blip r:embed="rId187"/>
+                    <a:blip r:embed="rId191"/>
                     <a:stretch>
                       <a:fillRect/>
                     </a:stretch>
@@ -14597,8 +15053,8 @@
         </w:pict>
       </w:r>
     </w:p>
-    <w:bookmarkEnd w:id="190"/>
-    <w:bookmarkStart w:id="191" w:name="毒芹碱结构推断第29届初赛"/>
+    <w:bookmarkEnd w:id="194"/>
+    <w:bookmarkStart w:id="195" w:name="毒芹碱结构推断第29届初赛"/>
     <w:p>
       <w:pPr>
         <w:pStyle w:val="Heading2"/>
@@ -14609,7 +15065,7 @@
         <w:rPr>
           <w:rFonts w:ascii="Times New Roman" w:hAnsi="Times New Roman" w:eastAsia="Times New Roman" w:cs="Times New Roman"/>
         </w:rPr>
-        <w:t xml:space="preserve">1.33 </w:t>
+        <w:t xml:space="preserve">1.34 </w:t>
       </w:r>
       <w:r>
         <w:rPr>
@@ -15075,8 +15531,8 @@
         </w:pict>
       </w:r>
     </w:p>
-    <w:bookmarkEnd w:id="191"/>
-    <w:bookmarkStart w:id="195" w:name="磷氧化合物中间体分子式第30届初赛"/>
+    <w:bookmarkEnd w:id="195"/>
+    <w:bookmarkStart w:id="199" w:name="磷氧化合物中间体分子式第30届初赛"/>
     <w:p>
       <w:pPr>
         <w:pStyle w:val="Heading2"/>
@@ -15087,7 +15543,7 @@
         <w:rPr>
           <w:rFonts w:ascii="Times New Roman" w:hAnsi="Times New Roman" w:eastAsia="Times New Roman" w:cs="Times New Roman"/>
         </w:rPr>
-        <w:t xml:space="preserve">1.34 </w:t>
+        <w:t xml:space="preserve">1.35 </w:t>
       </w:r>
       <w:r>
         <w:rPr>
@@ -15822,18 +16278,18 @@
           <wp:inline>
             <wp:extent cx="3479800" cy="2133600"/>
             <wp:effectExtent b="0" l="0" r="0" t="0"/>
-            <wp:docPr descr="" title="" id="193" name="Picture"/>
+            <wp:docPr descr="" title="" id="197" name="Picture"/>
             <a:graphic>
               <a:graphicData uri="http://schemas.openxmlformats.org/drawingml/2006/picture">
                 <pic:pic>
                   <pic:nvPicPr>
-                    <pic:cNvPr descr="615d7636456629560ef0e2e25dd07f7dd4b5eca2bcb80ec3c71352db149321d5.jpg" id="194" name="Picture"/>
+                    <pic:cNvPr descr="615d7636456629560ef0e2e25dd07f7dd4b5eca2bcb80ec3c71352db149321d5.jpg" id="198" name="Picture"/>
                     <pic:cNvPicPr>
                       <a:picLocks noChangeArrowheads="1" noChangeAspect="1"/>
                     </pic:cNvPicPr>
                   </pic:nvPicPr>
                   <pic:blipFill>
-                    <a:blip r:embed="rId192"/>
+                    <a:blip r:embed="rId196"/>
                     <a:stretch>
                       <a:fillRect/>
                     </a:stretch>
@@ -16005,8 +16461,8 @@
         </w:pict>
       </w:r>
     </w:p>
-    <w:bookmarkEnd w:id="195"/>
-    <w:bookmarkStart w:id="202" w:name="生物碱互变中间体a立体结构第30届初赛"/>
+    <w:bookmarkEnd w:id="199"/>
+    <w:bookmarkStart w:id="206" w:name="生物碱互变中间体a立体结构第30届初赛"/>
     <w:p>
       <w:pPr>
         <w:pStyle w:val="Heading2"/>
@@ -16017,7 +16473,7 @@
         <w:rPr>
           <w:rFonts w:ascii="Times New Roman" w:hAnsi="Times New Roman" w:eastAsia="Times New Roman" w:cs="Times New Roman"/>
         </w:rPr>
-        <w:t xml:space="preserve">1.35 </w:t>
+        <w:t xml:space="preserve">1.36 </w:t>
       </w:r>
       <w:r>
         <w:rPr>
@@ -16159,18 +16615,18 @@
           <wp:inline>
             <wp:extent cx="3600000" cy="793763"/>
             <wp:effectExtent b="0" l="0" r="0" t="0"/>
-            <wp:docPr descr="" title="" id="197" name="Picture"/>
+            <wp:docPr descr="" title="" id="201" name="Picture"/>
             <a:graphic>
               <a:graphicData uri="http://schemas.openxmlformats.org/drawingml/2006/picture">
                 <pic:pic>
                   <pic:nvPicPr>
-                    <pic:cNvPr descr="fcf1709002d06ed80bc477fc03b8cfd01fa1031e5740fd41edce9dc03e385b1f.jpg" id="198" name="Picture"/>
+                    <pic:cNvPr descr="fcf1709002d06ed80bc477fc03b8cfd01fa1031e5740fd41edce9dc03e385b1f.jpg" id="202" name="Picture"/>
                     <pic:cNvPicPr>
                       <a:picLocks noChangeArrowheads="1" noChangeAspect="1"/>
                     </pic:cNvPicPr>
                   </pic:nvPicPr>
                   <pic:blipFill>
-                    <a:blip r:embed="rId196"/>
+                    <a:blip r:embed="rId200"/>
                     <a:stretch>
                       <a:fillRect/>
                     </a:stretch>
@@ -16240,18 +16696,18 @@
           <wp:inline>
             <wp:extent cx="3600000" cy="619793"/>
             <wp:effectExtent b="0" l="0" r="0" t="0"/>
-            <wp:docPr descr="" title="" id="200" name="Picture"/>
+            <wp:docPr descr="" title="" id="204" name="Picture"/>
             <a:graphic>
               <a:graphicData uri="http://schemas.openxmlformats.org/drawingml/2006/picture">
                 <pic:pic>
                   <pic:nvPicPr>
-                    <pic:cNvPr descr="7ee46c2146de2b1174d83f1986daca1f6c70530b6394d4038cdc39bf5843282d.jpg" id="201" name="Picture"/>
+                    <pic:cNvPr descr="7ee46c2146de2b1174d83f1986daca1f6c70530b6394d4038cdc39bf5843282d.jpg" id="205" name="Picture"/>
                     <pic:cNvPicPr>
                       <a:picLocks noChangeArrowheads="1" noChangeAspect="1"/>
                     </pic:cNvPicPr>
                   </pic:nvPicPr>
                   <pic:blipFill>
-                    <a:blip r:embed="rId199"/>
+                    <a:blip r:embed="rId203"/>
                     <a:stretch>
                       <a:fillRect/>
                     </a:stretch>
@@ -16288,8 +16744,8 @@
         </w:pict>
       </w:r>
     </w:p>
-    <w:bookmarkEnd w:id="202"/>
-    <w:bookmarkStart w:id="206" w:name="b及几何异构体b1结构第30届初赛"/>
+    <w:bookmarkEnd w:id="206"/>
+    <w:bookmarkStart w:id="210" w:name="b及几何异构体b1结构第30届初赛"/>
     <w:p>
       <w:pPr>
         <w:pStyle w:val="Heading2"/>
@@ -16300,7 +16756,7 @@
         <w:rPr>
           <w:rFonts w:ascii="Times New Roman" w:hAnsi="Times New Roman" w:eastAsia="Times New Roman" w:cs="Times New Roman"/>
         </w:rPr>
-        <w:t xml:space="preserve">1.36 </w:t>
+        <w:t xml:space="preserve">1.37 </w:t>
       </w:r>
       <w:r>
         <w:rPr>
@@ -16690,18 +17146,18 @@
           <wp:inline>
             <wp:extent cx="3600000" cy="2149078"/>
             <wp:effectExtent b="0" l="0" r="0" t="0"/>
-            <wp:docPr descr="" title="" id="204" name="Picture"/>
+            <wp:docPr descr="" title="" id="208" name="Picture"/>
             <a:graphic>
               <a:graphicData uri="http://schemas.openxmlformats.org/drawingml/2006/picture">
                 <pic:pic>
                   <pic:nvPicPr>
-                    <pic:cNvPr descr="96f6851e00ad1151f3400a8712e097636e2d18c5845c792086cf40af583178a1.jpg" id="205" name="Picture"/>
+                    <pic:cNvPr descr="96f6851e00ad1151f3400a8712e097636e2d18c5845c792086cf40af583178a1.jpg" id="209" name="Picture"/>
                     <pic:cNvPicPr>
                       <a:picLocks noChangeArrowheads="1" noChangeAspect="1"/>
                     </pic:cNvPicPr>
                   </pic:nvPicPr>
                   <pic:blipFill>
-                    <a:blip r:embed="rId203"/>
+                    <a:blip r:embed="rId207"/>
                     <a:stretch>
                       <a:fillRect/>
                     </a:stretch>
@@ -17464,8 +17920,8 @@
         </w:pict>
       </w:r>
     </w:p>
-    <w:bookmarkEnd w:id="206"/>
-    <w:bookmarkStart w:id="216" w:name="化合物a到f结构简式第30届初赛"/>
+    <w:bookmarkEnd w:id="210"/>
+    <w:bookmarkStart w:id="220" w:name="化合物a到f结构简式第30届初赛"/>
     <w:p>
       <w:pPr>
         <w:pStyle w:val="Heading2"/>
@@ -17476,7 +17932,7 @@
         <w:rPr>
           <w:rFonts w:ascii="Times New Roman" w:hAnsi="Times New Roman" w:eastAsia="Times New Roman" w:cs="Times New Roman"/>
         </w:rPr>
-        <w:t xml:space="preserve">1.37 </w:t>
+        <w:t xml:space="preserve">1.38 </w:t>
       </w:r>
       <w:r>
         <w:rPr>
@@ -17582,18 +18038,18 @@
           <wp:inline>
             <wp:extent cx="3600000" cy="1274003"/>
             <wp:effectExtent b="0" l="0" r="0" t="0"/>
-            <wp:docPr descr="" title="" id="208" name="Picture"/>
+            <wp:docPr descr="" title="" id="212" name="Picture"/>
             <a:graphic>
               <a:graphicData uri="http://schemas.openxmlformats.org/drawingml/2006/picture">
                 <pic:pic>
                   <pic:nvPicPr>
-                    <pic:cNvPr descr="e55cc319ac27aaafb15dd9ab15e67af3993d58e74afa22644c4358b4fa91baaf.jpg" id="209" name="Picture"/>
+                    <pic:cNvPr descr="e55cc319ac27aaafb15dd9ab15e67af3993d58e74afa22644c4358b4fa91baaf.jpg" id="213" name="Picture"/>
                     <pic:cNvPicPr>
                       <a:picLocks noChangeArrowheads="1" noChangeAspect="1"/>
                     </pic:cNvPicPr>
                   </pic:nvPicPr>
                   <pic:blipFill>
-                    <a:blip r:embed="rId207"/>
+                    <a:blip r:embed="rId211"/>
                     <a:stretch>
                       <a:fillRect/>
                     </a:stretch>
@@ -17663,18 +18119,18 @@
           <wp:inline>
             <wp:extent cx="3600000" cy="916013"/>
             <wp:effectExtent b="0" l="0" r="0" t="0"/>
-            <wp:docPr descr="" title="" id="211" name="Picture"/>
+            <wp:docPr descr="" title="" id="215" name="Picture"/>
             <a:graphic>
               <a:graphicData uri="http://schemas.openxmlformats.org/drawingml/2006/picture">
                 <pic:pic>
                   <pic:nvPicPr>
-                    <pic:cNvPr descr="50957cc2d87a343c2a8079823e6079246f6cd560eb57d287ea881687f5ca7464.jpg" id="212" name="Picture"/>
+                    <pic:cNvPr descr="50957cc2d87a343c2a8079823e6079246f6cd560eb57d287ea881687f5ca7464.jpg" id="216" name="Picture"/>
                     <pic:cNvPicPr>
                       <a:picLocks noChangeArrowheads="1" noChangeAspect="1"/>
                     </pic:cNvPicPr>
                   </pic:nvPicPr>
                   <pic:blipFill>
-                    <a:blip r:embed="rId210"/>
+                    <a:blip r:embed="rId214"/>
                     <a:stretch>
                       <a:fillRect/>
                     </a:stretch>
@@ -17722,7 +18178,7 @@
       <w:pPr>
         <w:numPr>
           <w:ilvl w:val="0"/>
-          <w:numId w:val="1002"/>
+          <w:numId w:val="1003"/>
         </w:numPr>
       </w:pPr>
       <w:r>
@@ -17754,7 +18210,7 @@
       <w:pPr>
         <w:numPr>
           <w:ilvl w:val="0"/>
-          <w:numId w:val="1002"/>
+          <w:numId w:val="1003"/>
         </w:numPr>
       </w:pPr>
       <w:r>
@@ -17774,7 +18230,7 @@
       <w:pPr>
         <w:numPr>
           <w:ilvl w:val="0"/>
-          <w:numId w:val="1002"/>
+          <w:numId w:val="1003"/>
         </w:numPr>
       </w:pPr>
       <w:r>
@@ -17806,7 +18262,7 @@
       <w:pPr>
         <w:numPr>
           <w:ilvl w:val="0"/>
-          <w:numId w:val="1002"/>
+          <w:numId w:val="1003"/>
         </w:numPr>
       </w:pPr>
       <w:r>
@@ -17889,18 +18345,18 @@
           <wp:inline>
             <wp:extent cx="3600000" cy="924024"/>
             <wp:effectExtent b="0" l="0" r="0" t="0"/>
-            <wp:docPr descr="" title="" id="214" name="Picture"/>
+            <wp:docPr descr="" title="" id="218" name="Picture"/>
             <a:graphic>
               <a:graphicData uri="http://schemas.openxmlformats.org/drawingml/2006/picture">
                 <pic:pic>
                   <pic:nvPicPr>
-                    <pic:cNvPr descr="1e8efbf98d5c9e512c4023b7b4a3c9c461fce080f56573e2531f1bb40f318d26.jpg" id="215" name="Picture"/>
+                    <pic:cNvPr descr="1e8efbf98d5c9e512c4023b7b4a3c9c461fce080f56573e2531f1bb40f318d26.jpg" id="219" name="Picture"/>
                     <pic:cNvPicPr>
                       <a:picLocks noChangeArrowheads="1" noChangeAspect="1"/>
                     </pic:cNvPicPr>
                   </pic:nvPicPr>
                   <pic:blipFill>
-                    <a:blip r:embed="rId213"/>
+                    <a:blip r:embed="rId217"/>
                     <a:stretch>
                       <a:fillRect/>
                     </a:stretch>
@@ -18081,7 +18537,7 @@
       <w:pPr>
         <w:numPr>
           <w:ilvl w:val="0"/>
-          <w:numId w:val="1003"/>
+          <w:numId w:val="1004"/>
         </w:numPr>
       </w:pPr>
       <w:r>
@@ -18095,7 +18551,7 @@
       <w:pPr>
         <w:numPr>
           <w:ilvl w:val="0"/>
-          <w:numId w:val="1003"/>
+          <w:numId w:val="1004"/>
         </w:numPr>
       </w:pPr>
       <w:r>
@@ -18109,7 +18565,7 @@
       <w:pPr>
         <w:numPr>
           <w:ilvl w:val="0"/>
-          <w:numId w:val="1003"/>
+          <w:numId w:val="1004"/>
         </w:numPr>
       </w:pPr>
       <w:r>
@@ -18123,7 +18579,7 @@
       <w:pPr>
         <w:numPr>
           <w:ilvl w:val="0"/>
-          <w:numId w:val="1003"/>
+          <w:numId w:val="1004"/>
         </w:numPr>
       </w:pPr>
       <w:r>
@@ -18143,8 +18599,8 @@
         </w:pict>
       </w:r>
     </w:p>
-    <w:bookmarkEnd w:id="216"/>
-    <w:bookmarkStart w:id="226" w:name="化合物b结构简式第30届初赛"/>
+    <w:bookmarkEnd w:id="220"/>
+    <w:bookmarkStart w:id="230" w:name="化合物b结构简式第30届初赛"/>
     <w:p>
       <w:pPr>
         <w:pStyle w:val="Heading2"/>
@@ -18155,7 +18611,7 @@
         <w:rPr>
           <w:rFonts w:ascii="Times New Roman" w:hAnsi="Times New Roman" w:eastAsia="Times New Roman" w:cs="Times New Roman"/>
         </w:rPr>
-        <w:t xml:space="preserve">1.38 </w:t>
+        <w:t xml:space="preserve">1.39 </w:t>
       </w:r>
       <w:r>
         <w:rPr>
@@ -18243,18 +18699,18 @@
           <wp:inline>
             <wp:extent cx="3600000" cy="657220"/>
             <wp:effectExtent b="0" l="0" r="0" t="0"/>
-            <wp:docPr descr="" title="" id="218" name="Picture"/>
+            <wp:docPr descr="" title="" id="222" name="Picture"/>
             <a:graphic>
               <a:graphicData uri="http://schemas.openxmlformats.org/drawingml/2006/picture">
                 <pic:pic>
                   <pic:nvPicPr>
-                    <pic:cNvPr descr="442c5ce389181feb2d5e84105ef7741ec68e1fd7a4fec48c0be9fb454711113b.jpg" id="219" name="Picture"/>
+                    <pic:cNvPr descr="442c5ce389181feb2d5e84105ef7741ec68e1fd7a4fec48c0be9fb454711113b.jpg" id="223" name="Picture"/>
                     <pic:cNvPicPr>
                       <a:picLocks noChangeArrowheads="1" noChangeAspect="1"/>
                     </pic:cNvPicPr>
                   </pic:nvPicPr>
                   <pic:blipFill>
-                    <a:blip r:embed="rId217"/>
+                    <a:blip r:embed="rId221"/>
                     <a:stretch>
                       <a:fillRect/>
                     </a:stretch>
@@ -18760,18 +19216,18 @@
           <wp:inline>
             <wp:extent cx="3600000" cy="758098"/>
             <wp:effectExtent b="0" l="0" r="0" t="0"/>
-            <wp:docPr descr="" title="" id="221" name="Picture"/>
+            <wp:docPr descr="" title="" id="225" name="Picture"/>
             <a:graphic>
               <a:graphicData uri="http://schemas.openxmlformats.org/drawingml/2006/picture">
                 <pic:pic>
                   <pic:nvPicPr>
-                    <pic:cNvPr descr="7115870de9a58ab60b18904a3b381ee9afe4f306a749b1852d50dbce8a4816e6.jpg" id="222" name="Picture"/>
+                    <pic:cNvPr descr="7115870de9a58ab60b18904a3b381ee9afe4f306a749b1852d50dbce8a4816e6.jpg" id="226" name="Picture"/>
                     <pic:cNvPicPr>
                       <a:picLocks noChangeArrowheads="1" noChangeAspect="1"/>
                     </pic:cNvPicPr>
                   </pic:nvPicPr>
                   <pic:blipFill>
-                    <a:blip r:embed="rId220"/>
+                    <a:blip r:embed="rId224"/>
                     <a:stretch>
                       <a:fillRect/>
                     </a:stretch>
@@ -18936,18 +19392,18 @@
           <wp:inline>
             <wp:extent cx="3600000" cy="1474698"/>
             <wp:effectExtent b="0" l="0" r="0" t="0"/>
-            <wp:docPr descr="" title="" id="224" name="Picture"/>
+            <wp:docPr descr="" title="" id="228" name="Picture"/>
             <a:graphic>
               <a:graphicData uri="http://schemas.openxmlformats.org/drawingml/2006/picture">
                 <pic:pic>
                   <pic:nvPicPr>
-                    <pic:cNvPr descr="5db05a06fd6b82dcb58726e44a0113fac322ce8f54d936c9d47a199589e8d122.jpg" id="225" name="Picture"/>
+                    <pic:cNvPr descr="5db05a06fd6b82dcb58726e44a0113fac322ce8f54d936c9d47a199589e8d122.jpg" id="229" name="Picture"/>
                     <pic:cNvPicPr>
                       <a:picLocks noChangeArrowheads="1" noChangeAspect="1"/>
                     </pic:cNvPicPr>
                   </pic:nvPicPr>
                   <pic:blipFill>
-                    <a:blip r:embed="rId223"/>
+                    <a:blip r:embed="rId227"/>
                     <a:stretch>
                       <a:fillRect/>
                     </a:stretch>
@@ -19054,8 +19510,8 @@
         </w:pict>
       </w:r>
     </w:p>
-    <w:bookmarkEnd w:id="226"/>
-    <w:bookmarkStart w:id="245" w:name="邻位交叉效应解释第36届初赛第二场"/>
+    <w:bookmarkEnd w:id="230"/>
+    <w:bookmarkStart w:id="249" w:name="邻位交叉效应解释第36届初赛第二场"/>
     <w:p>
       <w:pPr>
         <w:pStyle w:val="Heading2"/>
@@ -19066,7 +19522,7 @@
         <w:rPr>
           <w:rFonts w:ascii="Times New Roman" w:hAnsi="Times New Roman" w:eastAsia="Times New Roman" w:cs="Times New Roman"/>
         </w:rPr>
-        <w:t xml:space="preserve">1.39 </w:t>
+        <w:t xml:space="preserve">1.40 </w:t>
       </w:r>
       <w:r>
         <w:rPr>
@@ -19208,18 +19664,18 @@
           <wp:inline>
             <wp:extent cx="3600000" cy="790489"/>
             <wp:effectExtent b="0" l="0" r="0" t="0"/>
-            <wp:docPr descr="" title="" id="228" name="Picture"/>
+            <wp:docPr descr="" title="" id="232" name="Picture"/>
             <a:graphic>
               <a:graphicData uri="http://schemas.openxmlformats.org/drawingml/2006/picture">
                 <pic:pic>
                   <pic:nvPicPr>
-                    <pic:cNvPr descr="690842a64252cc1d03d61801db19ec73b6d897b70b1cf942d06b84b0a8efee16.jpg" id="229" name="Picture"/>
+                    <pic:cNvPr descr="690842a64252cc1d03d61801db19ec73b6d897b70b1cf942d06b84b0a8efee16.jpg" id="233" name="Picture"/>
                     <pic:cNvPicPr>
                       <a:picLocks noChangeArrowheads="1" noChangeAspect="1"/>
                     </pic:cNvPicPr>
                   </pic:nvPicPr>
                   <pic:blipFill>
-                    <a:blip r:embed="rId227"/>
+                    <a:blip r:embed="rId231"/>
                     <a:stretch>
                       <a:fillRect/>
                     </a:stretch>
@@ -19385,18 +19841,18 @@
           <wp:inline>
             <wp:extent cx="3600000" cy="818542"/>
             <wp:effectExtent b="0" l="0" r="0" t="0"/>
-            <wp:docPr descr="" title="" id="231" name="Picture"/>
+            <wp:docPr descr="" title="" id="235" name="Picture"/>
             <a:graphic>
               <a:graphicData uri="http://schemas.openxmlformats.org/drawingml/2006/picture">
                 <pic:pic>
                   <pic:nvPicPr>
-                    <pic:cNvPr descr="f411ccacaa8496c261473e306a4a1556c3f746d29e68a8440081b18e0ecb220e.jpg" id="232" name="Picture"/>
+                    <pic:cNvPr descr="f411ccacaa8496c261473e306a4a1556c3f746d29e68a8440081b18e0ecb220e.jpg" id="236" name="Picture"/>
                     <pic:cNvPicPr>
                       <a:picLocks noChangeArrowheads="1" noChangeAspect="1"/>
                     </pic:cNvPicPr>
                   </pic:nvPicPr>
                   <pic:blipFill>
-                    <a:blip r:embed="rId230"/>
+                    <a:blip r:embed="rId234"/>
                     <a:stretch>
                       <a:fillRect/>
                     </a:stretch>
@@ -19786,18 +20242,18 @@
           <wp:inline>
             <wp:extent cx="3600000" cy="1452228"/>
             <wp:effectExtent b="0" l="0" r="0" t="0"/>
-            <wp:docPr descr="" title="" id="234" name="Picture"/>
+            <wp:docPr descr="" title="" id="238" name="Picture"/>
             <a:graphic>
               <a:graphicData uri="http://schemas.openxmlformats.org/drawingml/2006/picture">
                 <pic:pic>
                   <pic:nvPicPr>
-                    <pic:cNvPr descr="768d5405ea4e7c9d71d2b5a3f6a7e7c14dfa92d9727e26d9f55e8663956c9fa5.jpg" id="235" name="Picture"/>
+                    <pic:cNvPr descr="768d5405ea4e7c9d71d2b5a3f6a7e7c14dfa92d9727e26d9f55e8663956c9fa5.jpg" id="239" name="Picture"/>
                     <pic:cNvPicPr>
                       <a:picLocks noChangeArrowheads="1" noChangeAspect="1"/>
                     </pic:cNvPicPr>
                   </pic:nvPicPr>
                   <pic:blipFill>
-                    <a:blip r:embed="rId233"/>
+                    <a:blip r:embed="rId237"/>
                     <a:stretch>
                       <a:fillRect/>
                     </a:stretch>
@@ -19838,18 +20294,18 @@
           <wp:inline>
             <wp:extent cx="3600000" cy="1435536"/>
             <wp:effectExtent b="0" l="0" r="0" t="0"/>
-            <wp:docPr descr="" title="" id="237" name="Picture"/>
+            <wp:docPr descr="" title="" id="241" name="Picture"/>
             <a:graphic>
               <a:graphicData uri="http://schemas.openxmlformats.org/drawingml/2006/picture">
                 <pic:pic>
                   <pic:nvPicPr>
-                    <pic:cNvPr descr="d53055c75914a5b101eb39bb40dccdeabfc78a70babd3b5085012ece2e3008e3.jpg" id="238" name="Picture"/>
+                    <pic:cNvPr descr="d53055c75914a5b101eb39bb40dccdeabfc78a70babd3b5085012ece2e3008e3.jpg" id="242" name="Picture"/>
                     <pic:cNvPicPr>
                       <a:picLocks noChangeArrowheads="1" noChangeAspect="1"/>
                     </pic:cNvPicPr>
                   </pic:nvPicPr>
                   <pic:blipFill>
-                    <a:blip r:embed="rId236"/>
+                    <a:blip r:embed="rId240"/>
                     <a:stretch>
                       <a:fillRect/>
                     </a:stretch>
@@ -20033,18 +20489,18 @@
           <wp:inline>
             <wp:extent cx="3600000" cy="661728"/>
             <wp:effectExtent b="0" l="0" r="0" t="0"/>
-            <wp:docPr descr="" title="" id="240" name="Picture"/>
+            <wp:docPr descr="" title="" id="244" name="Picture"/>
             <a:graphic>
               <a:graphicData uri="http://schemas.openxmlformats.org/drawingml/2006/picture">
                 <pic:pic>
                   <pic:nvPicPr>
-                    <pic:cNvPr descr="b65445ac67d16f249fa18ee17b504153cc1caaf561655e0cbf6f2935cc48b645.jpg" id="241" name="Picture"/>
+                    <pic:cNvPr descr="b65445ac67d16f249fa18ee17b504153cc1caaf561655e0cbf6f2935cc48b645.jpg" id="245" name="Picture"/>
                     <pic:cNvPicPr>
                       <a:picLocks noChangeArrowheads="1" noChangeAspect="1"/>
                     </pic:cNvPicPr>
                   </pic:nvPicPr>
                   <pic:blipFill>
-                    <a:blip r:embed="rId239"/>
+                    <a:blip r:embed="rId243"/>
                     <a:stretch>
                       <a:fillRect/>
                     </a:stretch>
@@ -20192,18 +20648,18 @@
           <wp:inline>
             <wp:extent cx="3600000" cy="730019"/>
             <wp:effectExtent b="0" l="0" r="0" t="0"/>
-            <wp:docPr descr="" title="" id="243" name="Picture"/>
+            <wp:docPr descr="" title="" id="247" name="Picture"/>
             <a:graphic>
               <a:graphicData uri="http://schemas.openxmlformats.org/drawingml/2006/picture">
                 <pic:pic>
                   <pic:nvPicPr>
-                    <pic:cNvPr descr="c7a5fcfa1dced0377d3b78dfe2fb2603fe8c47bbc28c13d67139c2697cfb5a2a.jpg" id="244" name="Picture"/>
+                    <pic:cNvPr descr="c7a5fcfa1dced0377d3b78dfe2fb2603fe8c47bbc28c13d67139c2697cfb5a2a.jpg" id="248" name="Picture"/>
                     <pic:cNvPicPr>
                       <a:picLocks noChangeArrowheads="1" noChangeAspect="1"/>
                     </pic:cNvPicPr>
                   </pic:nvPicPr>
                   <pic:blipFill>
-                    <a:blip r:embed="rId242"/>
+                    <a:blip r:embed="rId246"/>
                     <a:stretch>
                       <a:fillRect/>
                     </a:stretch>
@@ -20240,8 +20696,8 @@
         </w:pict>
       </w:r>
     </w:p>
-    <w:bookmarkEnd w:id="245"/>
-    <w:bookmarkStart w:id="246" w:name="丙酮与六氟丙酮偶极矩第37届初赛"/>
+    <w:bookmarkEnd w:id="249"/>
+    <w:bookmarkStart w:id="250" w:name="丙酮与六氟丙酮偶极矩第37届初赛"/>
     <w:p>
       <w:pPr>
         <w:pStyle w:val="Heading2"/>
@@ -20252,7 +20708,7 @@
         <w:rPr>
           <w:rFonts w:ascii="Times New Roman" w:hAnsi="Times New Roman" w:eastAsia="Times New Roman" w:cs="Times New Roman"/>
         </w:rPr>
-        <w:t xml:space="preserve">1.40 </w:t>
+        <w:t xml:space="preserve">1.41 </w:t>
       </w:r>
       <w:r>
         <w:rPr>
@@ -20990,8 +21446,8 @@
         </w:pict>
       </w:r>
     </w:p>
-    <w:bookmarkEnd w:id="246"/>
-    <w:bookmarkStart w:id="292" w:name="酸性比较第38届初赛"/>
+    <w:bookmarkEnd w:id="250"/>
+    <w:bookmarkStart w:id="296" w:name="酸性比较第38届初赛"/>
     <w:p>
       <w:pPr>
         <w:pStyle w:val="Heading2"/>
@@ -21002,7 +21458,7 @@
         <w:rPr>
           <w:rFonts w:ascii="Times New Roman" w:hAnsi="Times New Roman" w:eastAsia="Times New Roman" w:cs="Times New Roman"/>
         </w:rPr>
-        <w:t xml:space="preserve">1.41 </w:t>
+        <w:t xml:space="preserve">1.42 </w:t>
       </w:r>
       <w:r>
         <w:rPr>
@@ -21078,18 +21534,18 @@
           <wp:inline>
             <wp:extent cx="1663700" cy="901700"/>
             <wp:effectExtent b="0" l="0" r="0" t="0"/>
-            <wp:docPr descr="" title="" id="248" name="Picture"/>
+            <wp:docPr descr="" title="" id="252" name="Picture"/>
             <a:graphic>
               <a:graphicData uri="http://schemas.openxmlformats.org/drawingml/2006/picture">
                 <pic:pic>
                   <pic:nvPicPr>
-                    <pic:cNvPr descr="55cf876d090942590666e665edaaf26621ed515c2a5364d50f78e6b4fb238af4.jpg" id="249" name="Picture"/>
+                    <pic:cNvPr descr="55cf876d090942590666e665edaaf26621ed515c2a5364d50f78e6b4fb238af4.jpg" id="253" name="Picture"/>
                     <pic:cNvPicPr>
                       <a:picLocks noChangeArrowheads="1" noChangeAspect="1"/>
                     </pic:cNvPicPr>
                   </pic:nvPicPr>
                   <pic:blipFill>
-                    <a:blip r:embed="rId247"/>
+                    <a:blip r:embed="rId251"/>
                     <a:stretch>
                       <a:fillRect/>
                     </a:stretch>
@@ -21142,18 +21598,18 @@
           <wp:inline>
             <wp:extent cx="1701800" cy="863600"/>
             <wp:effectExtent b="0" l="0" r="0" t="0"/>
-            <wp:docPr descr="" title="" id="251" name="Picture"/>
+            <wp:docPr descr="" title="" id="255" name="Picture"/>
             <a:graphic>
               <a:graphicData uri="http://schemas.openxmlformats.org/drawingml/2006/picture">
                 <pic:pic>
                   <pic:nvPicPr>
-                    <pic:cNvPr descr="b3f88b419719c1742822ee0f03c673cb8d734840b8a618cc208b2035fa6c36d2.jpg" id="252" name="Picture"/>
+                    <pic:cNvPr descr="b3f88b419719c1742822ee0f03c673cb8d734840b8a618cc208b2035fa6c36d2.jpg" id="256" name="Picture"/>
                     <pic:cNvPicPr>
                       <a:picLocks noChangeArrowheads="1" noChangeAspect="1"/>
                     </pic:cNvPicPr>
                   </pic:nvPicPr>
                   <pic:blipFill>
-                    <a:blip r:embed="rId250"/>
+                    <a:blip r:embed="rId254"/>
                     <a:stretch>
                       <a:fillRect/>
                     </a:stretch>
@@ -21206,18 +21662,18 @@
           <wp:inline>
             <wp:extent cx="2095500" cy="863600"/>
             <wp:effectExtent b="0" l="0" r="0" t="0"/>
-            <wp:docPr descr="" title="" id="254" name="Picture"/>
+            <wp:docPr descr="" title="" id="258" name="Picture"/>
             <a:graphic>
               <a:graphicData uri="http://schemas.openxmlformats.org/drawingml/2006/picture">
                 <pic:pic>
                   <pic:nvPicPr>
-                    <pic:cNvPr descr="3f2a7ce73cf778489697e304d71f1f84fdf337a189344df57938d11587420621.jpg" id="255" name="Picture"/>
+                    <pic:cNvPr descr="3f2a7ce73cf778489697e304d71f1f84fdf337a189344df57938d11587420621.jpg" id="259" name="Picture"/>
                     <pic:cNvPicPr>
                       <a:picLocks noChangeArrowheads="1" noChangeAspect="1"/>
                     </pic:cNvPicPr>
                   </pic:nvPicPr>
                   <pic:blipFill>
-                    <a:blip r:embed="rId253"/>
+                    <a:blip r:embed="rId257"/>
                     <a:stretch>
                       <a:fillRect/>
                     </a:stretch>
@@ -21270,18 +21726,18 @@
           <wp:inline>
             <wp:extent cx="2374900" cy="863600"/>
             <wp:effectExtent b="0" l="0" r="0" t="0"/>
-            <wp:docPr descr="" title="" id="257" name="Picture"/>
+            <wp:docPr descr="" title="" id="261" name="Picture"/>
             <a:graphic>
               <a:graphicData uri="http://schemas.openxmlformats.org/drawingml/2006/picture">
                 <pic:pic>
                   <pic:nvPicPr>
-                    <pic:cNvPr descr="f2c7f701e6aed406db5ea4c9f3a3956f0cb324e50cb1bd9db631cbd03f1c9030.jpg" id="258" name="Picture"/>
+                    <pic:cNvPr descr="f2c7f701e6aed406db5ea4c9f3a3956f0cb324e50cb1bd9db631cbd03f1c9030.jpg" id="262" name="Picture"/>
                     <pic:cNvPicPr>
                       <a:picLocks noChangeArrowheads="1" noChangeAspect="1"/>
                     </pic:cNvPicPr>
                   </pic:nvPicPr>
                   <pic:blipFill>
-                    <a:blip r:embed="rId256"/>
+                    <a:blip r:embed="rId260"/>
                     <a:stretch>
                       <a:fillRect/>
                     </a:stretch>
@@ -21373,18 +21829,18 @@
           <wp:inline>
             <wp:extent cx="2730500" cy="685800"/>
             <wp:effectExtent b="0" l="0" r="0" t="0"/>
-            <wp:docPr descr="" title="" id="260" name="Picture"/>
+            <wp:docPr descr="" title="" id="264" name="Picture"/>
             <a:graphic>
               <a:graphicData uri="http://schemas.openxmlformats.org/drawingml/2006/picture">
                 <pic:pic>
                   <pic:nvPicPr>
-                    <pic:cNvPr descr="d1595c24ad757363ee17770099b594a7b05c37854158ce061424f026163fbb80.jpg" id="261" name="Picture"/>
+                    <pic:cNvPr descr="d1595c24ad757363ee17770099b594a7b05c37854158ce061424f026163fbb80.jpg" id="265" name="Picture"/>
                     <pic:cNvPicPr>
                       <a:picLocks noChangeArrowheads="1" noChangeAspect="1"/>
                     </pic:cNvPicPr>
                   </pic:nvPicPr>
                   <pic:blipFill>
-                    <a:blip r:embed="rId259"/>
+                    <a:blip r:embed="rId263"/>
                     <a:stretch>
                       <a:fillRect/>
                     </a:stretch>
@@ -21425,18 +21881,18 @@
           <wp:inline>
             <wp:extent cx="2730500" cy="685800"/>
             <wp:effectExtent b="0" l="0" r="0" t="0"/>
-            <wp:docPr descr="" title="" id="263" name="Picture"/>
+            <wp:docPr descr="" title="" id="267" name="Picture"/>
             <a:graphic>
               <a:graphicData uri="http://schemas.openxmlformats.org/drawingml/2006/picture">
                 <pic:pic>
                   <pic:nvPicPr>
-                    <pic:cNvPr descr="d44fe61a6aa4701b23a349122a7e7a4de7bdc9fec24f4179508f5bde1a0a594a.jpg" id="264" name="Picture"/>
+                    <pic:cNvPr descr="d44fe61a6aa4701b23a349122a7e7a4de7bdc9fec24f4179508f5bde1a0a594a.jpg" id="268" name="Picture"/>
                     <pic:cNvPicPr>
                       <a:picLocks noChangeArrowheads="1" noChangeAspect="1"/>
                     </pic:cNvPicPr>
                   </pic:nvPicPr>
                   <pic:blipFill>
-                    <a:blip r:embed="rId262"/>
+                    <a:blip r:embed="rId266"/>
                     <a:stretch>
                       <a:fillRect/>
                     </a:stretch>
@@ -21477,18 +21933,18 @@
           <wp:inline>
             <wp:extent cx="1800000" cy="1230612"/>
             <wp:effectExtent b="0" l="0" r="0" t="0"/>
-            <wp:docPr descr="" title="" id="266" name="Picture"/>
+            <wp:docPr descr="" title="" id="270" name="Picture"/>
             <a:graphic>
               <a:graphicData uri="http://schemas.openxmlformats.org/drawingml/2006/picture">
                 <pic:pic>
                   <pic:nvPicPr>
-                    <pic:cNvPr descr="02fb6ef528e92acff2e9a6afd10b6afcaefbda026078de1701572ed0136131a2.jpg" id="267" name="Picture"/>
+                    <pic:cNvPr descr="02fb6ef528e92acff2e9a6afd10b6afcaefbda026078de1701572ed0136131a2.jpg" id="271" name="Picture"/>
                     <pic:cNvPicPr>
                       <a:picLocks noChangeArrowheads="1" noChangeAspect="1"/>
                     </pic:cNvPicPr>
                   </pic:nvPicPr>
                   <pic:blipFill>
-                    <a:blip r:embed="rId265"/>
+                    <a:blip r:embed="rId269"/>
                     <a:stretch>
                       <a:fillRect/>
                     </a:stretch>
@@ -21529,18 +21985,18 @@
           <wp:inline>
             <wp:extent cx="1816100" cy="850900"/>
             <wp:effectExtent b="0" l="0" r="0" t="0"/>
-            <wp:docPr descr="" title="" id="269" name="Picture"/>
+            <wp:docPr descr="" title="" id="273" name="Picture"/>
             <a:graphic>
               <a:graphicData uri="http://schemas.openxmlformats.org/drawingml/2006/picture">
                 <pic:pic>
                   <pic:nvPicPr>
-                    <pic:cNvPr descr="b93a4bede1d58561b0911fb4a990f2cd79c8fb6aa526d8e9f31b4d3dd8733e48.jpg" id="270" name="Picture"/>
+                    <pic:cNvPr descr="b93a4bede1d58561b0911fb4a990f2cd79c8fb6aa526d8e9f31b4d3dd8733e48.jpg" id="274" name="Picture"/>
                     <pic:cNvPicPr>
                       <a:picLocks noChangeArrowheads="1" noChangeAspect="1"/>
                     </pic:cNvPicPr>
                   </pic:nvPicPr>
                   <pic:blipFill>
-                    <a:blip r:embed="rId268"/>
+                    <a:blip r:embed="rId272"/>
                     <a:stretch>
                       <a:fillRect/>
                     </a:stretch>
@@ -21571,7 +22027,7 @@
       <w:pPr>
         <w:numPr>
           <w:ilvl w:val="0"/>
-          <w:numId w:val="1004"/>
+          <w:numId w:val="1005"/>
         </w:numPr>
       </w:pPr>
       <w:r>
@@ -21615,7 +22071,7 @@
       <w:pPr>
         <w:numPr>
           <w:ilvl w:val="0"/>
-          <w:numId w:val="1004"/>
+          <w:numId w:val="1005"/>
         </w:numPr>
       </w:pPr>
       <w:r>
@@ -21837,18 +22293,18 @@
           <wp:inline>
             <wp:extent cx="1498600" cy="1003300"/>
             <wp:effectExtent b="0" l="0" r="0" t="0"/>
-            <wp:docPr descr="" title="" id="272" name="Picture"/>
+            <wp:docPr descr="" title="" id="276" name="Picture"/>
             <a:graphic>
               <a:graphicData uri="http://schemas.openxmlformats.org/drawingml/2006/picture">
                 <pic:pic>
                   <pic:nvPicPr>
-                    <pic:cNvPr descr="1e793d7e5df9e5f4887d9b189d6c821128553288bac5f3ae96c9326a0bdc0d03.jpg" id="273" name="Picture"/>
+                    <pic:cNvPr descr="1e793d7e5df9e5f4887d9b189d6c821128553288bac5f3ae96c9326a0bdc0d03.jpg" id="277" name="Picture"/>
                     <pic:cNvPicPr>
                       <a:picLocks noChangeArrowheads="1" noChangeAspect="1"/>
                     </pic:cNvPicPr>
                   </pic:nvPicPr>
                   <pic:blipFill>
-                    <a:blip r:embed="rId271"/>
+                    <a:blip r:embed="rId275"/>
                     <a:stretch>
                       <a:fillRect/>
                     </a:stretch>
@@ -21913,18 +22369,18 @@
           <wp:inline>
             <wp:extent cx="1498600" cy="1041400"/>
             <wp:effectExtent b="0" l="0" r="0" t="0"/>
-            <wp:docPr descr="" title="" id="275" name="Picture"/>
+            <wp:docPr descr="" title="" id="279" name="Picture"/>
             <a:graphic>
               <a:graphicData uri="http://schemas.openxmlformats.org/drawingml/2006/picture">
                 <pic:pic>
                   <pic:nvPicPr>
-                    <pic:cNvPr descr="85e92a8f5595886944db02d86932ef03d5ce15ee0a8a1f1713ba19ca26b5335d.jpg" id="276" name="Picture"/>
+                    <pic:cNvPr descr="85e92a8f5595886944db02d86932ef03d5ce15ee0a8a1f1713ba19ca26b5335d.jpg" id="280" name="Picture"/>
                     <pic:cNvPicPr>
                       <a:picLocks noChangeArrowheads="1" noChangeAspect="1"/>
                     </pic:cNvPicPr>
                   </pic:nvPicPr>
                   <pic:blipFill>
-                    <a:blip r:embed="rId274"/>
+                    <a:blip r:embed="rId278"/>
                     <a:stretch>
                       <a:fillRect/>
                     </a:stretch>
@@ -21989,18 +22445,18 @@
           <wp:inline>
             <wp:extent cx="1800000" cy="1228846"/>
             <wp:effectExtent b="0" l="0" r="0" t="0"/>
-            <wp:docPr descr="" title="" id="278" name="Picture"/>
+            <wp:docPr descr="" title="" id="282" name="Picture"/>
             <a:graphic>
               <a:graphicData uri="http://schemas.openxmlformats.org/drawingml/2006/picture">
                 <pic:pic>
                   <pic:nvPicPr>
-                    <pic:cNvPr descr="a4dc2534fba420bbbce89f7b0fe103854aeff9430b565f4448b7d5a9936276a9.jpg" id="279" name="Picture"/>
+                    <pic:cNvPr descr="a4dc2534fba420bbbce89f7b0fe103854aeff9430b565f4448b7d5a9936276a9.jpg" id="283" name="Picture"/>
                     <pic:cNvPicPr>
                       <a:picLocks noChangeArrowheads="1" noChangeAspect="1"/>
                     </pic:cNvPicPr>
                   </pic:nvPicPr>
                   <pic:blipFill>
-                    <a:blip r:embed="rId277"/>
+                    <a:blip r:embed="rId281"/>
                     <a:stretch>
                       <a:fillRect/>
                     </a:stretch>
@@ -22065,18 +22521,18 @@
           <wp:inline>
             <wp:extent cx="1800000" cy="1265346"/>
             <wp:effectExtent b="0" l="0" r="0" t="0"/>
-            <wp:docPr descr="" title="" id="281" name="Picture"/>
+            <wp:docPr descr="" title="" id="285" name="Picture"/>
             <a:graphic>
               <a:graphicData uri="http://schemas.openxmlformats.org/drawingml/2006/picture">
                 <pic:pic>
                   <pic:nvPicPr>
-                    <pic:cNvPr descr="17701f02244d3df801b5cd683006ecc5c08da75623b5ece1b7dada39e754dc15.jpg" id="282" name="Picture"/>
+                    <pic:cNvPr descr="17701f02244d3df801b5cd683006ecc5c08da75623b5ece1b7dada39e754dc15.jpg" id="286" name="Picture"/>
                     <pic:cNvPicPr>
                       <a:picLocks noChangeArrowheads="1" noChangeAspect="1"/>
                     </pic:cNvPicPr>
                   </pic:nvPicPr>
                   <pic:blipFill>
-                    <a:blip r:embed="rId280"/>
+                    <a:blip r:embed="rId284"/>
                     <a:stretch>
                       <a:fillRect/>
                     </a:stretch>
@@ -22131,7 +22587,7 @@
       <w:pPr>
         <w:numPr>
           <w:ilvl w:val="0"/>
-          <w:numId w:val="1005"/>
+          <w:numId w:val="1006"/>
         </w:numPr>
       </w:pPr>
       <w:r>
@@ -22151,141 +22607,6 @@
           <w:rFonts w:hint="eastAsia" w:ascii="Times New Roman" w:hAnsi="Times New Roman" w:eastAsia="FangSong" w:cs="Times New Roman"/>
         </w:rPr>
         <w:t xml:space="preserve">形成的负离子稳定</w:t>
-      </w:r>
-    </w:p>
-    <w:p>
-      <w:pPr>
-        <w:numPr>
-          <w:ilvl w:val="0"/>
-          <w:numId w:val="1005"/>
-        </w:numPr>
-      </w:pPr>
-      <w:r>
-        <w:rPr>
-          <w:rFonts w:hint="eastAsia" w:ascii="Times New Roman" w:hAnsi="Times New Roman" w:eastAsia="FangSong" w:cs="Times New Roman"/>
-        </w:rPr>
-        <w:t xml:space="preserve">碳负离子孤对电子对</w:t>
-      </w:r>
-      <w:r>
-        <w:rPr>
-          <w:rFonts w:ascii="Times New Roman" w:hAnsi="Times New Roman" w:eastAsia="Times New Roman" w:cs="Times New Roman"/>
-        </w:rPr>
-        <w:t xml:space="preserve"> C-S </w:t>
-      </w:r>
-      <w:r>
-        <w:rPr>
-          <w:rFonts w:hint="eastAsia" w:ascii="Times New Roman" w:hAnsi="Times New Roman" w:eastAsia="FangSong" w:cs="Times New Roman"/>
-        </w:rPr>
-        <w:t xml:space="preserve">键反键轨道的超共轭效应比</w:t>
-      </w:r>
-      <w:r>
-        <w:rPr>
-          <w:rFonts w:ascii="Times New Roman" w:hAnsi="Times New Roman" w:eastAsia="Times New Roman" w:cs="Times New Roman"/>
-        </w:rPr>
-        <w:t xml:space="preserve"> C-N </w:t>
-      </w:r>
-      <w:r>
-        <w:rPr>
-          <w:rFonts w:hint="eastAsia" w:ascii="Times New Roman" w:hAnsi="Times New Roman" w:eastAsia="FangSong" w:cs="Times New Roman"/>
-        </w:rPr>
-        <w:t xml:space="preserve">键的强</w:t>
-      </w:r>
-    </w:p>
-    <w:p>
-      <w:pPr>
-        <w:numPr>
-          <w:ilvl w:val="0"/>
-          <w:numId w:val="1005"/>
-        </w:numPr>
-      </w:pPr>
-      <w:r>
-        <w:rPr>
-          <w:rFonts w:hint="eastAsia" w:ascii="Times New Roman" w:hAnsi="Times New Roman" w:eastAsia="FangSong" w:cs="Times New Roman"/>
-        </w:rPr>
-        <w:t xml:space="preserve">噻吩环的芳香性弱</w:t>
-      </w:r>
-    </w:p>
-    <w:p>
-      <w:pPr>
-        <w:numPr>
-          <w:ilvl w:val="0"/>
-          <w:numId w:val="1005"/>
-        </w:numPr>
-      </w:pPr>
-      <w:r>
-        <w:rPr>
-          <w:rFonts w:hint="eastAsia" w:ascii="Times New Roman" w:hAnsi="Times New Roman" w:eastAsia="FangSong" w:cs="Times New Roman"/>
-        </w:rPr>
-        <w:t xml:space="preserve">以上答案都不对</w:t>
-      </w:r>
-    </w:p>
-    <w:p>
-      <w:pPr>
-        <w:spacing w:before="160" w:after="80"/>
-      </w:pPr>
-      <w:r>
-        <w:pict>
-          <v:rect style="width:0;height:1.5pt" o:hralign="center" o:hrstd="t" o:hr="t"/>
-        </w:pict>
-      </w:r>
-    </w:p>
-    <w:p>
-      <w:pPr>
-        <w:pStyle w:val="FirstParagraph"/>
-      </w:pPr>
-      <w:r>
-        <w:rPr>
-          <w:rFonts w:hint="eastAsia" w:ascii="Times New Roman" w:hAnsi="Times New Roman" w:eastAsia="FangSong" w:cs="Times New Roman"/>
-        </w:rPr>
-        <w:t>氧原子的电负性大于硫</w:t>
-      </w:r>
-      <w:r>
-        <w:rPr>
-          <w:rFonts w:hint="eastAsia" w:ascii="Times New Roman" w:hAnsi="Times New Roman" w:eastAsia="Times New Roman" w:cs="Times New Roman"/>
-        </w:rPr>
-        <w:t>，</w:t>
-      </w:r>
-      <w:r>
-        <w:rPr>
-          <w:rFonts w:hint="eastAsia" w:ascii="Times New Roman" w:hAnsi="Times New Roman" w:eastAsia="FangSong" w:cs="Times New Roman"/>
-        </w:rPr>
-        <w:t>而化合物</w:t>
-      </w:r>
-      <w:r>
-        <w:rPr>
-          <w:rFonts w:ascii="Times New Roman" w:hAnsi="Times New Roman" w:eastAsia="Times New Roman" w:cs="Times New Roman"/>
-        </w:rPr>
-        <w:t xml:space="preserve"> 3 </w:t>
-      </w:r>
-      <w:r>
-        <w:rPr>
-          <w:rFonts w:hint="eastAsia" w:ascii="Times New Roman" w:hAnsi="Times New Roman" w:eastAsia="FangSong" w:cs="Times New Roman"/>
-        </w:rPr>
-        <w:t xml:space="preserve">的酸性却大于</w:t>
-      </w:r>
-      <w:r>
-        <w:rPr>
-          <w:rFonts w:ascii="Times New Roman" w:hAnsi="Times New Roman" w:eastAsia="Times New Roman" w:cs="Times New Roman"/>
-        </w:rPr>
-        <w:t xml:space="preserve"> </w:t>
-      </w:r>
-      <w:r>
-        <w:rPr>
-          <w:rFonts w:hint="eastAsia" w:ascii="Times New Roman" w:hAnsi="Times New Roman" w:eastAsia="Times New Roman" w:cs="Times New Roman"/>
-        </w:rPr>
-        <w:t>4，</w:t>
-      </w:r>
-      <w:r>
-        <w:rPr>
-          <w:rFonts w:hint="eastAsia" w:ascii="Times New Roman" w:hAnsi="Times New Roman" w:eastAsia="FangSong" w:cs="Times New Roman"/>
-        </w:rPr>
-        <w:t>其原因在于</w:t>
-      </w:r>
-      <w:r>
-        <w:rPr>
-          <w:rFonts w:hint="eastAsia" w:ascii="Times New Roman" w:hAnsi="Times New Roman" w:eastAsia="Times New Roman" w:cs="Times New Roman"/>
-        </w:rPr>
-        <w:t>：（）</w:t>
       </w:r>
     </w:p>
     <w:p>
@@ -22299,19 +22620,31 @@
         <w:rPr>
           <w:rFonts w:hint="eastAsia" w:ascii="Times New Roman" w:hAnsi="Times New Roman" w:eastAsia="FangSong" w:cs="Times New Roman"/>
         </w:rPr>
-        <w:t xml:space="preserve">化合物</w:t>
-      </w:r>
-      <w:r>
-        <w:rPr>
-          <w:rFonts w:ascii="Times New Roman" w:hAnsi="Times New Roman" w:eastAsia="Times New Roman" w:cs="Times New Roman"/>
-        </w:rPr>
-        <w:t xml:space="preserve"> 3 </w:t>
-      </w:r>
-      <w:r>
-        <w:rPr>
-          <w:rFonts w:hint="eastAsia" w:ascii="Times New Roman" w:hAnsi="Times New Roman" w:eastAsia="FangSong" w:cs="Times New Roman"/>
-        </w:rPr>
-        <w:t xml:space="preserve">形成的负离子稳定</w:t>
+        <w:t xml:space="preserve">碳负离子孤对电子对</w:t>
+      </w:r>
+      <w:r>
+        <w:rPr>
+          <w:rFonts w:ascii="Times New Roman" w:hAnsi="Times New Roman" w:eastAsia="Times New Roman" w:cs="Times New Roman"/>
+        </w:rPr>
+        <w:t xml:space="preserve"> C-S </w:t>
+      </w:r>
+      <w:r>
+        <w:rPr>
+          <w:rFonts w:hint="eastAsia" w:ascii="Times New Roman" w:hAnsi="Times New Roman" w:eastAsia="FangSong" w:cs="Times New Roman"/>
+        </w:rPr>
+        <w:t xml:space="preserve">键反键轨道的超共轭效应比</w:t>
+      </w:r>
+      <w:r>
+        <w:rPr>
+          <w:rFonts w:ascii="Times New Roman" w:hAnsi="Times New Roman" w:eastAsia="Times New Roman" w:cs="Times New Roman"/>
+        </w:rPr>
+        <w:t xml:space="preserve"> C-N </w:t>
+      </w:r>
+      <w:r>
+        <w:rPr>
+          <w:rFonts w:hint="eastAsia" w:ascii="Times New Roman" w:hAnsi="Times New Roman" w:eastAsia="FangSong" w:cs="Times New Roman"/>
+        </w:rPr>
+        <w:t xml:space="preserve">键的强</w:t>
       </w:r>
     </w:p>
     <w:p>
@@ -22325,43 +22658,7 @@
         <w:rPr>
           <w:rFonts w:hint="eastAsia" w:ascii="Times New Roman" w:hAnsi="Times New Roman" w:eastAsia="FangSong" w:cs="Times New Roman"/>
         </w:rPr>
-        <w:t xml:space="preserve">噻吩中</w:t>
-      </w:r>
-      <w:r>
-        <w:rPr>
-          <w:rFonts w:ascii="Times New Roman" w:hAnsi="Times New Roman" w:eastAsia="Times New Roman" w:cs="Times New Roman"/>
-        </w:rPr>
-        <w:t xml:space="preserve"> C2 </w:t>
-      </w:r>
-      <w:r>
-        <w:rPr>
-          <w:rFonts w:hint="eastAsia" w:ascii="Times New Roman" w:hAnsi="Times New Roman" w:eastAsia="FangSong" w:cs="Times New Roman"/>
-        </w:rPr>
-        <w:t xml:space="preserve">位的</w:t>
-      </w:r>
-      <w:r>
-        <w:rPr>
-          <w:rFonts w:ascii="Times New Roman" w:hAnsi="Times New Roman" w:eastAsia="Times New Roman" w:cs="Times New Roman"/>
-        </w:rPr>
-        <w:t xml:space="preserve"> C-H </w:t>
-      </w:r>
-      <w:r>
-        <w:rPr>
-          <w:rFonts w:hint="eastAsia" w:ascii="Times New Roman" w:hAnsi="Times New Roman" w:eastAsia="FangSong" w:cs="Times New Roman"/>
-        </w:rPr>
-        <w:t xml:space="preserve">键中</w:t>
-      </w:r>
-      <w:r>
-        <w:rPr>
-          <w:rFonts w:ascii="Times New Roman" w:hAnsi="Times New Roman" w:eastAsia="Times New Roman" w:cs="Times New Roman"/>
-        </w:rPr>
-        <w:t xml:space="preserve"> s </w:t>
-      </w:r>
-      <w:r>
-        <w:rPr>
-          <w:rFonts w:hint="eastAsia" w:ascii="Times New Roman" w:hAnsi="Times New Roman" w:eastAsia="FangSong" w:cs="Times New Roman"/>
-        </w:rPr>
-        <w:t xml:space="preserve">成分高</w:t>
+        <w:t xml:space="preserve">噻吩环的芳香性弱</w:t>
       </w:r>
     </w:p>
     <w:p>
@@ -22375,14 +22672,173 @@
         <w:rPr>
           <w:rFonts w:hint="eastAsia" w:ascii="Times New Roman" w:hAnsi="Times New Roman" w:eastAsia="FangSong" w:cs="Times New Roman"/>
         </w:rPr>
-        <w:t xml:space="preserve">噻吩环的吸电子作用更强</w:t>
+        <w:t xml:space="preserve">以上答案都不对</w:t>
+      </w:r>
+    </w:p>
+    <w:p>
+      <w:pPr>
+        <w:spacing w:before="160" w:after="80"/>
+      </w:pPr>
+      <w:r>
+        <w:pict>
+          <v:rect style="width:0;height:1.5pt" o:hralign="center" o:hrstd="t" o:hr="t"/>
+        </w:pict>
+      </w:r>
+    </w:p>
+    <w:p>
+      <w:pPr>
+        <w:pStyle w:val="FirstParagraph"/>
+      </w:pPr>
+      <w:r>
+        <w:rPr>
+          <w:rFonts w:hint="eastAsia" w:ascii="Times New Roman" w:hAnsi="Times New Roman" w:eastAsia="FangSong" w:cs="Times New Roman"/>
+        </w:rPr>
+        <w:t>氧原子的电负性大于硫</w:t>
+      </w:r>
+      <w:r>
+        <w:rPr>
+          <w:rFonts w:hint="eastAsia" w:ascii="Times New Roman" w:hAnsi="Times New Roman" w:eastAsia="Times New Roman" w:cs="Times New Roman"/>
+        </w:rPr>
+        <w:t>，</w:t>
+      </w:r>
+      <w:r>
+        <w:rPr>
+          <w:rFonts w:hint="eastAsia" w:ascii="Times New Roman" w:hAnsi="Times New Roman" w:eastAsia="FangSong" w:cs="Times New Roman"/>
+        </w:rPr>
+        <w:t>而化合物</w:t>
+      </w:r>
+      <w:r>
+        <w:rPr>
+          <w:rFonts w:ascii="Times New Roman" w:hAnsi="Times New Roman" w:eastAsia="Times New Roman" w:cs="Times New Roman"/>
+        </w:rPr>
+        <w:t xml:space="preserve"> 3 </w:t>
+      </w:r>
+      <w:r>
+        <w:rPr>
+          <w:rFonts w:hint="eastAsia" w:ascii="Times New Roman" w:hAnsi="Times New Roman" w:eastAsia="FangSong" w:cs="Times New Roman"/>
+        </w:rPr>
+        <w:t xml:space="preserve">的酸性却大于</w:t>
+      </w:r>
+      <w:r>
+        <w:rPr>
+          <w:rFonts w:ascii="Times New Roman" w:hAnsi="Times New Roman" w:eastAsia="Times New Roman" w:cs="Times New Roman"/>
+        </w:rPr>
+        <w:t xml:space="preserve"> </w:t>
+      </w:r>
+      <w:r>
+        <w:rPr>
+          <w:rFonts w:hint="eastAsia" w:ascii="Times New Roman" w:hAnsi="Times New Roman" w:eastAsia="Times New Roman" w:cs="Times New Roman"/>
+        </w:rPr>
+        <w:t>4，</w:t>
+      </w:r>
+      <w:r>
+        <w:rPr>
+          <w:rFonts w:hint="eastAsia" w:ascii="Times New Roman" w:hAnsi="Times New Roman" w:eastAsia="FangSong" w:cs="Times New Roman"/>
+        </w:rPr>
+        <w:t>其原因在于</w:t>
+      </w:r>
+      <w:r>
+        <w:rPr>
+          <w:rFonts w:hint="eastAsia" w:ascii="Times New Roman" w:hAnsi="Times New Roman" w:eastAsia="Times New Roman" w:cs="Times New Roman"/>
+        </w:rPr>
+        <w:t>：（）</w:t>
       </w:r>
     </w:p>
     <w:p>
       <w:pPr>
         <w:numPr>
           <w:ilvl w:val="0"/>
-          <w:numId w:val="1006"/>
+          <w:numId w:val="1007"/>
+        </w:numPr>
+      </w:pPr>
+      <w:r>
+        <w:rPr>
+          <w:rFonts w:hint="eastAsia" w:ascii="Times New Roman" w:hAnsi="Times New Roman" w:eastAsia="FangSong" w:cs="Times New Roman"/>
+        </w:rPr>
+        <w:t xml:space="preserve">化合物</w:t>
+      </w:r>
+      <w:r>
+        <w:rPr>
+          <w:rFonts w:ascii="Times New Roman" w:hAnsi="Times New Roman" w:eastAsia="Times New Roman" w:cs="Times New Roman"/>
+        </w:rPr>
+        <w:t xml:space="preserve"> 3 </w:t>
+      </w:r>
+      <w:r>
+        <w:rPr>
+          <w:rFonts w:hint="eastAsia" w:ascii="Times New Roman" w:hAnsi="Times New Roman" w:eastAsia="FangSong" w:cs="Times New Roman"/>
+        </w:rPr>
+        <w:t xml:space="preserve">形成的负离子稳定</w:t>
+      </w:r>
+    </w:p>
+    <w:p>
+      <w:pPr>
+        <w:numPr>
+          <w:ilvl w:val="0"/>
+          <w:numId w:val="1007"/>
+        </w:numPr>
+      </w:pPr>
+      <w:r>
+        <w:rPr>
+          <w:rFonts w:hint="eastAsia" w:ascii="Times New Roman" w:hAnsi="Times New Roman" w:eastAsia="FangSong" w:cs="Times New Roman"/>
+        </w:rPr>
+        <w:t xml:space="preserve">噻吩中</w:t>
+      </w:r>
+      <w:r>
+        <w:rPr>
+          <w:rFonts w:ascii="Times New Roman" w:hAnsi="Times New Roman" w:eastAsia="Times New Roman" w:cs="Times New Roman"/>
+        </w:rPr>
+        <w:t xml:space="preserve"> C2 </w:t>
+      </w:r>
+      <w:r>
+        <w:rPr>
+          <w:rFonts w:hint="eastAsia" w:ascii="Times New Roman" w:hAnsi="Times New Roman" w:eastAsia="FangSong" w:cs="Times New Roman"/>
+        </w:rPr>
+        <w:t xml:space="preserve">位的</w:t>
+      </w:r>
+      <w:r>
+        <w:rPr>
+          <w:rFonts w:ascii="Times New Roman" w:hAnsi="Times New Roman" w:eastAsia="Times New Roman" w:cs="Times New Roman"/>
+        </w:rPr>
+        <w:t xml:space="preserve"> C-H </w:t>
+      </w:r>
+      <w:r>
+        <w:rPr>
+          <w:rFonts w:hint="eastAsia" w:ascii="Times New Roman" w:hAnsi="Times New Roman" w:eastAsia="FangSong" w:cs="Times New Roman"/>
+        </w:rPr>
+        <w:t xml:space="preserve">键中</w:t>
+      </w:r>
+      <w:r>
+        <w:rPr>
+          <w:rFonts w:ascii="Times New Roman" w:hAnsi="Times New Roman" w:eastAsia="Times New Roman" w:cs="Times New Roman"/>
+        </w:rPr>
+        <w:t xml:space="preserve"> s </w:t>
+      </w:r>
+      <w:r>
+        <w:rPr>
+          <w:rFonts w:hint="eastAsia" w:ascii="Times New Roman" w:hAnsi="Times New Roman" w:eastAsia="FangSong" w:cs="Times New Roman"/>
+        </w:rPr>
+        <w:t xml:space="preserve">成分高</w:t>
+      </w:r>
+    </w:p>
+    <w:p>
+      <w:pPr>
+        <w:numPr>
+          <w:ilvl w:val="0"/>
+          <w:numId w:val="1007"/>
+        </w:numPr>
+      </w:pPr>
+      <w:r>
+        <w:rPr>
+          <w:rFonts w:hint="eastAsia" w:ascii="Times New Roman" w:hAnsi="Times New Roman" w:eastAsia="FangSong" w:cs="Times New Roman"/>
+        </w:rPr>
+        <w:t xml:space="preserve">噻吩环的吸电子作用更强</w:t>
+      </w:r>
+    </w:p>
+    <w:p>
+      <w:pPr>
+        <w:numPr>
+          <w:ilvl w:val="0"/>
+          <w:numId w:val="1007"/>
         </w:numPr>
       </w:pPr>
       <w:r>
@@ -22486,18 +22942,18 @@
           <wp:inline>
             <wp:extent cx="1800000" cy="1367307"/>
             <wp:effectExtent b="0" l="0" r="0" t="0"/>
-            <wp:docPr descr="" title="" id="284" name="Picture"/>
+            <wp:docPr descr="" title="" id="288" name="Picture"/>
             <a:graphic>
               <a:graphicData uri="http://schemas.openxmlformats.org/drawingml/2006/picture">
                 <pic:pic>
                   <pic:nvPicPr>
-                    <pic:cNvPr descr="65ef9571f8c615e319f5074f5f2ad64f72457e586e61267c0638e4892a6788cd.jpg" id="285" name="Picture"/>
+                    <pic:cNvPr descr="65ef9571f8c615e319f5074f5f2ad64f72457e586e61267c0638e4892a6788cd.jpg" id="289" name="Picture"/>
                     <pic:cNvPicPr>
                       <a:picLocks noChangeArrowheads="1" noChangeAspect="1"/>
                     </pic:cNvPicPr>
                   </pic:nvPicPr>
                   <pic:blipFill>
-                    <a:blip r:embed="rId283"/>
+                    <a:blip r:embed="rId287"/>
                     <a:stretch>
                       <a:fillRect/>
                     </a:stretch>
@@ -22552,7 +23008,7 @@
       <w:pPr>
         <w:numPr>
           <w:ilvl w:val="0"/>
-          <w:numId w:val="1007"/>
+          <w:numId w:val="1008"/>
         </w:numPr>
       </w:pPr>
       <w:r>
@@ -22590,7 +23046,7 @@
       <w:pPr>
         <w:numPr>
           <w:ilvl w:val="0"/>
-          <w:numId w:val="1007"/>
+          <w:numId w:val="1008"/>
         </w:numPr>
       </w:pPr>
       <w:r>
@@ -22628,7 +23084,7 @@
       <w:pPr>
         <w:numPr>
           <w:ilvl w:val="0"/>
-          <w:numId w:val="1007"/>
+          <w:numId w:val="1008"/>
         </w:numPr>
       </w:pPr>
       <w:r>
@@ -22695,7 +23151,7 @@
       <w:pPr>
         <w:numPr>
           <w:ilvl w:val="0"/>
-          <w:numId w:val="1007"/>
+          <w:numId w:val="1008"/>
         </w:numPr>
       </w:pPr>
       <w:r>
@@ -22778,7 +23234,7 @@
       <w:pPr>
         <w:numPr>
           <w:ilvl w:val="0"/>
-          <w:numId w:val="1008"/>
+          <w:numId w:val="1009"/>
         </w:numPr>
       </w:pPr>
       <w:r>
@@ -22822,7 +23278,7 @@
       <w:pPr>
         <w:numPr>
           <w:ilvl w:val="0"/>
-          <w:numId w:val="1008"/>
+          <w:numId w:val="1009"/>
         </w:numPr>
       </w:pPr>
       <w:r>
@@ -22969,18 +23425,18 @@
           <wp:inline>
             <wp:extent cx="3600000" cy="1173259"/>
             <wp:effectExtent b="0" l="0" r="0" t="0"/>
-            <wp:docPr descr="" title="" id="287" name="Picture"/>
+            <wp:docPr descr="" title="" id="291" name="Picture"/>
             <a:graphic>
               <a:graphicData uri="http://schemas.openxmlformats.org/drawingml/2006/picture">
                 <pic:pic>
                   <pic:nvPicPr>
-                    <pic:cNvPr descr="cf338b560e475df06ecc323e1101b27c8c7f6e3cf5d618e1aa6d01991ebbc0ed.jpg" id="288" name="Picture"/>
+                    <pic:cNvPr descr="cf338b560e475df06ecc323e1101b27c8c7f6e3cf5d618e1aa6d01991ebbc0ed.jpg" id="292" name="Picture"/>
                     <pic:cNvPicPr>
                       <a:picLocks noChangeArrowheads="1" noChangeAspect="1"/>
                     </pic:cNvPicPr>
                   </pic:nvPicPr>
                   <pic:blipFill>
-                    <a:blip r:embed="rId286"/>
+                    <a:blip r:embed="rId290"/>
                     <a:stretch>
                       <a:fillRect/>
                     </a:stretch>
@@ -23033,18 +23489,18 @@
           <wp:inline>
             <wp:extent cx="3600000" cy="1162921"/>
             <wp:effectExtent b="0" l="0" r="0" t="0"/>
-            <wp:docPr descr="" title="" id="290" name="Picture"/>
+            <wp:docPr descr="" title="" id="294" name="Picture"/>
             <a:graphic>
               <a:graphicData uri="http://schemas.openxmlformats.org/drawingml/2006/picture">
                 <pic:pic>
                   <pic:nvPicPr>
-                    <pic:cNvPr descr="a9abcbaf6750ce3483643f6e78351758ef73b167ceb42a5dac2a6db40ccbed35.jpg" id="291" name="Picture"/>
+                    <pic:cNvPr descr="a9abcbaf6750ce3483643f6e78351758ef73b167ceb42a5dac2a6db40ccbed35.jpg" id="295" name="Picture"/>
                     <pic:cNvPicPr>
                       <a:picLocks noChangeArrowheads="1" noChangeAspect="1"/>
                     </pic:cNvPicPr>
                   </pic:nvPicPr>
                   <pic:blipFill>
-                    <a:blip r:embed="rId289"/>
+                    <a:blip r:embed="rId293"/>
                     <a:stretch>
                       <a:fillRect/>
                     </a:stretch>
@@ -23087,7 +23543,7 @@
       <w:pPr>
         <w:numPr>
           <w:ilvl w:val="0"/>
-          <w:numId w:val="1009"/>
+          <w:numId w:val="1010"/>
         </w:numPr>
       </w:pPr>
       <w:r>
@@ -23113,7 +23569,7 @@
       <w:pPr>
         <w:numPr>
           <w:ilvl w:val="0"/>
-          <w:numId w:val="1009"/>
+          <w:numId w:val="1010"/>
         </w:numPr>
       </w:pPr>
       <w:r>
@@ -23139,7 +23595,7 @@
       <w:pPr>
         <w:numPr>
           <w:ilvl w:val="0"/>
-          <w:numId w:val="1009"/>
+          <w:numId w:val="1010"/>
         </w:numPr>
       </w:pPr>
       <w:r>
@@ -23571,8 +24027,8 @@
         </w:pict>
       </w:r>
     </w:p>
-    <w:bookmarkEnd w:id="292"/>
-    <w:bookmarkStart w:id="299" w:name="n₅的合成与结构第39届初赛"/>
+    <w:bookmarkEnd w:id="296"/>
+    <w:bookmarkStart w:id="303" w:name="n₅的合成与结构第39届初赛"/>
     <w:p>
       <w:pPr>
         <w:pStyle w:val="Heading2"/>
@@ -23583,7 +24039,7 @@
         <w:rPr>
           <w:rFonts w:ascii="Times New Roman" w:hAnsi="Times New Roman" w:eastAsia="Times New Roman" w:cs="Times New Roman"/>
         </w:rPr>
-        <w:t xml:space="preserve">1.42 </w:t>
+        <w:t xml:space="preserve">1.43 </w:t>
       </w:r>
       <w:r>
         <w:rPr>
@@ -25376,18 +25832,18 @@
           <wp:inline>
             <wp:extent cx="3240000" cy="2914838"/>
             <wp:effectExtent b="0" l="0" r="0" t="0"/>
-            <wp:docPr descr="" title="" id="294" name="Picture"/>
+            <wp:docPr descr="" title="" id="298" name="Picture"/>
             <a:graphic>
               <a:graphicData uri="http://schemas.openxmlformats.org/drawingml/2006/picture">
                 <pic:pic>
                   <pic:nvPicPr>
-                    <pic:cNvPr descr="3f97c278d3045d4a18b1549008e400832ca18508c284e3b6c62434e87edd7839.jpg" id="295" name="Picture"/>
+                    <pic:cNvPr descr="3f97c278d3045d4a18b1549008e400832ca18508c284e3b6c62434e87edd7839.jpg" id="299" name="Picture"/>
                     <pic:cNvPicPr>
                       <a:picLocks noChangeArrowheads="1" noChangeAspect="1"/>
                     </pic:cNvPicPr>
                   </pic:nvPicPr>
                   <pic:blipFill>
-                    <a:blip r:embed="rId293"/>
+                    <a:blip r:embed="rId297"/>
                     <a:stretch>
                       <a:fillRect/>
                     </a:stretch>
@@ -25428,18 +25884,18 @@
           <wp:inline>
             <wp:extent cx="3240000" cy="4285714"/>
             <wp:effectExtent b="0" l="0" r="0" t="0"/>
-            <wp:docPr descr="" title="" id="297" name="Picture"/>
+            <wp:docPr descr="" title="" id="301" name="Picture"/>
             <a:graphic>
               <a:graphicData uri="http://schemas.openxmlformats.org/drawingml/2006/picture">
                 <pic:pic>
                   <pic:nvPicPr>
-                    <pic:cNvPr descr="38ce6a6b649cc3cf6df159b9c20adfe32d6aec335ad38cf7826e7b0d42342ca3.jpg" id="298" name="Picture"/>
+                    <pic:cNvPr descr="38ce6a6b649cc3cf6df159b9c20adfe32d6aec335ad38cf7826e7b0d42342ca3.jpg" id="302" name="Picture"/>
                     <pic:cNvPicPr>
                       <a:picLocks noChangeArrowheads="1" noChangeAspect="1"/>
                     </pic:cNvPicPr>
                   </pic:nvPicPr>
                   <pic:blipFill>
-                    <a:blip r:embed="rId296"/>
+                    <a:blip r:embed="rId300"/>
                     <a:stretch>
                       <a:fillRect/>
                     </a:stretch>
@@ -25836,8 +26292,8 @@
         </w:pict>
       </w:r>
     </w:p>
-    <w:bookmarkEnd w:id="299"/>
-    <w:bookmarkStart w:id="303" w:name="ch35-p9-不稳定阴离子异构化abx-nmr"/>
+    <w:bookmarkEnd w:id="303"/>
+    <w:bookmarkStart w:id="307" w:name="ch35-p9-不稳定阴离子异构化abx-nmr"/>
     <w:p>
       <w:pPr>
         <w:pStyle w:val="Heading2"/>
@@ -25848,7 +26304,7 @@
         <w:rPr>
           <w:rFonts w:ascii="Times New Roman" w:hAnsi="Times New Roman" w:eastAsia="Times New Roman" w:cs="Times New Roman"/>
         </w:rPr>
-        <w:t xml:space="preserve">1.43 </w:t>
+        <w:t xml:space="preserve">1.44 </w:t>
       </w:r>
       <w:r>
         <w:rPr>
@@ -26191,18 +26647,18 @@
           <wp:inline>
             <wp:extent cx="3600000" cy="738170"/>
             <wp:effectExtent b="0" l="0" r="0" t="0"/>
-            <wp:docPr descr="" title="" id="301" name="Picture"/>
+            <wp:docPr descr="" title="" id="305" name="Picture"/>
             <a:graphic>
               <a:graphicData uri="http://schemas.openxmlformats.org/drawingml/2006/picture">
                 <pic:pic>
                   <pic:nvPicPr>
-                    <pic:cNvPr descr="921b2e51ea6f75dc45c2603ae0bc9412643f986a7f3b960b875635180f4eb290.jpg" id="302" name="Picture"/>
+                    <pic:cNvPr descr="921b2e51ea6f75dc45c2603ae0bc9412643f986a7f3b960b875635180f4eb290.jpg" id="306" name="Picture"/>
                     <pic:cNvPicPr>
                       <a:picLocks noChangeArrowheads="1" noChangeAspect="1"/>
                     </pic:cNvPicPr>
                   </pic:nvPicPr>
                   <pic:blipFill>
-                    <a:blip r:embed="rId300"/>
+                    <a:blip r:embed="rId304"/>
                     <a:stretch>
                       <a:fillRect/>
                     </a:stretch>
@@ -26305,8 +26761,8 @@
         </w:pict>
       </w:r>
     </w:p>
-    <w:bookmarkEnd w:id="303"/>
-    <w:bookmarkStart w:id="307" w:name="ch18-p14-frustulosin含炔抗生素结构最终挑战"/>
+    <w:bookmarkEnd w:id="307"/>
+    <w:bookmarkStart w:id="311" w:name="ch18-p14-frustulosin含炔抗生素结构最终挑战"/>
     <w:p>
       <w:pPr>
         <w:pStyle w:val="Heading2"/>
@@ -26317,7 +26773,7 @@
         <w:rPr>
           <w:rFonts w:ascii="Times New Roman" w:hAnsi="Times New Roman" w:eastAsia="Times New Roman" w:cs="Times New Roman"/>
         </w:rPr>
-        <w:t xml:space="preserve">1.44 </w:t>
+        <w:t xml:space="preserve">1.45 </w:t>
       </w:r>
       <w:r>
         <w:rPr>
@@ -26815,18 +27271,18 @@
           <wp:inline>
             <wp:extent cx="3600000" cy="1163414"/>
             <wp:effectExtent b="0" l="0" r="0" t="0"/>
-            <wp:docPr descr="" title="" id="305" name="Picture"/>
+            <wp:docPr descr="" title="" id="309" name="Picture"/>
             <a:graphic>
               <a:graphicData uri="http://schemas.openxmlformats.org/drawingml/2006/picture">
                 <pic:pic>
                   <pic:nvPicPr>
-                    <pic:cNvPr descr="8923d0e1d186a455453a704119fb912a516fa96f45917c3458886a62a66ba46a.jpg" id="306" name="Picture"/>
+                    <pic:cNvPr descr="8923d0e1d186a455453a704119fb912a516fa96f45917c3458886a62a66ba46a.jpg" id="310" name="Picture"/>
                     <pic:cNvPicPr>
                       <a:picLocks noChangeArrowheads="1" noChangeAspect="1"/>
                     </pic:cNvPicPr>
                   </pic:nvPicPr>
                   <pic:blipFill>
-                    <a:blip r:embed="rId304"/>
+                    <a:blip r:embed="rId308"/>
                     <a:stretch>
                       <a:fillRect/>
                     </a:stretch>
@@ -26977,8 +27433,8 @@
         </w:pict>
       </w:r>
     </w:p>
-    <w:bookmarkEnd w:id="307"/>
-    <w:bookmarkStart w:id="308" w:name="vilsmeier试剂共振式第25届初赛"/>
+    <w:bookmarkEnd w:id="311"/>
+    <w:bookmarkStart w:id="312" w:name="二分册-l10对例1-2000全国初赛新化合物x"/>
     <w:p>
       <w:pPr>
         <w:pStyle w:val="Heading2"/>
@@ -26989,49 +27445,43 @@
         <w:rPr>
           <w:rFonts w:ascii="Times New Roman" w:hAnsi="Times New Roman" w:eastAsia="Times New Roman" w:cs="Times New Roman"/>
         </w:rPr>
-        <w:t xml:space="preserve">1.45 </w:t>
-      </w:r>
-      <w:r>
-        <w:rPr>
-          <w:rFonts w:hint="eastAsia" w:ascii="Times New Roman" w:hAnsi="Times New Roman" w:eastAsia="Times New Roman" w:cs="Times New Roman"/>
-        </w:rPr>
-        <w:t>Vilsmeier</w:t>
+        <w:t xml:space="preserve">1.46 </w:t>
       </w:r>
       <w:r>
         <w:rPr>
           <w:rFonts w:hint="eastAsia" w:ascii="Times New Roman" w:hAnsi="Times New Roman" w:eastAsia="SimHei" w:cs="Times New Roman"/>
         </w:rPr>
-        <w:t>试剂共振式</w:t>
-      </w:r>
-      <w:r>
-        <w:rPr>
-          <w:rFonts w:hint="eastAsia" w:ascii="Times New Roman" w:hAnsi="Times New Roman" w:eastAsia="Times New Roman" w:cs="Times New Roman"/>
-        </w:rPr>
-        <w:t>（</w:t>
+        <w:t>二分册</w:t>
+      </w:r>
+      <w:r>
+        <w:rPr>
+          <w:rFonts w:hint="eastAsia" w:ascii="Times New Roman" w:hAnsi="Times New Roman" w:eastAsia="Times New Roman" w:cs="Times New Roman"/>
+        </w:rPr>
+        <w:t>-L10</w:t>
       </w:r>
       <w:r>
         <w:rPr>
           <w:rFonts w:hint="eastAsia" w:ascii="Times New Roman" w:hAnsi="Times New Roman" w:eastAsia="SimHei" w:cs="Times New Roman"/>
         </w:rPr>
-        <w:t>第</w:t>
-      </w:r>
-      <w:r>
-        <w:rPr>
-          <w:rFonts w:hint="eastAsia" w:ascii="Times New Roman" w:hAnsi="Times New Roman" w:eastAsia="Times New Roman" w:cs="Times New Roman"/>
-        </w:rPr>
-        <w:t>25</w:t>
+        <w:t>对例</w:t>
+      </w:r>
+      <w:r>
+        <w:rPr>
+          <w:rFonts w:hint="eastAsia" w:ascii="Times New Roman" w:hAnsi="Times New Roman" w:eastAsia="Times New Roman" w:cs="Times New Roman"/>
+        </w:rPr>
+        <w:t>1-2000</w:t>
       </w:r>
       <w:r>
         <w:rPr>
           <w:rFonts w:hint="eastAsia" w:ascii="Times New Roman" w:hAnsi="Times New Roman" w:eastAsia="SimHei" w:cs="Times New Roman"/>
         </w:rPr>
-        <w:t>届初赛</w:t>
-      </w:r>
-      <w:r>
-        <w:rPr>
-          <w:rFonts w:hint="eastAsia" w:ascii="Times New Roman" w:hAnsi="Times New Roman" w:eastAsia="Times New Roman" w:cs="Times New Roman"/>
-        </w:rPr>
-        <w:t>）</w:t>
+        <w:t>全国初赛新化合物</w:t>
+      </w:r>
+      <w:r>
+        <w:rPr>
+          <w:rFonts w:hint="eastAsia" w:ascii="Times New Roman" w:hAnsi="Times New Roman" w:eastAsia="Times New Roman" w:cs="Times New Roman"/>
+        </w:rPr>
+        <w:t>X</w:t>
       </w:r>
     </w:p>
     <w:p>
@@ -27040,21 +27490,75 @@
       </w:pPr>
       <w:r>
         <w:rPr>
-          <w:rFonts w:hint="eastAsia" w:ascii="Times New Roman" w:hAnsi="Times New Roman" w:eastAsia="FangSong" w:cs="Times New Roman"/>
-        </w:rPr>
-        <w:t xml:space="preserve">用共振式表示</w:t>
-      </w:r>
-      <w:r>
-        <w:rPr>
-          <w:rFonts w:ascii="Times New Roman" w:hAnsi="Times New Roman" w:eastAsia="Times New Roman" w:cs="Times New Roman"/>
-        </w:rPr>
-        <w:t xml:space="preserve"> Vilsmeier </w:t>
-      </w:r>
-      <w:r>
-        <w:rPr>
-          <w:rFonts w:hint="eastAsia" w:ascii="Times New Roman" w:hAnsi="Times New Roman" w:eastAsia="FangSong" w:cs="Times New Roman"/>
-        </w:rPr>
-        <w:t>试剂正离子</w:t>
+          <w:rFonts w:hint="eastAsia" w:ascii="Times New Roman" w:hAnsi="Times New Roman" w:eastAsia="Times New Roman" w:cs="Times New Roman"/>
+        </w:rPr>
+        <w:t>【</w:t>
+      </w:r>
+      <w:r>
+        <w:rPr>
+          <w:rFonts w:hint="eastAsia" w:ascii="Times New Roman" w:hAnsi="Times New Roman" w:eastAsia="FangSong" w:cs="Times New Roman"/>
+        </w:rPr>
+        <w:t>例</w:t>
+      </w:r>
+      <w:r>
+        <w:rPr>
+          <w:rFonts w:hint="eastAsia" w:ascii="Times New Roman" w:hAnsi="Times New Roman" w:eastAsia="Times New Roman" w:cs="Times New Roman"/>
+        </w:rPr>
+        <w:t>1】（2000</w:t>
+      </w:r>
+      <w:r>
+        <w:rPr>
+          <w:rFonts w:ascii="Times New Roman" w:hAnsi="Times New Roman" w:eastAsia="Times New Roman" w:cs="Times New Roman"/>
+        </w:rPr>
+        <w:t xml:space="preserve"> </w:t>
+      </w:r>
+      <w:r>
+        <w:rPr>
+          <w:rFonts w:hint="eastAsia" w:ascii="Times New Roman" w:hAnsi="Times New Roman" w:eastAsia="FangSong" w:cs="Times New Roman"/>
+        </w:rPr>
+        <w:t>年全国初赛</w:t>
+      </w:r>
+      <w:r>
+        <w:rPr>
+          <w:rFonts w:hint="eastAsia" w:ascii="Times New Roman" w:hAnsi="Times New Roman" w:eastAsia="Times New Roman" w:cs="Times New Roman"/>
+        </w:rPr>
+        <w:t>）1999</w:t>
+      </w:r>
+      <w:r>
+        <w:rPr>
+          <w:rFonts w:ascii="Times New Roman" w:hAnsi="Times New Roman" w:eastAsia="Times New Roman" w:cs="Times New Roman"/>
+        </w:rPr>
+        <w:t xml:space="preserve"> </w:t>
+      </w:r>
+      <w:r>
+        <w:rPr>
+          <w:rFonts w:hint="eastAsia" w:ascii="Times New Roman" w:hAnsi="Times New Roman" w:eastAsia="FangSong" w:cs="Times New Roman"/>
+        </w:rPr>
+        <w:t>年合成了一种新化合物</w:t>
+      </w:r>
+      <w:r>
+        <w:rPr>
+          <w:rFonts w:hint="eastAsia" w:ascii="Times New Roman" w:hAnsi="Times New Roman" w:eastAsia="Times New Roman" w:cs="Times New Roman"/>
+        </w:rPr>
+        <w:t>，</w:t>
+      </w:r>
+      <w:r>
+        <w:rPr>
+          <w:rFonts w:hint="eastAsia" w:ascii="Times New Roman" w:hAnsi="Times New Roman" w:eastAsia="FangSong" w:cs="Times New Roman"/>
+        </w:rPr>
+        <w:t>本题用</w:t>
+      </w:r>
+      <w:r>
+        <w:rPr>
+          <w:rFonts w:ascii="Times New Roman" w:hAnsi="Times New Roman" w:eastAsia="Times New Roman" w:cs="Times New Roman"/>
+        </w:rPr>
+        <w:t xml:space="preserve"> X </w:t>
+      </w:r>
+      <w:r>
+        <w:rPr>
+          <w:rFonts w:hint="eastAsia" w:ascii="Times New Roman" w:hAnsi="Times New Roman" w:eastAsia="FangSong" w:cs="Times New Roman"/>
+        </w:rPr>
+        <w:t>为代号</w:t>
       </w:r>
       <w:r>
         <w:rPr>
@@ -27062,17 +27566,65 @@
         </w:rPr>
         <w:t>。</w:t>
       </w:r>
-    </w:p>
-    <w:p>
-      <w:pPr>
-        <w:pStyle w:val="BodyText"/>
-      </w:pPr>
-      <w:r>
-        <w:rPr>
-          <w:rFonts w:hint="eastAsia" w:ascii="Times New Roman" w:hAnsi="Times New Roman" w:eastAsia="FangSong" w:cs="Times New Roman"/>
-        </w:rPr>
-        <w:t>由甲氧基苯转化为对甲氧基苯甲醛的过程中</w:t>
-      </w:r>
+      <w:r>
+        <w:rPr>
+          <w:rFonts w:hint="eastAsia" w:ascii="Times New Roman" w:hAnsi="Times New Roman" w:eastAsia="FangSong" w:cs="Times New Roman"/>
+        </w:rPr>
+        <w:t>用现代物理方法测得</w:t>
+      </w:r>
+      <w:r>
+        <w:rPr>
+          <w:rFonts w:ascii="Times New Roman" w:hAnsi="Times New Roman" w:eastAsia="Times New Roman" w:cs="Times New Roman"/>
+        </w:rPr>
+        <w:t xml:space="preserve"> X </w:t>
+      </w:r>
+      <w:r>
+        <w:rPr>
+          <w:rFonts w:hint="eastAsia" w:ascii="Times New Roman" w:hAnsi="Times New Roman" w:eastAsia="FangSong" w:cs="Times New Roman"/>
+        </w:rPr>
+        <w:t xml:space="preserve">的相对分子质量为</w:t>
+      </w:r>
+      <w:r>
+        <w:rPr>
+          <w:rFonts w:ascii="Times New Roman" w:hAnsi="Times New Roman" w:eastAsia="Times New Roman" w:cs="Times New Roman"/>
+        </w:rPr>
+        <w:t xml:space="preserve"> </w:t>
+      </w:r>
+      <w:r>
+        <w:rPr>
+          <w:rFonts w:hint="eastAsia" w:ascii="Times New Roman" w:hAnsi="Times New Roman" w:eastAsia="Times New Roman" w:cs="Times New Roman"/>
+        </w:rPr>
+        <w:t xml:space="preserve">64；X</w:t>
+      </w:r>
+      <w:r>
+        <w:rPr>
+          <w:rFonts w:ascii="Times New Roman" w:hAnsi="Times New Roman" w:eastAsia="Times New Roman" w:cs="Times New Roman"/>
+        </w:rPr>
+        <w:t xml:space="preserve"> </w:t>
+      </w:r>
+      <w:r>
+        <w:rPr>
+          <w:rFonts w:hint="eastAsia" w:ascii="Times New Roman" w:hAnsi="Times New Roman" w:eastAsia="FangSong" w:cs="Times New Roman"/>
+        </w:rPr>
+        <w:t xml:space="preserve">含碳</w:t>
+      </w:r>
+      <w:r>
+        <w:rPr>
+          <w:rFonts w:ascii="Times New Roman" w:hAnsi="Times New Roman" w:eastAsia="Times New Roman" w:cs="Times New Roman"/>
+        </w:rPr>
+        <w:t xml:space="preserve"> </w:t>
+      </w:r>
+      <m:oMath>
+        <m:r>
+          <m:t>93.8</m:t>
+        </m:r>
+        <m:r>
+          <m:rPr>
+            <m:sty m:val="p"/>
+          </m:rPr>
+          <m:t>%</m:t>
+        </m:r>
+      </m:oMath>
       <w:r>
         <w:rPr>
           <w:rFonts w:hint="eastAsia" w:ascii="Times New Roman" w:hAnsi="Times New Roman" w:eastAsia="Times New Roman" w:cs="Times New Roman"/>
@@ -27083,67 +27635,248 @@
         <w:rPr>
           <w:rFonts w:hint="eastAsia" w:ascii="Times New Roman" w:hAnsi="Times New Roman" w:eastAsia="FangSong" w:cs="Times New Roman"/>
         </w:rPr>
-        <w:t>需经历以下步骤</w:t>
-      </w:r>
-      <w:r>
-        <w:rPr>
-          <w:rFonts w:hint="eastAsia" w:ascii="Times New Roman" w:hAnsi="Times New Roman" w:eastAsia="Times New Roman" w:cs="Times New Roman"/>
-        </w:rPr>
-        <w:t>：(1)</w:t>
-      </w:r>
-      <w:r>
-        <w:rPr>
-          <w:rFonts w:hint="eastAsia" w:ascii="Times New Roman" w:hAnsi="Times New Roman" w:eastAsia="FangSong" w:cs="Times New Roman"/>
-        </w:rPr>
-        <w:t>芳香亲电取代</w:t>
-      </w:r>
-      <w:r>
-        <w:rPr>
-          <w:rFonts w:hint="eastAsia" w:ascii="Times New Roman" w:hAnsi="Times New Roman" w:eastAsia="Times New Roman" w:cs="Times New Roman"/>
-        </w:rPr>
-        <w:t>；(2)</w:t>
-      </w:r>
-      <w:r>
-        <w:rPr>
-          <w:rFonts w:hint="eastAsia" w:ascii="Times New Roman" w:hAnsi="Times New Roman" w:eastAsia="FangSong" w:cs="Times New Roman"/>
-        </w:rPr>
-        <w:t>分子内亲核取代</w:t>
-      </w:r>
-      <w:r>
-        <w:rPr>
-          <w:rFonts w:hint="eastAsia" w:ascii="Times New Roman" w:hAnsi="Times New Roman" w:eastAsia="Times New Roman" w:cs="Times New Roman"/>
-        </w:rPr>
-        <w:t>；(3)</w:t>
-      </w:r>
-      <w:r>
-        <w:rPr>
-          <w:rFonts w:hint="eastAsia" w:ascii="Times New Roman" w:hAnsi="Times New Roman" w:eastAsia="FangSong" w:cs="Times New Roman"/>
-        </w:rPr>
-        <w:t>亲核加成</w:t>
-      </w:r>
-      <w:r>
-        <w:rPr>
-          <w:rFonts w:hint="eastAsia" w:ascii="Times New Roman" w:hAnsi="Times New Roman" w:eastAsia="Times New Roman" w:cs="Times New Roman"/>
-        </w:rPr>
-        <w:t>；(4)</w:t>
-      </w:r>
-      <w:r>
-        <w:rPr>
-          <w:rFonts w:hint="eastAsia" w:ascii="Times New Roman" w:hAnsi="Times New Roman" w:eastAsia="FangSong" w:cs="Times New Roman"/>
-        </w:rPr>
-        <w:t>质子转移</w:t>
-      </w:r>
-      <w:r>
-        <w:rPr>
-          <w:rFonts w:hint="eastAsia" w:ascii="Times New Roman" w:hAnsi="Times New Roman" w:eastAsia="Times New Roman" w:cs="Times New Roman"/>
-        </w:rPr>
-        <w:t>；(5)</w:t>
-      </w:r>
-      <w:r>
-        <w:rPr>
-          <w:rFonts w:hint="eastAsia" w:ascii="Times New Roman" w:hAnsi="Times New Roman" w:eastAsia="FangSong" w:cs="Times New Roman"/>
-        </w:rPr>
-        <w:t>消除</w:t>
+        <w:t>含氢</w:t>
+      </w:r>
+      <w:r>
+        <w:rPr>
+          <w:rFonts w:ascii="Times New Roman" w:hAnsi="Times New Roman" w:eastAsia="Times New Roman" w:cs="Times New Roman"/>
+        </w:rPr>
+        <w:t xml:space="preserve"> </w:t>
+      </w:r>
+      <m:oMath>
+        <m:r>
+          <m:t>6.2</m:t>
+        </m:r>
+        <m:r>
+          <m:rPr>
+            <m:sty m:val="p"/>
+          </m:rPr>
+          <m:t>%</m:t>
+        </m:r>
+      </m:oMath>
+      <w:r>
+        <w:rPr>
+          <w:rFonts w:hint="eastAsia" w:ascii="Times New Roman" w:hAnsi="Times New Roman" w:eastAsia="Times New Roman" w:cs="Times New Roman"/>
+        </w:rPr>
+        <w:t xml:space="preserve">；X</w:t>
+      </w:r>
+      <w:r>
+        <w:rPr>
+          <w:rFonts w:ascii="Times New Roman" w:hAnsi="Times New Roman" w:eastAsia="Times New Roman" w:cs="Times New Roman"/>
+        </w:rPr>
+        <w:t xml:space="preserve"> </w:t>
+      </w:r>
+      <w:r>
+        <w:rPr>
+          <w:rFonts w:hint="eastAsia" w:ascii="Times New Roman" w:hAnsi="Times New Roman" w:eastAsia="FangSong" w:cs="Times New Roman"/>
+        </w:rPr>
+        <w:t xml:space="preserve">分子中有</w:t>
+      </w:r>
+      <w:r>
+        <w:rPr>
+          <w:rFonts w:ascii="Times New Roman" w:hAnsi="Times New Roman" w:eastAsia="Times New Roman" w:cs="Times New Roman"/>
+        </w:rPr>
+        <w:t xml:space="preserve"> 3 </w:t>
+      </w:r>
+      <w:r>
+        <w:rPr>
+          <w:rFonts w:hint="eastAsia" w:ascii="Times New Roman" w:hAnsi="Times New Roman" w:eastAsia="FangSong" w:cs="Times New Roman"/>
+        </w:rPr>
+        <w:t xml:space="preserve">种化学环境不同的氢原子和</w:t>
+      </w:r>
+      <w:r>
+        <w:rPr>
+          <w:rFonts w:ascii="Times New Roman" w:hAnsi="Times New Roman" w:eastAsia="Times New Roman" w:cs="Times New Roman"/>
+        </w:rPr>
+        <w:t xml:space="preserve"> 4 </w:t>
+      </w:r>
+      <w:r>
+        <w:rPr>
+          <w:rFonts w:hint="eastAsia" w:ascii="Times New Roman" w:hAnsi="Times New Roman" w:eastAsia="FangSong" w:cs="Times New Roman"/>
+        </w:rPr>
+        <w:t>种化学环境不同的碳原子</w:t>
+      </w:r>
+      <w:r>
+        <w:rPr>
+          <w:rFonts w:hint="eastAsia" w:ascii="Times New Roman" w:hAnsi="Times New Roman" w:eastAsia="Times New Roman" w:cs="Times New Roman"/>
+        </w:rPr>
+        <w:t>；X</w:t>
+      </w:r>
+      <w:r>
+        <w:rPr>
+          <w:rFonts w:ascii="Times New Roman" w:hAnsi="Times New Roman" w:eastAsia="Times New Roman" w:cs="Times New Roman"/>
+        </w:rPr>
+        <w:t xml:space="preserve"> </w:t>
+      </w:r>
+      <w:r>
+        <w:rPr>
+          <w:rFonts w:hint="eastAsia" w:ascii="Times New Roman" w:hAnsi="Times New Roman" w:eastAsia="FangSong" w:cs="Times New Roman"/>
+        </w:rPr>
+        <w:t xml:space="preserve">分子中同时存在</w:t>
+      </w:r>
+      <w:r>
+        <w:rPr>
+          <w:rFonts w:ascii="Times New Roman" w:hAnsi="Times New Roman" w:eastAsia="Times New Roman" w:cs="Times New Roman"/>
+        </w:rPr>
+        <w:t xml:space="preserve"> C—C、</w:t>
+      </w:r>
+      <m:oMath>
+        <m:r>
+          <m:rPr>
+            <m:sty m:val="p"/>
+          </m:rPr>
+          <m:t>C</m:t>
+        </m:r>
+        <m:r>
+          <m:rPr>
+            <m:sty m:val="p"/>
+          </m:rPr>
+          <m:t>=</m:t>
+        </m:r>
+        <m:r>
+          <m:rPr>
+            <m:sty m:val="p"/>
+          </m:rPr>
+          <m:t>C</m:t>
+        </m:r>
+      </m:oMath>
+      <w:r>
+        <w:rPr>
+          <w:rFonts w:ascii="Times New Roman" w:hAnsi="Times New Roman" w:eastAsia="Times New Roman" w:cs="Times New Roman"/>
+        </w:rPr>
+        <w:t xml:space="preserve"> </w:t>
+      </w:r>
+      <w:r>
+        <w:rPr>
+          <w:rFonts w:hint="eastAsia" w:ascii="Times New Roman" w:hAnsi="Times New Roman" w:eastAsia="FangSong" w:cs="Times New Roman"/>
+        </w:rPr>
+        <w:t xml:space="preserve">和</w:t>
+      </w:r>
+      <w:r>
+        <w:rPr>
+          <w:rFonts w:ascii="Times New Roman" w:hAnsi="Times New Roman" w:eastAsia="Times New Roman" w:cs="Times New Roman"/>
+        </w:rPr>
+        <w:t xml:space="preserve"> </w:t>
+      </w:r>
+      <m:oMath>
+        <m:r>
+          <m:rPr>
+            <m:sty m:val="p"/>
+          </m:rPr>
+          <m:t>C</m:t>
+        </m:r>
+        <m:r>
+          <m:rPr>
+            <m:sty m:val="p"/>
+          </m:rPr>
+          <m:t>≡</m:t>
+        </m:r>
+        <m:r>
+          <m:rPr>
+            <m:sty m:val="p"/>
+          </m:rPr>
+          <m:t>C</m:t>
+        </m:r>
+      </m:oMath>
+      <w:r>
+        <w:rPr>
+          <w:rFonts w:ascii="Times New Roman" w:hAnsi="Times New Roman" w:eastAsia="Times New Roman" w:cs="Times New Roman"/>
+        </w:rPr>
+        <w:t xml:space="preserve"> </w:t>
+      </w:r>
+      <w:r>
+        <w:rPr>
+          <w:rFonts w:hint="eastAsia" w:ascii="Times New Roman" w:hAnsi="Times New Roman" w:eastAsia="FangSong" w:cs="Times New Roman"/>
+        </w:rPr>
+        <w:t>三种键</w:t>
+      </w:r>
+      <w:r>
+        <w:rPr>
+          <w:rFonts w:hint="eastAsia" w:ascii="Times New Roman" w:hAnsi="Times New Roman" w:eastAsia="Times New Roman" w:cs="Times New Roman"/>
+        </w:rPr>
+        <w:t>，</w:t>
+      </w:r>
+      <w:r>
+        <w:rPr>
+          <w:rFonts w:hint="eastAsia" w:ascii="Times New Roman" w:hAnsi="Times New Roman" w:eastAsia="FangSong" w:cs="Times New Roman"/>
+        </w:rPr>
+        <w:t>并发现其</w:t>
+      </w:r>
+      <w:r>
+        <w:rPr>
+          <w:rFonts w:ascii="Times New Roman" w:hAnsi="Times New Roman" w:eastAsia="Times New Roman" w:cs="Times New Roman"/>
+        </w:rPr>
+        <w:t xml:space="preserve"> </w:t>
+      </w:r>
+      <m:oMath>
+        <m:r>
+          <m:rPr>
+            <m:sty m:val="p"/>
+          </m:rPr>
+          <m:t>C</m:t>
+        </m:r>
+        <m:r>
+          <m:rPr>
+            <m:sty m:val="p"/>
+          </m:rPr>
+          <m:t>=</m:t>
+        </m:r>
+        <m:r>
+          <m:rPr>
+            <m:sty m:val="p"/>
+          </m:rPr>
+          <m:t>C</m:t>
+        </m:r>
+      </m:oMath>
+      <w:r>
+        <w:rPr>
+          <w:rFonts w:ascii="Times New Roman" w:hAnsi="Times New Roman" w:eastAsia="Times New Roman" w:cs="Times New Roman"/>
+        </w:rPr>
+        <w:t xml:space="preserve"> </w:t>
+      </w:r>
+      <w:r>
+        <w:rPr>
+          <w:rFonts w:hint="eastAsia" w:ascii="Times New Roman" w:hAnsi="Times New Roman" w:eastAsia="FangSong" w:cs="Times New Roman"/>
+        </w:rPr>
+        <w:t xml:space="preserve">键比寻常的</w:t>
+      </w:r>
+      <w:r>
+        <w:rPr>
+          <w:rFonts w:ascii="Times New Roman" w:hAnsi="Times New Roman" w:eastAsia="Times New Roman" w:cs="Times New Roman"/>
+        </w:rPr>
+        <w:t xml:space="preserve"> </w:t>
+      </w:r>
+      <m:oMath>
+        <m:r>
+          <m:rPr>
+            <m:sty m:val="p"/>
+          </m:rPr>
+          <m:t>C</m:t>
+        </m:r>
+        <m:r>
+          <m:rPr>
+            <m:sty m:val="p"/>
+          </m:rPr>
+          <m:t>=</m:t>
+        </m:r>
+        <m:r>
+          <m:rPr>
+            <m:sty m:val="p"/>
+          </m:rPr>
+          <m:t>C</m:t>
+        </m:r>
+      </m:oMath>
+      <w:r>
+        <w:rPr>
+          <w:rFonts w:ascii="Times New Roman" w:hAnsi="Times New Roman" w:eastAsia="Times New Roman" w:cs="Times New Roman"/>
+        </w:rPr>
+        <w:t xml:space="preserve"> </w:t>
+      </w:r>
+      <w:r>
+        <w:rPr>
+          <w:rFonts w:hint="eastAsia" w:ascii="Times New Roman" w:hAnsi="Times New Roman" w:eastAsia="FangSong" w:cs="Times New Roman"/>
+        </w:rPr>
+        <w:t>短</w:t>
       </w:r>
       <w:r>
         <w:rPr>
@@ -27151,46 +27884,56 @@
         </w:rPr>
         <w:t>。</w:t>
       </w:r>
-      <w:r>
-        <w:rPr>
-          <w:rFonts w:hint="eastAsia" w:ascii="Times New Roman" w:hAnsi="Times New Roman" w:eastAsia="FangSong" w:cs="Times New Roman"/>
-        </w:rPr>
-        <w:t>画出所有中间体的结构简式</w:t>
+    </w:p>
+    <w:p>
+      <w:pPr>
+        <w:pStyle w:val="Compact"/>
+        <w:numPr>
+          <w:ilvl w:val="0"/>
+          <w:numId w:val="1011"/>
+        </w:numPr>
+      </w:pPr>
+      <w:r>
+        <w:rPr>
+          <w:rFonts w:ascii="Times New Roman" w:hAnsi="Times New Roman" w:eastAsia="Times New Roman" w:cs="Times New Roman"/>
+        </w:rPr>
+        <w:t xml:space="preserve">X </w:t>
+      </w:r>
+      <w:r>
+        <w:rPr>
+          <w:rFonts w:hint="eastAsia" w:ascii="Times New Roman" w:hAnsi="Times New Roman" w:eastAsia="FangSong" w:cs="Times New Roman"/>
+        </w:rPr>
+        <w:t xml:space="preserve">的分子式是</w:t>
+      </w:r>
+      <w:r>
+        <w:rPr>
+          <w:rFonts w:ascii="Times New Roman" w:hAnsi="Times New Roman" w:eastAsia="Times New Roman" w:cs="Times New Roman"/>
+        </w:rPr>
+        <w:t xml:space="preserve"> ____。(2) </w:t>
+      </w:r>
+      <w:r>
+        <w:rPr>
+          <w:rFonts w:hint="eastAsia" w:ascii="Times New Roman" w:hAnsi="Times New Roman" w:eastAsia="FangSong" w:cs="Times New Roman"/>
+        </w:rPr>
+        <w:t xml:space="preserve">请画出</w:t>
+      </w:r>
+      <w:r>
+        <w:rPr>
+          <w:rFonts w:ascii="Times New Roman" w:hAnsi="Times New Roman" w:eastAsia="Times New Roman" w:cs="Times New Roman"/>
+        </w:rPr>
+        <w:t xml:space="preserve"> X </w:t>
+      </w:r>
+      <w:r>
+        <w:rPr>
+          <w:rFonts w:hint="eastAsia" w:ascii="Times New Roman" w:hAnsi="Times New Roman" w:eastAsia="FangSong" w:cs="Times New Roman"/>
+        </w:rPr>
+        <w:t>的可能结构</w:t>
       </w:r>
       <w:r>
         <w:rPr>
           <w:rFonts w:hint="eastAsia" w:ascii="Times New Roman" w:hAnsi="Times New Roman" w:eastAsia="Times New Roman" w:cs="Times New Roman"/>
         </w:rPr>
         <w:t>。</w:t>
-      </w:r>
-    </w:p>
-    <w:p>
-      <w:pPr>
-        <w:pStyle w:val="BodyText"/>
-      </w:pPr>
-      <w:r>
-        <w:rPr>
-          <w:rFonts w:hint="eastAsia" w:ascii="Times New Roman" w:hAnsi="Times New Roman" w:eastAsia="FangSong" w:cs="Times New Roman"/>
-        </w:rPr>
-        <w:t>完成下列反应</w:t>
-      </w:r>
-      <w:r>
-        <w:rPr>
-          <w:rFonts w:hint="eastAsia" w:ascii="Times New Roman" w:hAnsi="Times New Roman" w:eastAsia="Times New Roman" w:cs="Times New Roman"/>
-        </w:rPr>
-        <w:t>（</w:t>
-      </w:r>
-      <w:r>
-        <w:rPr>
-          <w:rFonts w:hint="eastAsia" w:ascii="Times New Roman" w:hAnsi="Times New Roman" w:eastAsia="FangSong" w:cs="Times New Roman"/>
-        </w:rPr>
-        <w:t>给出产物结构</w:t>
-      </w:r>
-      <w:r>
-        <w:rPr>
-          <w:rFonts w:hint="eastAsia" w:ascii="Times New Roman" w:hAnsi="Times New Roman" w:eastAsia="Times New Roman" w:cs="Times New Roman"/>
-        </w:rPr>
-        <w:t>）。</w:t>
       </w:r>
     </w:p>
     <w:p>
@@ -27203,8 +27946,8 @@
         </w:pict>
       </w:r>
     </w:p>
-    <w:bookmarkEnd w:id="308"/>
-    <w:bookmarkStart w:id="309" w:name="元素推断与分子式第31届初赛"/>
+    <w:bookmarkEnd w:id="312"/>
+    <w:bookmarkStart w:id="313" w:name="二分册-l10对例2-2001全国初赛低温c5h4"/>
     <w:p>
       <w:pPr>
         <w:pStyle w:val="Heading2"/>
@@ -27215,37 +27958,78 @@
         <w:rPr>
           <w:rFonts w:ascii="Times New Roman" w:hAnsi="Times New Roman" w:eastAsia="Times New Roman" w:cs="Times New Roman"/>
         </w:rPr>
-        <w:t xml:space="preserve">1.46 </w:t>
+        <w:t xml:space="preserve">1.47 </w:t>
       </w:r>
       <w:r>
         <w:rPr>
           <w:rFonts w:hint="eastAsia" w:ascii="Times New Roman" w:hAnsi="Times New Roman" w:eastAsia="SimHei" w:cs="Times New Roman"/>
         </w:rPr>
-        <w:t>元素推断与分子式</w:t>
-      </w:r>
-      <w:r>
-        <w:rPr>
-          <w:rFonts w:hint="eastAsia" w:ascii="Times New Roman" w:hAnsi="Times New Roman" w:eastAsia="Times New Roman" w:cs="Times New Roman"/>
-        </w:rPr>
-        <w:t>（</w:t>
+        <w:t>二分册</w:t>
+      </w:r>
+      <w:r>
+        <w:rPr>
+          <w:rFonts w:hint="eastAsia" w:ascii="Times New Roman" w:hAnsi="Times New Roman" w:eastAsia="Times New Roman" w:cs="Times New Roman"/>
+        </w:rPr>
+        <w:t>-L10</w:t>
       </w:r>
       <w:r>
         <w:rPr>
           <w:rFonts w:hint="eastAsia" w:ascii="Times New Roman" w:hAnsi="Times New Roman" w:eastAsia="SimHei" w:cs="Times New Roman"/>
         </w:rPr>
-        <w:t>第</w:t>
-      </w:r>
-      <w:r>
-        <w:rPr>
-          <w:rFonts w:hint="eastAsia" w:ascii="Times New Roman" w:hAnsi="Times New Roman" w:eastAsia="Times New Roman" w:cs="Times New Roman"/>
-        </w:rPr>
-        <w:t>31</w:t>
+        <w:t>对例</w:t>
+      </w:r>
+      <w:r>
+        <w:rPr>
+          <w:rFonts w:hint="eastAsia" w:ascii="Times New Roman" w:hAnsi="Times New Roman" w:eastAsia="Times New Roman" w:cs="Times New Roman"/>
+        </w:rPr>
+        <w:t>2-2001</w:t>
       </w:r>
       <w:r>
         <w:rPr>
           <w:rFonts w:hint="eastAsia" w:ascii="Times New Roman" w:hAnsi="Times New Roman" w:eastAsia="SimHei" w:cs="Times New Roman"/>
         </w:rPr>
-        <w:t>届初赛</w:t>
+        <w:t>全国初赛低温</w:t>
+      </w:r>
+      <w:r>
+        <w:rPr>
+          <w:rFonts w:hint="eastAsia" w:ascii="Times New Roman" w:hAnsi="Times New Roman" w:eastAsia="Times New Roman" w:cs="Times New Roman"/>
+        </w:rPr>
+        <w:t>C5H4</w:t>
+      </w:r>
+    </w:p>
+    <w:p>
+      <w:pPr>
+        <w:pStyle w:val="FirstParagraph"/>
+      </w:pPr>
+      <w:r>
+        <w:rPr>
+          <w:rFonts w:hint="eastAsia" w:ascii="Times New Roman" w:hAnsi="Times New Roman" w:eastAsia="Times New Roman" w:cs="Times New Roman"/>
+        </w:rPr>
+        <w:t>【</w:t>
+      </w:r>
+      <w:r>
+        <w:rPr>
+          <w:rFonts w:hint="eastAsia" w:ascii="Times New Roman" w:hAnsi="Times New Roman" w:eastAsia="FangSong" w:cs="Times New Roman"/>
+        </w:rPr>
+        <w:t>例</w:t>
+      </w:r>
+      <w:r>
+        <w:rPr>
+          <w:rFonts w:hint="eastAsia" w:ascii="Times New Roman" w:hAnsi="Times New Roman" w:eastAsia="Times New Roman" w:cs="Times New Roman"/>
+        </w:rPr>
+        <w:t>2】（2001</w:t>
+      </w:r>
+      <w:r>
+        <w:rPr>
+          <w:rFonts w:ascii="Times New Roman" w:hAnsi="Times New Roman" w:eastAsia="Times New Roman" w:cs="Times New Roman"/>
+        </w:rPr>
+        <w:t xml:space="preserve"> </w:t>
+      </w:r>
+      <w:r>
+        <w:rPr>
+          <w:rFonts w:hint="eastAsia" w:ascii="Times New Roman" w:hAnsi="Times New Roman" w:eastAsia="FangSong" w:cs="Times New Roman"/>
+        </w:rPr>
+        <w:t>年全国初赛</w:t>
       </w:r>
       <w:r>
         <w:rPr>
@@ -27253,53 +28037,123 @@
         </w:rPr>
         <w:t>）</w:t>
       </w:r>
-    </w:p>
-    <w:p>
-      <w:pPr>
-        <w:pStyle w:val="FirstParagraph"/>
-      </w:pPr>
-      <w:r>
-        <w:rPr>
-          <w:rFonts w:hint="eastAsia" w:ascii="Times New Roman" w:hAnsi="Times New Roman" w:eastAsia="FangSong" w:cs="Times New Roman"/>
-        </w:rPr>
-        <w:t xml:space="preserve">由元素</w:t>
-      </w:r>
-      <w:r>
-        <w:rPr>
-          <w:rFonts w:ascii="Times New Roman" w:hAnsi="Times New Roman" w:eastAsia="Times New Roman" w:cs="Times New Roman"/>
-        </w:rPr>
-        <w:t xml:space="preserve"> X </w:t>
-      </w:r>
-      <w:r>
-        <w:rPr>
-          <w:rFonts w:hint="eastAsia" w:ascii="Times New Roman" w:hAnsi="Times New Roman" w:eastAsia="FangSong" w:cs="Times New Roman"/>
-        </w:rPr>
-        <w:t xml:space="preserve">和</w:t>
-      </w:r>
-      <w:r>
-        <w:rPr>
-          <w:rFonts w:ascii="Times New Roman" w:hAnsi="Times New Roman" w:eastAsia="Times New Roman" w:cs="Times New Roman"/>
-        </w:rPr>
-        <w:t xml:space="preserve"> Y </w:t>
-      </w:r>
-      <w:r>
-        <w:rPr>
-          <w:rFonts w:hint="eastAsia" w:ascii="Times New Roman" w:hAnsi="Times New Roman" w:eastAsia="FangSong" w:cs="Times New Roman"/>
-        </w:rPr>
-        <w:t xml:space="preserve">形成的化合物</w:t>
-      </w:r>
-      <w:r>
-        <w:rPr>
-          <w:rFonts w:ascii="Times New Roman" w:hAnsi="Times New Roman" w:eastAsia="Times New Roman" w:cs="Times New Roman"/>
-        </w:rPr>
-        <w:t xml:space="preserve"> A </w:t>
-      </w:r>
-      <w:r>
-        <w:rPr>
-          <w:rFonts w:hint="eastAsia" w:ascii="Times New Roman" w:hAnsi="Times New Roman" w:eastAsia="FangSong" w:cs="Times New Roman"/>
-        </w:rPr>
-        <w:t>是一种重要的化工产品</w:t>
-      </w:r>
+      <w:r>
+        <w:rPr>
+          <w:rFonts w:hint="eastAsia" w:ascii="Times New Roman" w:hAnsi="Times New Roman" w:eastAsia="FangSong" w:cs="Times New Roman"/>
+        </w:rPr>
+        <w:t>最近报道在</w:t>
+      </w:r>
+      <w:r>
+        <w:rPr>
+          <w:rFonts w:ascii="Times New Roman" w:hAnsi="Times New Roman" w:eastAsia="Times New Roman" w:cs="Times New Roman"/>
+        </w:rPr>
+        <w:t xml:space="preserve"> </w:t>
+      </w:r>
+      <m:oMath>
+        <m:oMathPr>
+          <m:ctrlPr>
+            <w:rPr>
+              <w:sz w:val="28"/>
+              <w:szCs w:val="28"/>
+            </w:rPr>
+          </m:ctrlPr>
+        </m:oMathPr>
+        <m:r>
+          <m:rPr>
+            <m:sty m:val="p"/>
+          </m:rPr>
+          <m:t>−</m:t>
+        </m:r>
+        <m:sSup>
+          <m:e>
+            <m:r>
+              <m:t>100</m:t>
+            </m:r>
+          </m:e>
+          <m:sup>
+            <m:r>
+              <m:rPr>
+                <m:sty m:val="p"/>
+              </m:rPr>
+              <m:t>∘</m:t>
+            </m:r>
+          </m:sup>
+        </m:sSup>
+        <m:r>
+          <m:rPr>
+            <m:sty m:val="p"/>
+          </m:rPr>
+          <m:t>C</m:t>
+        </m:r>
+      </m:oMath>
+      <w:r>
+        <w:rPr>
+          <w:rFonts w:ascii="Times New Roman" w:hAnsi="Times New Roman" w:eastAsia="Times New Roman" w:cs="Times New Roman"/>
+        </w:rPr>
+        <w:t xml:space="preserve"> </w:t>
+      </w:r>
+      <w:r>
+        <w:rPr>
+          <w:rFonts w:hint="eastAsia" w:ascii="Times New Roman" w:hAnsi="Times New Roman" w:eastAsia="FangSong" w:cs="Times New Roman"/>
+        </w:rPr>
+        <w:t xml:space="preserve">的低温下合成了化合物</w:t>
+      </w:r>
+      <w:r>
+        <w:rPr>
+          <w:rFonts w:ascii="Times New Roman" w:hAnsi="Times New Roman" w:eastAsia="Times New Roman" w:cs="Times New Roman"/>
+        </w:rPr>
+        <w:t xml:space="preserve"> </w:t>
+      </w:r>
+      <w:r>
+        <w:rPr>
+          <w:rFonts w:hint="eastAsia" w:ascii="Times New Roman" w:hAnsi="Times New Roman" w:eastAsia="Times New Roman" w:cs="Times New Roman"/>
+        </w:rPr>
+        <w:t>X，</w:t>
+      </w:r>
+      <w:r>
+        <w:rPr>
+          <w:rFonts w:hint="eastAsia" w:ascii="Times New Roman" w:hAnsi="Times New Roman" w:eastAsia="FangSong" w:cs="Times New Roman"/>
+        </w:rPr>
+        <w:t>元素分析得出其分子式为</w:t>
+      </w:r>
+      <w:r>
+        <w:rPr>
+          <w:rFonts w:ascii="Times New Roman" w:hAnsi="Times New Roman" w:eastAsia="Times New Roman" w:cs="Times New Roman"/>
+        </w:rPr>
+        <w:t xml:space="preserve"> </w:t>
+      </w:r>
+      <m:oMath>
+        <m:sSub>
+          <m:e>
+            <m:r>
+              <m:rPr>
+                <m:sty m:val="p"/>
+              </m:rPr>
+              <m:t>C</m:t>
+            </m:r>
+          </m:e>
+          <m:sub>
+            <m:r>
+              <m:t>5</m:t>
+            </m:r>
+          </m:sub>
+        </m:sSub>
+        <m:sSub>
+          <m:e>
+            <m:r>
+              <m:rPr>
+                <m:sty m:val="p"/>
+              </m:rPr>
+              <m:t>H</m:t>
+            </m:r>
+          </m:e>
+          <m:sub>
+            <m:r>
+              <m:t>4</m:t>
+            </m:r>
+          </m:sub>
+        </m:sSub>
+      </m:oMath>
       <w:r>
         <w:rPr>
           <w:rFonts w:hint="eastAsia" w:ascii="Times New Roman" w:hAnsi="Times New Roman" w:eastAsia="Times New Roman" w:cs="Times New Roman"/>
@@ -27310,74 +28164,7 @@
         <w:rPr>
           <w:rFonts w:hint="eastAsia" w:ascii="Times New Roman" w:hAnsi="Times New Roman" w:eastAsia="FangSong" w:cs="Times New Roman"/>
         </w:rPr>
-        <w:t>可用于制备润滑剂</w:t>
-      </w:r>
-      <w:r>
-        <w:rPr>
-          <w:rFonts w:hint="eastAsia" w:ascii="Times New Roman" w:hAnsi="Times New Roman" w:eastAsia="Times New Roman" w:cs="Times New Roman"/>
-        </w:rPr>
-        <w:t>、</w:t>
-      </w:r>
-      <w:r>
-        <w:rPr>
-          <w:rFonts w:hint="eastAsia" w:ascii="Times New Roman" w:hAnsi="Times New Roman" w:eastAsia="FangSong" w:cs="Times New Roman"/>
-        </w:rPr>
-        <w:t>杀虫剂等</w:t>
-      </w:r>
-      <w:r>
-        <w:rPr>
-          <w:rFonts w:hint="eastAsia" w:ascii="Times New Roman" w:hAnsi="Times New Roman" w:eastAsia="Times New Roman" w:cs="Times New Roman"/>
-        </w:rPr>
-        <w:t>。A</w:t>
-      </w:r>
-      <w:r>
-        <w:rPr>
-          <w:rFonts w:ascii="Times New Roman" w:hAnsi="Times New Roman" w:eastAsia="Times New Roman" w:cs="Times New Roman"/>
-        </w:rPr>
-        <w:t xml:space="preserve"> </w:t>
-      </w:r>
-      <w:r>
-        <w:rPr>
-          <w:rFonts w:hint="eastAsia" w:ascii="Times New Roman" w:hAnsi="Times New Roman" w:eastAsia="FangSong" w:cs="Times New Roman"/>
-        </w:rPr>
-        <w:t xml:space="preserve">可由生产</w:t>
-      </w:r>
-      <w:r>
-        <w:rPr>
-          <w:rFonts w:ascii="Times New Roman" w:hAnsi="Times New Roman" w:eastAsia="Times New Roman" w:cs="Times New Roman"/>
-        </w:rPr>
-        <w:t xml:space="preserve"> X </w:t>
-      </w:r>
-      <w:r>
-        <w:rPr>
-          <w:rFonts w:hint="eastAsia" w:ascii="Times New Roman" w:hAnsi="Times New Roman" w:eastAsia="FangSong" w:cs="Times New Roman"/>
-        </w:rPr>
-        <w:t xml:space="preserve">单质的副产物</w:t>
-      </w:r>
-      <w:r>
-        <w:rPr>
-          <w:rFonts w:ascii="Times New Roman" w:hAnsi="Times New Roman" w:eastAsia="Times New Roman" w:cs="Times New Roman"/>
-        </w:rPr>
-        <w:t xml:space="preserve"> Fe</w:t>
-      </w:r>
-      <w:r>
-        <w:rPr>
-          <w:rFonts w:ascii="Times New Roman" w:hAnsi="Times New Roman" w:eastAsia="Times New Roman" w:cs="Times New Roman"/>
-          <w:vertAlign w:val="subscript"/>
-        </w:rPr>
-        <w:t>2</w:t>
-      </w:r>
-      <w:r>
-        <w:rPr>
-          <w:rFonts w:ascii="Times New Roman" w:hAnsi="Times New Roman" w:eastAsia="Times New Roman" w:cs="Times New Roman"/>
-        </w:rPr>
-        <w:t xml:space="preserve"> </w:t>
-      </w:r>
-      <w:r>
-        <w:rPr>
-          <w:rFonts w:hint="eastAsia" w:ascii="Times New Roman" w:hAnsi="Times New Roman" w:eastAsia="FangSong" w:cs="Times New Roman"/>
-        </w:rPr>
-        <w:t>与黄铁矿反应制备</w:t>
+        <w:t>红外光谱和核磁共振表明其分子中的氢原子的化学环境没有区别</w:t>
       </w:r>
       <w:r>
         <w:rPr>
@@ -27389,55 +28176,67 @@
         <w:rPr>
           <w:rFonts w:hint="eastAsia" w:ascii="Times New Roman" w:hAnsi="Times New Roman" w:eastAsia="FangSong" w:cs="Times New Roman"/>
         </w:rPr>
-        <w:t>同时得到另一个二元化合物</w:t>
-      </w:r>
-      <w:r>
-        <w:rPr>
-          <w:rFonts w:ascii="Times New Roman" w:hAnsi="Times New Roman" w:eastAsia="Times New Roman" w:cs="Times New Roman"/>
-        </w:rPr>
-        <w:t xml:space="preserve"> B。B </w:t>
-      </w:r>
-      <w:r>
-        <w:rPr>
-          <w:rFonts w:hint="eastAsia" w:ascii="Times New Roman" w:hAnsi="Times New Roman" w:eastAsia="FangSong" w:cs="Times New Roman"/>
-        </w:rPr>
-        <w:t xml:space="preserve">溶于稀硫酸放出气体</w:t>
-      </w:r>
-      <w:r>
-        <w:rPr>
-          <w:rFonts w:ascii="Times New Roman" w:hAnsi="Times New Roman" w:eastAsia="Times New Roman" w:cs="Times New Roman"/>
-        </w:rPr>
-        <w:t xml:space="preserve"> </w:t>
-      </w:r>
-      <w:r>
-        <w:rPr>
-          <w:rFonts w:hint="eastAsia" w:ascii="Times New Roman" w:hAnsi="Times New Roman" w:eastAsia="Times New Roman" w:cs="Times New Roman"/>
-        </w:rPr>
-        <w:t>C，</w:t>
-      </w:r>
-      <w:r>
-        <w:rPr>
-          <w:rFonts w:hint="eastAsia" w:ascii="Times New Roman" w:hAnsi="Times New Roman" w:eastAsia="FangSong" w:cs="Times New Roman"/>
-        </w:rPr>
-        <w:t>而与浓硫酸反应放出二氧化硫</w:t>
-      </w:r>
-      <w:r>
-        <w:rPr>
-          <w:rFonts w:hint="eastAsia" w:ascii="Times New Roman" w:hAnsi="Times New Roman" w:eastAsia="Times New Roman" w:cs="Times New Roman"/>
-        </w:rPr>
-        <w:t>。C</w:t>
-      </w:r>
-      <w:r>
-        <w:rPr>
-          <w:rFonts w:ascii="Times New Roman" w:hAnsi="Times New Roman" w:eastAsia="Times New Roman" w:cs="Times New Roman"/>
-        </w:rPr>
-        <w:t xml:space="preserve"> </w:t>
-      </w:r>
-      <w:r>
-        <w:rPr>
-          <w:rFonts w:hint="eastAsia" w:ascii="Times New Roman" w:hAnsi="Times New Roman" w:eastAsia="FangSong" w:cs="Times New Roman"/>
-        </w:rPr>
-        <w:t>与大多数金属离子发生沉淀反应</w:t>
+        <w:t>而碳的化学环境却有</w:t>
+      </w:r>
+      <w:r>
+        <w:rPr>
+          <w:rFonts w:ascii="Times New Roman" w:hAnsi="Times New Roman" w:eastAsia="Times New Roman" w:cs="Times New Roman"/>
+        </w:rPr>
+        <w:t xml:space="preserve"> 2 </w:t>
+      </w:r>
+      <w:r>
+        <w:rPr>
+          <w:rFonts w:hint="eastAsia" w:ascii="Times New Roman" w:hAnsi="Times New Roman" w:eastAsia="FangSong" w:cs="Times New Roman"/>
+        </w:rPr>
+        <w:t>种</w:t>
+      </w:r>
+      <w:r>
+        <w:rPr>
+          <w:rFonts w:hint="eastAsia" w:ascii="Times New Roman" w:hAnsi="Times New Roman" w:eastAsia="Times New Roman" w:cs="Times New Roman"/>
+        </w:rPr>
+        <w:t>，</w:t>
+      </w:r>
+      <w:r>
+        <w:rPr>
+          <w:rFonts w:hint="eastAsia" w:ascii="Times New Roman" w:hAnsi="Times New Roman" w:eastAsia="FangSong" w:cs="Times New Roman"/>
+        </w:rPr>
+        <w:t>而且分子中既有</w:t>
+      </w:r>
+      <w:r>
+        <w:rPr>
+          <w:rFonts w:ascii="Times New Roman" w:hAnsi="Times New Roman" w:eastAsia="Times New Roman" w:cs="Times New Roman"/>
+        </w:rPr>
+        <w:t xml:space="preserve"> C—C </w:t>
+      </w:r>
+      <w:r>
+        <w:rPr>
+          <w:rFonts w:hint="eastAsia" w:ascii="Times New Roman" w:hAnsi="Times New Roman" w:eastAsia="FangSong" w:cs="Times New Roman"/>
+        </w:rPr>
+        <w:t>单键</w:t>
+      </w:r>
+      <w:r>
+        <w:rPr>
+          <w:rFonts w:hint="eastAsia" w:ascii="Times New Roman" w:hAnsi="Times New Roman" w:eastAsia="Times New Roman" w:cs="Times New Roman"/>
+        </w:rPr>
+        <w:t>，</w:t>
+      </w:r>
+      <w:r>
+        <w:rPr>
+          <w:rFonts w:hint="eastAsia" w:ascii="Times New Roman" w:hAnsi="Times New Roman" w:eastAsia="FangSong" w:cs="Times New Roman"/>
+        </w:rPr>
+        <w:t>又有</w:t>
+      </w:r>
+      <w:r>
+        <w:rPr>
+          <w:rFonts w:ascii="Times New Roman" w:hAnsi="Times New Roman" w:eastAsia="Times New Roman" w:cs="Times New Roman"/>
+        </w:rPr>
+        <w:t xml:space="preserve"> C=C </w:t>
+      </w:r>
+      <w:r>
+        <w:rPr>
+          <w:rFonts w:hint="eastAsia" w:ascii="Times New Roman" w:hAnsi="Times New Roman" w:eastAsia="FangSong" w:cs="Times New Roman"/>
+        </w:rPr>
+        <w:t>双键</w:t>
       </w:r>
       <w:r>
         <w:rPr>
@@ -27449,266 +28248,13 @@
         <w:rPr>
           <w:rFonts w:hint="eastAsia" w:ascii="Times New Roman" w:hAnsi="Times New Roman" w:eastAsia="FangSong" w:cs="Times New Roman"/>
         </w:rPr>
-        <w:t>纯净的</w:t>
-      </w:r>
-      <w:r>
-        <w:rPr>
-          <w:rFonts w:ascii="Times New Roman" w:hAnsi="Times New Roman" w:eastAsia="Times New Roman" w:cs="Times New Roman"/>
-        </w:rPr>
-        <w:t xml:space="preserve"> A </w:t>
-      </w:r>
-      <w:r>
-        <w:rPr>
-          <w:rFonts w:hint="eastAsia" w:ascii="Times New Roman" w:hAnsi="Times New Roman" w:eastAsia="FangSong" w:cs="Times New Roman"/>
-        </w:rPr>
-        <w:t>呈黄色</w:t>
-      </w:r>
-      <w:r>
-        <w:rPr>
-          <w:rFonts w:hint="eastAsia" w:ascii="Times New Roman" w:hAnsi="Times New Roman" w:eastAsia="Times New Roman" w:cs="Times New Roman"/>
-        </w:rPr>
-        <w:t>，</w:t>
-      </w:r>
-      <w:r>
-        <w:rPr>
-          <w:rFonts w:hint="eastAsia" w:ascii="Times New Roman" w:hAnsi="Times New Roman" w:eastAsia="FangSong" w:cs="Times New Roman"/>
-        </w:rPr>
-        <w:t>对热稳定</w:t>
-      </w:r>
-      <w:r>
-        <w:rPr>
-          <w:rFonts w:hint="eastAsia" w:ascii="Times New Roman" w:hAnsi="Times New Roman" w:eastAsia="Times New Roman" w:cs="Times New Roman"/>
-        </w:rPr>
-        <w:t>，</w:t>
-      </w:r>
-      <w:r>
-        <w:rPr>
-          <w:rFonts w:hint="eastAsia" w:ascii="Times New Roman" w:hAnsi="Times New Roman" w:eastAsia="FangSong" w:cs="Times New Roman"/>
-        </w:rPr>
-        <w:t>但遇潮湿空气极易分解而有臭鸡蛋味</w:t>
-      </w:r>
-      <w:r>
-        <w:rPr>
-          <w:rFonts w:hint="eastAsia" w:ascii="Times New Roman" w:hAnsi="Times New Roman" w:eastAsia="Times New Roman" w:cs="Times New Roman"/>
-        </w:rPr>
-        <w:t>。A</w:t>
-      </w:r>
-      <w:r>
-        <w:rPr>
-          <w:rFonts w:ascii="Times New Roman" w:hAnsi="Times New Roman" w:eastAsia="Times New Roman" w:cs="Times New Roman"/>
-        </w:rPr>
-        <w:t xml:space="preserve"> </w:t>
-      </w:r>
-      <w:r>
-        <w:rPr>
-          <w:rFonts w:hint="eastAsia" w:ascii="Times New Roman" w:hAnsi="Times New Roman" w:eastAsia="FangSong" w:cs="Times New Roman"/>
-        </w:rPr>
-        <w:t>在乙醇中发生醇解</w:t>
-      </w:r>
-      <w:r>
-        <w:rPr>
-          <w:rFonts w:hint="eastAsia" w:ascii="Times New Roman" w:hAnsi="Times New Roman" w:eastAsia="Times New Roman" w:cs="Times New Roman"/>
-        </w:rPr>
-        <w:t>，</w:t>
-      </w:r>
-      <w:r>
-        <w:rPr>
-          <w:rFonts w:hint="eastAsia" w:ascii="Times New Roman" w:hAnsi="Times New Roman" w:eastAsia="FangSong" w:cs="Times New Roman"/>
-        </w:rPr>
-        <w:t>得到以</w:t>
-      </w:r>
-      <w:r>
-        <w:rPr>
-          <w:rFonts w:ascii="Times New Roman" w:hAnsi="Times New Roman" w:eastAsia="Times New Roman" w:cs="Times New Roman"/>
-        </w:rPr>
-        <w:t xml:space="preserve"> X </w:t>
-      </w:r>
-      <w:r>
-        <w:rPr>
-          <w:rFonts w:hint="eastAsia" w:ascii="Times New Roman" w:hAnsi="Times New Roman" w:eastAsia="FangSong" w:cs="Times New Roman"/>
-        </w:rPr>
-        <w:t xml:space="preserve">为单中心的二酯化合物</w:t>
-      </w:r>
-      <w:r>
-        <w:rPr>
-          <w:rFonts w:ascii="Times New Roman" w:hAnsi="Times New Roman" w:eastAsia="Times New Roman" w:cs="Times New Roman"/>
-        </w:rPr>
-        <w:t xml:space="preserve"> D </w:t>
-      </w:r>
-      <w:r>
-        <w:rPr>
-          <w:rFonts w:hint="eastAsia" w:ascii="Times New Roman" w:hAnsi="Times New Roman" w:eastAsia="FangSong" w:cs="Times New Roman"/>
-        </w:rPr>
-        <w:t xml:space="preserve">并放出气体</w:t>
-      </w:r>
-      <w:r>
-        <w:rPr>
-          <w:rFonts w:ascii="Times New Roman" w:hAnsi="Times New Roman" w:eastAsia="Times New Roman" w:cs="Times New Roman"/>
-        </w:rPr>
-        <w:t xml:space="preserve"> </w:t>
-      </w:r>
-      <w:r>
-        <w:rPr>
-          <w:rFonts w:hint="eastAsia" w:ascii="Times New Roman" w:hAnsi="Times New Roman" w:eastAsia="Times New Roman" w:cs="Times New Roman"/>
-        </w:rPr>
-        <w:t xml:space="preserve">C，D</w:t>
-      </w:r>
-      <w:r>
-        <w:rPr>
-          <w:rFonts w:ascii="Times New Roman" w:hAnsi="Times New Roman" w:eastAsia="Times New Roman" w:cs="Times New Roman"/>
-        </w:rPr>
-        <w:t xml:space="preserve"> </w:t>
-      </w:r>
-      <w:r>
-        <w:rPr>
-          <w:rFonts w:hint="eastAsia" w:ascii="Times New Roman" w:hAnsi="Times New Roman" w:eastAsia="FangSong" w:cs="Times New Roman"/>
-        </w:rPr>
-        <w:t xml:space="preserve">与</w:t>
-      </w:r>
-      <w:r>
-        <w:rPr>
-          <w:rFonts w:ascii="Times New Roman" w:hAnsi="Times New Roman" w:eastAsia="Times New Roman" w:cs="Times New Roman"/>
-        </w:rPr>
-        <w:t xml:space="preserve"> Cl</w:t>
-      </w:r>
-      <w:r>
-        <w:rPr>
-          <w:rFonts w:ascii="Times New Roman" w:hAnsi="Times New Roman" w:eastAsia="Times New Roman" w:cs="Times New Roman"/>
-          <w:vertAlign w:val="subscript"/>
-        </w:rPr>
-        <w:t>2</w:t>
-      </w:r>
-      <w:r>
-        <w:rPr>
-          <w:rFonts w:ascii="Times New Roman" w:hAnsi="Times New Roman" w:eastAsia="Times New Roman" w:cs="Times New Roman"/>
-        </w:rPr>
-        <w:t xml:space="preserve"> </w:t>
-      </w:r>
-      <w:r>
-        <w:rPr>
-          <w:rFonts w:hint="eastAsia" w:ascii="Times New Roman" w:hAnsi="Times New Roman" w:eastAsia="FangSong" w:cs="Times New Roman"/>
-        </w:rPr>
-        <w:t xml:space="preserve">反应生成制备杀虫剂的原料</w:t>
-      </w:r>
-      <w:r>
-        <w:rPr>
-          <w:rFonts w:ascii="Times New Roman" w:hAnsi="Times New Roman" w:eastAsia="Times New Roman" w:cs="Times New Roman"/>
-        </w:rPr>
-        <w:t xml:space="preserve"> </w:t>
-      </w:r>
-      <w:r>
-        <w:rPr>
-          <w:rFonts w:hint="eastAsia" w:ascii="Times New Roman" w:hAnsi="Times New Roman" w:eastAsia="Times New Roman" w:cs="Times New Roman"/>
-        </w:rPr>
-        <w:t>E、</w:t>
-      </w:r>
-      <w:r>
-        <w:rPr>
-          <w:rFonts w:hint="eastAsia" w:ascii="Times New Roman" w:hAnsi="Times New Roman" w:eastAsia="FangSong" w:cs="Times New Roman"/>
-        </w:rPr>
-        <w:t>放出刺激性的酸性气体</w:t>
-      </w:r>
-      <w:r>
-        <w:rPr>
-          <w:rFonts w:ascii="Times New Roman" w:hAnsi="Times New Roman" w:eastAsia="Times New Roman" w:cs="Times New Roman"/>
-        </w:rPr>
-        <w:t xml:space="preserve"> F </w:t>
-      </w:r>
-      <w:r>
-        <w:rPr>
-          <w:rFonts w:hint="eastAsia" w:ascii="Times New Roman" w:hAnsi="Times New Roman" w:eastAsia="FangSong" w:cs="Times New Roman"/>
-        </w:rPr>
-        <w:t xml:space="preserve">并得到</w:t>
-      </w:r>
-      <w:r>
-        <w:rPr>
-          <w:rFonts w:ascii="Times New Roman" w:hAnsi="Times New Roman" w:eastAsia="Times New Roman" w:cs="Times New Roman"/>
-        </w:rPr>
-        <w:t xml:space="preserve"> Y </w:t>
-      </w:r>
-      <w:r>
-        <w:rPr>
-          <w:rFonts w:hint="eastAsia" w:ascii="Times New Roman" w:hAnsi="Times New Roman" w:eastAsia="FangSong" w:cs="Times New Roman"/>
-        </w:rPr>
-        <w:t>的单质</w:t>
-      </w:r>
-      <w:r>
-        <w:rPr>
-          <w:rFonts w:hint="eastAsia" w:ascii="Times New Roman" w:hAnsi="Times New Roman" w:eastAsia="Times New Roman" w:cs="Times New Roman"/>
-        </w:rPr>
-        <w:t>（</w:t>
-      </w:r>
-      <w:r>
-        <w:rPr>
-          <w:rFonts w:hint="eastAsia" w:ascii="Times New Roman" w:hAnsi="Times New Roman" w:eastAsia="FangSong" w:cs="Times New Roman"/>
-        </w:rPr>
-        <w:t>产物的摩尔比为</w:t>
-      </w:r>
-      <w:r>
-        <w:rPr>
-          <w:rFonts w:ascii="Times New Roman" w:hAnsi="Times New Roman" w:eastAsia="Times New Roman" w:cs="Times New Roman"/>
-        </w:rPr>
-        <w:t xml:space="preserve"> </w:t>
-      </w:r>
-      <w:r>
-        <w:rPr>
-          <w:rFonts w:hint="eastAsia" w:ascii="Times New Roman" w:hAnsi="Times New Roman" w:eastAsia="Times New Roman" w:cs="Times New Roman"/>
-        </w:rPr>
-        <w:t xml:space="preserve">1:1:1）。A</w:t>
-      </w:r>
-      <w:r>
-        <w:rPr>
-          <w:rFonts w:ascii="Times New Roman" w:hAnsi="Times New Roman" w:eastAsia="Times New Roman" w:cs="Times New Roman"/>
-        </w:rPr>
-        <w:t xml:space="preserve"> </w:t>
-      </w:r>
-      <w:r>
-        <w:rPr>
-          <w:rFonts w:hint="eastAsia" w:ascii="Times New Roman" w:hAnsi="Times New Roman" w:eastAsia="FangSong" w:cs="Times New Roman"/>
-        </w:rPr>
-        <w:t>与五氧化二磷混合加热</w:t>
-      </w:r>
-      <w:r>
-        <w:rPr>
-          <w:rFonts w:hint="eastAsia" w:ascii="Times New Roman" w:hAnsi="Times New Roman" w:eastAsia="Times New Roman" w:cs="Times New Roman"/>
-        </w:rPr>
-        <w:t>，</w:t>
-      </w:r>
-      <w:r>
-        <w:rPr>
-          <w:rFonts w:hint="eastAsia" w:ascii="Times New Roman" w:hAnsi="Times New Roman" w:eastAsia="FangSong" w:cs="Times New Roman"/>
-        </w:rPr>
-        <w:t>可得到两种与</w:t>
-      </w:r>
-      <w:r>
-        <w:rPr>
-          <w:rFonts w:ascii="Times New Roman" w:hAnsi="Times New Roman" w:eastAsia="Times New Roman" w:cs="Times New Roman"/>
-        </w:rPr>
-        <w:t xml:space="preserve"> A </w:t>
-      </w:r>
-      <w:r>
-        <w:rPr>
-          <w:rFonts w:hint="eastAsia" w:ascii="Times New Roman" w:hAnsi="Times New Roman" w:eastAsia="FangSong" w:cs="Times New Roman"/>
-        </w:rPr>
-        <w:t xml:space="preserve">结构对称性相同的化合物</w:t>
-      </w:r>
-      <w:r>
-        <w:rPr>
-          <w:rFonts w:ascii="Times New Roman" w:hAnsi="Times New Roman" w:eastAsia="Times New Roman" w:cs="Times New Roman"/>
-        </w:rPr>
-        <w:t xml:space="preserve"> G1 </w:t>
-      </w:r>
-      <w:r>
-        <w:rPr>
-          <w:rFonts w:hint="eastAsia" w:ascii="Times New Roman" w:hAnsi="Times New Roman" w:eastAsia="FangSong" w:cs="Times New Roman"/>
-        </w:rPr>
-        <w:t xml:space="preserve">和</w:t>
-      </w:r>
-      <w:r>
-        <w:rPr>
-          <w:rFonts w:ascii="Times New Roman" w:hAnsi="Times New Roman" w:eastAsia="Times New Roman" w:cs="Times New Roman"/>
-        </w:rPr>
-        <w:t xml:space="preserve"> G2。</w:t>
+        <w:t>温度升高将迅速分解</w:t>
+      </w:r>
+      <w:r>
+        <w:rPr>
+          <w:rFonts w:hint="eastAsia" w:ascii="Times New Roman" w:hAnsi="Times New Roman" w:eastAsia="Times New Roman" w:cs="Times New Roman"/>
+        </w:rPr>
+        <w:t>。</w:t>
       </w:r>
     </w:p>
     <w:p>
@@ -27717,134 +28263,21 @@
       </w:pPr>
       <w:r>
         <w:rPr>
-          <w:rFonts w:hint="eastAsia" w:ascii="Times New Roman" w:hAnsi="Times New Roman" w:eastAsia="FangSong" w:cs="Times New Roman"/>
-        </w:rPr>
-        <w:t xml:space="preserve">写出</w:t>
-      </w:r>
-      <w:r>
-        <w:rPr>
-          <w:rFonts w:ascii="Times New Roman" w:hAnsi="Times New Roman" w:eastAsia="Times New Roman" w:cs="Times New Roman"/>
-        </w:rPr>
-        <w:t xml:space="preserve"> A、C、D、E、F、G1 </w:t>
-      </w:r>
-      <w:r>
-        <w:rPr>
-          <w:rFonts w:hint="eastAsia" w:ascii="Times New Roman" w:hAnsi="Times New Roman" w:eastAsia="FangSong" w:cs="Times New Roman"/>
-        </w:rPr>
-        <w:t xml:space="preserve">和</w:t>
-      </w:r>
-      <w:r>
-        <w:rPr>
-          <w:rFonts w:ascii="Times New Roman" w:hAnsi="Times New Roman" w:eastAsia="Times New Roman" w:cs="Times New Roman"/>
-        </w:rPr>
-        <w:t xml:space="preserve"> G2 </w:t>
-      </w:r>
-      <w:r>
-        <w:rPr>
-          <w:rFonts w:hint="eastAsia" w:ascii="Times New Roman" w:hAnsi="Times New Roman" w:eastAsia="FangSong" w:cs="Times New Roman"/>
-        </w:rPr>
-        <w:t>的分子式</w:t>
-      </w:r>
-      <w:r>
-        <w:rPr>
-          <w:rFonts w:hint="eastAsia" w:ascii="Times New Roman" w:hAnsi="Times New Roman" w:eastAsia="Times New Roman" w:cs="Times New Roman"/>
-        </w:rPr>
-        <w:t>。</w:t>
-      </w:r>
-    </w:p>
-    <w:p>
-      <w:pPr>
-        <w:pStyle w:val="BodyText"/>
-      </w:pPr>
-      <w:r>
-        <w:rPr>
-          <w:rFonts w:hint="eastAsia" w:ascii="Times New Roman" w:hAnsi="Times New Roman" w:eastAsia="FangSong" w:cs="Times New Roman"/>
-        </w:rPr>
-        <w:t xml:space="preserve">写出由生产</w:t>
-      </w:r>
-      <w:r>
-        <w:rPr>
-          <w:rFonts w:ascii="Times New Roman" w:hAnsi="Times New Roman" w:eastAsia="Times New Roman" w:cs="Times New Roman"/>
-        </w:rPr>
-        <w:t xml:space="preserve"> X </w:t>
-      </w:r>
-      <w:r>
-        <w:rPr>
-          <w:rFonts w:hint="eastAsia" w:ascii="Times New Roman" w:hAnsi="Times New Roman" w:eastAsia="FangSong" w:cs="Times New Roman"/>
-        </w:rPr>
-        <w:t xml:space="preserve">单质的副产物</w:t>
-      </w:r>
-      <w:r>
-        <w:rPr>
-          <w:rFonts w:ascii="Times New Roman" w:hAnsi="Times New Roman" w:eastAsia="Times New Roman" w:cs="Times New Roman"/>
-        </w:rPr>
-        <w:t xml:space="preserve"> Fe P</w:t>
-      </w:r>
-      <w:r>
-        <w:rPr>
-          <w:rFonts w:ascii="Times New Roman" w:hAnsi="Times New Roman" w:eastAsia="Times New Roman" w:cs="Times New Roman"/>
-          <w:vertAlign w:val="subscript"/>
-        </w:rPr>
-        <w:t>2</w:t>
-      </w:r>
-      <w:r>
-        <w:rPr>
-          <w:rFonts w:ascii="Times New Roman" w:hAnsi="Times New Roman" w:eastAsia="Times New Roman" w:cs="Times New Roman"/>
-        </w:rPr>
-        <w:t xml:space="preserve"> </w:t>
-      </w:r>
-      <w:r>
-        <w:rPr>
-          <w:rFonts w:hint="eastAsia" w:ascii="Times New Roman" w:hAnsi="Times New Roman" w:eastAsia="FangSong" w:cs="Times New Roman"/>
-        </w:rPr>
-        <w:t xml:space="preserve">与黄铁矿反应制备</w:t>
-      </w:r>
-      <w:r>
-        <w:rPr>
-          <w:rFonts w:ascii="Times New Roman" w:hAnsi="Times New Roman" w:eastAsia="Times New Roman" w:cs="Times New Roman"/>
-        </w:rPr>
-        <w:t xml:space="preserve"> A </w:t>
-      </w:r>
-      <w:r>
-        <w:rPr>
-          <w:rFonts w:hint="eastAsia" w:ascii="Times New Roman" w:hAnsi="Times New Roman" w:eastAsia="FangSong" w:cs="Times New Roman"/>
-        </w:rPr>
-        <w:t>的方程式</w:t>
-      </w:r>
-      <w:r>
-        <w:rPr>
-          <w:rFonts w:hint="eastAsia" w:ascii="Times New Roman" w:hAnsi="Times New Roman" w:eastAsia="Times New Roman" w:cs="Times New Roman"/>
-        </w:rPr>
-        <w:t>。</w:t>
-      </w:r>
-    </w:p>
-    <w:p>
-      <w:pPr>
-        <w:pStyle w:val="BodyText"/>
-      </w:pPr>
-      <w:r>
-        <w:rPr>
-          <w:rFonts w:hint="eastAsia" w:ascii="Times New Roman" w:hAnsi="Times New Roman" w:eastAsia="FangSong" w:cs="Times New Roman"/>
-        </w:rPr>
-        <w:t xml:space="preserve">写出</w:t>
-      </w:r>
-      <w:r>
-        <w:rPr>
-          <w:rFonts w:ascii="Times New Roman" w:hAnsi="Times New Roman" w:eastAsia="Times New Roman" w:cs="Times New Roman"/>
-        </w:rPr>
-        <w:t xml:space="preserve"> B </w:t>
-      </w:r>
-      <w:r>
-        <w:rPr>
-          <w:rFonts w:hint="eastAsia" w:ascii="Times New Roman" w:hAnsi="Times New Roman" w:eastAsia="FangSong" w:cs="Times New Roman"/>
-        </w:rPr>
-        <w:t>与浓硫酸反应的方程式</w:t>
-      </w:r>
-      <w:r>
-        <w:rPr>
-          <w:rFonts w:hint="eastAsia" w:ascii="Times New Roman" w:hAnsi="Times New Roman" w:eastAsia="Times New Roman" w:cs="Times New Roman"/>
-        </w:rPr>
-        <w:t>。</w:t>
+          <w:rFonts w:ascii="Times New Roman" w:hAnsi="Times New Roman" w:eastAsia="Times New Roman" w:cs="Times New Roman"/>
+        </w:rPr>
+        <w:t xml:space="preserve">X </w:t>
+      </w:r>
+      <w:r>
+        <w:rPr>
+          <w:rFonts w:hint="eastAsia" w:ascii="Times New Roman" w:hAnsi="Times New Roman" w:eastAsia="FangSong" w:cs="Times New Roman"/>
+        </w:rPr>
+        <w:t xml:space="preserve">的结构式是</w:t>
+      </w:r>
+      <w:r>
+        <w:rPr>
+          <w:rFonts w:ascii="Times New Roman" w:hAnsi="Times New Roman" w:eastAsia="Times New Roman" w:cs="Times New Roman"/>
+        </w:rPr>
+        <w:t xml:space="preserve"> ____。</w:t>
       </w:r>
     </w:p>
     <w:p>
@@ -27857,8 +28290,8 @@
         </w:pict>
       </w:r>
     </w:p>
-    <w:bookmarkEnd w:id="309"/>
-    <w:bookmarkStart w:id="313" w:name="产物a结构推断第31届初赛"/>
+    <w:bookmarkEnd w:id="313"/>
+    <w:bookmarkStart w:id="314" w:name="二分册-l10对例3-2000全国初赛c7h10三种结构"/>
     <w:p>
       <w:pPr>
         <w:pStyle w:val="Heading2"/>
@@ -27869,25 +28302,262 @@
         <w:rPr>
           <w:rFonts w:ascii="Times New Roman" w:hAnsi="Times New Roman" w:eastAsia="Times New Roman" w:cs="Times New Roman"/>
         </w:rPr>
-        <w:t xml:space="preserve">1.47 </w:t>
+        <w:t xml:space="preserve">1.48 </w:t>
       </w:r>
       <w:r>
         <w:rPr>
           <w:rFonts w:hint="eastAsia" w:ascii="Times New Roman" w:hAnsi="Times New Roman" w:eastAsia="SimHei" w:cs="Times New Roman"/>
         </w:rPr>
-        <w:t>产物</w:t>
-      </w:r>
-      <w:r>
-        <w:rPr>
-          <w:rFonts w:hint="eastAsia" w:ascii="Times New Roman" w:hAnsi="Times New Roman" w:eastAsia="Times New Roman" w:cs="Times New Roman"/>
-        </w:rPr>
-        <w:t>A</w:t>
+        <w:t>二分册</w:t>
+      </w:r>
+      <w:r>
+        <w:rPr>
+          <w:rFonts w:hint="eastAsia" w:ascii="Times New Roman" w:hAnsi="Times New Roman" w:eastAsia="Times New Roman" w:cs="Times New Roman"/>
+        </w:rPr>
+        <w:t>-L10</w:t>
       </w:r>
       <w:r>
         <w:rPr>
           <w:rFonts w:hint="eastAsia" w:ascii="Times New Roman" w:hAnsi="Times New Roman" w:eastAsia="SimHei" w:cs="Times New Roman"/>
         </w:rPr>
-        <w:t>结构推断</w:t>
+        <w:t>对例</w:t>
+      </w:r>
+      <w:r>
+        <w:rPr>
+          <w:rFonts w:hint="eastAsia" w:ascii="Times New Roman" w:hAnsi="Times New Roman" w:eastAsia="Times New Roman" w:cs="Times New Roman"/>
+        </w:rPr>
+        <w:t>3-2000</w:t>
+      </w:r>
+      <w:r>
+        <w:rPr>
+          <w:rFonts w:hint="eastAsia" w:ascii="Times New Roman" w:hAnsi="Times New Roman" w:eastAsia="SimHei" w:cs="Times New Roman"/>
+        </w:rPr>
+        <w:t>全国初赛</w:t>
+      </w:r>
+      <w:r>
+        <w:rPr>
+          <w:rFonts w:hint="eastAsia" w:ascii="Times New Roman" w:hAnsi="Times New Roman" w:eastAsia="Times New Roman" w:cs="Times New Roman"/>
+        </w:rPr>
+        <w:t>C7H10</w:t>
+      </w:r>
+      <w:r>
+        <w:rPr>
+          <w:rFonts w:hint="eastAsia" w:ascii="Times New Roman" w:hAnsi="Times New Roman" w:eastAsia="SimHei" w:cs="Times New Roman"/>
+        </w:rPr>
+        <w:t>三种结构</w:t>
+      </w:r>
+    </w:p>
+    <w:p>
+      <w:pPr>
+        <w:pStyle w:val="FirstParagraph"/>
+      </w:pPr>
+      <w:r>
+        <w:rPr>
+          <w:rFonts w:hint="eastAsia" w:ascii="Times New Roman" w:hAnsi="Times New Roman" w:eastAsia="Times New Roman" w:cs="Times New Roman"/>
+        </w:rPr>
+        <w:t>【</w:t>
+      </w:r>
+      <w:r>
+        <w:rPr>
+          <w:rFonts w:hint="eastAsia" w:ascii="Times New Roman" w:hAnsi="Times New Roman" w:eastAsia="FangSong" w:cs="Times New Roman"/>
+        </w:rPr>
+        <w:t>例</w:t>
+      </w:r>
+      <w:r>
+        <w:rPr>
+          <w:rFonts w:hint="eastAsia" w:ascii="Times New Roman" w:hAnsi="Times New Roman" w:eastAsia="Times New Roman" w:cs="Times New Roman"/>
+        </w:rPr>
+        <w:t>3】（2000</w:t>
+      </w:r>
+      <w:r>
+        <w:rPr>
+          <w:rFonts w:ascii="Times New Roman" w:hAnsi="Times New Roman" w:eastAsia="Times New Roman" w:cs="Times New Roman"/>
+        </w:rPr>
+        <w:t xml:space="preserve"> </w:t>
+      </w:r>
+      <w:r>
+        <w:rPr>
+          <w:rFonts w:hint="eastAsia" w:ascii="Times New Roman" w:hAnsi="Times New Roman" w:eastAsia="FangSong" w:cs="Times New Roman"/>
+        </w:rPr>
+        <w:t>年全国初赛</w:t>
+      </w:r>
+      <w:r>
+        <w:rPr>
+          <w:rFonts w:hint="eastAsia" w:ascii="Times New Roman" w:hAnsi="Times New Roman" w:eastAsia="Times New Roman" w:cs="Times New Roman"/>
+        </w:rPr>
+        <w:t>）</w:t>
+      </w:r>
+      <w:r>
+        <w:rPr>
+          <w:rFonts w:hint="eastAsia" w:ascii="Times New Roman" w:hAnsi="Times New Roman" w:eastAsia="FangSong" w:cs="Times New Roman"/>
+        </w:rPr>
+        <w:t>某烃</w:t>
+      </w:r>
+      <w:r>
+        <w:rPr>
+          <w:rFonts w:ascii="Times New Roman" w:hAnsi="Times New Roman" w:eastAsia="Times New Roman" w:cs="Times New Roman"/>
+        </w:rPr>
+        <w:t xml:space="preserve"> </w:t>
+      </w:r>
+      <w:r>
+        <w:rPr>
+          <w:rFonts w:hint="eastAsia" w:ascii="Times New Roman" w:hAnsi="Times New Roman" w:eastAsia="Times New Roman" w:cs="Times New Roman"/>
+        </w:rPr>
+        <w:t>A，</w:t>
+      </w:r>
+      <w:r>
+        <w:rPr>
+          <w:rFonts w:hint="eastAsia" w:ascii="Times New Roman" w:hAnsi="Times New Roman" w:eastAsia="FangSong" w:cs="Times New Roman"/>
+        </w:rPr>
+        <w:t>分子式为</w:t>
+      </w:r>
+      <w:r>
+        <w:rPr>
+          <w:rFonts w:ascii="Times New Roman" w:hAnsi="Times New Roman" w:eastAsia="Times New Roman" w:cs="Times New Roman"/>
+        </w:rPr>
+        <w:t xml:space="preserve"> </w:t>
+      </w:r>
+      <m:oMath>
+        <m:sSub>
+          <m:e>
+            <m:r>
+              <m:t>C</m:t>
+            </m:r>
+          </m:e>
+          <m:sub>
+            <m:r>
+              <m:t>7</m:t>
+            </m:r>
+          </m:sub>
+        </m:sSub>
+        <m:sSub>
+          <m:e>
+            <m:r>
+              <m:t>H</m:t>
+            </m:r>
+          </m:e>
+          <m:sub>
+            <m:r>
+              <m:t>10</m:t>
+            </m:r>
+          </m:sub>
+        </m:sSub>
+      </m:oMath>
+      <w:r>
+        <w:rPr>
+          <w:rFonts w:hint="eastAsia" w:ascii="Times New Roman" w:hAnsi="Times New Roman" w:eastAsia="Times New Roman" w:cs="Times New Roman"/>
+        </w:rPr>
+        <w:t>，</w:t>
+      </w:r>
+      <w:r>
+        <w:rPr>
+          <w:rFonts w:hint="eastAsia" w:ascii="Times New Roman" w:hAnsi="Times New Roman" w:eastAsia="FangSong" w:cs="Times New Roman"/>
+        </w:rPr>
+        <w:t>经催化氢化生成化合物</w:t>
+      </w:r>
+      <w:r>
+        <w:rPr>
+          <w:rFonts w:ascii="Times New Roman" w:hAnsi="Times New Roman" w:eastAsia="Times New Roman" w:cs="Times New Roman"/>
+        </w:rPr>
+        <w:t xml:space="preserve"> </w:t>
+      </w:r>
+      <m:oMath>
+        <m:oMathPr>
+          <m:ctrlPr>
+            <w:rPr>
+              <w:sz w:val="28"/>
+              <w:szCs w:val="28"/>
+            </w:rPr>
+          </m:ctrlPr>
+        </m:oMathPr>
+        <m:r>
+          <m:t>B</m:t>
+        </m:r>
+        <m:r>
+          <m:rPr>
+            <m:sty m:val="p"/>
+          </m:rPr>
+          <m:t>(</m:t>
+        </m:r>
+        <m:sSub>
+          <m:e>
+            <m:r>
+              <m:t>C</m:t>
+            </m:r>
+          </m:e>
+          <m:sub>
+            <m:r>
+              <m:t>7</m:t>
+            </m:r>
+          </m:sub>
+        </m:sSub>
+        <m:sSub>
+          <m:e>
+            <m:r>
+              <m:t>H</m:t>
+            </m:r>
+          </m:e>
+          <m:sub>
+            <m:r>
+              <m:t>14</m:t>
+            </m:r>
+          </m:sub>
+        </m:sSub>
+        <m:r>
+          <m:rPr>
+            <m:sty m:val="p"/>
+          </m:rPr>
+          <m:t>)</m:t>
+        </m:r>
+      </m:oMath>
+      <w:r>
+        <w:rPr>
+          <w:rFonts w:ascii="Times New Roman" w:hAnsi="Times New Roman" w:eastAsia="Times New Roman" w:cs="Times New Roman"/>
+        </w:rPr>
+        <w:t xml:space="preserve">。A </w:t>
+      </w:r>
+      <w:r>
+        <w:rPr>
+          <w:rFonts w:hint="eastAsia" w:ascii="Times New Roman" w:hAnsi="Times New Roman" w:eastAsia="FangSong" w:cs="Times New Roman"/>
+        </w:rPr>
+        <w:t xml:space="preserve">在</w:t>
+      </w:r>
+      <w:r>
+        <w:rPr>
+          <w:rFonts w:ascii="Times New Roman" w:hAnsi="Times New Roman" w:eastAsia="Times New Roman" w:cs="Times New Roman"/>
+        </w:rPr>
+        <w:t xml:space="preserve"> HgSO</w:t>
+      </w:r>
+      <w:r>
+        <w:rPr>
+          <w:rFonts w:ascii="Times New Roman" w:hAnsi="Times New Roman" w:eastAsia="Times New Roman" w:cs="Times New Roman"/>
+          <w:vertAlign w:val="subscript"/>
+        </w:rPr>
+        <w:t>4</w:t>
+      </w:r>
+      <w:r>
+        <w:rPr>
+          <w:rFonts w:ascii="Times New Roman" w:hAnsi="Times New Roman" w:eastAsia="Times New Roman" w:cs="Times New Roman"/>
+        </w:rPr>
+        <w:t xml:space="preserve"> </w:t>
+      </w:r>
+      <w:r>
+        <w:rPr>
+          <w:rFonts w:hint="eastAsia" w:ascii="Times New Roman" w:hAnsi="Times New Roman" w:eastAsia="FangSong" w:cs="Times New Roman"/>
+        </w:rPr>
+        <w:t>催化下与水反应生成醇</w:t>
+      </w:r>
+      <w:r>
+        <w:rPr>
+          <w:rFonts w:hint="eastAsia" w:ascii="Times New Roman" w:hAnsi="Times New Roman" w:eastAsia="Times New Roman" w:cs="Times New Roman"/>
+        </w:rPr>
+        <w:t>，</w:t>
+      </w:r>
+      <w:r>
+        <w:rPr>
+          <w:rFonts w:hint="eastAsia" w:ascii="Times New Roman" w:hAnsi="Times New Roman" w:eastAsia="FangSong" w:cs="Times New Roman"/>
+        </w:rPr>
+        <w:t>但不能生成烯醇式结构</w:t>
       </w:r>
       <w:r>
         <w:rPr>
@@ -27897,73 +28567,896 @@
       </w:r>
       <w:r>
         <w:rPr>
+          <w:rFonts w:hint="eastAsia" w:ascii="Times New Roman" w:hAnsi="Times New Roman" w:eastAsia="FangSong" w:cs="Times New Roman"/>
+        </w:rPr>
+        <w:t>该结构可进一步转化为酮</w:t>
+      </w:r>
+      <w:r>
+        <w:rPr>
+          <w:rFonts w:hint="eastAsia" w:ascii="Times New Roman" w:hAnsi="Times New Roman" w:eastAsia="Times New Roman" w:cs="Times New Roman"/>
+        </w:rPr>
+        <w:t>）。A</w:t>
+      </w:r>
+      <w:r>
+        <w:rPr>
+          <w:rFonts w:ascii="Times New Roman" w:hAnsi="Times New Roman" w:eastAsia="Times New Roman" w:cs="Times New Roman"/>
+        </w:rPr>
+        <w:t xml:space="preserve"> </w:t>
+      </w:r>
+      <w:r>
+        <w:rPr>
+          <w:rFonts w:hint="eastAsia" w:ascii="Times New Roman" w:hAnsi="Times New Roman" w:eastAsia="FangSong" w:cs="Times New Roman"/>
+        </w:rPr>
+        <w:t xml:space="preserve">与</w:t>
+      </w:r>
+      <w:r>
+        <w:rPr>
+          <w:rFonts w:ascii="Times New Roman" w:hAnsi="Times New Roman" w:eastAsia="Times New Roman" w:cs="Times New Roman"/>
+        </w:rPr>
+        <w:t xml:space="preserve"> KMnO</w:t>
+      </w:r>
+      <w:r>
+        <w:rPr>
+          <w:rFonts w:ascii="Times New Roman" w:hAnsi="Times New Roman" w:eastAsia="Times New Roman" w:cs="Times New Roman"/>
+          <w:vertAlign w:val="subscript"/>
+        </w:rPr>
+        <w:t>4</w:t>
+      </w:r>
+      <w:r>
+        <w:rPr>
+          <w:rFonts w:ascii="Times New Roman" w:hAnsi="Times New Roman" w:eastAsia="Times New Roman" w:cs="Times New Roman"/>
+        </w:rPr>
+        <w:t xml:space="preserve"> </w:t>
+      </w:r>
+      <w:r>
+        <w:rPr>
+          <w:rFonts w:hint="eastAsia" w:ascii="Times New Roman" w:hAnsi="Times New Roman" w:eastAsia="FangSong" w:cs="Times New Roman"/>
+        </w:rPr>
+        <w:t xml:space="preserve">剧烈反应生成化合物</w:t>
+      </w:r>
+      <w:r>
+        <w:rPr>
+          <w:rFonts w:ascii="Times New Roman" w:hAnsi="Times New Roman" w:eastAsia="Times New Roman" w:cs="Times New Roman"/>
+        </w:rPr>
+        <w:t xml:space="preserve"> </w:t>
+      </w:r>
+      <w:r>
+        <w:rPr>
+          <w:rFonts w:hint="eastAsia" w:ascii="Times New Roman" w:hAnsi="Times New Roman" w:eastAsia="Times New Roman" w:cs="Times New Roman"/>
+        </w:rPr>
+        <w:t>C，</w:t>
+      </w:r>
+      <w:r>
+        <w:rPr>
+          <w:rFonts w:hint="eastAsia" w:ascii="Times New Roman" w:hAnsi="Times New Roman" w:eastAsia="FangSong" w:cs="Times New Roman"/>
+        </w:rPr>
+        <w:t>结构简式如下图所示</w:t>
+      </w:r>
+      <w:r>
+        <w:rPr>
+          <w:rFonts w:hint="eastAsia" w:ascii="Times New Roman" w:hAnsi="Times New Roman" w:eastAsia="Times New Roman" w:cs="Times New Roman"/>
+        </w:rPr>
+        <w:t>。</w:t>
+      </w:r>
+      <w:r>
+        <w:rPr>
+          <w:rFonts w:hint="eastAsia" w:ascii="Times New Roman" w:hAnsi="Times New Roman" w:eastAsia="FangSong" w:cs="Times New Roman"/>
+        </w:rPr>
+        <w:t>试画出</w:t>
+      </w:r>
+      <w:r>
+        <w:rPr>
+          <w:rFonts w:ascii="Times New Roman" w:hAnsi="Times New Roman" w:eastAsia="Times New Roman" w:cs="Times New Roman"/>
+        </w:rPr>
+        <w:t xml:space="preserve"> A </w:t>
+      </w:r>
+      <w:r>
+        <w:rPr>
+          <w:rFonts w:hint="eastAsia" w:ascii="Times New Roman" w:hAnsi="Times New Roman" w:eastAsia="FangSong" w:cs="Times New Roman"/>
+        </w:rPr>
+        <w:t>的可能结构的简式</w:t>
+      </w:r>
+      <w:r>
+        <w:rPr>
+          <w:rFonts w:hint="eastAsia" w:ascii="Times New Roman" w:hAnsi="Times New Roman" w:eastAsia="Times New Roman" w:cs="Times New Roman"/>
+        </w:rPr>
+        <w:t>。</w:t>
+      </w:r>
+    </w:p>
+    <w:p>
+      <w:pPr>
+        <w:pStyle w:val="BodyText"/>
+      </w:pPr>
+      <m:oMathPara>
+        <m:oMathParaPr>
+          <m:jc m:val="center"/>
+          <m:ctrlPr>
+            <w:rPr>
+              <w:sz w:val="28"/>
+              <w:szCs w:val="28"/>
+            </w:rPr>
+          </m:ctrlPr>
+        </m:oMathParaPr>
+        <m:oMath>
+          <m:m>
+            <m:mPr>
+              <m:baseJc m:val="center"/>
+              <m:plcHide m:val="on"/>
+              <m:mcs>
+                <m:mc>
+                  <m:mcPr>
+                    <m:mcJc m:val="center"/>
+                    <m:count m:val="1"/>
+                  </m:mcPr>
+                </m:mc>
+              </m:mcs>
+            </m:mPr>
+            <m:mr>
+              <m:e>
+                <m:sSub>
+                  <m:e>
+                    <m:r>
+                      <m:rPr>
+                        <m:sty m:val="p"/>
+                      </m:rPr>
+                      <m:t>H</m:t>
+                    </m:r>
+                    <m:r>
+                      <m:rPr>
+                        <m:sty m:val="p"/>
+                      </m:rPr>
+                      <m:t>O</m:t>
+                    </m:r>
+                    <m:r>
+                      <m:rPr>
+                        <m:sty m:val="p"/>
+                      </m:rPr>
+                      <m:t>O</m:t>
+                    </m:r>
+                    <m:r>
+                      <m:rPr>
+                        <m:sty m:val="p"/>
+                      </m:rPr>
+                      <m:t>C</m:t>
+                    </m:r>
+                    <m:r>
+                      <m:rPr>
+                        <m:sty m:val="p"/>
+                      </m:rPr>
+                      <m:t>C</m:t>
+                    </m:r>
+                    <m:r>
+                      <m:rPr>
+                        <m:sty m:val="p"/>
+                      </m:rPr>
+                      <m:t>H</m:t>
+                    </m:r>
+                  </m:e>
+                  <m:sub>
+                    <m:r>
+                      <m:t>2</m:t>
+                    </m:r>
+                  </m:sub>
+                </m:sSub>
+                <m:sSub>
+                  <m:e>
+                    <m:r>
+                      <m:rPr>
+                        <m:sty m:val="p"/>
+                      </m:rPr>
+                      <m:t>C</m:t>
+                    </m:r>
+                    <m:r>
+                      <m:rPr>
+                        <m:sty m:val="p"/>
+                      </m:rPr>
+                      <m:t>H</m:t>
+                    </m:r>
+                  </m:e>
+                  <m:sub>
+                    <m:r>
+                      <m:t>2</m:t>
+                    </m:r>
+                  </m:sub>
+                </m:sSub>
+                <m:sSub>
+                  <m:e>
+                    <m:r>
+                      <m:rPr>
+                        <m:sty m:val="p"/>
+                      </m:rPr>
+                      <m:t>C</m:t>
+                    </m:r>
+                    <m:r>
+                      <m:rPr>
+                        <m:sty m:val="p"/>
+                      </m:rPr>
+                      <m:t>C</m:t>
+                    </m:r>
+                    <m:r>
+                      <m:rPr>
+                        <m:sty m:val="p"/>
+                      </m:rPr>
+                      <m:t>H</m:t>
+                    </m:r>
+                  </m:e>
+                  <m:sub>
+                    <m:r>
+                      <m:t>2</m:t>
+                    </m:r>
+                  </m:sub>
+                </m:sSub>
+                <m:r>
+                  <m:rPr>
+                    <m:sty m:val="p"/>
+                  </m:rPr>
+                  <m:t>C</m:t>
+                </m:r>
+                <m:r>
+                  <m:rPr>
+                    <m:sty m:val="p"/>
+                  </m:rPr>
+                  <m:t>O</m:t>
+                </m:r>
+                <m:r>
+                  <m:rPr>
+                    <m:sty m:val="p"/>
+                  </m:rPr>
+                  <m:t>O</m:t>
+                </m:r>
+                <m:r>
+                  <m:rPr>
+                    <m:sty m:val="p"/>
+                  </m:rPr>
+                  <m:t>H</m:t>
+                </m:r>
+              </m:e>
+            </m:mr>
+            <m:mr>
+              <m:e>
+                <m:r>
+                  <m:rPr>
+                    <m:sty m:val="p"/>
+                  </m:rPr>
+                  <m:t>∥</m:t>
+                </m:r>
+              </m:e>
+            </m:mr>
+            <m:mr>
+              <m:e>
+                <m:r>
+                  <m:rPr>
+                    <m:sty m:val="p"/>
+                  </m:rPr>
+                  <m:t>O</m:t>
+                </m:r>
+              </m:e>
+            </m:mr>
+          </m:m>
+        </m:oMath>
+      </m:oMathPara>
+    </w:p>
+    <w:p>
+      <w:pPr>
+        <w:spacing w:before="160" w:after="80"/>
+      </w:pPr>
+      <w:r>
+        <w:pict>
+          <v:rect style="width:0;height:1.5pt" o:hralign="center" o:hrstd="t" o:hr="t"/>
+        </w:pict>
+      </w:r>
+    </w:p>
+    <w:bookmarkEnd w:id="314"/>
+    <w:bookmarkStart w:id="315" w:name="二分册-l10实14-c8h8三同分异构体abc"/>
+    <w:p>
+      <w:pPr>
+        <w:pStyle w:val="Heading2"/>
+        <w:spacing w:before="280" w:after="80"/>
+        <w:keepNext/>
+      </w:pPr>
+      <w:r>
+        <w:rPr>
+          <w:rFonts w:ascii="Times New Roman" w:hAnsi="Times New Roman" w:eastAsia="Times New Roman" w:cs="Times New Roman"/>
+        </w:rPr>
+        <w:t xml:space="preserve">1.49 </w:t>
+      </w:r>
+      <w:r>
+        <w:rPr>
           <w:rFonts w:hint="eastAsia" w:ascii="Times New Roman" w:hAnsi="Times New Roman" w:eastAsia="SimHei" w:cs="Times New Roman"/>
         </w:rPr>
-        <w:t>第</w:t>
-      </w:r>
-      <w:r>
-        <w:rPr>
-          <w:rFonts w:hint="eastAsia" w:ascii="Times New Roman" w:hAnsi="Times New Roman" w:eastAsia="Times New Roman" w:cs="Times New Roman"/>
-        </w:rPr>
-        <w:t>31</w:t>
+        <w:t>二分册</w:t>
+      </w:r>
+      <w:r>
+        <w:rPr>
+          <w:rFonts w:hint="eastAsia" w:ascii="Times New Roman" w:hAnsi="Times New Roman" w:eastAsia="Times New Roman" w:cs="Times New Roman"/>
+        </w:rPr>
+        <w:t>-L10</w:t>
       </w:r>
       <w:r>
         <w:rPr>
           <w:rFonts w:hint="eastAsia" w:ascii="Times New Roman" w:hAnsi="Times New Roman" w:eastAsia="SimHei" w:cs="Times New Roman"/>
         </w:rPr>
-        <w:t>届初赛</w:t>
-      </w:r>
+        <w:t>实</w:t>
+      </w:r>
+      <w:r>
+        <w:rPr>
+          <w:rFonts w:hint="eastAsia" w:ascii="Times New Roman" w:hAnsi="Times New Roman" w:eastAsia="Times New Roman" w:cs="Times New Roman"/>
+        </w:rPr>
+        <w:t>14-C8H8</w:t>
+      </w:r>
+      <w:r>
+        <w:rPr>
+          <w:rFonts w:hint="eastAsia" w:ascii="Times New Roman" w:hAnsi="Times New Roman" w:eastAsia="SimHei" w:cs="Times New Roman"/>
+        </w:rPr>
+        <w:t>三同分异构体</w:t>
+      </w:r>
+      <w:r>
+        <w:rPr>
+          <w:rFonts w:hint="eastAsia" w:ascii="Times New Roman" w:hAnsi="Times New Roman" w:eastAsia="Times New Roman" w:cs="Times New Roman"/>
+        </w:rPr>
+        <w:t>ABC</w:t>
+      </w:r>
+    </w:p>
+    <w:p>
+      <w:pPr>
+        <w:pStyle w:val="FirstParagraph"/>
+      </w:pPr>
+      <w:r>
+        <w:rPr>
+          <w:rFonts w:ascii="Times New Roman" w:hAnsi="Times New Roman" w:eastAsia="Times New Roman" w:cs="Times New Roman"/>
+        </w:rPr>
+        <w:t xml:space="preserve">⑭ </w:t>
+      </w:r>
+      <w:r>
+        <w:rPr>
+          <w:rFonts w:hint="eastAsia" w:ascii="Times New Roman" w:hAnsi="Times New Roman" w:eastAsia="FangSong" w:cs="Times New Roman"/>
+        </w:rPr>
+        <w:t xml:space="preserve">化合物</w:t>
+      </w:r>
+      <w:r>
+        <w:rPr>
+          <w:rFonts w:ascii="Times New Roman" w:hAnsi="Times New Roman" w:eastAsia="Times New Roman" w:cs="Times New Roman"/>
+        </w:rPr>
+        <w:t xml:space="preserve"> A、B </w:t>
+      </w:r>
+      <w:r>
+        <w:rPr>
+          <w:rFonts w:hint="eastAsia" w:ascii="Times New Roman" w:hAnsi="Times New Roman" w:eastAsia="FangSong" w:cs="Times New Roman"/>
+        </w:rPr>
+        <w:t xml:space="preserve">和</w:t>
+      </w:r>
+      <w:r>
+        <w:rPr>
+          <w:rFonts w:ascii="Times New Roman" w:hAnsi="Times New Roman" w:eastAsia="Times New Roman" w:cs="Times New Roman"/>
+        </w:rPr>
+        <w:t xml:space="preserve"> C </w:t>
+      </w:r>
+      <w:r>
+        <w:rPr>
+          <w:rFonts w:hint="eastAsia" w:ascii="Times New Roman" w:hAnsi="Times New Roman" w:eastAsia="FangSong" w:cs="Times New Roman"/>
+        </w:rPr>
+        <w:t>互为同分异构体</w:t>
+      </w:r>
+      <w:r>
+        <w:rPr>
+          <w:rFonts w:hint="eastAsia" w:ascii="Times New Roman" w:hAnsi="Times New Roman" w:eastAsia="Times New Roman" w:cs="Times New Roman"/>
+        </w:rPr>
+        <w:t>。</w:t>
+      </w:r>
+      <w:r>
+        <w:rPr>
+          <w:rFonts w:hint="eastAsia" w:ascii="Times New Roman" w:hAnsi="Times New Roman" w:eastAsia="FangSong" w:cs="Times New Roman"/>
+        </w:rPr>
+        <w:t>它们的元素分析数据为</w:t>
+      </w:r>
+      <w:r>
+        <w:rPr>
+          <w:rFonts w:hint="eastAsia" w:ascii="Times New Roman" w:hAnsi="Times New Roman" w:eastAsia="Times New Roman" w:cs="Times New Roman"/>
+        </w:rPr>
+        <w:t>：</w:t>
+      </w:r>
+      <w:r>
+        <w:rPr>
+          <w:rFonts w:hint="eastAsia" w:ascii="Times New Roman" w:hAnsi="Times New Roman" w:eastAsia="FangSong" w:cs="Times New Roman"/>
+        </w:rPr>
+        <w:t>含碳</w:t>
+      </w:r>
+      <w:r>
+        <w:rPr>
+          <w:rFonts w:ascii="Times New Roman" w:hAnsi="Times New Roman" w:eastAsia="Times New Roman" w:cs="Times New Roman"/>
+        </w:rPr>
+        <w:t xml:space="preserve"> </w:t>
+      </w:r>
+      <w:r>
+        <w:rPr>
+          <w:rFonts w:hint="eastAsia" w:ascii="Times New Roman" w:hAnsi="Times New Roman" w:eastAsia="Times New Roman" w:cs="Times New Roman"/>
+        </w:rPr>
+        <w:t>92.3%，</w:t>
+      </w:r>
+      <w:r>
+        <w:rPr>
+          <w:rFonts w:hint="eastAsia" w:ascii="Times New Roman" w:hAnsi="Times New Roman" w:eastAsia="FangSong" w:cs="Times New Roman"/>
+        </w:rPr>
+        <w:t>含氢</w:t>
+      </w:r>
+      <w:r>
+        <w:rPr>
+          <w:rFonts w:ascii="Times New Roman" w:hAnsi="Times New Roman" w:eastAsia="Times New Roman" w:cs="Times New Roman"/>
+        </w:rPr>
+        <w:t xml:space="preserve"> 7.7%。1 mol A </w:t>
+      </w:r>
+      <w:r>
+        <w:rPr>
+          <w:rFonts w:hint="eastAsia" w:ascii="Times New Roman" w:hAnsi="Times New Roman" w:eastAsia="FangSong" w:cs="Times New Roman"/>
+        </w:rPr>
+        <w:t xml:space="preserve">在氧气中充分燃烧产生</w:t>
+      </w:r>
+      <w:r>
+        <w:rPr>
+          <w:rFonts w:ascii="Times New Roman" w:hAnsi="Times New Roman" w:eastAsia="Times New Roman" w:cs="Times New Roman"/>
+        </w:rPr>
+        <w:t xml:space="preserve"> 179.2 L </w:t>
+      </w:r>
+      <w:r>
+        <w:rPr>
+          <w:rFonts w:hint="eastAsia" w:ascii="Times New Roman" w:hAnsi="Times New Roman" w:eastAsia="FangSong" w:cs="Times New Roman"/>
+        </w:rPr>
+        <w:t>二氧化碳</w:t>
+      </w:r>
+      <w:r>
+        <w:rPr>
+          <w:rFonts w:hint="eastAsia" w:ascii="Times New Roman" w:hAnsi="Times New Roman" w:eastAsia="Times New Roman" w:cs="Times New Roman"/>
+        </w:rPr>
+        <w:t>（</w:t>
+      </w:r>
+      <w:r>
+        <w:rPr>
+          <w:rFonts w:hint="eastAsia" w:ascii="Times New Roman" w:hAnsi="Times New Roman" w:eastAsia="FangSong" w:cs="Times New Roman"/>
+        </w:rPr>
+        <w:t>标准状况</w:t>
+      </w:r>
+      <w:r>
+        <w:rPr>
+          <w:rFonts w:hint="eastAsia" w:ascii="Times New Roman" w:hAnsi="Times New Roman" w:eastAsia="Times New Roman" w:cs="Times New Roman"/>
+        </w:rPr>
+        <w:t>）。A</w:t>
+      </w:r>
+      <w:r>
+        <w:rPr>
+          <w:rFonts w:ascii="Times New Roman" w:hAnsi="Times New Roman" w:eastAsia="Times New Roman" w:cs="Times New Roman"/>
+        </w:rPr>
+        <w:t xml:space="preserve"> </w:t>
+      </w:r>
+      <w:r>
+        <w:rPr>
+          <w:rFonts w:hint="eastAsia" w:ascii="Times New Roman" w:hAnsi="Times New Roman" w:eastAsia="FangSong" w:cs="Times New Roman"/>
+        </w:rPr>
+        <w:t>是芳香化合物</w:t>
+      </w:r>
+      <w:r>
+        <w:rPr>
+          <w:rFonts w:hint="eastAsia" w:ascii="Times New Roman" w:hAnsi="Times New Roman" w:eastAsia="Times New Roman" w:cs="Times New Roman"/>
+        </w:rPr>
+        <w:t>，</w:t>
+      </w:r>
+      <w:r>
+        <w:rPr>
+          <w:rFonts w:hint="eastAsia" w:ascii="Times New Roman" w:hAnsi="Times New Roman" w:eastAsia="FangSong" w:cs="Times New Roman"/>
+        </w:rPr>
+        <w:t>分子中所有的原子共平面</w:t>
+      </w:r>
+      <w:r>
+        <w:rPr>
+          <w:rFonts w:hint="eastAsia" w:ascii="Times New Roman" w:hAnsi="Times New Roman" w:eastAsia="Times New Roman" w:cs="Times New Roman"/>
+        </w:rPr>
+        <w:t>；B</w:t>
+      </w:r>
+      <w:r>
+        <w:rPr>
+          <w:rFonts w:ascii="Times New Roman" w:hAnsi="Times New Roman" w:eastAsia="Times New Roman" w:cs="Times New Roman"/>
+        </w:rPr>
+        <w:t xml:space="preserve"> </w:t>
+      </w:r>
+      <w:r>
+        <w:rPr>
+          <w:rFonts w:hint="eastAsia" w:ascii="Times New Roman" w:hAnsi="Times New Roman" w:eastAsia="FangSong" w:cs="Times New Roman"/>
+        </w:rPr>
+        <w:t>是具有两个支链的链状化合物</w:t>
+      </w:r>
+      <w:r>
+        <w:rPr>
+          <w:rFonts w:hint="eastAsia" w:ascii="Times New Roman" w:hAnsi="Times New Roman" w:eastAsia="Times New Roman" w:cs="Times New Roman"/>
+        </w:rPr>
+        <w:t>，</w:t>
+      </w:r>
+      <w:r>
+        <w:rPr>
+          <w:rFonts w:hint="eastAsia" w:ascii="Times New Roman" w:hAnsi="Times New Roman" w:eastAsia="FangSong" w:cs="Times New Roman"/>
+        </w:rPr>
+        <w:t>分子中只有两种不同化学环境的氢原子</w:t>
+      </w:r>
+      <w:r>
+        <w:rPr>
+          <w:rFonts w:hint="eastAsia" w:ascii="Times New Roman" w:hAnsi="Times New Roman" w:eastAsia="Times New Roman" w:cs="Times New Roman"/>
+        </w:rPr>
+        <w:t>，</w:t>
+      </w:r>
+      <w:r>
+        <w:rPr>
+          <w:rFonts w:hint="eastAsia" w:ascii="Times New Roman" w:hAnsi="Times New Roman" w:eastAsia="FangSong" w:cs="Times New Roman"/>
+        </w:rPr>
+        <w:t>偶极矩等于零</w:t>
+      </w:r>
+      <w:r>
+        <w:rPr>
+          <w:rFonts w:hint="eastAsia" w:ascii="Times New Roman" w:hAnsi="Times New Roman" w:eastAsia="Times New Roman" w:cs="Times New Roman"/>
+        </w:rPr>
+        <w:t>；C</w:t>
+      </w:r>
+      <w:r>
+        <w:rPr>
+          <w:rFonts w:ascii="Times New Roman" w:hAnsi="Times New Roman" w:eastAsia="Times New Roman" w:cs="Times New Roman"/>
+        </w:rPr>
+        <w:t xml:space="preserve"> </w:t>
+      </w:r>
+      <w:r>
+        <w:rPr>
+          <w:rFonts w:hint="eastAsia" w:ascii="Times New Roman" w:hAnsi="Times New Roman" w:eastAsia="FangSong" w:cs="Times New Roman"/>
+        </w:rPr>
+        <w:t>是烷烃</w:t>
+      </w:r>
+      <w:r>
+        <w:rPr>
+          <w:rFonts w:hint="eastAsia" w:ascii="Times New Roman" w:hAnsi="Times New Roman" w:eastAsia="Times New Roman" w:cs="Times New Roman"/>
+        </w:rPr>
+        <w:t>，</w:t>
+      </w:r>
+      <w:r>
+        <w:rPr>
+          <w:rFonts w:hint="eastAsia" w:ascii="Times New Roman" w:hAnsi="Times New Roman" w:eastAsia="FangSong" w:cs="Times New Roman"/>
+        </w:rPr>
+        <w:t>分子中碳原子的化学环境完全相同</w:t>
+      </w:r>
+      <w:r>
+        <w:rPr>
+          <w:rFonts w:hint="eastAsia" w:ascii="Times New Roman" w:hAnsi="Times New Roman" w:eastAsia="Times New Roman" w:cs="Times New Roman"/>
+        </w:rPr>
+        <w:t>。</w:t>
+      </w:r>
+    </w:p>
+    <w:p>
+      <w:pPr>
+        <w:numPr>
+          <w:ilvl w:val="0"/>
+          <w:numId w:val="1012"/>
+        </w:numPr>
+      </w:pPr>
+      <w:r>
+        <w:rPr>
+          <w:rFonts w:hint="eastAsia" w:ascii="Times New Roman" w:hAnsi="Times New Roman" w:eastAsia="FangSong" w:cs="Times New Roman"/>
+        </w:rPr>
+        <w:t xml:space="preserve">写出</w:t>
+      </w:r>
+      <w:r>
+        <w:rPr>
+          <w:rFonts w:ascii="Times New Roman" w:hAnsi="Times New Roman" w:eastAsia="Times New Roman" w:cs="Times New Roman"/>
+        </w:rPr>
+        <w:t xml:space="preserve"> A、B </w:t>
+      </w:r>
+      <w:r>
+        <w:rPr>
+          <w:rFonts w:hint="eastAsia" w:ascii="Times New Roman" w:hAnsi="Times New Roman" w:eastAsia="FangSong" w:cs="Times New Roman"/>
+        </w:rPr>
+        <w:t xml:space="preserve">和</w:t>
+      </w:r>
+      <w:r>
+        <w:rPr>
+          <w:rFonts w:ascii="Times New Roman" w:hAnsi="Times New Roman" w:eastAsia="Times New Roman" w:cs="Times New Roman"/>
+        </w:rPr>
+        <w:t xml:space="preserve"> C </w:t>
+      </w:r>
+      <w:r>
+        <w:rPr>
+          <w:rFonts w:hint="eastAsia" w:ascii="Times New Roman" w:hAnsi="Times New Roman" w:eastAsia="FangSong" w:cs="Times New Roman"/>
+        </w:rPr>
+        <w:t>的分子式</w:t>
+      </w:r>
+      <w:r>
+        <w:rPr>
+          <w:rFonts w:hint="eastAsia" w:ascii="Times New Roman" w:hAnsi="Times New Roman" w:eastAsia="Times New Roman" w:cs="Times New Roman"/>
+        </w:rPr>
+        <w:t>。</w:t>
+      </w:r>
+    </w:p>
+    <w:p>
+      <w:pPr>
+        <w:numPr>
+          <w:ilvl w:val="0"/>
+          <w:numId w:val="1012"/>
+        </w:numPr>
+      </w:pPr>
+      <w:r>
+        <w:rPr>
+          <w:rFonts w:hint="eastAsia" w:ascii="Times New Roman" w:hAnsi="Times New Roman" w:eastAsia="FangSong" w:cs="Times New Roman"/>
+        </w:rPr>
+        <w:t xml:space="preserve">画出</w:t>
+      </w:r>
+      <w:r>
+        <w:rPr>
+          <w:rFonts w:ascii="Times New Roman" w:hAnsi="Times New Roman" w:eastAsia="Times New Roman" w:cs="Times New Roman"/>
+        </w:rPr>
+        <w:t xml:space="preserve"> A、B </w:t>
+      </w:r>
+      <w:r>
+        <w:rPr>
+          <w:rFonts w:hint="eastAsia" w:ascii="Times New Roman" w:hAnsi="Times New Roman" w:eastAsia="FangSong" w:cs="Times New Roman"/>
+        </w:rPr>
+        <w:t xml:space="preserve">和</w:t>
+      </w:r>
+      <w:r>
+        <w:rPr>
+          <w:rFonts w:ascii="Times New Roman" w:hAnsi="Times New Roman" w:eastAsia="Times New Roman" w:cs="Times New Roman"/>
+        </w:rPr>
+        <w:t xml:space="preserve"> C </w:t>
+      </w:r>
+      <w:r>
+        <w:rPr>
+          <w:rFonts w:hint="eastAsia" w:ascii="Times New Roman" w:hAnsi="Times New Roman" w:eastAsia="FangSong" w:cs="Times New Roman"/>
+        </w:rPr>
+        <w:t>的结构简式</w:t>
+      </w:r>
+      <w:r>
+        <w:rPr>
+          <w:rFonts w:hint="eastAsia" w:ascii="Times New Roman" w:hAnsi="Times New Roman" w:eastAsia="Times New Roman" w:cs="Times New Roman"/>
+        </w:rPr>
+        <w:t>。</w:t>
+      </w:r>
+    </w:p>
+    <w:p>
+      <w:pPr>
+        <w:spacing w:before="160" w:after="80"/>
+      </w:pPr>
+      <w:r>
+        <w:pict>
+          <v:rect style="width:0;height:1.5pt" o:hralign="center" o:hrstd="t" o:hr="t"/>
+        </w:pict>
+      </w:r>
+    </w:p>
+    <w:bookmarkEnd w:id="315"/>
+    <w:bookmarkStart w:id="328" w:name="二分册-l14实13-乙基香草醛同分异构三问"/>
+    <w:p>
+      <w:pPr>
+        <w:pStyle w:val="Heading2"/>
+        <w:spacing w:before="280" w:after="80"/>
+        <w:keepNext/>
+      </w:pPr>
+      <w:r>
+        <w:rPr>
+          <w:rFonts w:ascii="Times New Roman" w:hAnsi="Times New Roman" w:eastAsia="Times New Roman" w:cs="Times New Roman"/>
+        </w:rPr>
+        <w:t xml:space="preserve">1.50 </w:t>
+      </w:r>
+      <w:r>
+        <w:rPr>
+          <w:rFonts w:hint="eastAsia" w:ascii="Times New Roman" w:hAnsi="Times New Roman" w:eastAsia="SimHei" w:cs="Times New Roman"/>
+        </w:rPr>
+        <w:t>二分册</w:t>
+      </w:r>
+      <w:r>
+        <w:rPr>
+          <w:rFonts w:hint="eastAsia" w:ascii="Times New Roman" w:hAnsi="Times New Roman" w:eastAsia="Times New Roman" w:cs="Times New Roman"/>
+        </w:rPr>
+        <w:t>-L14</w:t>
+      </w:r>
+      <w:r>
+        <w:rPr>
+          <w:rFonts w:hint="eastAsia" w:ascii="Times New Roman" w:hAnsi="Times New Roman" w:eastAsia="SimHei" w:cs="Times New Roman"/>
+        </w:rPr>
+        <w:t>实</w:t>
+      </w:r>
+      <w:r>
+        <w:rPr>
+          <w:rFonts w:hint="eastAsia" w:ascii="Times New Roman" w:hAnsi="Times New Roman" w:eastAsia="Times New Roman" w:cs="Times New Roman"/>
+        </w:rPr>
+        <w:t>13-</w:t>
+      </w:r>
+      <w:r>
+        <w:rPr>
+          <w:rFonts w:hint="eastAsia" w:ascii="Times New Roman" w:hAnsi="Times New Roman" w:eastAsia="SimHei" w:cs="Times New Roman"/>
+        </w:rPr>
+        <w:t>乙基香草醛同分异构三问</w:t>
+      </w:r>
+    </w:p>
+    <w:p>
+      <w:pPr>
+        <w:pStyle w:val="FirstParagraph"/>
+      </w:pPr>
+      <w:r>
+        <w:rPr>
+          <w:rFonts w:hint="eastAsia" w:ascii="Times New Roman" w:hAnsi="Times New Roman" w:eastAsia="FangSong" w:cs="Times New Roman"/>
+        </w:rPr>
+        <w:t>乙基香草醛</w:t>
+      </w:r>
+      <w:r>
+        <w:rPr>
+          <w:rFonts w:hint="eastAsia" w:ascii="Times New Roman" w:hAnsi="Times New Roman" w:eastAsia="Times New Roman" w:cs="Times New Roman"/>
+        </w:rPr>
+        <w:t>（</w:t>
+      </w:r>
+      <m:oMath>
+        <m:oMathPr>
+          <m:ctrlPr>
+            <w:rPr>
+              <w:sz w:val="28"/>
+              <w:szCs w:val="28"/>
+            </w:rPr>
+          </m:ctrlPr>
+        </m:oMathPr>
+        <m:sSub>
+          <m:e>
+            <m:r>
+              <m:t>C</m:t>
+            </m:r>
+          </m:e>
+          <m:sub>
+            <m:r>
+              <m:t>6</m:t>
+            </m:r>
+          </m:sub>
+        </m:sSub>
+        <m:sSub>
+          <m:e>
+            <m:r>
+              <m:t>H</m:t>
+            </m:r>
+          </m:e>
+          <m:sub>
+            <m:r>
+              <m:t>5</m:t>
+            </m:r>
+          </m:sub>
+        </m:sSub>
+        <m:r>
+          <m:t>C</m:t>
+        </m:r>
+        <m:r>
+          <m:t>H</m:t>
+        </m:r>
+        <m:r>
+          <m:t>O</m:t>
+        </m:r>
+        <m:r>
+          <m:t>O</m:t>
+        </m:r>
+        <m:sSub>
+          <m:e>
+            <m:r>
+              <m:t>C</m:t>
+            </m:r>
+          </m:e>
+          <m:sub>
+            <m:r>
+              <m:t>2</m:t>
+            </m:r>
+          </m:sub>
+        </m:sSub>
+        <m:sSub>
+          <m:e>
+            <m:r>
+              <m:t>H</m:t>
+            </m:r>
+          </m:e>
+          <m:sub>
+            <m:r>
+              <m:t>5</m:t>
+            </m:r>
+          </m:sub>
+        </m:sSub>
+      </m:oMath>
       <w:r>
         <w:rPr>
           <w:rFonts w:hint="eastAsia" w:ascii="Times New Roman" w:hAnsi="Times New Roman" w:eastAsia="Times New Roman" w:cs="Times New Roman"/>
         </w:rPr>
         <w:t>）</w:t>
       </w:r>
+      <w:r>
+        <w:rPr>
+          <w:rFonts w:hint="eastAsia" w:ascii="Times New Roman" w:hAnsi="Times New Roman" w:eastAsia="FangSong" w:cs="Times New Roman"/>
+        </w:rPr>
+        <w:t>是食品添加剂的增香原料</w:t>
+      </w:r>
+      <w:r>
+        <w:rPr>
+          <w:rFonts w:hint="eastAsia" w:ascii="Times New Roman" w:hAnsi="Times New Roman" w:eastAsia="Times New Roman" w:cs="Times New Roman"/>
+        </w:rPr>
+        <w:t>，</w:t>
+      </w:r>
+      <w:r>
+        <w:rPr>
+          <w:rFonts w:hint="eastAsia" w:ascii="Times New Roman" w:hAnsi="Times New Roman" w:eastAsia="FangSong" w:cs="Times New Roman"/>
+        </w:rPr>
+        <w:t>其香味比香草醛更加浓郁</w:t>
+      </w:r>
+      <w:r>
+        <w:rPr>
+          <w:rFonts w:hint="eastAsia" w:ascii="Times New Roman" w:hAnsi="Times New Roman" w:eastAsia="Times New Roman" w:cs="Times New Roman"/>
+        </w:rPr>
+        <w:t>。</w:t>
+      </w:r>
+    </w:p>
+    <w:p>
+      <w:pPr>
+        <w:numPr>
+          <w:ilvl w:val="0"/>
+          <w:numId w:val="1013"/>
+        </w:numPr>
+      </w:pPr>
+      <w:r>
+        <w:rPr>
+          <w:rFonts w:hint="eastAsia" w:ascii="Times New Roman" w:hAnsi="Times New Roman" w:eastAsia="FangSong" w:cs="Times New Roman"/>
+        </w:rPr>
+        <w:t>写出乙基香草醛分子中两种含氧官能团的名称</w:t>
+      </w:r>
+      <w:r>
+        <w:rPr>
+          <w:rFonts w:hint="eastAsia" w:ascii="Times New Roman" w:hAnsi="Times New Roman" w:eastAsia="Times New Roman" w:cs="Times New Roman"/>
+        </w:rPr>
+        <w:t>____。</w:t>
+      </w:r>
+    </w:p>
+    <w:p>
+      <w:pPr>
+        <w:numPr>
+          <w:ilvl w:val="0"/>
+          <w:numId w:val="1013"/>
+        </w:numPr>
+      </w:pPr>
+      <w:r>
+        <w:rPr>
+          <w:rFonts w:hint="eastAsia" w:ascii="Times New Roman" w:hAnsi="Times New Roman" w:eastAsia="FangSong" w:cs="Times New Roman"/>
+        </w:rPr>
+        <w:t xml:space="preserve">乙基香草醛的同分异构体</w:t>
+      </w:r>
+      <w:r>
+        <w:rPr>
+          <w:rFonts w:ascii="Times New Roman" w:hAnsi="Times New Roman" w:eastAsia="Times New Roman" w:cs="Times New Roman"/>
+        </w:rPr>
+        <w:t xml:space="preserve"> A </w:t>
+      </w:r>
+      <w:r>
+        <w:rPr>
+          <w:rFonts w:hint="eastAsia" w:ascii="Times New Roman" w:hAnsi="Times New Roman" w:eastAsia="FangSong" w:cs="Times New Roman"/>
+        </w:rPr>
+        <w:t>是一种有机酸</w:t>
+      </w:r>
+      <w:r>
+        <w:rPr>
+          <w:rFonts w:hint="eastAsia" w:ascii="Times New Roman" w:hAnsi="Times New Roman" w:eastAsia="Times New Roman" w:cs="Times New Roman"/>
+        </w:rPr>
+        <w:t>，A</w:t>
+      </w:r>
+      <w:r>
+        <w:rPr>
+          <w:rFonts w:ascii="Times New Roman" w:hAnsi="Times New Roman" w:eastAsia="Times New Roman" w:cs="Times New Roman"/>
+        </w:rPr>
+        <w:t xml:space="preserve"> </w:t>
+      </w:r>
+      <w:r>
+        <w:rPr>
+          <w:rFonts w:hint="eastAsia" w:ascii="Times New Roman" w:hAnsi="Times New Roman" w:eastAsia="FangSong" w:cs="Times New Roman"/>
+        </w:rPr>
+        <w:t>可发生以下变化</w:t>
+      </w:r>
+      <w:r>
+        <w:rPr>
+          <w:rFonts w:hint="eastAsia" w:ascii="Times New Roman" w:hAnsi="Times New Roman" w:eastAsia="Times New Roman" w:cs="Times New Roman"/>
+        </w:rPr>
+        <w:t>：</w:t>
+      </w:r>
     </w:p>
     <w:p>
       <w:pPr>
         <w:pStyle w:val="FirstParagraph"/>
-      </w:pPr>
-      <w:r>
-        <w:rPr>
-          <w:rFonts w:hint="eastAsia" w:ascii="Times New Roman" w:hAnsi="Times New Roman" w:eastAsia="FangSong" w:cs="Times New Roman"/>
-        </w:rPr>
-        <w:t>影响有机反应的因素较多</w:t>
-      </w:r>
-      <w:r>
-        <w:rPr>
-          <w:rFonts w:hint="eastAsia" w:ascii="Times New Roman" w:hAnsi="Times New Roman" w:eastAsia="Times New Roman" w:cs="Times New Roman"/>
-        </w:rPr>
-        <w:t>。</w:t>
-      </w:r>
-      <w:r>
-        <w:rPr>
-          <w:rFonts w:hint="eastAsia" w:ascii="Times New Roman" w:hAnsi="Times New Roman" w:eastAsia="FangSong" w:cs="Times New Roman"/>
-        </w:rPr>
-        <w:t>例如</w:t>
-      </w:r>
-      <w:r>
-        <w:rPr>
-          <w:rFonts w:hint="eastAsia" w:ascii="Times New Roman" w:hAnsi="Times New Roman" w:eastAsia="Times New Roman" w:cs="Times New Roman"/>
-        </w:rPr>
-        <w:t>，</w:t>
-      </w:r>
-      <w:r>
-        <w:rPr>
-          <w:rFonts w:hint="eastAsia" w:ascii="Times New Roman" w:hAnsi="Times New Roman" w:eastAsia="FangSong" w:cs="Times New Roman"/>
-        </w:rPr>
-        <w:t>反应底物中的取代基不同往往会使反应生成不同的产物</w:t>
-      </w:r>
-      <w:r>
-        <w:rPr>
-          <w:rFonts w:hint="eastAsia" w:ascii="Times New Roman" w:hAnsi="Times New Roman" w:eastAsia="Times New Roman" w:cs="Times New Roman"/>
-        </w:rPr>
-        <w:t>。</w:t>
-      </w:r>
-    </w:p>
-    <w:p>
-      <w:pPr>
-        <w:pStyle w:val="BodyText"/>
         <w:spacing w:before="160" w:after="80"/>
         <w:jc w:val="center"/>
       </w:pPr>
@@ -27973,20 +29466,3086 @@
         </w:rPr>
         <w:drawing>
           <wp:inline>
-            <wp:extent cx="3600000" cy="688171"/>
+            <wp:extent cx="3600000" cy="1091433"/>
             <wp:effectExtent b="0" l="0" r="0" t="0"/>
-            <wp:docPr descr="" title="" id="311" name="Picture"/>
+            <wp:docPr descr="" title="" id="317" name="Picture"/>
             <a:graphic>
               <a:graphicData uri="http://schemas.openxmlformats.org/drawingml/2006/picture">
                 <pic:pic>
                   <pic:nvPicPr>
-                    <pic:cNvPr descr="83028b79f76ad7ad7d8b714c70766131a3b18b7210a1f28e41bfa8182fbe37e4.jpg" id="312" name="Picture"/>
+                    <pic:cNvPr descr="b1b8df218dda6328c6ff5196134fe0a7917929d1be92d31a4d81d3d360d24a94.jpg" id="318" name="Picture"/>
                     <pic:cNvPicPr>
                       <a:picLocks noChangeArrowheads="1" noChangeAspect="1"/>
                     </pic:cNvPicPr>
                   </pic:nvPicPr>
                   <pic:blipFill>
-                    <a:blip r:embed="rId310"/>
+                    <a:blip r:embed="rId316"/>
+                    <a:stretch>
+                      <a:fillRect/>
+                    </a:stretch>
+                  </pic:blipFill>
+                  <pic:spPr bwMode="auto">
+                    <a:xfrm>
+                      <a:off x="0" y="0"/>
+                      <a:ext cx="3600000" cy="1091433"/>
+                    </a:xfrm>
+                    <a:prstGeom prst="rect">
+                      <a:avLst/>
+                    </a:prstGeom>
+                    <a:noFill/>
+                    <a:ln w="9525">
+                      <a:noFill/>
+                      <a:headEnd/>
+                      <a:tailEnd/>
+                    </a:ln>
+                  </pic:spPr>
+                </pic:pic>
+              </a:graphicData>
+            </a:graphic>
+          </wp:inline>
+        </w:drawing>
+      </w:r>
+    </w:p>
+    <w:p>
+      <w:pPr>
+        <w:pStyle w:val="BodyText"/>
+      </w:pPr>
+      <w:r>
+        <w:rPr>
+          <w:rFonts w:hint="eastAsia" w:ascii="Times New Roman" w:hAnsi="Times New Roman" w:eastAsia="FangSong" w:cs="Times New Roman"/>
+        </w:rPr>
+        <w:t>提示</w:t>
+      </w:r>
+      <w:r>
+        <w:rPr>
+          <w:rFonts w:hint="eastAsia" w:ascii="Times New Roman" w:hAnsi="Times New Roman" w:eastAsia="Times New Roman" w:cs="Times New Roman"/>
+        </w:rPr>
+        <w:t>：①</w:t>
+      </w:r>
+      <w:r>
+        <w:rPr>
+          <w:rFonts w:ascii="Times New Roman" w:hAnsi="Times New Roman" w:eastAsia="Times New Roman" w:cs="Times New Roman"/>
+        </w:rPr>
+        <w:t xml:space="preserve"> </w:t>
+      </w:r>
+      <m:oMath>
+        <m:oMathPr>
+          <m:ctrlPr>
+            <w:rPr>
+              <w:sz w:val="28"/>
+              <w:szCs w:val="28"/>
+            </w:rPr>
+          </m:ctrlPr>
+        </m:oMathPr>
+        <m:r>
+          <m:t>R</m:t>
+        </m:r>
+        <m:r>
+          <m:t>C</m:t>
+        </m:r>
+        <m:sSub>
+          <m:e>
+            <m:r>
+              <m:t>H</m:t>
+            </m:r>
+          </m:e>
+          <m:sub>
+            <m:r>
+              <m:t>2</m:t>
+            </m:r>
+          </m:sub>
+        </m:sSub>
+        <m:r>
+          <m:t>O</m:t>
+        </m:r>
+        <m:r>
+          <m:t>H</m:t>
+        </m:r>
+        <m:limUpp>
+          <m:e>
+            <m:r>
+              <m:rPr>
+                <m:sty m:val="p"/>
+              </m:rPr>
+              <m:t>→</m:t>
+            </m:r>
+          </m:e>
+          <m:lim>
+            <m:r>
+              <m:t>C</m:t>
+            </m:r>
+            <m:r>
+              <m:t>r</m:t>
+            </m:r>
+            <m:sSub>
+              <m:e>
+                <m:r>
+                  <m:t>O</m:t>
+                </m:r>
+              </m:e>
+              <m:sub>
+                <m:r>
+                  <m:t>3</m:t>
+                </m:r>
+              </m:sub>
+            </m:sSub>
+            <m:r>
+              <m:rPr>
+                <m:sty m:val="p"/>
+              </m:rPr>
+              <m:t>/</m:t>
+            </m:r>
+            <m:sSub>
+              <m:e>
+                <m:r>
+                  <m:t>H</m:t>
+                </m:r>
+              </m:e>
+              <m:sub>
+                <m:r>
+                  <m:t>2</m:t>
+                </m:r>
+              </m:sub>
+            </m:sSub>
+            <m:r>
+              <m:t>S</m:t>
+            </m:r>
+            <m:sSub>
+              <m:e>
+                <m:r>
+                  <m:t>O</m:t>
+                </m:r>
+              </m:e>
+              <m:sub>
+                <m:r>
+                  <m:t>4</m:t>
+                </m:r>
+              </m:sub>
+            </m:sSub>
+          </m:lim>
+        </m:limUpp>
+        <m:r>
+          <m:t>R</m:t>
+        </m:r>
+        <m:r>
+          <m:t>C</m:t>
+        </m:r>
+        <m:r>
+          <m:t>H</m:t>
+        </m:r>
+        <m:r>
+          <m:t>O</m:t>
+        </m:r>
+      </m:oMath>
+    </w:p>
+    <w:p>
+      <w:pPr>
+        <w:pStyle w:val="BodyText"/>
+      </w:pPr>
+      <w:r>
+        <w:rPr>
+          <w:rFonts w:ascii="Times New Roman" w:hAnsi="Times New Roman" w:eastAsia="Times New Roman" w:cs="Times New Roman"/>
+        </w:rPr>
+        <w:t xml:space="preserve">② </w:t>
+      </w:r>
+      <w:r>
+        <w:rPr>
+          <w:rFonts w:hint="eastAsia" w:ascii="Times New Roman" w:hAnsi="Times New Roman" w:eastAsia="FangSong" w:cs="Times New Roman"/>
+        </w:rPr>
+        <w:t>与苯环直接相连的碳原子上有氢时</w:t>
+      </w:r>
+      <w:r>
+        <w:rPr>
+          <w:rFonts w:hint="eastAsia" w:ascii="Times New Roman" w:hAnsi="Times New Roman" w:eastAsia="Times New Roman" w:cs="Times New Roman"/>
+        </w:rPr>
+        <w:t>，</w:t>
+      </w:r>
+      <w:r>
+        <w:rPr>
+          <w:rFonts w:hint="eastAsia" w:ascii="Times New Roman" w:hAnsi="Times New Roman" w:eastAsia="FangSong" w:cs="Times New Roman"/>
+        </w:rPr>
+        <w:t>此碳原子才可被酸性</w:t>
+      </w:r>
+      <w:r>
+        <w:rPr>
+          <w:rFonts w:ascii="Times New Roman" w:hAnsi="Times New Roman" w:eastAsia="Times New Roman" w:cs="Times New Roman"/>
+        </w:rPr>
+        <w:t xml:space="preserve"> </w:t>
+      </w:r>
+      <m:oMath>
+        <m:sSub>
+          <m:e>
+            <m:r>
+              <m:rPr>
+                <m:sty m:val="p"/>
+              </m:rPr>
+              <m:t>K</m:t>
+            </m:r>
+            <m:r>
+              <m:rPr>
+                <m:sty m:val="p"/>
+              </m:rPr>
+              <m:t>M</m:t>
+            </m:r>
+            <m:r>
+              <m:rPr>
+                <m:sty m:val="p"/>
+              </m:rPr>
+              <m:t>n</m:t>
+            </m:r>
+            <m:r>
+              <m:rPr>
+                <m:sty m:val="p"/>
+              </m:rPr>
+              <m:t>O</m:t>
+            </m:r>
+          </m:e>
+          <m:sub>
+            <m:r>
+              <m:t>4</m:t>
+            </m:r>
+          </m:sub>
+        </m:sSub>
+      </m:oMath>
+      <w:r>
+        <w:rPr>
+          <w:rFonts w:ascii="Times New Roman" w:hAnsi="Times New Roman" w:eastAsia="Times New Roman" w:cs="Times New Roman"/>
+        </w:rPr>
+        <w:t xml:space="preserve"> </w:t>
+      </w:r>
+      <w:r>
+        <w:rPr>
+          <w:rFonts w:hint="eastAsia" w:ascii="Times New Roman" w:hAnsi="Times New Roman" w:eastAsia="FangSong" w:cs="Times New Roman"/>
+        </w:rPr>
+        <w:t xml:space="preserve">溶液氧化为羧基</w:t>
+      </w:r>
+    </w:p>
+    <w:p>
+      <w:pPr>
+        <w:numPr>
+          <w:ilvl w:val="0"/>
+          <w:numId w:val="1014"/>
+        </w:numPr>
+      </w:pPr>
+      <w:r>
+        <w:rPr>
+          <w:rFonts w:hint="eastAsia" w:ascii="Times New Roman" w:hAnsi="Times New Roman" w:eastAsia="FangSong" w:cs="Times New Roman"/>
+        </w:rPr>
+        <w:t xml:space="preserve">由</w:t>
+      </w:r>
+      <w:r>
+        <w:rPr>
+          <w:rFonts w:ascii="Times New Roman" w:hAnsi="Times New Roman" w:eastAsia="Times New Roman" w:cs="Times New Roman"/>
+        </w:rPr>
+        <w:t xml:space="preserve"> A→C </w:t>
+      </w:r>
+      <w:r>
+        <w:rPr>
+          <w:rFonts w:hint="eastAsia" w:ascii="Times New Roman" w:hAnsi="Times New Roman" w:eastAsia="FangSong" w:cs="Times New Roman"/>
+        </w:rPr>
+        <w:t xml:space="preserve">的反应属于</w:t>
+      </w:r>
+      <w:r>
+        <w:rPr>
+          <w:rFonts w:ascii="Times New Roman" w:hAnsi="Times New Roman" w:eastAsia="Times New Roman" w:cs="Times New Roman"/>
+        </w:rPr>
+        <w:t xml:space="preserve"> </w:t>
+      </w:r>
+      <w:r>
+        <w:rPr>
+          <w:rFonts w:hint="eastAsia" w:ascii="Times New Roman" w:hAnsi="Times New Roman" w:eastAsia="Times New Roman" w:cs="Times New Roman"/>
+        </w:rPr>
+        <w:t>____（</w:t>
+      </w:r>
+      <w:r>
+        <w:rPr>
+          <w:rFonts w:hint="eastAsia" w:ascii="Times New Roman" w:hAnsi="Times New Roman" w:eastAsia="FangSong" w:cs="Times New Roman"/>
+        </w:rPr>
+        <w:t>填反应类型</w:t>
+      </w:r>
+      <w:r>
+        <w:rPr>
+          <w:rFonts w:hint="eastAsia" w:ascii="Times New Roman" w:hAnsi="Times New Roman" w:eastAsia="Times New Roman" w:cs="Times New Roman"/>
+        </w:rPr>
+        <w:t>）；</w:t>
+      </w:r>
+    </w:p>
+    <w:p>
+      <w:pPr>
+        <w:numPr>
+          <w:ilvl w:val="0"/>
+          <w:numId w:val="1014"/>
+        </w:numPr>
+      </w:pPr>
+      <w:r>
+        <w:rPr>
+          <w:rFonts w:hint="eastAsia" w:ascii="Times New Roman" w:hAnsi="Times New Roman" w:eastAsia="FangSong" w:cs="Times New Roman"/>
+        </w:rPr>
+        <w:t xml:space="preserve">写出</w:t>
+      </w:r>
+      <w:r>
+        <w:rPr>
+          <w:rFonts w:ascii="Times New Roman" w:hAnsi="Times New Roman" w:eastAsia="Times New Roman" w:cs="Times New Roman"/>
+        </w:rPr>
+        <w:t xml:space="preserve"> A </w:t>
+      </w:r>
+      <w:r>
+        <w:rPr>
+          <w:rFonts w:hint="eastAsia" w:ascii="Times New Roman" w:hAnsi="Times New Roman" w:eastAsia="FangSong" w:cs="Times New Roman"/>
+        </w:rPr>
+        <w:t xml:space="preserve">的结构简式</w:t>
+      </w:r>
+      <w:r>
+        <w:rPr>
+          <w:rFonts w:ascii="Times New Roman" w:hAnsi="Times New Roman" w:eastAsia="Times New Roman" w:cs="Times New Roman"/>
+        </w:rPr>
+        <w:t xml:space="preserve"> ____。</w:t>
+      </w:r>
+    </w:p>
+    <w:p>
+      <w:pPr>
+        <w:pStyle w:val="FirstParagraph"/>
+        <w:spacing w:before="160" w:after="80"/>
+        <w:jc w:val="center"/>
+      </w:pPr>
+      <w:r>
+        <w:rPr>
+          <w:rFonts w:ascii="Times New Roman" w:hAnsi="Times New Roman" w:eastAsia="Times New Roman" w:cs="Times New Roman"/>
+        </w:rPr>
+        <w:drawing>
+          <wp:inline>
+            <wp:extent cx="3600000" cy="636542"/>
+            <wp:effectExtent b="0" l="0" r="0" t="0"/>
+            <wp:docPr descr="" title="" id="320" name="Picture"/>
+            <a:graphic>
+              <a:graphicData uri="http://schemas.openxmlformats.org/drawingml/2006/picture">
+                <pic:pic>
+                  <pic:nvPicPr>
+                    <pic:cNvPr descr="3267078d23428daa6869a045fb5bb7069a45c0f38b99784ce6659334332ea782.jpg" id="321" name="Picture"/>
+                    <pic:cNvPicPr>
+                      <a:picLocks noChangeArrowheads="1" noChangeAspect="1"/>
+                    </pic:cNvPicPr>
+                  </pic:nvPicPr>
+                  <pic:blipFill>
+                    <a:blip r:embed="rId319"/>
+                    <a:stretch>
+                      <a:fillRect/>
+                    </a:stretch>
+                  </pic:blipFill>
+                  <pic:spPr bwMode="auto">
+                    <a:xfrm>
+                      <a:off x="0" y="0"/>
+                      <a:ext cx="3600000" cy="636542"/>
+                    </a:xfrm>
+                    <a:prstGeom prst="rect">
+                      <a:avLst/>
+                    </a:prstGeom>
+                    <a:noFill/>
+                    <a:ln w="9525">
+                      <a:noFill/>
+                      <a:headEnd/>
+                      <a:tailEnd/>
+                    </a:ln>
+                  </pic:spPr>
+                </pic:pic>
+              </a:graphicData>
+            </a:graphic>
+          </wp:inline>
+        </w:drawing>
+      </w:r>
+    </w:p>
+    <w:p>
+      <w:pPr>
+        <w:pStyle w:val="Compact"/>
+        <w:numPr>
+          <w:ilvl w:val="0"/>
+          <w:numId w:val="1015"/>
+        </w:numPr>
+      </w:pPr>
+      <w:r>
+        <w:rPr>
+          <w:rFonts w:hint="eastAsia" w:ascii="Times New Roman" w:hAnsi="Times New Roman" w:eastAsia="FangSong" w:cs="Times New Roman"/>
+        </w:rPr>
+        <w:t xml:space="preserve">乙基香草醛的另一种同分异构体</w:t>
+      </w:r>
+      <w:r>
+        <w:rPr>
+          <w:rFonts w:ascii="Times New Roman" w:hAnsi="Times New Roman" w:eastAsia="Times New Roman" w:cs="Times New Roman"/>
+        </w:rPr>
+        <w:t xml:space="preserve"> </w:t>
+      </w:r>
+      <m:oMath>
+        <m:oMathPr>
+          <m:ctrlPr>
+            <w:rPr>
+              <w:sz w:val="28"/>
+              <w:szCs w:val="28"/>
+            </w:rPr>
+          </m:ctrlPr>
+        </m:oMathPr>
+        <m:r>
+          <m:rPr>
+            <m:sty m:val="p"/>
+          </m:rPr>
+          <m:t>D</m:t>
+        </m:r>
+        <m:r>
+          <m:rPr>
+            <m:sty m:val="p"/>
+          </m:rPr>
+          <m:t>(</m:t>
+        </m:r>
+        <m:sSub>
+          <m:e>
+            <m:r>
+              <m:rPr>
+                <m:sty m:val="p"/>
+              </m:rPr>
+              <m:t>C</m:t>
+            </m:r>
+            <m:r>
+              <m:rPr>
+                <m:sty m:val="p"/>
+              </m:rPr>
+              <m:t>H</m:t>
+            </m:r>
+          </m:e>
+          <m:sub>
+            <m:r>
+              <m:t>3</m:t>
+            </m:r>
+          </m:sub>
+        </m:sSub>
+        <m:r>
+          <m:rPr>
+            <m:sty m:val="p"/>
+          </m:rPr>
+          <m:t>O</m:t>
+        </m:r>
+        <m:r>
+          <m:rPr>
+            <m:sty m:val="p"/>
+          </m:rPr>
+          <m:t>−</m:t>
+        </m:r>
+        <m:sSub>
+          <m:e>
+            <m:r>
+              <m:rPr>
+                <m:sty m:val="p"/>
+              </m:rPr>
+              <m:t>C</m:t>
+            </m:r>
+          </m:e>
+          <m:sub>
+            <m:r>
+              <m:t>6</m:t>
+            </m:r>
+          </m:sub>
+        </m:sSub>
+        <m:sSub>
+          <m:e>
+            <m:r>
+              <m:rPr>
+                <m:sty m:val="p"/>
+              </m:rPr>
+              <m:t>H</m:t>
+            </m:r>
+          </m:e>
+          <m:sub>
+            <m:r>
+              <m:t>4</m:t>
+            </m:r>
+          </m:sub>
+        </m:sSub>
+        <m:r>
+          <m:rPr>
+            <m:sty m:val="p"/>
+          </m:rPr>
+          <m:t>)</m:t>
+        </m:r>
+        <m:r>
+          <m:rPr>
+            <m:sty m:val="p"/>
+          </m:rPr>
+          <m:t>−</m:t>
+        </m:r>
+        <m:sSub>
+          <m:e>
+            <m:r>
+              <m:rPr>
+                <m:sty m:val="p"/>
+              </m:rPr>
+              <m:t>C</m:t>
+            </m:r>
+            <m:r>
+              <m:rPr>
+                <m:sty m:val="p"/>
+              </m:rPr>
+              <m:t>O</m:t>
+            </m:r>
+            <m:r>
+              <m:rPr>
+                <m:sty m:val="p"/>
+              </m:rPr>
+              <m:t>O</m:t>
+            </m:r>
+            <m:r>
+              <m:rPr>
+                <m:sty m:val="p"/>
+              </m:rPr>
+              <m:t>C</m:t>
+            </m:r>
+            <m:r>
+              <m:rPr>
+                <m:sty m:val="p"/>
+              </m:rPr>
+              <m:t>H</m:t>
+            </m:r>
+          </m:e>
+          <m:sub>
+            <m:r>
+              <m:t>3</m:t>
+            </m:r>
+          </m:sub>
+        </m:sSub>
+      </m:oMath>
+      <w:r>
+        <w:rPr>
+          <w:rFonts w:ascii="Times New Roman" w:hAnsi="Times New Roman" w:eastAsia="Times New Roman" w:cs="Times New Roman"/>
+        </w:rPr>
+        <w:t xml:space="preserve"> </w:t>
+      </w:r>
+      <w:r>
+        <w:rPr>
+          <w:rFonts w:hint="eastAsia" w:ascii="Times New Roman" w:hAnsi="Times New Roman" w:eastAsia="FangSong" w:cs="Times New Roman"/>
+        </w:rPr>
+        <w:t>是一种医药中间体</w:t>
+      </w:r>
+      <w:r>
+        <w:rPr>
+          <w:rFonts w:hint="eastAsia" w:ascii="Times New Roman" w:hAnsi="Times New Roman" w:eastAsia="Times New Roman" w:cs="Times New Roman"/>
+        </w:rPr>
+        <w:t>。</w:t>
+      </w:r>
+      <w:r>
+        <w:rPr>
+          <w:rFonts w:hint="eastAsia" w:ascii="Times New Roman" w:hAnsi="Times New Roman" w:eastAsia="FangSong" w:cs="Times New Roman"/>
+        </w:rPr>
+        <w:t>请设计合理方案用茴香醛</w:t>
+      </w:r>
+      <w:r>
+        <w:rPr>
+          <w:rFonts w:ascii="Times New Roman" w:hAnsi="Times New Roman" w:eastAsia="Times New Roman" w:cs="Times New Roman"/>
+        </w:rPr>
+        <w:t xml:space="preserve"> </w:t>
+      </w:r>
+      <m:oMath>
+        <m:oMathPr>
+          <m:ctrlPr>
+            <w:rPr>
+              <w:sz w:val="28"/>
+              <w:szCs w:val="28"/>
+            </w:rPr>
+          </m:ctrlPr>
+        </m:oMathPr>
+        <m:r>
+          <m:rPr>
+            <m:sty m:val="p"/>
+          </m:rPr>
+          <m:t>(</m:t>
+        </m:r>
+        <m:sSub>
+          <m:e>
+            <m:r>
+              <m:rPr>
+                <m:sty m:val="p"/>
+              </m:rPr>
+              <m:t>C</m:t>
+            </m:r>
+            <m:r>
+              <m:rPr>
+                <m:sty m:val="p"/>
+              </m:rPr>
+              <m:t>H</m:t>
+            </m:r>
+          </m:e>
+          <m:sub>
+            <m:r>
+              <m:t>3</m:t>
+            </m:r>
+          </m:sub>
+        </m:sSub>
+        <m:r>
+          <m:rPr>
+            <m:sty m:val="p"/>
+          </m:rPr>
+          <m:t>O</m:t>
+        </m:r>
+        <m:r>
+          <m:rPr>
+            <m:sty m:val="p"/>
+          </m:rPr>
+          <m:t>−</m:t>
+        </m:r>
+        <m:sSub>
+          <m:e>
+            <m:r>
+              <m:rPr>
+                <m:sty m:val="p"/>
+              </m:rPr>
+              <m:t>C</m:t>
+            </m:r>
+          </m:e>
+          <m:sub>
+            <m:r>
+              <m:t>6</m:t>
+            </m:r>
+          </m:sub>
+        </m:sSub>
+        <m:sSub>
+          <m:e>
+            <m:r>
+              <m:rPr>
+                <m:sty m:val="p"/>
+              </m:rPr>
+              <m:t>H</m:t>
+            </m:r>
+          </m:e>
+          <m:sub>
+            <m:r>
+              <m:t>4</m:t>
+            </m:r>
+          </m:sub>
+        </m:sSub>
+        <m:r>
+          <m:rPr>
+            <m:sty m:val="p"/>
+          </m:rPr>
+          <m:t>)</m:t>
+        </m:r>
+        <m:r>
+          <m:rPr>
+            <m:sty m:val="p"/>
+          </m:rPr>
+          <m:t>−</m:t>
+        </m:r>
+        <m:r>
+          <m:rPr>
+            <m:sty m:val="p"/>
+          </m:rPr>
+          <m:t>C</m:t>
+        </m:r>
+        <m:r>
+          <m:rPr>
+            <m:sty m:val="p"/>
+          </m:rPr>
+          <m:t>H</m:t>
+        </m:r>
+        <m:r>
+          <m:rPr>
+            <m:sty m:val="p"/>
+          </m:rPr>
+          <m:t>O</m:t>
+        </m:r>
+      </m:oMath>
+      <w:r>
+        <w:rPr>
+          <w:rFonts w:ascii="Times New Roman" w:hAnsi="Times New Roman" w:eastAsia="Times New Roman" w:cs="Times New Roman"/>
+        </w:rPr>
+        <w:t xml:space="preserve"> </w:t>
+      </w:r>
+      <w:r>
+        <w:rPr>
+          <w:rFonts w:hint="eastAsia" w:ascii="Times New Roman" w:hAnsi="Times New Roman" w:eastAsia="FangSong" w:cs="Times New Roman"/>
+        </w:rPr>
+        <w:t xml:space="preserve">合成</w:t>
+      </w:r>
+      <w:r>
+        <w:rPr>
+          <w:rFonts w:ascii="Times New Roman" w:hAnsi="Times New Roman" w:eastAsia="Times New Roman" w:cs="Times New Roman"/>
+        </w:rPr>
+        <w:t xml:space="preserve"> </w:t>
+      </w:r>
+      <w:r>
+        <w:rPr>
+          <w:rFonts w:hint="eastAsia" w:ascii="Times New Roman" w:hAnsi="Times New Roman" w:eastAsia="Times New Roman" w:cs="Times New Roman"/>
+        </w:rPr>
+        <w:t>D（</w:t>
+      </w:r>
+      <w:r>
+        <w:rPr>
+          <w:rFonts w:hint="eastAsia" w:ascii="Times New Roman" w:hAnsi="Times New Roman" w:eastAsia="FangSong" w:cs="Times New Roman"/>
+        </w:rPr>
+        <w:t>其他原料自选</w:t>
+      </w:r>
+      <w:r>
+        <w:rPr>
+          <w:rFonts w:hint="eastAsia" w:ascii="Times New Roman" w:hAnsi="Times New Roman" w:eastAsia="Times New Roman" w:cs="Times New Roman"/>
+        </w:rPr>
+        <w:t>，</w:t>
+      </w:r>
+      <w:r>
+        <w:rPr>
+          <w:rFonts w:hint="eastAsia" w:ascii="Times New Roman" w:hAnsi="Times New Roman" w:eastAsia="FangSong" w:cs="Times New Roman"/>
+        </w:rPr>
+        <w:t>用反应流程图表示</w:t>
+      </w:r>
+      <w:r>
+        <w:rPr>
+          <w:rFonts w:hint="eastAsia" w:ascii="Times New Roman" w:hAnsi="Times New Roman" w:eastAsia="Times New Roman" w:cs="Times New Roman"/>
+        </w:rPr>
+        <w:t>，</w:t>
+      </w:r>
+      <w:r>
+        <w:rPr>
+          <w:rFonts w:hint="eastAsia" w:ascii="Times New Roman" w:hAnsi="Times New Roman" w:eastAsia="FangSong" w:cs="Times New Roman"/>
+        </w:rPr>
+        <w:t>并注明必要的反应条件</w:t>
+      </w:r>
+      <w:r>
+        <w:rPr>
+          <w:rFonts w:hint="eastAsia" w:ascii="Times New Roman" w:hAnsi="Times New Roman" w:eastAsia="Times New Roman" w:cs="Times New Roman"/>
+        </w:rPr>
+        <w:t>）。</w:t>
+      </w:r>
+    </w:p>
+    <w:p>
+      <w:pPr>
+        <w:pStyle w:val="FirstParagraph"/>
+        <w:spacing w:before="160" w:after="80"/>
+        <w:jc w:val="center"/>
+      </w:pPr>
+      <w:r>
+        <w:rPr>
+          <w:rFonts w:ascii="Times New Roman" w:hAnsi="Times New Roman" w:eastAsia="Times New Roman" w:cs="Times New Roman"/>
+        </w:rPr>
+        <w:drawing>
+          <wp:inline>
+            <wp:extent cx="3600000" cy="801980"/>
+            <wp:effectExtent b="0" l="0" r="0" t="0"/>
+            <wp:docPr descr="" title="" id="323" name="Picture"/>
+            <a:graphic>
+              <a:graphicData uri="http://schemas.openxmlformats.org/drawingml/2006/picture">
+                <pic:pic>
+                  <pic:nvPicPr>
+                    <pic:cNvPr descr="e01d40a7012cde1b5512e513172ac35009545b1ff6f53a98d86d92be72c8ce54.jpg" id="324" name="Picture"/>
+                    <pic:cNvPicPr>
+                      <a:picLocks noChangeArrowheads="1" noChangeAspect="1"/>
+                    </pic:cNvPicPr>
+                  </pic:nvPicPr>
+                  <pic:blipFill>
+                    <a:blip r:embed="rId322"/>
+                    <a:stretch>
+                      <a:fillRect/>
+                    </a:stretch>
+                  </pic:blipFill>
+                  <pic:spPr bwMode="auto">
+                    <a:xfrm>
+                      <a:off x="0" y="0"/>
+                      <a:ext cx="3600000" cy="801980"/>
+                    </a:xfrm>
+                    <a:prstGeom prst="rect">
+                      <a:avLst/>
+                    </a:prstGeom>
+                    <a:noFill/>
+                    <a:ln w="9525">
+                      <a:noFill/>
+                      <a:headEnd/>
+                      <a:tailEnd/>
+                    </a:ln>
+                  </pic:spPr>
+                </pic:pic>
+              </a:graphicData>
+            </a:graphic>
+          </wp:inline>
+        </w:drawing>
+      </w:r>
+    </w:p>
+    <w:p>
+      <w:pPr>
+        <w:pStyle w:val="BodyText"/>
+        <w:spacing w:before="160" w:after="80"/>
+        <w:jc w:val="center"/>
+      </w:pPr>
+      <w:r>
+        <w:rPr>
+          <w:rFonts w:ascii="Times New Roman" w:hAnsi="Times New Roman" w:eastAsia="Times New Roman" w:cs="Times New Roman"/>
+        </w:rPr>
+        <w:drawing>
+          <wp:inline>
+            <wp:extent cx="3600000" cy="953093"/>
+            <wp:effectExtent b="0" l="0" r="0" t="0"/>
+            <wp:docPr descr="" title="" id="326" name="Picture"/>
+            <a:graphic>
+              <a:graphicData uri="http://schemas.openxmlformats.org/drawingml/2006/picture">
+                <pic:pic>
+                  <pic:nvPicPr>
+                    <pic:cNvPr descr="4362746006efd4b2e254e11a6e0360f386bc57ffec3864ab3d073661e4d1ad86.jpg" id="327" name="Picture"/>
+                    <pic:cNvPicPr>
+                      <a:picLocks noChangeArrowheads="1" noChangeAspect="1"/>
+                    </pic:cNvPicPr>
+                  </pic:nvPicPr>
+                  <pic:blipFill>
+                    <a:blip r:embed="rId325"/>
+                    <a:stretch>
+                      <a:fillRect/>
+                    </a:stretch>
+                  </pic:blipFill>
+                  <pic:spPr bwMode="auto">
+                    <a:xfrm>
+                      <a:off x="0" y="0"/>
+                      <a:ext cx="3600000" cy="953093"/>
+                    </a:xfrm>
+                    <a:prstGeom prst="rect">
+                      <a:avLst/>
+                    </a:prstGeom>
+                    <a:noFill/>
+                    <a:ln w="9525">
+                      <a:noFill/>
+                      <a:headEnd/>
+                      <a:tailEnd/>
+                    </a:ln>
+                  </pic:spPr>
+                </pic:pic>
+              </a:graphicData>
+            </a:graphic>
+          </wp:inline>
+        </w:drawing>
+      </w:r>
+    </w:p>
+    <w:p>
+      <w:pPr>
+        <w:spacing w:before="160" w:after="80"/>
+      </w:pPr>
+      <w:r>
+        <w:pict>
+          <v:rect style="width:0;height:1.5pt" o:hralign="center" o:hrstd="t" o:hr="t"/>
+        </w:pict>
+      </w:r>
+    </w:p>
+    <w:bookmarkEnd w:id="328"/>
+    <w:bookmarkStart w:id="329" w:name="二分册-l15实10-mr136四同分异构体五问"/>
+    <w:p>
+      <w:pPr>
+        <w:pStyle w:val="Heading2"/>
+        <w:spacing w:before="280" w:after="80"/>
+        <w:keepNext/>
+      </w:pPr>
+      <w:r>
+        <w:rPr>
+          <w:rFonts w:ascii="Times New Roman" w:hAnsi="Times New Roman" w:eastAsia="Times New Roman" w:cs="Times New Roman"/>
+        </w:rPr>
+        <w:t xml:space="preserve">1.51 </w:t>
+      </w:r>
+      <w:r>
+        <w:rPr>
+          <w:rFonts w:hint="eastAsia" w:ascii="Times New Roman" w:hAnsi="Times New Roman" w:eastAsia="SimHei" w:cs="Times New Roman"/>
+        </w:rPr>
+        <w:t>二分册</w:t>
+      </w:r>
+      <w:r>
+        <w:rPr>
+          <w:rFonts w:hint="eastAsia" w:ascii="Times New Roman" w:hAnsi="Times New Roman" w:eastAsia="Times New Roman" w:cs="Times New Roman"/>
+        </w:rPr>
+        <w:t>-L15</w:t>
+      </w:r>
+      <w:r>
+        <w:rPr>
+          <w:rFonts w:hint="eastAsia" w:ascii="Times New Roman" w:hAnsi="Times New Roman" w:eastAsia="SimHei" w:cs="Times New Roman"/>
+        </w:rPr>
+        <w:t>实</w:t>
+      </w:r>
+      <w:r>
+        <w:rPr>
+          <w:rFonts w:hint="eastAsia" w:ascii="Times New Roman" w:hAnsi="Times New Roman" w:eastAsia="Times New Roman" w:cs="Times New Roman"/>
+        </w:rPr>
+        <w:t>10-Mr136</w:t>
+      </w:r>
+      <w:r>
+        <w:rPr>
+          <w:rFonts w:hint="eastAsia" w:ascii="Times New Roman" w:hAnsi="Times New Roman" w:eastAsia="SimHei" w:cs="Times New Roman"/>
+        </w:rPr>
+        <w:t>四同分异构体五问</w:t>
+      </w:r>
+    </w:p>
+    <w:p>
+      <w:pPr>
+        <w:pStyle w:val="FirstParagraph"/>
+      </w:pPr>
+      <w:r>
+        <w:rPr>
+          <w:rFonts w:hint="eastAsia" w:ascii="Times New Roman" w:hAnsi="Times New Roman" w:eastAsia="FangSong" w:cs="Times New Roman"/>
+        </w:rPr>
+        <w:t xml:space="preserve">化合物</w:t>
+      </w:r>
+      <w:r>
+        <w:rPr>
+          <w:rFonts w:ascii="Times New Roman" w:hAnsi="Times New Roman" w:eastAsia="Times New Roman" w:cs="Times New Roman"/>
+        </w:rPr>
+        <w:t xml:space="preserve"> A、B、C </w:t>
+      </w:r>
+      <w:r>
+        <w:rPr>
+          <w:rFonts w:hint="eastAsia" w:ascii="Times New Roman" w:hAnsi="Times New Roman" w:eastAsia="FangSong" w:cs="Times New Roman"/>
+        </w:rPr>
+        <w:t xml:space="preserve">和</w:t>
+      </w:r>
+      <w:r>
+        <w:rPr>
+          <w:rFonts w:ascii="Times New Roman" w:hAnsi="Times New Roman" w:eastAsia="Times New Roman" w:cs="Times New Roman"/>
+        </w:rPr>
+        <w:t xml:space="preserve"> D </w:t>
+      </w:r>
+      <w:r>
+        <w:rPr>
+          <w:rFonts w:hint="eastAsia" w:ascii="Times New Roman" w:hAnsi="Times New Roman" w:eastAsia="FangSong" w:cs="Times New Roman"/>
+        </w:rPr>
+        <w:t>互为同分异构体</w:t>
+      </w:r>
+      <w:r>
+        <w:rPr>
+          <w:rFonts w:hint="eastAsia" w:ascii="Times New Roman" w:hAnsi="Times New Roman" w:eastAsia="Times New Roman" w:cs="Times New Roman"/>
+        </w:rPr>
+        <w:t>，</w:t>
+      </w:r>
+      <w:r>
+        <w:rPr>
+          <w:rFonts w:hint="eastAsia" w:ascii="Times New Roman" w:hAnsi="Times New Roman" w:eastAsia="FangSong" w:cs="Times New Roman"/>
+        </w:rPr>
+        <w:t>分子量为</w:t>
+      </w:r>
+      <w:r>
+        <w:rPr>
+          <w:rFonts w:ascii="Times New Roman" w:hAnsi="Times New Roman" w:eastAsia="Times New Roman" w:cs="Times New Roman"/>
+        </w:rPr>
+        <w:t xml:space="preserve"> </w:t>
+      </w:r>
+      <w:r>
+        <w:rPr>
+          <w:rFonts w:hint="eastAsia" w:ascii="Times New Roman" w:hAnsi="Times New Roman" w:eastAsia="Times New Roman" w:cs="Times New Roman"/>
+        </w:rPr>
+        <w:t>136，</w:t>
+      </w:r>
+      <w:r>
+        <w:rPr>
+          <w:rFonts w:hint="eastAsia" w:ascii="Times New Roman" w:hAnsi="Times New Roman" w:eastAsia="FangSong" w:cs="Times New Roman"/>
+        </w:rPr>
+        <w:t>分子中只含碳</w:t>
+      </w:r>
+      <w:r>
+        <w:rPr>
+          <w:rFonts w:hint="eastAsia" w:ascii="Times New Roman" w:hAnsi="Times New Roman" w:eastAsia="Times New Roman" w:cs="Times New Roman"/>
+        </w:rPr>
+        <w:t>、</w:t>
+      </w:r>
+      <w:r>
+        <w:rPr>
+          <w:rFonts w:hint="eastAsia" w:ascii="Times New Roman" w:hAnsi="Times New Roman" w:eastAsia="FangSong" w:cs="Times New Roman"/>
+        </w:rPr>
+        <w:t>氢</w:t>
+      </w:r>
+      <w:r>
+        <w:rPr>
+          <w:rFonts w:hint="eastAsia" w:ascii="Times New Roman" w:hAnsi="Times New Roman" w:eastAsia="Times New Roman" w:cs="Times New Roman"/>
+        </w:rPr>
+        <w:t>、</w:t>
+      </w:r>
+      <w:r>
+        <w:rPr>
+          <w:rFonts w:hint="eastAsia" w:ascii="Times New Roman" w:hAnsi="Times New Roman" w:eastAsia="FangSong" w:cs="Times New Roman"/>
+        </w:rPr>
+        <w:t>氧</w:t>
+      </w:r>
+      <w:r>
+        <w:rPr>
+          <w:rFonts w:hint="eastAsia" w:ascii="Times New Roman" w:hAnsi="Times New Roman" w:eastAsia="Times New Roman" w:cs="Times New Roman"/>
+        </w:rPr>
+        <w:t>，</w:t>
+      </w:r>
+      <w:r>
+        <w:rPr>
+          <w:rFonts w:hint="eastAsia" w:ascii="Times New Roman" w:hAnsi="Times New Roman" w:eastAsia="FangSong" w:cs="Times New Roman"/>
+        </w:rPr>
+        <w:t>其中氧的含量为</w:t>
+      </w:r>
+      <w:r>
+        <w:rPr>
+          <w:rFonts w:ascii="Times New Roman" w:hAnsi="Times New Roman" w:eastAsia="Times New Roman" w:cs="Times New Roman"/>
+        </w:rPr>
+        <w:t xml:space="preserve"> </w:t>
+      </w:r>
+      <m:oMath>
+        <m:r>
+          <m:t>23.5</m:t>
+        </m:r>
+        <m:r>
+          <m:rPr>
+            <m:sty m:val="p"/>
+          </m:rPr>
+          <m:t>%</m:t>
+        </m:r>
+      </m:oMath>
+      <w:r>
+        <w:rPr>
+          <w:rFonts w:hint="eastAsia" w:ascii="Times New Roman" w:hAnsi="Times New Roman" w:eastAsia="Times New Roman" w:cs="Times New Roman"/>
+        </w:rPr>
+        <w:t>。</w:t>
+      </w:r>
+      <w:r>
+        <w:rPr>
+          <w:rFonts w:hint="eastAsia" w:ascii="Times New Roman" w:hAnsi="Times New Roman" w:eastAsia="FangSong" w:cs="Times New Roman"/>
+        </w:rPr>
+        <w:t>实验表明</w:t>
+      </w:r>
+      <w:r>
+        <w:rPr>
+          <w:rFonts w:hint="eastAsia" w:ascii="Times New Roman" w:hAnsi="Times New Roman" w:eastAsia="Times New Roman" w:cs="Times New Roman"/>
+        </w:rPr>
+        <w:t>：</w:t>
+      </w:r>
+      <w:r>
+        <w:rPr>
+          <w:rFonts w:hint="eastAsia" w:ascii="Times New Roman" w:hAnsi="Times New Roman" w:eastAsia="FangSong" w:cs="Times New Roman"/>
+        </w:rPr>
+        <w:t>化合物</w:t>
+      </w:r>
+      <w:r>
+        <w:rPr>
+          <w:rFonts w:ascii="Times New Roman" w:hAnsi="Times New Roman" w:eastAsia="Times New Roman" w:cs="Times New Roman"/>
+        </w:rPr>
+        <w:t xml:space="preserve"> A、B、C </w:t>
+      </w:r>
+      <w:r>
+        <w:rPr>
+          <w:rFonts w:hint="eastAsia" w:ascii="Times New Roman" w:hAnsi="Times New Roman" w:eastAsia="FangSong" w:cs="Times New Roman"/>
+        </w:rPr>
+        <w:t xml:space="preserve">和</w:t>
+      </w:r>
+      <w:r>
+        <w:rPr>
+          <w:rFonts w:ascii="Times New Roman" w:hAnsi="Times New Roman" w:eastAsia="Times New Roman" w:cs="Times New Roman"/>
+        </w:rPr>
+        <w:t xml:space="preserve"> D </w:t>
+      </w:r>
+      <w:r>
+        <w:rPr>
+          <w:rFonts w:hint="eastAsia" w:ascii="Times New Roman" w:hAnsi="Times New Roman" w:eastAsia="FangSong" w:cs="Times New Roman"/>
+        </w:rPr>
+        <w:t>均是一取代芳香化合物</w:t>
+      </w:r>
+      <w:r>
+        <w:rPr>
+          <w:rFonts w:hint="eastAsia" w:ascii="Times New Roman" w:hAnsi="Times New Roman" w:eastAsia="Times New Roman" w:cs="Times New Roman"/>
+        </w:rPr>
+        <w:t>，</w:t>
+      </w:r>
+      <w:r>
+        <w:rPr>
+          <w:rFonts w:hint="eastAsia" w:ascii="Times New Roman" w:hAnsi="Times New Roman" w:eastAsia="FangSong" w:cs="Times New Roman"/>
+        </w:rPr>
+        <w:t>其中</w:t>
+      </w:r>
+      <w:r>
+        <w:rPr>
+          <w:rFonts w:ascii="Times New Roman" w:hAnsi="Times New Roman" w:eastAsia="Times New Roman" w:cs="Times New Roman"/>
+        </w:rPr>
+        <w:t xml:space="preserve"> A、C </w:t>
+      </w:r>
+      <w:r>
+        <w:rPr>
+          <w:rFonts w:hint="eastAsia" w:ascii="Times New Roman" w:hAnsi="Times New Roman" w:eastAsia="FangSong" w:cs="Times New Roman"/>
+        </w:rPr>
+        <w:t xml:space="preserve">和</w:t>
+      </w:r>
+      <w:r>
+        <w:rPr>
+          <w:rFonts w:ascii="Times New Roman" w:hAnsi="Times New Roman" w:eastAsia="Times New Roman" w:cs="Times New Roman"/>
+        </w:rPr>
+        <w:t xml:space="preserve"> D </w:t>
+      </w:r>
+      <w:r>
+        <w:rPr>
+          <w:rFonts w:hint="eastAsia" w:ascii="Times New Roman" w:hAnsi="Times New Roman" w:eastAsia="FangSong" w:cs="Times New Roman"/>
+        </w:rPr>
+        <w:t>的芳环侧链上只含一个官能团</w:t>
+      </w:r>
+      <w:r>
+        <w:rPr>
+          <w:rFonts w:hint="eastAsia" w:ascii="Times New Roman" w:hAnsi="Times New Roman" w:eastAsia="Times New Roman" w:cs="Times New Roman"/>
+        </w:rPr>
+        <w:t>。4</w:t>
+      </w:r>
+      <w:r>
+        <w:rPr>
+          <w:rFonts w:ascii="Times New Roman" w:hAnsi="Times New Roman" w:eastAsia="Times New Roman" w:cs="Times New Roman"/>
+        </w:rPr>
+        <w:t xml:space="preserve"> </w:t>
+      </w:r>
+      <w:r>
+        <w:rPr>
+          <w:rFonts w:hint="eastAsia" w:ascii="Times New Roman" w:hAnsi="Times New Roman" w:eastAsia="FangSong" w:cs="Times New Roman"/>
+        </w:rPr>
+        <w:t>个化合物在碱性条件下可以进行如下反应</w:t>
+      </w:r>
+      <w:r>
+        <w:rPr>
+          <w:rFonts w:hint="eastAsia" w:ascii="Times New Roman" w:hAnsi="Times New Roman" w:eastAsia="Times New Roman" w:cs="Times New Roman"/>
+        </w:rPr>
+        <w:t>：</w:t>
+      </w:r>
+    </w:p>
+    <w:p>
+      <w:pPr>
+        <w:pStyle w:val="BodyText"/>
+      </w:pPr>
+      <m:oMathPara>
+        <m:oMathParaPr>
+          <m:jc m:val="center"/>
+          <m:ctrlPr>
+            <w:rPr>
+              <w:sz w:val="28"/>
+              <w:szCs w:val="28"/>
+            </w:rPr>
+          </m:ctrlPr>
+        </m:oMathParaPr>
+        <m:oMath>
+          <m:eqArr>
+            <m:e>
+              <m:r>
+                <m:t>&amp;</m:t>
+              </m:r>
+              <m:r>
+                <m:rPr>
+                  <m:sty m:val="p"/>
+                </m:rPr>
+                <m:t>A</m:t>
+              </m:r>
+              <m:limUpp>
+                <m:e>
+                  <m:r>
+                    <m:rPr>
+                      <m:sty m:val="p"/>
+                    </m:rPr>
+                    <m:t>→</m:t>
+                  </m:r>
+                </m:e>
+                <m:lim>
+                  <m:r>
+                    <m:rPr>
+                      <m:sty m:val="p"/>
+                    </m:rPr>
+                    <m:t>N</m:t>
+                  </m:r>
+                  <m:r>
+                    <m:rPr>
+                      <m:sty m:val="p"/>
+                    </m:rPr>
+                    <m:t>a</m:t>
+                  </m:r>
+                  <m:r>
+                    <m:rPr>
+                      <m:sty m:val="p"/>
+                    </m:rPr>
+                    <m:t>O</m:t>
+                  </m:r>
+                  <m:r>
+                    <m:rPr>
+                      <m:sty m:val="p"/>
+                    </m:rPr>
+                    <m:t>H</m:t>
+                  </m:r>
+                  <m:r>
+                    <m:rPr>
+                      <m:sty m:val="p"/>
+                    </m:rPr>
+                    <m:t>溶</m:t>
+                  </m:r>
+                  <m:r>
+                    <m:rPr>
+                      <m:sty m:val="p"/>
+                    </m:rPr>
+                    <m:t>液</m:t>
+                  </m:r>
+                </m:lim>
+              </m:limUpp>
+              <m:limUpp>
+                <m:e>
+                  <m:r>
+                    <m:rPr>
+                      <m:sty m:val="p"/>
+                    </m:rPr>
+                    <m:t>→</m:t>
+                  </m:r>
+                </m:e>
+                <m:lim>
+                  <m:r>
+                    <m:rPr>
+                      <m:nor/>
+                      <m:sty m:val="p"/>
+                    </m:rPr>
+                    <m:t>酸化</m:t>
+                  </m:r>
+                </m:lim>
+              </m:limUpp>
+              <m:r>
+                <m:rPr>
+                  <m:sty m:val="p"/>
+                </m:rPr>
+                <m:t>E</m:t>
+              </m:r>
+              <m:r>
+                <m:rPr>
+                  <m:sty m:val="p"/>
+                </m:rPr>
+                <m:t>(</m:t>
+              </m:r>
+              <m:sSub>
+                <m:e>
+                  <m:r>
+                    <m:rPr>
+                      <m:sty m:val="p"/>
+                    </m:rPr>
+                    <m:t>C</m:t>
+                  </m:r>
+                </m:e>
+                <m:sub>
+                  <m:r>
+                    <m:t>7</m:t>
+                  </m:r>
+                </m:sub>
+              </m:sSub>
+              <m:sSub>
+                <m:e>
+                  <m:r>
+                    <m:rPr>
+                      <m:sty m:val="p"/>
+                    </m:rPr>
+                    <m:t>H</m:t>
+                  </m:r>
+                </m:e>
+                <m:sub>
+                  <m:r>
+                    <m:t>6</m:t>
+                  </m:r>
+                </m:sub>
+              </m:sSub>
+              <m:sSub>
+                <m:e>
+                  <m:r>
+                    <m:rPr>
+                      <m:sty m:val="p"/>
+                    </m:rPr>
+                    <m:t>O</m:t>
+                  </m:r>
+                </m:e>
+                <m:sub>
+                  <m:r>
+                    <m:t>2</m:t>
+                  </m:r>
+                </m:sub>
+              </m:sSub>
+              <m:r>
+                <m:rPr>
+                  <m:sty m:val="p"/>
+                </m:rPr>
+                <m:t>)</m:t>
+              </m:r>
+              <m:r>
+                <m:rPr>
+                  <m:sty m:val="p"/>
+                </m:rPr>
+                <m:t>+</m:t>
+              </m:r>
+              <m:r>
+                <m:rPr>
+                  <m:sty m:val="p"/>
+                </m:rPr>
+                <m:t>F</m:t>
+              </m:r>
+            </m:e>
+            <m:e>
+              <m:r>
+                <m:t>&amp;</m:t>
+              </m:r>
+              <m:r>
+                <m:rPr>
+                  <m:sty m:val="p"/>
+                </m:rPr>
+                <m:t>B</m:t>
+              </m:r>
+              <m:limUpp>
+                <m:e>
+                  <m:r>
+                    <m:rPr>
+                      <m:sty m:val="p"/>
+                    </m:rPr>
+                    <m:t>→</m:t>
+                  </m:r>
+                </m:e>
+                <m:lim>
+                  <m:r>
+                    <m:rPr>
+                      <m:sty m:val="p"/>
+                    </m:rPr>
+                    <m:t>N</m:t>
+                  </m:r>
+                  <m:r>
+                    <m:rPr>
+                      <m:sty m:val="p"/>
+                    </m:rPr>
+                    <m:t>a</m:t>
+                  </m:r>
+                  <m:r>
+                    <m:rPr>
+                      <m:sty m:val="p"/>
+                    </m:rPr>
+                    <m:t>O</m:t>
+                  </m:r>
+                  <m:r>
+                    <m:rPr>
+                      <m:sty m:val="p"/>
+                    </m:rPr>
+                    <m:t>H</m:t>
+                  </m:r>
+                  <m:r>
+                    <m:rPr>
+                      <m:sty m:val="p"/>
+                    </m:rPr>
+                    <m:t>溶</m:t>
+                  </m:r>
+                  <m:r>
+                    <m:rPr>
+                      <m:sty m:val="p"/>
+                    </m:rPr>
+                    <m:t>液</m:t>
+                  </m:r>
+                </m:lim>
+              </m:limUpp>
+              <m:limUpp>
+                <m:e>
+                  <m:r>
+                    <m:rPr>
+                      <m:sty m:val="p"/>
+                    </m:rPr>
+                    <m:t>→</m:t>
+                  </m:r>
+                </m:e>
+                <m:lim>
+                  <m:r>
+                    <m:rPr>
+                      <m:nor/>
+                      <m:sty m:val="p"/>
+                    </m:rPr>
+                    <m:t>酸化</m:t>
+                  </m:r>
+                </m:lim>
+              </m:limUpp>
+              <m:r>
+                <m:rPr>
+                  <m:sty m:val="p"/>
+                </m:rPr>
+                <m:t>G</m:t>
+              </m:r>
+              <m:r>
+                <m:rPr>
+                  <m:sty m:val="p"/>
+                </m:rPr>
+                <m:t>(</m:t>
+              </m:r>
+              <m:sSub>
+                <m:e>
+                  <m:r>
+                    <m:rPr>
+                      <m:sty m:val="p"/>
+                    </m:rPr>
+                    <m:t>C</m:t>
+                  </m:r>
+                </m:e>
+                <m:sub>
+                  <m:r>
+                    <m:t>7</m:t>
+                  </m:r>
+                </m:sub>
+              </m:sSub>
+              <m:sSub>
+                <m:e>
+                  <m:r>
+                    <m:rPr>
+                      <m:sty m:val="p"/>
+                    </m:rPr>
+                    <m:t>H</m:t>
+                  </m:r>
+                </m:e>
+                <m:sub>
+                  <m:r>
+                    <m:t>8</m:t>
+                  </m:r>
+                </m:sub>
+              </m:sSub>
+              <m:r>
+                <m:rPr>
+                  <m:sty m:val="p"/>
+                </m:rPr>
+                <m:t>O</m:t>
+              </m:r>
+              <m:r>
+                <m:rPr>
+                  <m:sty m:val="p"/>
+                </m:rPr>
+                <m:t>)</m:t>
+              </m:r>
+              <m:r>
+                <m:rPr>
+                  <m:sty m:val="p"/>
+                </m:rPr>
+                <m:t>+</m:t>
+              </m:r>
+              <m:r>
+                <m:rPr>
+                  <m:sty m:val="p"/>
+                </m:rPr>
+                <m:t>H</m:t>
+              </m:r>
+            </m:e>
+            <m:e>
+              <m:r>
+                <m:t>&amp;</m:t>
+              </m:r>
+              <m:r>
+                <m:rPr>
+                  <m:sty m:val="p"/>
+                </m:rPr>
+                <m:t>C</m:t>
+              </m:r>
+              <m:limUpp>
+                <m:e>
+                  <m:r>
+                    <m:rPr>
+                      <m:sty m:val="p"/>
+                    </m:rPr>
+                    <m:t>→</m:t>
+                  </m:r>
+                </m:e>
+                <m:lim>
+                  <m:r>
+                    <m:rPr>
+                      <m:sty m:val="p"/>
+                    </m:rPr>
+                    <m:t>N</m:t>
+                  </m:r>
+                  <m:r>
+                    <m:rPr>
+                      <m:sty m:val="p"/>
+                    </m:rPr>
+                    <m:t>a</m:t>
+                  </m:r>
+                  <m:r>
+                    <m:rPr>
+                      <m:sty m:val="p"/>
+                    </m:rPr>
+                    <m:t>O</m:t>
+                  </m:r>
+                  <m:r>
+                    <m:rPr>
+                      <m:sty m:val="p"/>
+                    </m:rPr>
+                    <m:t>H</m:t>
+                  </m:r>
+                  <m:r>
+                    <m:rPr>
+                      <m:sty m:val="p"/>
+                    </m:rPr>
+                    <m:t>溶</m:t>
+                  </m:r>
+                  <m:r>
+                    <m:rPr>
+                      <m:sty m:val="p"/>
+                    </m:rPr>
+                    <m:t>液</m:t>
+                  </m:r>
+                </m:lim>
+              </m:limUpp>
+              <m:limUpp>
+                <m:e>
+                  <m:r>
+                    <m:rPr>
+                      <m:sty m:val="p"/>
+                    </m:rPr>
+                    <m:t>→</m:t>
+                  </m:r>
+                </m:e>
+                <m:lim>
+                  <m:r>
+                    <m:rPr>
+                      <m:nor/>
+                      <m:sty m:val="p"/>
+                    </m:rPr>
+                    <m:t>酸化</m:t>
+                  </m:r>
+                </m:lim>
+              </m:limUpp>
+              <m:r>
+                <m:rPr>
+                  <m:sty m:val="p"/>
+                </m:rPr>
+                <m:t>I</m:t>
+              </m:r>
+              <m:r>
+                <m:rPr>
+                  <m:sty m:val="p"/>
+                </m:rPr>
+                <m:t>(</m:t>
+              </m:r>
+              <m:r>
+                <m:rPr>
+                  <m:nor/>
+                  <m:sty m:val="p"/>
+                </m:rPr>
+                <m:t>芳香化合物</m:t>
+              </m:r>
+              <m:r>
+                <m:rPr>
+                  <m:sty m:val="p"/>
+                </m:rPr>
+                <m:t>)</m:t>
+              </m:r>
+              <m:r>
+                <m:rPr>
+                  <m:sty m:val="p"/>
+                </m:rPr>
+                <m:t>+</m:t>
+              </m:r>
+              <m:r>
+                <m:rPr>
+                  <m:sty m:val="p"/>
+                </m:rPr>
+                <m:t>J</m:t>
+              </m:r>
+            </m:e>
+            <m:e>
+              <m:r>
+                <m:t>&amp;</m:t>
+              </m:r>
+              <m:r>
+                <m:rPr>
+                  <m:sty m:val="p"/>
+                </m:rPr>
+                <m:t>D</m:t>
+              </m:r>
+              <m:limUpp>
+                <m:e>
+                  <m:r>
+                    <m:rPr>
+                      <m:sty m:val="p"/>
+                    </m:rPr>
+                    <m:t>→</m:t>
+                  </m:r>
+                </m:e>
+                <m:lim>
+                  <m:r>
+                    <m:rPr>
+                      <m:sty m:val="p"/>
+                    </m:rPr>
+                    <m:t>N</m:t>
+                  </m:r>
+                  <m:r>
+                    <m:rPr>
+                      <m:sty m:val="p"/>
+                    </m:rPr>
+                    <m:t>a</m:t>
+                  </m:r>
+                  <m:r>
+                    <m:rPr>
+                      <m:sty m:val="p"/>
+                    </m:rPr>
+                    <m:t>O</m:t>
+                  </m:r>
+                  <m:r>
+                    <m:rPr>
+                      <m:sty m:val="p"/>
+                    </m:rPr>
+                    <m:t>H</m:t>
+                  </m:r>
+                  <m:r>
+                    <m:rPr>
+                      <m:sty m:val="p"/>
+                    </m:rPr>
+                    <m:t>溶</m:t>
+                  </m:r>
+                  <m:r>
+                    <m:rPr>
+                      <m:sty m:val="p"/>
+                    </m:rPr>
+                    <m:t>液</m:t>
+                  </m:r>
+                </m:lim>
+              </m:limUpp>
+              <m:r>
+                <m:rPr>
+                  <m:sty m:val="p"/>
+                </m:rPr>
+                <m:t>K</m:t>
+              </m:r>
+              <m:r>
+                <m:rPr>
+                  <m:sty m:val="p"/>
+                </m:rPr>
+                <m:t>+</m:t>
+              </m:r>
+              <m:sSub>
+                <m:e>
+                  <m:r>
+                    <m:rPr>
+                      <m:sty m:val="p"/>
+                    </m:rPr>
+                    <m:t>H</m:t>
+                  </m:r>
+                </m:e>
+                <m:sub>
+                  <m:r>
+                    <m:t>2</m:t>
+                  </m:r>
+                </m:sub>
+              </m:sSub>
+              <m:r>
+                <m:rPr>
+                  <m:sty m:val="p"/>
+                </m:rPr>
+                <m:t>O</m:t>
+              </m:r>
+            </m:e>
+          </m:eqArr>
+        </m:oMath>
+      </m:oMathPara>
+    </w:p>
+    <w:p>
+      <w:pPr>
+        <w:numPr>
+          <w:ilvl w:val="0"/>
+          <w:numId w:val="1016"/>
+        </w:numPr>
+      </w:pPr>
+      <w:r>
+        <w:rPr>
+          <w:rFonts w:hint="eastAsia" w:ascii="Times New Roman" w:hAnsi="Times New Roman" w:eastAsia="FangSong" w:cs="Times New Roman"/>
+        </w:rPr>
+        <w:t xml:space="preserve">写出</w:t>
+      </w:r>
+      <w:r>
+        <w:rPr>
+          <w:rFonts w:ascii="Times New Roman" w:hAnsi="Times New Roman" w:eastAsia="Times New Roman" w:cs="Times New Roman"/>
+        </w:rPr>
+        <w:t xml:space="preserve"> A、B、C </w:t>
+      </w:r>
+      <w:r>
+        <w:rPr>
+          <w:rFonts w:hint="eastAsia" w:ascii="Times New Roman" w:hAnsi="Times New Roman" w:eastAsia="FangSong" w:cs="Times New Roman"/>
+        </w:rPr>
+        <w:t xml:space="preserve">和</w:t>
+      </w:r>
+      <w:r>
+        <w:rPr>
+          <w:rFonts w:ascii="Times New Roman" w:hAnsi="Times New Roman" w:eastAsia="Times New Roman" w:cs="Times New Roman"/>
+        </w:rPr>
+        <w:t xml:space="preserve"> D </w:t>
+      </w:r>
+      <w:r>
+        <w:rPr>
+          <w:rFonts w:hint="eastAsia" w:ascii="Times New Roman" w:hAnsi="Times New Roman" w:eastAsia="FangSong" w:cs="Times New Roman"/>
+        </w:rPr>
+        <w:t>的分子式</w:t>
+      </w:r>
+      <w:r>
+        <w:rPr>
+          <w:rFonts w:hint="eastAsia" w:ascii="Times New Roman" w:hAnsi="Times New Roman" w:eastAsia="Times New Roman" w:cs="Times New Roman"/>
+        </w:rPr>
+        <w:t>。</w:t>
+      </w:r>
+    </w:p>
+    <w:p>
+      <w:pPr>
+        <w:numPr>
+          <w:ilvl w:val="0"/>
+          <w:numId w:val="1016"/>
+        </w:numPr>
+      </w:pPr>
+      <w:r>
+        <w:rPr>
+          <w:rFonts w:hint="eastAsia" w:ascii="Times New Roman" w:hAnsi="Times New Roman" w:eastAsia="FangSong" w:cs="Times New Roman"/>
+        </w:rPr>
+        <w:t xml:space="preserve">画出</w:t>
+      </w:r>
+      <w:r>
+        <w:rPr>
+          <w:rFonts w:ascii="Times New Roman" w:hAnsi="Times New Roman" w:eastAsia="Times New Roman" w:cs="Times New Roman"/>
+        </w:rPr>
+        <w:t xml:space="preserve"> A、B、C </w:t>
+      </w:r>
+      <w:r>
+        <w:rPr>
+          <w:rFonts w:hint="eastAsia" w:ascii="Times New Roman" w:hAnsi="Times New Roman" w:eastAsia="FangSong" w:cs="Times New Roman"/>
+        </w:rPr>
+        <w:t xml:space="preserve">和</w:t>
+      </w:r>
+      <w:r>
+        <w:rPr>
+          <w:rFonts w:ascii="Times New Roman" w:hAnsi="Times New Roman" w:eastAsia="Times New Roman" w:cs="Times New Roman"/>
+        </w:rPr>
+        <w:t xml:space="preserve"> D </w:t>
+      </w:r>
+      <w:r>
+        <w:rPr>
+          <w:rFonts w:hint="eastAsia" w:ascii="Times New Roman" w:hAnsi="Times New Roman" w:eastAsia="FangSong" w:cs="Times New Roman"/>
+        </w:rPr>
+        <w:t>的结构简式</w:t>
+      </w:r>
+      <w:r>
+        <w:rPr>
+          <w:rFonts w:hint="eastAsia" w:ascii="Times New Roman" w:hAnsi="Times New Roman" w:eastAsia="Times New Roman" w:cs="Times New Roman"/>
+        </w:rPr>
+        <w:t>。</w:t>
+      </w:r>
+    </w:p>
+    <w:p>
+      <w:pPr>
+        <w:numPr>
+          <w:ilvl w:val="0"/>
+          <w:numId w:val="1016"/>
+        </w:numPr>
+      </w:pPr>
+      <w:r>
+        <w:rPr>
+          <w:rFonts w:ascii="Times New Roman" w:hAnsi="Times New Roman" w:eastAsia="Times New Roman" w:cs="Times New Roman"/>
+        </w:rPr>
+        <w:t xml:space="preserve">A </w:t>
+      </w:r>
+      <w:r>
+        <w:rPr>
+          <w:rFonts w:hint="eastAsia" w:ascii="Times New Roman" w:hAnsi="Times New Roman" w:eastAsia="FangSong" w:cs="Times New Roman"/>
+        </w:rPr>
+        <w:t xml:space="preserve">和</w:t>
+      </w:r>
+      <w:r>
+        <w:rPr>
+          <w:rFonts w:ascii="Times New Roman" w:hAnsi="Times New Roman" w:eastAsia="Times New Roman" w:cs="Times New Roman"/>
+        </w:rPr>
+        <w:t xml:space="preserve"> D </w:t>
+      </w:r>
+      <w:r>
+        <w:rPr>
+          <w:rFonts w:hint="eastAsia" w:ascii="Times New Roman" w:hAnsi="Times New Roman" w:eastAsia="FangSong" w:cs="Times New Roman"/>
+        </w:rPr>
+        <w:t xml:space="preserve">分别与</w:t>
+      </w:r>
+      <w:r>
+        <w:rPr>
+          <w:rFonts w:ascii="Times New Roman" w:hAnsi="Times New Roman" w:eastAsia="Times New Roman" w:cs="Times New Roman"/>
+        </w:rPr>
+        <w:t xml:space="preserve"> NaOH </w:t>
+      </w:r>
+      <w:r>
+        <w:rPr>
+          <w:rFonts w:hint="eastAsia" w:ascii="Times New Roman" w:hAnsi="Times New Roman" w:eastAsia="FangSong" w:cs="Times New Roman"/>
+        </w:rPr>
+        <w:t>溶液发生了哪类反应</w:t>
+      </w:r>
+      <w:r>
+        <w:rPr>
+          <w:rFonts w:hint="eastAsia" w:ascii="Times New Roman" w:hAnsi="Times New Roman" w:eastAsia="Times New Roman" w:cs="Times New Roman"/>
+        </w:rPr>
+        <w:t>？</w:t>
+      </w:r>
+    </w:p>
+    <w:p>
+      <w:pPr>
+        <w:numPr>
+          <w:ilvl w:val="0"/>
+          <w:numId w:val="1016"/>
+        </w:numPr>
+      </w:pPr>
+      <w:r>
+        <w:rPr>
+          <w:rFonts w:hint="eastAsia" w:ascii="Times New Roman" w:hAnsi="Times New Roman" w:eastAsia="FangSong" w:cs="Times New Roman"/>
+        </w:rPr>
+        <w:t xml:space="preserve">写出</w:t>
+      </w:r>
+      <w:r>
+        <w:rPr>
+          <w:rFonts w:ascii="Times New Roman" w:hAnsi="Times New Roman" w:eastAsia="Times New Roman" w:cs="Times New Roman"/>
+        </w:rPr>
+        <w:t xml:space="preserve"> H </w:t>
+      </w:r>
+      <w:r>
+        <w:rPr>
+          <w:rFonts w:hint="eastAsia" w:ascii="Times New Roman" w:hAnsi="Times New Roman" w:eastAsia="FangSong" w:cs="Times New Roman"/>
+        </w:rPr>
+        <w:t>分子中官能团的名称</w:t>
+      </w:r>
+      <w:r>
+        <w:rPr>
+          <w:rFonts w:hint="eastAsia" w:ascii="Times New Roman" w:hAnsi="Times New Roman" w:eastAsia="Times New Roman" w:cs="Times New Roman"/>
+        </w:rPr>
+        <w:t>。</w:t>
+      </w:r>
+    </w:p>
+    <w:p>
+      <w:pPr>
+        <w:numPr>
+          <w:ilvl w:val="0"/>
+          <w:numId w:val="1016"/>
+        </w:numPr>
+      </w:pPr>
+      <w:r>
+        <w:rPr>
+          <w:rFonts w:hint="eastAsia" w:ascii="Times New Roman" w:hAnsi="Times New Roman" w:eastAsia="FangSong" w:cs="Times New Roman"/>
+        </w:rPr>
+        <w:t>现有如下溶液</w:t>
+      </w:r>
+      <w:r>
+        <w:rPr>
+          <w:rFonts w:hint="eastAsia" w:ascii="Times New Roman" w:hAnsi="Times New Roman" w:eastAsia="Times New Roman" w:cs="Times New Roman"/>
+        </w:rPr>
+        <w:t>：HCl、HNO</w:t>
+      </w:r>
+      <w:r>
+        <w:rPr>
+          <w:rFonts w:hint="eastAsia" w:ascii="Times New Roman" w:hAnsi="Times New Roman" w:eastAsia="Times New Roman" w:cs="Times New Roman"/>
+          <w:vertAlign w:val="subscript"/>
+        </w:rPr>
+        <w:t>3</w:t>
+      </w:r>
+      <w:r>
+        <w:rPr>
+          <w:rFonts w:hint="eastAsia" w:ascii="Times New Roman" w:hAnsi="Times New Roman" w:eastAsia="Times New Roman" w:cs="Times New Roman"/>
+        </w:rPr>
+        <w:t>、</w:t>
+      </w:r>
+      <m:oMath>
+        <m:oMathPr>
+          <m:ctrlPr>
+            <w:rPr>
+              <w:sz w:val="28"/>
+              <w:szCs w:val="28"/>
+            </w:rPr>
+          </m:ctrlPr>
+        </m:oMathPr>
+        <m:r>
+          <m:t>N</m:t>
+        </m:r>
+        <m:sSub>
+          <m:e>
+            <m:r>
+              <m:t>H</m:t>
+            </m:r>
+          </m:e>
+          <m:sub>
+            <m:r>
+              <m:t>3</m:t>
+            </m:r>
+          </m:sub>
+        </m:sSub>
+        <m:r>
+          <m:rPr>
+            <m:sty m:val="p"/>
+          </m:rPr>
+          <m:t>⋅</m:t>
+        </m:r>
+        <m:sSub>
+          <m:e>
+            <m:r>
+              <m:t>H</m:t>
+            </m:r>
+          </m:e>
+          <m:sub>
+            <m:r>
+              <m:t>2</m:t>
+            </m:r>
+          </m:sub>
+        </m:sSub>
+        <m:r>
+          <m:t>O</m:t>
+        </m:r>
+      </m:oMath>
+      <w:r>
+        <w:rPr>
+          <w:rFonts w:hint="eastAsia" w:ascii="Times New Roman" w:hAnsi="Times New Roman" w:eastAsia="Times New Roman" w:cs="Times New Roman"/>
+        </w:rPr>
+        <w:t>、NaOH、NaHCO</w:t>
+      </w:r>
+      <w:r>
+        <w:rPr>
+          <w:rFonts w:hint="eastAsia" w:ascii="Times New Roman" w:hAnsi="Times New Roman" w:eastAsia="Times New Roman" w:cs="Times New Roman"/>
+          <w:vertAlign w:val="subscript"/>
+        </w:rPr>
+        <w:t>3</w:t>
+      </w:r>
+      <w:r>
+        <w:rPr>
+          <w:rFonts w:hint="eastAsia" w:ascii="Times New Roman" w:hAnsi="Times New Roman" w:eastAsia="Times New Roman" w:cs="Times New Roman"/>
+        </w:rPr>
+        <w:t>、</w:t>
+      </w:r>
+      <w:r>
+        <w:rPr>
+          <w:rFonts w:hint="eastAsia" w:ascii="Times New Roman" w:hAnsi="Times New Roman" w:eastAsia="FangSong" w:cs="Times New Roman"/>
+        </w:rPr>
+        <w:t>饱和</w:t>
+      </w:r>
+      <w:r>
+        <w:rPr>
+          <w:rFonts w:ascii="Times New Roman" w:hAnsi="Times New Roman" w:eastAsia="Times New Roman" w:cs="Times New Roman"/>
+        </w:rPr>
+        <w:t xml:space="preserve"> Br</w:t>
+      </w:r>
+      <w:r>
+        <w:rPr>
+          <w:rFonts w:ascii="Times New Roman" w:hAnsi="Times New Roman" w:eastAsia="Times New Roman" w:cs="Times New Roman"/>
+          <w:vertAlign w:val="subscript"/>
+        </w:rPr>
+        <w:t>2</w:t>
+      </w:r>
+      <w:r>
+        <w:rPr>
+          <w:rFonts w:ascii="Times New Roman" w:hAnsi="Times New Roman" w:eastAsia="Times New Roman" w:cs="Times New Roman"/>
+        </w:rPr>
+        <w:t xml:space="preserve"> </w:t>
+      </w:r>
+      <w:r>
+        <w:rPr>
+          <w:rFonts w:hint="eastAsia" w:ascii="Times New Roman" w:hAnsi="Times New Roman" w:eastAsia="FangSong" w:cs="Times New Roman"/>
+        </w:rPr>
+        <w:t>水</w:t>
+      </w:r>
+      <w:r>
+        <w:rPr>
+          <w:rFonts w:hint="eastAsia" w:ascii="Times New Roman" w:hAnsi="Times New Roman" w:eastAsia="Times New Roman" w:cs="Times New Roman"/>
+        </w:rPr>
+        <w:t>、FeCl</w:t>
+      </w:r>
+      <w:r>
+        <w:rPr>
+          <w:rFonts w:hint="eastAsia" w:ascii="Times New Roman" w:hAnsi="Times New Roman" w:eastAsia="Times New Roman" w:cs="Times New Roman"/>
+          <w:vertAlign w:val="subscript"/>
+        </w:rPr>
+        <w:t>3</w:t>
+      </w:r>
+      <w:r>
+        <w:rPr>
+          <w:rFonts w:ascii="Times New Roman" w:hAnsi="Times New Roman" w:eastAsia="Times New Roman" w:cs="Times New Roman"/>
+        </w:rPr>
+        <w:t xml:space="preserve"> </w:t>
+      </w:r>
+      <w:r>
+        <w:rPr>
+          <w:rFonts w:hint="eastAsia" w:ascii="Times New Roman" w:hAnsi="Times New Roman" w:eastAsia="FangSong" w:cs="Times New Roman"/>
+        </w:rPr>
+        <w:t xml:space="preserve">和</w:t>
+      </w:r>
+      <w:r>
+        <w:rPr>
+          <w:rFonts w:ascii="Times New Roman" w:hAnsi="Times New Roman" w:eastAsia="Times New Roman" w:cs="Times New Roman"/>
+        </w:rPr>
+        <w:t xml:space="preserve"> </w:t>
+      </w:r>
+      <m:oMath>
+        <m:r>
+          <m:t>N</m:t>
+        </m:r>
+        <m:sSub>
+          <m:e>
+            <m:r>
+              <m:t>H</m:t>
+            </m:r>
+          </m:e>
+          <m:sub>
+            <m:r>
+              <m:t>4</m:t>
+            </m:r>
+          </m:sub>
+        </m:sSub>
+        <m:r>
+          <m:t>C</m:t>
+        </m:r>
+        <m:r>
+          <m:t>l</m:t>
+        </m:r>
+      </m:oMath>
+      <w:r>
+        <w:rPr>
+          <w:rFonts w:hint="eastAsia" w:ascii="Times New Roman" w:hAnsi="Times New Roman" w:eastAsia="Times New Roman" w:cs="Times New Roman"/>
+        </w:rPr>
+        <w:t>。</w:t>
+      </w:r>
+      <w:r>
+        <w:rPr>
+          <w:rFonts w:hint="eastAsia" w:ascii="Times New Roman" w:hAnsi="Times New Roman" w:eastAsia="FangSong" w:cs="Times New Roman"/>
+        </w:rPr>
+        <w:t>从中选择合适试剂</w:t>
+      </w:r>
+      <w:r>
+        <w:rPr>
+          <w:rFonts w:hint="eastAsia" w:ascii="Times New Roman" w:hAnsi="Times New Roman" w:eastAsia="Times New Roman" w:cs="Times New Roman"/>
+        </w:rPr>
+        <w:t>，</w:t>
+      </w:r>
+      <w:r>
+        <w:rPr>
+          <w:rFonts w:hint="eastAsia" w:ascii="Times New Roman" w:hAnsi="Times New Roman" w:eastAsia="FangSong" w:cs="Times New Roman"/>
+        </w:rPr>
+        <w:t>设计一种实验方案</w:t>
+      </w:r>
+      <w:r>
+        <w:rPr>
+          <w:rFonts w:hint="eastAsia" w:ascii="Times New Roman" w:hAnsi="Times New Roman" w:eastAsia="Times New Roman" w:cs="Times New Roman"/>
+        </w:rPr>
+        <w:t>，</w:t>
+      </w:r>
+      <w:r>
+        <w:rPr>
+          <w:rFonts w:hint="eastAsia" w:ascii="Times New Roman" w:hAnsi="Times New Roman" w:eastAsia="FangSong" w:cs="Times New Roman"/>
+        </w:rPr>
+        <w:t>鉴别</w:t>
+      </w:r>
+      <w:r>
+        <w:rPr>
+          <w:rFonts w:ascii="Times New Roman" w:hAnsi="Times New Roman" w:eastAsia="Times New Roman" w:cs="Times New Roman"/>
+        </w:rPr>
+        <w:t xml:space="preserve"> E、G </w:t>
+      </w:r>
+      <w:r>
+        <w:rPr>
+          <w:rFonts w:hint="eastAsia" w:ascii="Times New Roman" w:hAnsi="Times New Roman" w:eastAsia="FangSong" w:cs="Times New Roman"/>
+        </w:rPr>
+        <w:t xml:space="preserve">和</w:t>
+      </w:r>
+      <w:r>
+        <w:rPr>
+          <w:rFonts w:ascii="Times New Roman" w:hAnsi="Times New Roman" w:eastAsia="Times New Roman" w:cs="Times New Roman"/>
+        </w:rPr>
+        <w:t xml:space="preserve"> I。</w:t>
+      </w:r>
+    </w:p>
+    <w:p>
+      <w:pPr>
+        <w:spacing w:before="160" w:after="80"/>
+      </w:pPr>
+      <w:r>
+        <w:pict>
+          <v:rect style="width:0;height:1.5pt" o:hralign="center" o:hrstd="t" o:hr="t"/>
+        </w:pict>
+      </w:r>
+    </w:p>
+    <w:bookmarkEnd w:id="329"/>
+    <w:bookmarkStart w:id="330" w:name="vilsmeier试剂共振式第25届初赛"/>
+    <w:p>
+      <w:pPr>
+        <w:pStyle w:val="Heading2"/>
+        <w:spacing w:before="280" w:after="80"/>
+        <w:keepNext/>
+      </w:pPr>
+      <w:r>
+        <w:rPr>
+          <w:rFonts w:ascii="Times New Roman" w:hAnsi="Times New Roman" w:eastAsia="Times New Roman" w:cs="Times New Roman"/>
+        </w:rPr>
+        <w:t xml:space="preserve">1.52 </w:t>
+      </w:r>
+      <w:r>
+        <w:rPr>
+          <w:rFonts w:hint="eastAsia" w:ascii="Times New Roman" w:hAnsi="Times New Roman" w:eastAsia="Times New Roman" w:cs="Times New Roman"/>
+        </w:rPr>
+        <w:t>Vilsmeier</w:t>
+      </w:r>
+      <w:r>
+        <w:rPr>
+          <w:rFonts w:hint="eastAsia" w:ascii="Times New Roman" w:hAnsi="Times New Roman" w:eastAsia="SimHei" w:cs="Times New Roman"/>
+        </w:rPr>
+        <w:t>试剂共振式</w:t>
+      </w:r>
+      <w:r>
+        <w:rPr>
+          <w:rFonts w:hint="eastAsia" w:ascii="Times New Roman" w:hAnsi="Times New Roman" w:eastAsia="Times New Roman" w:cs="Times New Roman"/>
+        </w:rPr>
+        <w:t>（</w:t>
+      </w:r>
+      <w:r>
+        <w:rPr>
+          <w:rFonts w:hint="eastAsia" w:ascii="Times New Roman" w:hAnsi="Times New Roman" w:eastAsia="SimHei" w:cs="Times New Roman"/>
+        </w:rPr>
+        <w:t>第</w:t>
+      </w:r>
+      <w:r>
+        <w:rPr>
+          <w:rFonts w:hint="eastAsia" w:ascii="Times New Roman" w:hAnsi="Times New Roman" w:eastAsia="Times New Roman" w:cs="Times New Roman"/>
+        </w:rPr>
+        <w:t>25</w:t>
+      </w:r>
+      <w:r>
+        <w:rPr>
+          <w:rFonts w:hint="eastAsia" w:ascii="Times New Roman" w:hAnsi="Times New Roman" w:eastAsia="SimHei" w:cs="Times New Roman"/>
+        </w:rPr>
+        <w:t>届初赛</w:t>
+      </w:r>
+      <w:r>
+        <w:rPr>
+          <w:rFonts w:hint="eastAsia" w:ascii="Times New Roman" w:hAnsi="Times New Roman" w:eastAsia="Times New Roman" w:cs="Times New Roman"/>
+        </w:rPr>
+        <w:t>）</w:t>
+      </w:r>
+    </w:p>
+    <w:p>
+      <w:pPr>
+        <w:pStyle w:val="FirstParagraph"/>
+      </w:pPr>
+      <w:r>
+        <w:rPr>
+          <w:rFonts w:hint="eastAsia" w:ascii="Times New Roman" w:hAnsi="Times New Roman" w:eastAsia="FangSong" w:cs="Times New Roman"/>
+        </w:rPr>
+        <w:t xml:space="preserve">用共振式表示</w:t>
+      </w:r>
+      <w:r>
+        <w:rPr>
+          <w:rFonts w:ascii="Times New Roman" w:hAnsi="Times New Roman" w:eastAsia="Times New Roman" w:cs="Times New Roman"/>
+        </w:rPr>
+        <w:t xml:space="preserve"> Vilsmeier </w:t>
+      </w:r>
+      <w:r>
+        <w:rPr>
+          <w:rFonts w:hint="eastAsia" w:ascii="Times New Roman" w:hAnsi="Times New Roman" w:eastAsia="FangSong" w:cs="Times New Roman"/>
+        </w:rPr>
+        <w:t>试剂正离子</w:t>
+      </w:r>
+      <w:r>
+        <w:rPr>
+          <w:rFonts w:hint="eastAsia" w:ascii="Times New Roman" w:hAnsi="Times New Roman" w:eastAsia="Times New Roman" w:cs="Times New Roman"/>
+        </w:rPr>
+        <w:t>。</w:t>
+      </w:r>
+    </w:p>
+    <w:p>
+      <w:pPr>
+        <w:pStyle w:val="BodyText"/>
+      </w:pPr>
+      <w:r>
+        <w:rPr>
+          <w:rFonts w:hint="eastAsia" w:ascii="Times New Roman" w:hAnsi="Times New Roman" w:eastAsia="FangSong" w:cs="Times New Roman"/>
+        </w:rPr>
+        <w:t>由甲氧基苯转化为对甲氧基苯甲醛的过程中</w:t>
+      </w:r>
+      <w:r>
+        <w:rPr>
+          <w:rFonts w:hint="eastAsia" w:ascii="Times New Roman" w:hAnsi="Times New Roman" w:eastAsia="Times New Roman" w:cs="Times New Roman"/>
+        </w:rPr>
+        <w:t>，</w:t>
+      </w:r>
+      <w:r>
+        <w:rPr>
+          <w:rFonts w:hint="eastAsia" w:ascii="Times New Roman" w:hAnsi="Times New Roman" w:eastAsia="FangSong" w:cs="Times New Roman"/>
+        </w:rPr>
+        <w:t>需经历以下步骤</w:t>
+      </w:r>
+      <w:r>
+        <w:rPr>
+          <w:rFonts w:hint="eastAsia" w:ascii="Times New Roman" w:hAnsi="Times New Roman" w:eastAsia="Times New Roman" w:cs="Times New Roman"/>
+        </w:rPr>
+        <w:t>：(1)</w:t>
+      </w:r>
+      <w:r>
+        <w:rPr>
+          <w:rFonts w:hint="eastAsia" w:ascii="Times New Roman" w:hAnsi="Times New Roman" w:eastAsia="FangSong" w:cs="Times New Roman"/>
+        </w:rPr>
+        <w:t>芳香亲电取代</w:t>
+      </w:r>
+      <w:r>
+        <w:rPr>
+          <w:rFonts w:hint="eastAsia" w:ascii="Times New Roman" w:hAnsi="Times New Roman" w:eastAsia="Times New Roman" w:cs="Times New Roman"/>
+        </w:rPr>
+        <w:t>；(2)</w:t>
+      </w:r>
+      <w:r>
+        <w:rPr>
+          <w:rFonts w:hint="eastAsia" w:ascii="Times New Roman" w:hAnsi="Times New Roman" w:eastAsia="FangSong" w:cs="Times New Roman"/>
+        </w:rPr>
+        <w:t>分子内亲核取代</w:t>
+      </w:r>
+      <w:r>
+        <w:rPr>
+          <w:rFonts w:hint="eastAsia" w:ascii="Times New Roman" w:hAnsi="Times New Roman" w:eastAsia="Times New Roman" w:cs="Times New Roman"/>
+        </w:rPr>
+        <w:t>；(3)</w:t>
+      </w:r>
+      <w:r>
+        <w:rPr>
+          <w:rFonts w:hint="eastAsia" w:ascii="Times New Roman" w:hAnsi="Times New Roman" w:eastAsia="FangSong" w:cs="Times New Roman"/>
+        </w:rPr>
+        <w:t>亲核加成</w:t>
+      </w:r>
+      <w:r>
+        <w:rPr>
+          <w:rFonts w:hint="eastAsia" w:ascii="Times New Roman" w:hAnsi="Times New Roman" w:eastAsia="Times New Roman" w:cs="Times New Roman"/>
+        </w:rPr>
+        <w:t>；(4)</w:t>
+      </w:r>
+      <w:r>
+        <w:rPr>
+          <w:rFonts w:hint="eastAsia" w:ascii="Times New Roman" w:hAnsi="Times New Roman" w:eastAsia="FangSong" w:cs="Times New Roman"/>
+        </w:rPr>
+        <w:t>质子转移</w:t>
+      </w:r>
+      <w:r>
+        <w:rPr>
+          <w:rFonts w:hint="eastAsia" w:ascii="Times New Roman" w:hAnsi="Times New Roman" w:eastAsia="Times New Roman" w:cs="Times New Roman"/>
+        </w:rPr>
+        <w:t>；(5)</w:t>
+      </w:r>
+      <w:r>
+        <w:rPr>
+          <w:rFonts w:hint="eastAsia" w:ascii="Times New Roman" w:hAnsi="Times New Roman" w:eastAsia="FangSong" w:cs="Times New Roman"/>
+        </w:rPr>
+        <w:t>消除</w:t>
+      </w:r>
+      <w:r>
+        <w:rPr>
+          <w:rFonts w:hint="eastAsia" w:ascii="Times New Roman" w:hAnsi="Times New Roman" w:eastAsia="Times New Roman" w:cs="Times New Roman"/>
+        </w:rPr>
+        <w:t>。</w:t>
+      </w:r>
+      <w:r>
+        <w:rPr>
+          <w:rFonts w:hint="eastAsia" w:ascii="Times New Roman" w:hAnsi="Times New Roman" w:eastAsia="FangSong" w:cs="Times New Roman"/>
+        </w:rPr>
+        <w:t>画出所有中间体的结构简式</w:t>
+      </w:r>
+      <w:r>
+        <w:rPr>
+          <w:rFonts w:hint="eastAsia" w:ascii="Times New Roman" w:hAnsi="Times New Roman" w:eastAsia="Times New Roman" w:cs="Times New Roman"/>
+        </w:rPr>
+        <w:t>。</w:t>
+      </w:r>
+    </w:p>
+    <w:p>
+      <w:pPr>
+        <w:pStyle w:val="BodyText"/>
+      </w:pPr>
+      <w:r>
+        <w:rPr>
+          <w:rFonts w:hint="eastAsia" w:ascii="Times New Roman" w:hAnsi="Times New Roman" w:eastAsia="FangSong" w:cs="Times New Roman"/>
+        </w:rPr>
+        <w:t>完成下列反应</w:t>
+      </w:r>
+      <w:r>
+        <w:rPr>
+          <w:rFonts w:hint="eastAsia" w:ascii="Times New Roman" w:hAnsi="Times New Roman" w:eastAsia="Times New Roman" w:cs="Times New Roman"/>
+        </w:rPr>
+        <w:t>（</w:t>
+      </w:r>
+      <w:r>
+        <w:rPr>
+          <w:rFonts w:hint="eastAsia" w:ascii="Times New Roman" w:hAnsi="Times New Roman" w:eastAsia="FangSong" w:cs="Times New Roman"/>
+        </w:rPr>
+        <w:t>给出产物结构</w:t>
+      </w:r>
+      <w:r>
+        <w:rPr>
+          <w:rFonts w:hint="eastAsia" w:ascii="Times New Roman" w:hAnsi="Times New Roman" w:eastAsia="Times New Roman" w:cs="Times New Roman"/>
+        </w:rPr>
+        <w:t>）。</w:t>
+      </w:r>
+    </w:p>
+    <w:p>
+      <w:pPr>
+        <w:spacing w:before="160" w:after="80"/>
+      </w:pPr>
+      <w:r>
+        <w:pict>
+          <v:rect style="width:0;height:1.5pt" o:hralign="center" o:hrstd="t" o:hr="t"/>
+        </w:pict>
+      </w:r>
+    </w:p>
+    <w:bookmarkEnd w:id="330"/>
+    <w:bookmarkStart w:id="331" w:name="元素推断与分子式第31届初赛"/>
+    <w:p>
+      <w:pPr>
+        <w:pStyle w:val="Heading2"/>
+        <w:spacing w:before="280" w:after="80"/>
+        <w:keepNext/>
+      </w:pPr>
+      <w:r>
+        <w:rPr>
+          <w:rFonts w:ascii="Times New Roman" w:hAnsi="Times New Roman" w:eastAsia="Times New Roman" w:cs="Times New Roman"/>
+        </w:rPr>
+        <w:t xml:space="preserve">1.53 </w:t>
+      </w:r>
+      <w:r>
+        <w:rPr>
+          <w:rFonts w:hint="eastAsia" w:ascii="Times New Roman" w:hAnsi="Times New Roman" w:eastAsia="SimHei" w:cs="Times New Roman"/>
+        </w:rPr>
+        <w:t>元素推断与分子式</w:t>
+      </w:r>
+      <w:r>
+        <w:rPr>
+          <w:rFonts w:hint="eastAsia" w:ascii="Times New Roman" w:hAnsi="Times New Roman" w:eastAsia="Times New Roman" w:cs="Times New Roman"/>
+        </w:rPr>
+        <w:t>（</w:t>
+      </w:r>
+      <w:r>
+        <w:rPr>
+          <w:rFonts w:hint="eastAsia" w:ascii="Times New Roman" w:hAnsi="Times New Roman" w:eastAsia="SimHei" w:cs="Times New Roman"/>
+        </w:rPr>
+        <w:t>第</w:t>
+      </w:r>
+      <w:r>
+        <w:rPr>
+          <w:rFonts w:hint="eastAsia" w:ascii="Times New Roman" w:hAnsi="Times New Roman" w:eastAsia="Times New Roman" w:cs="Times New Roman"/>
+        </w:rPr>
+        <w:t>31</w:t>
+      </w:r>
+      <w:r>
+        <w:rPr>
+          <w:rFonts w:hint="eastAsia" w:ascii="Times New Roman" w:hAnsi="Times New Roman" w:eastAsia="SimHei" w:cs="Times New Roman"/>
+        </w:rPr>
+        <w:t>届初赛</w:t>
+      </w:r>
+      <w:r>
+        <w:rPr>
+          <w:rFonts w:hint="eastAsia" w:ascii="Times New Roman" w:hAnsi="Times New Roman" w:eastAsia="Times New Roman" w:cs="Times New Roman"/>
+        </w:rPr>
+        <w:t>）</w:t>
+      </w:r>
+    </w:p>
+    <w:p>
+      <w:pPr>
+        <w:pStyle w:val="FirstParagraph"/>
+      </w:pPr>
+      <w:r>
+        <w:rPr>
+          <w:rFonts w:hint="eastAsia" w:ascii="Times New Roman" w:hAnsi="Times New Roman" w:eastAsia="FangSong" w:cs="Times New Roman"/>
+        </w:rPr>
+        <w:t xml:space="preserve">由元素</w:t>
+      </w:r>
+      <w:r>
+        <w:rPr>
+          <w:rFonts w:ascii="Times New Roman" w:hAnsi="Times New Roman" w:eastAsia="Times New Roman" w:cs="Times New Roman"/>
+        </w:rPr>
+        <w:t xml:space="preserve"> X </w:t>
+      </w:r>
+      <w:r>
+        <w:rPr>
+          <w:rFonts w:hint="eastAsia" w:ascii="Times New Roman" w:hAnsi="Times New Roman" w:eastAsia="FangSong" w:cs="Times New Roman"/>
+        </w:rPr>
+        <w:t xml:space="preserve">和</w:t>
+      </w:r>
+      <w:r>
+        <w:rPr>
+          <w:rFonts w:ascii="Times New Roman" w:hAnsi="Times New Roman" w:eastAsia="Times New Roman" w:cs="Times New Roman"/>
+        </w:rPr>
+        <w:t xml:space="preserve"> Y </w:t>
+      </w:r>
+      <w:r>
+        <w:rPr>
+          <w:rFonts w:hint="eastAsia" w:ascii="Times New Roman" w:hAnsi="Times New Roman" w:eastAsia="FangSong" w:cs="Times New Roman"/>
+        </w:rPr>
+        <w:t xml:space="preserve">形成的化合物</w:t>
+      </w:r>
+      <w:r>
+        <w:rPr>
+          <w:rFonts w:ascii="Times New Roman" w:hAnsi="Times New Roman" w:eastAsia="Times New Roman" w:cs="Times New Roman"/>
+        </w:rPr>
+        <w:t xml:space="preserve"> A </w:t>
+      </w:r>
+      <w:r>
+        <w:rPr>
+          <w:rFonts w:hint="eastAsia" w:ascii="Times New Roman" w:hAnsi="Times New Roman" w:eastAsia="FangSong" w:cs="Times New Roman"/>
+        </w:rPr>
+        <w:t>是一种重要的化工产品</w:t>
+      </w:r>
+      <w:r>
+        <w:rPr>
+          <w:rFonts w:hint="eastAsia" w:ascii="Times New Roman" w:hAnsi="Times New Roman" w:eastAsia="Times New Roman" w:cs="Times New Roman"/>
+        </w:rPr>
+        <w:t>，</w:t>
+      </w:r>
+      <w:r>
+        <w:rPr>
+          <w:rFonts w:hint="eastAsia" w:ascii="Times New Roman" w:hAnsi="Times New Roman" w:eastAsia="FangSong" w:cs="Times New Roman"/>
+        </w:rPr>
+        <w:t>可用于制备润滑剂</w:t>
+      </w:r>
+      <w:r>
+        <w:rPr>
+          <w:rFonts w:hint="eastAsia" w:ascii="Times New Roman" w:hAnsi="Times New Roman" w:eastAsia="Times New Roman" w:cs="Times New Roman"/>
+        </w:rPr>
+        <w:t>、</w:t>
+      </w:r>
+      <w:r>
+        <w:rPr>
+          <w:rFonts w:hint="eastAsia" w:ascii="Times New Roman" w:hAnsi="Times New Roman" w:eastAsia="FangSong" w:cs="Times New Roman"/>
+        </w:rPr>
+        <w:t>杀虫剂等</w:t>
+      </w:r>
+      <w:r>
+        <w:rPr>
+          <w:rFonts w:hint="eastAsia" w:ascii="Times New Roman" w:hAnsi="Times New Roman" w:eastAsia="Times New Roman" w:cs="Times New Roman"/>
+        </w:rPr>
+        <w:t>。A</w:t>
+      </w:r>
+      <w:r>
+        <w:rPr>
+          <w:rFonts w:ascii="Times New Roman" w:hAnsi="Times New Roman" w:eastAsia="Times New Roman" w:cs="Times New Roman"/>
+        </w:rPr>
+        <w:t xml:space="preserve"> </w:t>
+      </w:r>
+      <w:r>
+        <w:rPr>
+          <w:rFonts w:hint="eastAsia" w:ascii="Times New Roman" w:hAnsi="Times New Roman" w:eastAsia="FangSong" w:cs="Times New Roman"/>
+        </w:rPr>
+        <w:t xml:space="preserve">可由生产</w:t>
+      </w:r>
+      <w:r>
+        <w:rPr>
+          <w:rFonts w:ascii="Times New Roman" w:hAnsi="Times New Roman" w:eastAsia="Times New Roman" w:cs="Times New Roman"/>
+        </w:rPr>
+        <w:t xml:space="preserve"> X </w:t>
+      </w:r>
+      <w:r>
+        <w:rPr>
+          <w:rFonts w:hint="eastAsia" w:ascii="Times New Roman" w:hAnsi="Times New Roman" w:eastAsia="FangSong" w:cs="Times New Roman"/>
+        </w:rPr>
+        <w:t xml:space="preserve">单质的副产物</w:t>
+      </w:r>
+      <w:r>
+        <w:rPr>
+          <w:rFonts w:ascii="Times New Roman" w:hAnsi="Times New Roman" w:eastAsia="Times New Roman" w:cs="Times New Roman"/>
+        </w:rPr>
+        <w:t xml:space="preserve"> Fe</w:t>
+      </w:r>
+      <w:r>
+        <w:rPr>
+          <w:rFonts w:ascii="Times New Roman" w:hAnsi="Times New Roman" w:eastAsia="Times New Roman" w:cs="Times New Roman"/>
+          <w:vertAlign w:val="subscript"/>
+        </w:rPr>
+        <w:t>2</w:t>
+      </w:r>
+      <w:r>
+        <w:rPr>
+          <w:rFonts w:ascii="Times New Roman" w:hAnsi="Times New Roman" w:eastAsia="Times New Roman" w:cs="Times New Roman"/>
+        </w:rPr>
+        <w:t xml:space="preserve"> </w:t>
+      </w:r>
+      <w:r>
+        <w:rPr>
+          <w:rFonts w:hint="eastAsia" w:ascii="Times New Roman" w:hAnsi="Times New Roman" w:eastAsia="FangSong" w:cs="Times New Roman"/>
+        </w:rPr>
+        <w:t>与黄铁矿反应制备</w:t>
+      </w:r>
+      <w:r>
+        <w:rPr>
+          <w:rFonts w:hint="eastAsia" w:ascii="Times New Roman" w:hAnsi="Times New Roman" w:eastAsia="Times New Roman" w:cs="Times New Roman"/>
+        </w:rPr>
+        <w:t>，</w:t>
+      </w:r>
+      <w:r>
+        <w:rPr>
+          <w:rFonts w:hint="eastAsia" w:ascii="Times New Roman" w:hAnsi="Times New Roman" w:eastAsia="FangSong" w:cs="Times New Roman"/>
+        </w:rPr>
+        <w:t>同时得到另一个二元化合物</w:t>
+      </w:r>
+      <w:r>
+        <w:rPr>
+          <w:rFonts w:ascii="Times New Roman" w:hAnsi="Times New Roman" w:eastAsia="Times New Roman" w:cs="Times New Roman"/>
+        </w:rPr>
+        <w:t xml:space="preserve"> B。B </w:t>
+      </w:r>
+      <w:r>
+        <w:rPr>
+          <w:rFonts w:hint="eastAsia" w:ascii="Times New Roman" w:hAnsi="Times New Roman" w:eastAsia="FangSong" w:cs="Times New Roman"/>
+        </w:rPr>
+        <w:t xml:space="preserve">溶于稀硫酸放出气体</w:t>
+      </w:r>
+      <w:r>
+        <w:rPr>
+          <w:rFonts w:ascii="Times New Roman" w:hAnsi="Times New Roman" w:eastAsia="Times New Roman" w:cs="Times New Roman"/>
+        </w:rPr>
+        <w:t xml:space="preserve"> </w:t>
+      </w:r>
+      <w:r>
+        <w:rPr>
+          <w:rFonts w:hint="eastAsia" w:ascii="Times New Roman" w:hAnsi="Times New Roman" w:eastAsia="Times New Roman" w:cs="Times New Roman"/>
+        </w:rPr>
+        <w:t>C，</w:t>
+      </w:r>
+      <w:r>
+        <w:rPr>
+          <w:rFonts w:hint="eastAsia" w:ascii="Times New Roman" w:hAnsi="Times New Roman" w:eastAsia="FangSong" w:cs="Times New Roman"/>
+        </w:rPr>
+        <w:t>而与浓硫酸反应放出二氧化硫</w:t>
+      </w:r>
+      <w:r>
+        <w:rPr>
+          <w:rFonts w:hint="eastAsia" w:ascii="Times New Roman" w:hAnsi="Times New Roman" w:eastAsia="Times New Roman" w:cs="Times New Roman"/>
+        </w:rPr>
+        <w:t>。C</w:t>
+      </w:r>
+      <w:r>
+        <w:rPr>
+          <w:rFonts w:ascii="Times New Roman" w:hAnsi="Times New Roman" w:eastAsia="Times New Roman" w:cs="Times New Roman"/>
+        </w:rPr>
+        <w:t xml:space="preserve"> </w:t>
+      </w:r>
+      <w:r>
+        <w:rPr>
+          <w:rFonts w:hint="eastAsia" w:ascii="Times New Roman" w:hAnsi="Times New Roman" w:eastAsia="FangSong" w:cs="Times New Roman"/>
+        </w:rPr>
+        <w:t>与大多数金属离子发生沉淀反应</w:t>
+      </w:r>
+      <w:r>
+        <w:rPr>
+          <w:rFonts w:hint="eastAsia" w:ascii="Times New Roman" w:hAnsi="Times New Roman" w:eastAsia="Times New Roman" w:cs="Times New Roman"/>
+        </w:rPr>
+        <w:t>。</w:t>
+      </w:r>
+      <w:r>
+        <w:rPr>
+          <w:rFonts w:hint="eastAsia" w:ascii="Times New Roman" w:hAnsi="Times New Roman" w:eastAsia="FangSong" w:cs="Times New Roman"/>
+        </w:rPr>
+        <w:t>纯净的</w:t>
+      </w:r>
+      <w:r>
+        <w:rPr>
+          <w:rFonts w:ascii="Times New Roman" w:hAnsi="Times New Roman" w:eastAsia="Times New Roman" w:cs="Times New Roman"/>
+        </w:rPr>
+        <w:t xml:space="preserve"> A </w:t>
+      </w:r>
+      <w:r>
+        <w:rPr>
+          <w:rFonts w:hint="eastAsia" w:ascii="Times New Roman" w:hAnsi="Times New Roman" w:eastAsia="FangSong" w:cs="Times New Roman"/>
+        </w:rPr>
+        <w:t>呈黄色</w:t>
+      </w:r>
+      <w:r>
+        <w:rPr>
+          <w:rFonts w:hint="eastAsia" w:ascii="Times New Roman" w:hAnsi="Times New Roman" w:eastAsia="Times New Roman" w:cs="Times New Roman"/>
+        </w:rPr>
+        <w:t>，</w:t>
+      </w:r>
+      <w:r>
+        <w:rPr>
+          <w:rFonts w:hint="eastAsia" w:ascii="Times New Roman" w:hAnsi="Times New Roman" w:eastAsia="FangSong" w:cs="Times New Roman"/>
+        </w:rPr>
+        <w:t>对热稳定</w:t>
+      </w:r>
+      <w:r>
+        <w:rPr>
+          <w:rFonts w:hint="eastAsia" w:ascii="Times New Roman" w:hAnsi="Times New Roman" w:eastAsia="Times New Roman" w:cs="Times New Roman"/>
+        </w:rPr>
+        <w:t>，</w:t>
+      </w:r>
+      <w:r>
+        <w:rPr>
+          <w:rFonts w:hint="eastAsia" w:ascii="Times New Roman" w:hAnsi="Times New Roman" w:eastAsia="FangSong" w:cs="Times New Roman"/>
+        </w:rPr>
+        <w:t>但遇潮湿空气极易分解而有臭鸡蛋味</w:t>
+      </w:r>
+      <w:r>
+        <w:rPr>
+          <w:rFonts w:hint="eastAsia" w:ascii="Times New Roman" w:hAnsi="Times New Roman" w:eastAsia="Times New Roman" w:cs="Times New Roman"/>
+        </w:rPr>
+        <w:t>。A</w:t>
+      </w:r>
+      <w:r>
+        <w:rPr>
+          <w:rFonts w:ascii="Times New Roman" w:hAnsi="Times New Roman" w:eastAsia="Times New Roman" w:cs="Times New Roman"/>
+        </w:rPr>
+        <w:t xml:space="preserve"> </w:t>
+      </w:r>
+      <w:r>
+        <w:rPr>
+          <w:rFonts w:hint="eastAsia" w:ascii="Times New Roman" w:hAnsi="Times New Roman" w:eastAsia="FangSong" w:cs="Times New Roman"/>
+        </w:rPr>
+        <w:t>在乙醇中发生醇解</w:t>
+      </w:r>
+      <w:r>
+        <w:rPr>
+          <w:rFonts w:hint="eastAsia" w:ascii="Times New Roman" w:hAnsi="Times New Roman" w:eastAsia="Times New Roman" w:cs="Times New Roman"/>
+        </w:rPr>
+        <w:t>，</w:t>
+      </w:r>
+      <w:r>
+        <w:rPr>
+          <w:rFonts w:hint="eastAsia" w:ascii="Times New Roman" w:hAnsi="Times New Roman" w:eastAsia="FangSong" w:cs="Times New Roman"/>
+        </w:rPr>
+        <w:t>得到以</w:t>
+      </w:r>
+      <w:r>
+        <w:rPr>
+          <w:rFonts w:ascii="Times New Roman" w:hAnsi="Times New Roman" w:eastAsia="Times New Roman" w:cs="Times New Roman"/>
+        </w:rPr>
+        <w:t xml:space="preserve"> X </w:t>
+      </w:r>
+      <w:r>
+        <w:rPr>
+          <w:rFonts w:hint="eastAsia" w:ascii="Times New Roman" w:hAnsi="Times New Roman" w:eastAsia="FangSong" w:cs="Times New Roman"/>
+        </w:rPr>
+        <w:t xml:space="preserve">为单中心的二酯化合物</w:t>
+      </w:r>
+      <w:r>
+        <w:rPr>
+          <w:rFonts w:ascii="Times New Roman" w:hAnsi="Times New Roman" w:eastAsia="Times New Roman" w:cs="Times New Roman"/>
+        </w:rPr>
+        <w:t xml:space="preserve"> D </w:t>
+      </w:r>
+      <w:r>
+        <w:rPr>
+          <w:rFonts w:hint="eastAsia" w:ascii="Times New Roman" w:hAnsi="Times New Roman" w:eastAsia="FangSong" w:cs="Times New Roman"/>
+        </w:rPr>
+        <w:t xml:space="preserve">并放出气体</w:t>
+      </w:r>
+      <w:r>
+        <w:rPr>
+          <w:rFonts w:ascii="Times New Roman" w:hAnsi="Times New Roman" w:eastAsia="Times New Roman" w:cs="Times New Roman"/>
+        </w:rPr>
+        <w:t xml:space="preserve"> </w:t>
+      </w:r>
+      <w:r>
+        <w:rPr>
+          <w:rFonts w:hint="eastAsia" w:ascii="Times New Roman" w:hAnsi="Times New Roman" w:eastAsia="Times New Roman" w:cs="Times New Roman"/>
+        </w:rPr>
+        <w:t xml:space="preserve">C，D</w:t>
+      </w:r>
+      <w:r>
+        <w:rPr>
+          <w:rFonts w:ascii="Times New Roman" w:hAnsi="Times New Roman" w:eastAsia="Times New Roman" w:cs="Times New Roman"/>
+        </w:rPr>
+        <w:t xml:space="preserve"> </w:t>
+      </w:r>
+      <w:r>
+        <w:rPr>
+          <w:rFonts w:hint="eastAsia" w:ascii="Times New Roman" w:hAnsi="Times New Roman" w:eastAsia="FangSong" w:cs="Times New Roman"/>
+        </w:rPr>
+        <w:t xml:space="preserve">与</w:t>
+      </w:r>
+      <w:r>
+        <w:rPr>
+          <w:rFonts w:ascii="Times New Roman" w:hAnsi="Times New Roman" w:eastAsia="Times New Roman" w:cs="Times New Roman"/>
+        </w:rPr>
+        <w:t xml:space="preserve"> Cl</w:t>
+      </w:r>
+      <w:r>
+        <w:rPr>
+          <w:rFonts w:ascii="Times New Roman" w:hAnsi="Times New Roman" w:eastAsia="Times New Roman" w:cs="Times New Roman"/>
+          <w:vertAlign w:val="subscript"/>
+        </w:rPr>
+        <w:t>2</w:t>
+      </w:r>
+      <w:r>
+        <w:rPr>
+          <w:rFonts w:ascii="Times New Roman" w:hAnsi="Times New Roman" w:eastAsia="Times New Roman" w:cs="Times New Roman"/>
+        </w:rPr>
+        <w:t xml:space="preserve"> </w:t>
+      </w:r>
+      <w:r>
+        <w:rPr>
+          <w:rFonts w:hint="eastAsia" w:ascii="Times New Roman" w:hAnsi="Times New Roman" w:eastAsia="FangSong" w:cs="Times New Roman"/>
+        </w:rPr>
+        <w:t xml:space="preserve">反应生成制备杀虫剂的原料</w:t>
+      </w:r>
+      <w:r>
+        <w:rPr>
+          <w:rFonts w:ascii="Times New Roman" w:hAnsi="Times New Roman" w:eastAsia="Times New Roman" w:cs="Times New Roman"/>
+        </w:rPr>
+        <w:t xml:space="preserve"> </w:t>
+      </w:r>
+      <w:r>
+        <w:rPr>
+          <w:rFonts w:hint="eastAsia" w:ascii="Times New Roman" w:hAnsi="Times New Roman" w:eastAsia="Times New Roman" w:cs="Times New Roman"/>
+        </w:rPr>
+        <w:t>E、</w:t>
+      </w:r>
+      <w:r>
+        <w:rPr>
+          <w:rFonts w:hint="eastAsia" w:ascii="Times New Roman" w:hAnsi="Times New Roman" w:eastAsia="FangSong" w:cs="Times New Roman"/>
+        </w:rPr>
+        <w:t>放出刺激性的酸性气体</w:t>
+      </w:r>
+      <w:r>
+        <w:rPr>
+          <w:rFonts w:ascii="Times New Roman" w:hAnsi="Times New Roman" w:eastAsia="Times New Roman" w:cs="Times New Roman"/>
+        </w:rPr>
+        <w:t xml:space="preserve"> F </w:t>
+      </w:r>
+      <w:r>
+        <w:rPr>
+          <w:rFonts w:hint="eastAsia" w:ascii="Times New Roman" w:hAnsi="Times New Roman" w:eastAsia="FangSong" w:cs="Times New Roman"/>
+        </w:rPr>
+        <w:t xml:space="preserve">并得到</w:t>
+      </w:r>
+      <w:r>
+        <w:rPr>
+          <w:rFonts w:ascii="Times New Roman" w:hAnsi="Times New Roman" w:eastAsia="Times New Roman" w:cs="Times New Roman"/>
+        </w:rPr>
+        <w:t xml:space="preserve"> Y </w:t>
+      </w:r>
+      <w:r>
+        <w:rPr>
+          <w:rFonts w:hint="eastAsia" w:ascii="Times New Roman" w:hAnsi="Times New Roman" w:eastAsia="FangSong" w:cs="Times New Roman"/>
+        </w:rPr>
+        <w:t>的单质</w:t>
+      </w:r>
+      <w:r>
+        <w:rPr>
+          <w:rFonts w:hint="eastAsia" w:ascii="Times New Roman" w:hAnsi="Times New Roman" w:eastAsia="Times New Roman" w:cs="Times New Roman"/>
+        </w:rPr>
+        <w:t>（</w:t>
+      </w:r>
+      <w:r>
+        <w:rPr>
+          <w:rFonts w:hint="eastAsia" w:ascii="Times New Roman" w:hAnsi="Times New Roman" w:eastAsia="FangSong" w:cs="Times New Roman"/>
+        </w:rPr>
+        <w:t>产物的摩尔比为</w:t>
+      </w:r>
+      <w:r>
+        <w:rPr>
+          <w:rFonts w:ascii="Times New Roman" w:hAnsi="Times New Roman" w:eastAsia="Times New Roman" w:cs="Times New Roman"/>
+        </w:rPr>
+        <w:t xml:space="preserve"> </w:t>
+      </w:r>
+      <w:r>
+        <w:rPr>
+          <w:rFonts w:hint="eastAsia" w:ascii="Times New Roman" w:hAnsi="Times New Roman" w:eastAsia="Times New Roman" w:cs="Times New Roman"/>
+        </w:rPr>
+        <w:t xml:space="preserve">1:1:1）。A</w:t>
+      </w:r>
+      <w:r>
+        <w:rPr>
+          <w:rFonts w:ascii="Times New Roman" w:hAnsi="Times New Roman" w:eastAsia="Times New Roman" w:cs="Times New Roman"/>
+        </w:rPr>
+        <w:t xml:space="preserve"> </w:t>
+      </w:r>
+      <w:r>
+        <w:rPr>
+          <w:rFonts w:hint="eastAsia" w:ascii="Times New Roman" w:hAnsi="Times New Roman" w:eastAsia="FangSong" w:cs="Times New Roman"/>
+        </w:rPr>
+        <w:t>与五氧化二磷混合加热</w:t>
+      </w:r>
+      <w:r>
+        <w:rPr>
+          <w:rFonts w:hint="eastAsia" w:ascii="Times New Roman" w:hAnsi="Times New Roman" w:eastAsia="Times New Roman" w:cs="Times New Roman"/>
+        </w:rPr>
+        <w:t>，</w:t>
+      </w:r>
+      <w:r>
+        <w:rPr>
+          <w:rFonts w:hint="eastAsia" w:ascii="Times New Roman" w:hAnsi="Times New Roman" w:eastAsia="FangSong" w:cs="Times New Roman"/>
+        </w:rPr>
+        <w:t>可得到两种与</w:t>
+      </w:r>
+      <w:r>
+        <w:rPr>
+          <w:rFonts w:ascii="Times New Roman" w:hAnsi="Times New Roman" w:eastAsia="Times New Roman" w:cs="Times New Roman"/>
+        </w:rPr>
+        <w:t xml:space="preserve"> A </w:t>
+      </w:r>
+      <w:r>
+        <w:rPr>
+          <w:rFonts w:hint="eastAsia" w:ascii="Times New Roman" w:hAnsi="Times New Roman" w:eastAsia="FangSong" w:cs="Times New Roman"/>
+        </w:rPr>
+        <w:t xml:space="preserve">结构对称性相同的化合物</w:t>
+      </w:r>
+      <w:r>
+        <w:rPr>
+          <w:rFonts w:ascii="Times New Roman" w:hAnsi="Times New Roman" w:eastAsia="Times New Roman" w:cs="Times New Roman"/>
+        </w:rPr>
+        <w:t xml:space="preserve"> G1 </w:t>
+      </w:r>
+      <w:r>
+        <w:rPr>
+          <w:rFonts w:hint="eastAsia" w:ascii="Times New Roman" w:hAnsi="Times New Roman" w:eastAsia="FangSong" w:cs="Times New Roman"/>
+        </w:rPr>
+        <w:t xml:space="preserve">和</w:t>
+      </w:r>
+      <w:r>
+        <w:rPr>
+          <w:rFonts w:ascii="Times New Roman" w:hAnsi="Times New Roman" w:eastAsia="Times New Roman" w:cs="Times New Roman"/>
+        </w:rPr>
+        <w:t xml:space="preserve"> G2。</w:t>
+      </w:r>
+    </w:p>
+    <w:p>
+      <w:pPr>
+        <w:pStyle w:val="BodyText"/>
+      </w:pPr>
+      <w:r>
+        <w:rPr>
+          <w:rFonts w:hint="eastAsia" w:ascii="Times New Roman" w:hAnsi="Times New Roman" w:eastAsia="FangSong" w:cs="Times New Roman"/>
+        </w:rPr>
+        <w:t xml:space="preserve">写出</w:t>
+      </w:r>
+      <w:r>
+        <w:rPr>
+          <w:rFonts w:ascii="Times New Roman" w:hAnsi="Times New Roman" w:eastAsia="Times New Roman" w:cs="Times New Roman"/>
+        </w:rPr>
+        <w:t xml:space="preserve"> A、C、D、E、F、G1 </w:t>
+      </w:r>
+      <w:r>
+        <w:rPr>
+          <w:rFonts w:hint="eastAsia" w:ascii="Times New Roman" w:hAnsi="Times New Roman" w:eastAsia="FangSong" w:cs="Times New Roman"/>
+        </w:rPr>
+        <w:t xml:space="preserve">和</w:t>
+      </w:r>
+      <w:r>
+        <w:rPr>
+          <w:rFonts w:ascii="Times New Roman" w:hAnsi="Times New Roman" w:eastAsia="Times New Roman" w:cs="Times New Roman"/>
+        </w:rPr>
+        <w:t xml:space="preserve"> G2 </w:t>
+      </w:r>
+      <w:r>
+        <w:rPr>
+          <w:rFonts w:hint="eastAsia" w:ascii="Times New Roman" w:hAnsi="Times New Roman" w:eastAsia="FangSong" w:cs="Times New Roman"/>
+        </w:rPr>
+        <w:t>的分子式</w:t>
+      </w:r>
+      <w:r>
+        <w:rPr>
+          <w:rFonts w:hint="eastAsia" w:ascii="Times New Roman" w:hAnsi="Times New Roman" w:eastAsia="Times New Roman" w:cs="Times New Roman"/>
+        </w:rPr>
+        <w:t>。</w:t>
+      </w:r>
+    </w:p>
+    <w:p>
+      <w:pPr>
+        <w:pStyle w:val="BodyText"/>
+      </w:pPr>
+      <w:r>
+        <w:rPr>
+          <w:rFonts w:hint="eastAsia" w:ascii="Times New Roman" w:hAnsi="Times New Roman" w:eastAsia="FangSong" w:cs="Times New Roman"/>
+        </w:rPr>
+        <w:t xml:space="preserve">写出由生产</w:t>
+      </w:r>
+      <w:r>
+        <w:rPr>
+          <w:rFonts w:ascii="Times New Roman" w:hAnsi="Times New Roman" w:eastAsia="Times New Roman" w:cs="Times New Roman"/>
+        </w:rPr>
+        <w:t xml:space="preserve"> X </w:t>
+      </w:r>
+      <w:r>
+        <w:rPr>
+          <w:rFonts w:hint="eastAsia" w:ascii="Times New Roman" w:hAnsi="Times New Roman" w:eastAsia="FangSong" w:cs="Times New Roman"/>
+        </w:rPr>
+        <w:t xml:space="preserve">单质的副产物</w:t>
+      </w:r>
+      <w:r>
+        <w:rPr>
+          <w:rFonts w:ascii="Times New Roman" w:hAnsi="Times New Roman" w:eastAsia="Times New Roman" w:cs="Times New Roman"/>
+        </w:rPr>
+        <w:t xml:space="preserve"> Fe P</w:t>
+      </w:r>
+      <w:r>
+        <w:rPr>
+          <w:rFonts w:ascii="Times New Roman" w:hAnsi="Times New Roman" w:eastAsia="Times New Roman" w:cs="Times New Roman"/>
+          <w:vertAlign w:val="subscript"/>
+        </w:rPr>
+        <w:t>2</w:t>
+      </w:r>
+      <w:r>
+        <w:rPr>
+          <w:rFonts w:ascii="Times New Roman" w:hAnsi="Times New Roman" w:eastAsia="Times New Roman" w:cs="Times New Roman"/>
+        </w:rPr>
+        <w:t xml:space="preserve"> </w:t>
+      </w:r>
+      <w:r>
+        <w:rPr>
+          <w:rFonts w:hint="eastAsia" w:ascii="Times New Roman" w:hAnsi="Times New Roman" w:eastAsia="FangSong" w:cs="Times New Roman"/>
+        </w:rPr>
+        <w:t xml:space="preserve">与黄铁矿反应制备</w:t>
+      </w:r>
+      <w:r>
+        <w:rPr>
+          <w:rFonts w:ascii="Times New Roman" w:hAnsi="Times New Roman" w:eastAsia="Times New Roman" w:cs="Times New Roman"/>
+        </w:rPr>
+        <w:t xml:space="preserve"> A </w:t>
+      </w:r>
+      <w:r>
+        <w:rPr>
+          <w:rFonts w:hint="eastAsia" w:ascii="Times New Roman" w:hAnsi="Times New Roman" w:eastAsia="FangSong" w:cs="Times New Roman"/>
+        </w:rPr>
+        <w:t>的方程式</w:t>
+      </w:r>
+      <w:r>
+        <w:rPr>
+          <w:rFonts w:hint="eastAsia" w:ascii="Times New Roman" w:hAnsi="Times New Roman" w:eastAsia="Times New Roman" w:cs="Times New Roman"/>
+        </w:rPr>
+        <w:t>。</w:t>
+      </w:r>
+    </w:p>
+    <w:p>
+      <w:pPr>
+        <w:pStyle w:val="BodyText"/>
+      </w:pPr>
+      <w:r>
+        <w:rPr>
+          <w:rFonts w:hint="eastAsia" w:ascii="Times New Roman" w:hAnsi="Times New Roman" w:eastAsia="FangSong" w:cs="Times New Roman"/>
+        </w:rPr>
+        <w:t xml:space="preserve">写出</w:t>
+      </w:r>
+      <w:r>
+        <w:rPr>
+          <w:rFonts w:ascii="Times New Roman" w:hAnsi="Times New Roman" w:eastAsia="Times New Roman" w:cs="Times New Roman"/>
+        </w:rPr>
+        <w:t xml:space="preserve"> B </w:t>
+      </w:r>
+      <w:r>
+        <w:rPr>
+          <w:rFonts w:hint="eastAsia" w:ascii="Times New Roman" w:hAnsi="Times New Roman" w:eastAsia="FangSong" w:cs="Times New Roman"/>
+        </w:rPr>
+        <w:t>与浓硫酸反应的方程式</w:t>
+      </w:r>
+      <w:r>
+        <w:rPr>
+          <w:rFonts w:hint="eastAsia" w:ascii="Times New Roman" w:hAnsi="Times New Roman" w:eastAsia="Times New Roman" w:cs="Times New Roman"/>
+        </w:rPr>
+        <w:t>。</w:t>
+      </w:r>
+    </w:p>
+    <w:p>
+      <w:pPr>
+        <w:spacing w:before="160" w:after="80"/>
+      </w:pPr>
+      <w:r>
+        <w:pict>
+          <v:rect style="width:0;height:1.5pt" o:hralign="center" o:hrstd="t" o:hr="t"/>
+        </w:pict>
+      </w:r>
+    </w:p>
+    <w:bookmarkEnd w:id="331"/>
+    <w:bookmarkStart w:id="335" w:name="产物a结构推断第31届初赛"/>
+    <w:p>
+      <w:pPr>
+        <w:pStyle w:val="Heading2"/>
+        <w:spacing w:before="280" w:after="80"/>
+        <w:keepNext/>
+      </w:pPr>
+      <w:r>
+        <w:rPr>
+          <w:rFonts w:ascii="Times New Roman" w:hAnsi="Times New Roman" w:eastAsia="Times New Roman" w:cs="Times New Roman"/>
+        </w:rPr>
+        <w:t xml:space="preserve">1.54 </w:t>
+      </w:r>
+      <w:r>
+        <w:rPr>
+          <w:rFonts w:hint="eastAsia" w:ascii="Times New Roman" w:hAnsi="Times New Roman" w:eastAsia="SimHei" w:cs="Times New Roman"/>
+        </w:rPr>
+        <w:t>产物</w:t>
+      </w:r>
+      <w:r>
+        <w:rPr>
+          <w:rFonts w:hint="eastAsia" w:ascii="Times New Roman" w:hAnsi="Times New Roman" w:eastAsia="Times New Roman" w:cs="Times New Roman"/>
+        </w:rPr>
+        <w:t>A</w:t>
+      </w:r>
+      <w:r>
+        <w:rPr>
+          <w:rFonts w:hint="eastAsia" w:ascii="Times New Roman" w:hAnsi="Times New Roman" w:eastAsia="SimHei" w:cs="Times New Roman"/>
+        </w:rPr>
+        <w:t>结构推断</w:t>
+      </w:r>
+      <w:r>
+        <w:rPr>
+          <w:rFonts w:hint="eastAsia" w:ascii="Times New Roman" w:hAnsi="Times New Roman" w:eastAsia="Times New Roman" w:cs="Times New Roman"/>
+        </w:rPr>
+        <w:t>（</w:t>
+      </w:r>
+      <w:r>
+        <w:rPr>
+          <w:rFonts w:hint="eastAsia" w:ascii="Times New Roman" w:hAnsi="Times New Roman" w:eastAsia="SimHei" w:cs="Times New Roman"/>
+        </w:rPr>
+        <w:t>第</w:t>
+      </w:r>
+      <w:r>
+        <w:rPr>
+          <w:rFonts w:hint="eastAsia" w:ascii="Times New Roman" w:hAnsi="Times New Roman" w:eastAsia="Times New Roman" w:cs="Times New Roman"/>
+        </w:rPr>
+        <w:t>31</w:t>
+      </w:r>
+      <w:r>
+        <w:rPr>
+          <w:rFonts w:hint="eastAsia" w:ascii="Times New Roman" w:hAnsi="Times New Roman" w:eastAsia="SimHei" w:cs="Times New Roman"/>
+        </w:rPr>
+        <w:t>届初赛</w:t>
+      </w:r>
+      <w:r>
+        <w:rPr>
+          <w:rFonts w:hint="eastAsia" w:ascii="Times New Roman" w:hAnsi="Times New Roman" w:eastAsia="Times New Roman" w:cs="Times New Roman"/>
+        </w:rPr>
+        <w:t>）</w:t>
+      </w:r>
+    </w:p>
+    <w:p>
+      <w:pPr>
+        <w:pStyle w:val="FirstParagraph"/>
+      </w:pPr>
+      <w:r>
+        <w:rPr>
+          <w:rFonts w:hint="eastAsia" w:ascii="Times New Roman" w:hAnsi="Times New Roman" w:eastAsia="FangSong" w:cs="Times New Roman"/>
+        </w:rPr>
+        <w:t>影响有机反应的因素较多</w:t>
+      </w:r>
+      <w:r>
+        <w:rPr>
+          <w:rFonts w:hint="eastAsia" w:ascii="Times New Roman" w:hAnsi="Times New Roman" w:eastAsia="Times New Roman" w:cs="Times New Roman"/>
+        </w:rPr>
+        <w:t>。</w:t>
+      </w:r>
+      <w:r>
+        <w:rPr>
+          <w:rFonts w:hint="eastAsia" w:ascii="Times New Roman" w:hAnsi="Times New Roman" w:eastAsia="FangSong" w:cs="Times New Roman"/>
+        </w:rPr>
+        <w:t>例如</w:t>
+      </w:r>
+      <w:r>
+        <w:rPr>
+          <w:rFonts w:hint="eastAsia" w:ascii="Times New Roman" w:hAnsi="Times New Roman" w:eastAsia="Times New Roman" w:cs="Times New Roman"/>
+        </w:rPr>
+        <w:t>，</w:t>
+      </w:r>
+      <w:r>
+        <w:rPr>
+          <w:rFonts w:hint="eastAsia" w:ascii="Times New Roman" w:hAnsi="Times New Roman" w:eastAsia="FangSong" w:cs="Times New Roman"/>
+        </w:rPr>
+        <w:t>反应底物中的取代基不同往往会使反应生成不同的产物</w:t>
+      </w:r>
+      <w:r>
+        <w:rPr>
+          <w:rFonts w:hint="eastAsia" w:ascii="Times New Roman" w:hAnsi="Times New Roman" w:eastAsia="Times New Roman" w:cs="Times New Roman"/>
+        </w:rPr>
+        <w:t>。</w:t>
+      </w:r>
+    </w:p>
+    <w:p>
+      <w:pPr>
+        <w:pStyle w:val="BodyText"/>
+        <w:spacing w:before="160" w:after="80"/>
+        <w:jc w:val="center"/>
+      </w:pPr>
+      <w:r>
+        <w:rPr>
+          <w:rFonts w:ascii="Times New Roman" w:hAnsi="Times New Roman" w:eastAsia="Times New Roman" w:cs="Times New Roman"/>
+        </w:rPr>
+        <w:drawing>
+          <wp:inline>
+            <wp:extent cx="3600000" cy="688171"/>
+            <wp:effectExtent b="0" l="0" r="0" t="0"/>
+            <wp:docPr descr="" title="" id="333" name="Picture"/>
+            <a:graphic>
+              <a:graphicData uri="http://schemas.openxmlformats.org/drawingml/2006/picture">
+                <pic:pic>
+                  <pic:nvPicPr>
+                    <pic:cNvPr descr="83028b79f76ad7ad7d8b714c70766131a3b18b7210a1f28e41bfa8182fbe37e4.jpg" id="334" name="Picture"/>
+                    <pic:cNvPicPr>
+                      <a:picLocks noChangeArrowheads="1" noChangeAspect="1"/>
+                    </pic:cNvPicPr>
+                  </pic:nvPicPr>
+                  <pic:blipFill>
+                    <a:blip r:embed="rId332"/>
                     <a:stretch>
                       <a:fillRect/>
                     </a:stretch>
@@ -28776,8 +33335,8 @@
         </w:pict>
       </w:r>
     </w:p>
-    <w:bookmarkEnd w:id="313"/>
-    <w:bookmarkStart w:id="317" w:name="有机推断a到e第31届初赛"/>
+    <w:bookmarkEnd w:id="335"/>
+    <w:bookmarkStart w:id="339" w:name="有机推断a到e第31届初赛"/>
     <w:p>
       <w:pPr>
         <w:pStyle w:val="Heading2"/>
@@ -28788,7 +33347,7 @@
         <w:rPr>
           <w:rFonts w:ascii="Times New Roman" w:hAnsi="Times New Roman" w:eastAsia="Times New Roman" w:cs="Times New Roman"/>
         </w:rPr>
-        <w:t xml:space="preserve">1.48 </w:t>
+        <w:t xml:space="preserve">1.55 </w:t>
       </w:r>
       <w:r>
         <w:rPr>
@@ -28882,18 +33441,18 @@
           <wp:inline>
             <wp:extent cx="3600000" cy="961513"/>
             <wp:effectExtent b="0" l="0" r="0" t="0"/>
-            <wp:docPr descr="" title="" id="315" name="Picture"/>
+            <wp:docPr descr="" title="" id="337" name="Picture"/>
             <a:graphic>
               <a:graphicData uri="http://schemas.openxmlformats.org/drawingml/2006/picture">
                 <pic:pic>
                   <pic:nvPicPr>
-                    <pic:cNvPr descr="9da9dfce603fdfeac2b2a908fcb16ad3eb4ab8300425e8a39fef4f3d672022f6.jpg" id="316" name="Picture"/>
+                    <pic:cNvPr descr="9da9dfce603fdfeac2b2a908fcb16ad3eb4ab8300425e8a39fef4f3d672022f6.jpg" id="338" name="Picture"/>
                     <pic:cNvPicPr>
                       <a:picLocks noChangeArrowheads="1" noChangeAspect="1"/>
                     </pic:cNvPicPr>
                   </pic:nvPicPr>
                   <pic:blipFill>
-                    <a:blip r:embed="rId314"/>
+                    <a:blip r:embed="rId336"/>
                     <a:stretch>
                       <a:fillRect/>
                     </a:stretch>
@@ -28995,8 +33554,8 @@
         </w:pict>
       </w:r>
     </w:p>
-    <w:bookmarkEnd w:id="317"/>
-    <w:bookmarkStart w:id="324" w:name="nhc-硼自由基催化环化第39届初赛"/>
+    <w:bookmarkEnd w:id="339"/>
+    <w:bookmarkStart w:id="346" w:name="nhc-硼自由基催化环化第39届初赛"/>
     <w:p>
       <w:pPr>
         <w:pStyle w:val="Heading2"/>
@@ -29007,7 +33566,7 @@
         <w:rPr>
           <w:rFonts w:ascii="Times New Roman" w:hAnsi="Times New Roman" w:eastAsia="Times New Roman" w:cs="Times New Roman"/>
         </w:rPr>
-        <w:t xml:space="preserve">1.49 </w:t>
+        <w:t xml:space="preserve">1.56 </w:t>
       </w:r>
       <w:r>
         <w:rPr>
@@ -29510,18 +34069,18 @@
           <wp:inline>
             <wp:extent cx="3600000" cy="1650204"/>
             <wp:effectExtent b="0" l="0" r="0" t="0"/>
-            <wp:docPr descr="" title="" id="319" name="Picture"/>
+            <wp:docPr descr="" title="" id="341" name="Picture"/>
             <a:graphic>
               <a:graphicData uri="http://schemas.openxmlformats.org/drawingml/2006/picture">
                 <pic:pic>
                   <pic:nvPicPr>
-                    <pic:cNvPr descr="bdf75f4e2811fd684b3bbdcb40516e21ae6736169796d26310eda2ebd7727023.jpg" id="320" name="Picture"/>
+                    <pic:cNvPr descr="bdf75f4e2811fd684b3bbdcb40516e21ae6736169796d26310eda2ebd7727023.jpg" id="342" name="Picture"/>
                     <pic:cNvPicPr>
                       <a:picLocks noChangeArrowheads="1" noChangeAspect="1"/>
                     </pic:cNvPicPr>
                   </pic:nvPicPr>
                   <pic:blipFill>
-                    <a:blip r:embed="rId318"/>
+                    <a:blip r:embed="rId340"/>
                     <a:stretch>
                       <a:fillRect/>
                     </a:stretch>
@@ -29660,18 +34219,18 @@
           <wp:inline>
             <wp:extent cx="3600000" cy="1132213"/>
             <wp:effectExtent b="0" l="0" r="0" t="0"/>
-            <wp:docPr descr="" title="" id="322" name="Picture"/>
+            <wp:docPr descr="" title="" id="344" name="Picture"/>
             <a:graphic>
               <a:graphicData uri="http://schemas.openxmlformats.org/drawingml/2006/picture">
                 <pic:pic>
                   <pic:nvPicPr>
-                    <pic:cNvPr descr="6fc03a303bd5589042e2de7ebdd7477ff07cf2cf18978bfce89531278865991d.jpg" id="323" name="Picture"/>
+                    <pic:cNvPr descr="6fc03a303bd5589042e2de7ebdd7477ff07cf2cf18978bfce89531278865991d.jpg" id="345" name="Picture"/>
                     <pic:cNvPicPr>
                       <a:picLocks noChangeArrowheads="1" noChangeAspect="1"/>
                     </pic:cNvPicPr>
                   </pic:nvPicPr>
                   <pic:blipFill>
-                    <a:blip r:embed="rId321"/>
+                    <a:blip r:embed="rId343"/>
                     <a:stretch>
                       <a:fillRect/>
                     </a:stretch>
@@ -29825,8 +34384,8 @@
         </w:pict>
       </w:r>
     </w:p>
-    <w:bookmarkEnd w:id="324"/>
-    <w:bookmarkStart w:id="340" w:name="n-酰基亚胺盐的分子内环化第39届初赛"/>
+    <w:bookmarkEnd w:id="346"/>
+    <w:bookmarkStart w:id="362" w:name="n-酰基亚胺盐的分子内环化第39届初赛"/>
     <w:p>
       <w:pPr>
         <w:pStyle w:val="Heading2"/>
@@ -29837,7 +34396,7 @@
         <w:rPr>
           <w:rFonts w:ascii="Times New Roman" w:hAnsi="Times New Roman" w:eastAsia="Times New Roman" w:cs="Times New Roman"/>
         </w:rPr>
-        <w:t xml:space="preserve">1.50 </w:t>
+        <w:t xml:space="preserve">1.57 </w:t>
       </w:r>
       <w:r>
         <w:rPr>
@@ -30008,18 +34567,18 @@
           <wp:inline>
             <wp:extent cx="3600000" cy="626086"/>
             <wp:effectExtent b="0" l="0" r="0" t="0"/>
-            <wp:docPr descr="" title="" id="326" name="Picture"/>
+            <wp:docPr descr="" title="" id="348" name="Picture"/>
             <a:graphic>
               <a:graphicData uri="http://schemas.openxmlformats.org/drawingml/2006/picture">
                 <pic:pic>
                   <pic:nvPicPr>
-                    <pic:cNvPr descr="ec3b2713ac507c96e052b5f0c9094cc99a2f191e9e1c5b367781fdb1806b4f59.jpg" id="327" name="Picture"/>
+                    <pic:cNvPr descr="ec3b2713ac507c96e052b5f0c9094cc99a2f191e9e1c5b367781fdb1806b4f59.jpg" id="349" name="Picture"/>
                     <pic:cNvPicPr>
                       <a:picLocks noChangeArrowheads="1" noChangeAspect="1"/>
                     </pic:cNvPicPr>
                   </pic:nvPicPr>
                   <pic:blipFill>
-                    <a:blip r:embed="rId325"/>
+                    <a:blip r:embed="rId347"/>
                     <a:stretch>
                       <a:fillRect/>
                     </a:stretch>
@@ -30265,18 +34824,18 @@
           <wp:inline>
             <wp:extent cx="3600000" cy="809090"/>
             <wp:effectExtent b="0" l="0" r="0" t="0"/>
-            <wp:docPr descr="" title="" id="329" name="Picture"/>
+            <wp:docPr descr="" title="" id="351" name="Picture"/>
             <a:graphic>
               <a:graphicData uri="http://schemas.openxmlformats.org/drawingml/2006/picture">
                 <pic:pic>
                   <pic:nvPicPr>
-                    <pic:cNvPr descr="bbed46010ff27a0f1984db784f0a7d0664f049bfbab7fc8d86b1d02107612a72.jpg" id="330" name="Picture"/>
+                    <pic:cNvPr descr="bbed46010ff27a0f1984db784f0a7d0664f049bfbab7fc8d86b1d02107612a72.jpg" id="352" name="Picture"/>
                     <pic:cNvPicPr>
                       <a:picLocks noChangeArrowheads="1" noChangeAspect="1"/>
                     </pic:cNvPicPr>
                   </pic:nvPicPr>
                   <pic:blipFill>
-                    <a:blip r:embed="rId328"/>
+                    <a:blip r:embed="rId350"/>
                     <a:stretch>
                       <a:fillRect/>
                     </a:stretch>
@@ -30506,18 +35065,18 @@
           <wp:inline>
             <wp:extent cx="3600000" cy="1084251"/>
             <wp:effectExtent b="0" l="0" r="0" t="0"/>
-            <wp:docPr descr="" title="" id="332" name="Picture"/>
+            <wp:docPr descr="" title="" id="354" name="Picture"/>
             <a:graphic>
               <a:graphicData uri="http://schemas.openxmlformats.org/drawingml/2006/picture">
                 <pic:pic>
                   <pic:nvPicPr>
-                    <pic:cNvPr descr="7e9bed377ab1d61e10829171a4450c5185ebd5baa6dac672dfcf88103cdc9b9b.jpg" id="333" name="Picture"/>
+                    <pic:cNvPr descr="7e9bed377ab1d61e10829171a4450c5185ebd5baa6dac672dfcf88103cdc9b9b.jpg" id="355" name="Picture"/>
                     <pic:cNvPicPr>
                       <a:picLocks noChangeArrowheads="1" noChangeAspect="1"/>
                     </pic:cNvPicPr>
                   </pic:nvPicPr>
                   <pic:blipFill>
-                    <a:blip r:embed="rId331"/>
+                    <a:blip r:embed="rId353"/>
                     <a:stretch>
                       <a:fillRect/>
                     </a:stretch>
@@ -30673,18 +35232,18 @@
           <wp:inline>
             <wp:extent cx="3600000" cy="593814"/>
             <wp:effectExtent b="0" l="0" r="0" t="0"/>
-            <wp:docPr descr="" title="" id="335" name="Picture"/>
+            <wp:docPr descr="" title="" id="357" name="Picture"/>
             <a:graphic>
               <a:graphicData uri="http://schemas.openxmlformats.org/drawingml/2006/picture">
                 <pic:pic>
                   <pic:nvPicPr>
-                    <pic:cNvPr descr="8ef8e343334e499f7d14db7e169f527768efc54dd5695daf29baabe01deb2985.jpg" id="336" name="Picture"/>
+                    <pic:cNvPr descr="8ef8e343334e499f7d14db7e169f527768efc54dd5695daf29baabe01deb2985.jpg" id="358" name="Picture"/>
                     <pic:cNvPicPr>
                       <a:picLocks noChangeArrowheads="1" noChangeAspect="1"/>
                     </pic:cNvPicPr>
                   </pic:nvPicPr>
                   <pic:blipFill>
-                    <a:blip r:embed="rId334"/>
+                    <a:blip r:embed="rId356"/>
                     <a:stretch>
                       <a:fillRect/>
                     </a:stretch>
@@ -30945,18 +35504,18 @@
           <wp:inline>
             <wp:extent cx="3600000" cy="1169849"/>
             <wp:effectExtent b="0" l="0" r="0" t="0"/>
-            <wp:docPr descr="" title="" id="338" name="Picture"/>
+            <wp:docPr descr="" title="" id="360" name="Picture"/>
             <a:graphic>
               <a:graphicData uri="http://schemas.openxmlformats.org/drawingml/2006/picture">
                 <pic:pic>
                   <pic:nvPicPr>
-                    <pic:cNvPr descr="d51905a3d66dc354f0a21b1968bb2a3ff8c83a673e24975a6128e8f7980ee677.jpg" id="339" name="Picture"/>
+                    <pic:cNvPr descr="d51905a3d66dc354f0a21b1968bb2a3ff8c83a673e24975a6128e8f7980ee677.jpg" id="361" name="Picture"/>
                     <pic:cNvPicPr>
                       <a:picLocks noChangeArrowheads="1" noChangeAspect="1"/>
                     </pic:cNvPicPr>
                   </pic:nvPicPr>
                   <pic:blipFill>
-                    <a:blip r:embed="rId337"/>
+                    <a:blip r:embed="rId359"/>
                     <a:stretch>
                       <a:fillRect/>
                     </a:stretch>
@@ -31294,8 +35853,8 @@
         </w:pict>
       </w:r>
     </w:p>
-    <w:bookmarkEnd w:id="340"/>
-    <w:bookmarkStart w:id="341" w:name="溶剂效应对sn2反应速率的影响"/>
+    <w:bookmarkEnd w:id="362"/>
+    <w:bookmarkStart w:id="363" w:name="溶剂效应对sn2反应速率的影响"/>
     <w:p>
       <w:pPr>
         <w:pStyle w:val="Heading2"/>
@@ -31306,7 +35865,7 @@
         <w:rPr>
           <w:rFonts w:ascii="Times New Roman" w:hAnsi="Times New Roman" w:eastAsia="Times New Roman" w:cs="Times New Roman"/>
         </w:rPr>
-        <w:t xml:space="preserve">1.51 </w:t>
+        <w:t xml:space="preserve">1.58 </w:t>
       </w:r>
       <w:r>
         <w:rPr>
@@ -31631,8 +36190,8 @@
         </w:pict>
       </w:r>
     </w:p>
-    <w:bookmarkEnd w:id="341"/>
-    <w:bookmarkStart w:id="342" w:name="软硬酸碱理论预测反应选择性"/>
+    <w:bookmarkEnd w:id="363"/>
+    <w:bookmarkStart w:id="364" w:name="软硬酸碱理论预测反应选择性"/>
     <w:p>
       <w:pPr>
         <w:pStyle w:val="Heading2"/>
@@ -31643,7 +36202,7 @@
         <w:rPr>
           <w:rFonts w:ascii="Times New Roman" w:hAnsi="Times New Roman" w:eastAsia="Times New Roman" w:cs="Times New Roman"/>
         </w:rPr>
-        <w:t xml:space="preserve">1.52 </w:t>
+        <w:t xml:space="preserve">1.59 </w:t>
       </w:r>
       <w:r>
         <w:rPr>
@@ -32092,8 +36651,8 @@
         </w:pict>
       </w:r>
     </w:p>
-    <w:bookmarkEnd w:id="342"/>
-    <w:bookmarkStart w:id="343" w:name="质谱同位素峰判断卤素种类"/>
+    <w:bookmarkEnd w:id="364"/>
+    <w:bookmarkStart w:id="365" w:name="质谱同位素峰判断卤素种类"/>
     <w:p>
       <w:pPr>
         <w:pStyle w:val="Heading2"/>
@@ -32104,7 +36663,7 @@
         <w:rPr>
           <w:rFonts w:ascii="Times New Roman" w:hAnsi="Times New Roman" w:eastAsia="Times New Roman" w:cs="Times New Roman"/>
         </w:rPr>
-        <w:t xml:space="preserve">1.53 </w:t>
+        <w:t xml:space="preserve">1.60 </w:t>
       </w:r>
       <w:r>
         <w:rPr>
@@ -32624,8 +37183,8 @@
         </w:pict>
       </w:r>
     </w:p>
-    <w:bookmarkEnd w:id="343"/>
-    <w:bookmarkStart w:id="344" w:name="等效氢判断与化学位移分析"/>
+    <w:bookmarkEnd w:id="365"/>
+    <w:bookmarkStart w:id="366" w:name="等效氢判断与化学位移分析"/>
     <w:p>
       <w:pPr>
         <w:pStyle w:val="Heading2"/>
@@ -32636,7 +37195,7 @@
         <w:rPr>
           <w:rFonts w:ascii="Times New Roman" w:hAnsi="Times New Roman" w:eastAsia="Times New Roman" w:cs="Times New Roman"/>
         </w:rPr>
-        <w:t xml:space="preserve">1.54 </w:t>
+        <w:t xml:space="preserve">1.61 </w:t>
       </w:r>
       <w:r>
         <w:rPr>
@@ -33077,8 +37636,8 @@
         </w:pict>
       </w:r>
     </w:p>
-    <w:bookmarkEnd w:id="344"/>
-    <w:bookmarkStart w:id="345" w:name="烯醇互变异构的核磁证据"/>
+    <w:bookmarkEnd w:id="366"/>
+    <w:bookmarkStart w:id="367" w:name="烯醇互变异构的核磁证据"/>
     <w:p>
       <w:pPr>
         <w:pStyle w:val="Heading2"/>
@@ -33089,7 +37648,7 @@
         <w:rPr>
           <w:rFonts w:ascii="Times New Roman" w:hAnsi="Times New Roman" w:eastAsia="Times New Roman" w:cs="Times New Roman"/>
         </w:rPr>
-        <w:t xml:space="preserve">1.55 </w:t>
+        <w:t xml:space="preserve">1.62 </w:t>
       </w:r>
       <w:r>
         <w:rPr>
@@ -33420,8 +37979,8 @@
         </w:pict>
       </w:r>
     </w:p>
-    <w:bookmarkEnd w:id="345"/>
-    <w:bookmarkStart w:id="346" w:name="波谱综合推导未知物结构"/>
+    <w:bookmarkEnd w:id="367"/>
+    <w:bookmarkStart w:id="368" w:name="波谱综合推导未知物结构"/>
     <w:p>
       <w:pPr>
         <w:pStyle w:val="Heading2"/>
@@ -33432,7 +37991,7 @@
         <w:rPr>
           <w:rFonts w:ascii="Times New Roman" w:hAnsi="Times New Roman" w:eastAsia="Times New Roman" w:cs="Times New Roman"/>
         </w:rPr>
-        <w:t xml:space="preserve">1.56 </w:t>
+        <w:t xml:space="preserve">1.63 </w:t>
       </w:r>
       <w:r>
         <w:rPr>
@@ -34113,8 +38672,8 @@
         </w:pict>
       </w:r>
     </w:p>
-    <w:bookmarkEnd w:id="346"/>
-    <w:bookmarkStart w:id="347" w:name="hammett关系式定量分析取代基效应"/>
+    <w:bookmarkEnd w:id="368"/>
+    <w:bookmarkStart w:id="369" w:name="hammett关系式定量分析取代基效应"/>
     <w:p>
       <w:pPr>
         <w:pStyle w:val="Heading2"/>
@@ -34125,7 +38684,7 @@
         <w:rPr>
           <w:rFonts w:ascii="Times New Roman" w:hAnsi="Times New Roman" w:eastAsia="Times New Roman" w:cs="Times New Roman"/>
         </w:rPr>
-        <w:t xml:space="preserve">1.57 </w:t>
+        <w:t xml:space="preserve">1.64 </w:t>
       </w:r>
       <w:r>
         <w:rPr>
@@ -34695,8 +39254,8 @@
         </w:pict>
       </w:r>
     </w:p>
-    <w:bookmarkEnd w:id="347"/>
-    <w:bookmarkStart w:id="351" w:name="ch8-8.6-金属催化机理"/>
+    <w:bookmarkEnd w:id="369"/>
+    <w:bookmarkStart w:id="373" w:name="ch8-8.6-金属催化机理"/>
     <w:p>
       <w:pPr>
         <w:pStyle w:val="Heading2"/>
@@ -34707,7 +39266,7 @@
         <w:rPr>
           <w:rFonts w:ascii="Times New Roman" w:hAnsi="Times New Roman" w:eastAsia="Times New Roman" w:cs="Times New Roman"/>
         </w:rPr>
-        <w:t xml:space="preserve">1.58 </w:t>
+        <w:t xml:space="preserve">1.65 </w:t>
       </w:r>
       <w:r>
         <w:rPr>
@@ -34753,18 +39312,18 @@
           <wp:inline>
             <wp:extent cx="3600000" cy="1059793"/>
             <wp:effectExtent b="0" l="0" r="0" t="0"/>
-            <wp:docPr descr="" title="" id="349" name="Picture"/>
+            <wp:docPr descr="" title="" id="371" name="Picture"/>
             <a:graphic>
               <a:graphicData uri="http://schemas.openxmlformats.org/drawingml/2006/picture">
                 <pic:pic>
                   <pic:nvPicPr>
-                    <pic:cNvPr descr="79e1ee7234d53ee2819e1976d3831b671a104906f5e14f6b93802cbc7ef4e466.jpg" id="350" name="Picture"/>
+                    <pic:cNvPr descr="79e1ee7234d53ee2819e1976d3831b671a104906f5e14f6b93802cbc7ef4e466.jpg" id="372" name="Picture"/>
                     <pic:cNvPicPr>
                       <a:picLocks noChangeArrowheads="1" noChangeAspect="1"/>
                     </pic:cNvPicPr>
                   </pic:nvPicPr>
                   <pic:blipFill>
-                    <a:blip r:embed="rId348"/>
+                    <a:blip r:embed="rId370"/>
                     <a:stretch>
                       <a:fillRect/>
                     </a:stretch>
@@ -34801,8 +39360,8 @@
         </w:pict>
       </w:r>
     </w:p>
-    <w:bookmarkEnd w:id="351"/>
-    <w:bookmarkStart w:id="352" w:name="有机-结构-共轭稳定化能计算"/>
+    <w:bookmarkEnd w:id="373"/>
+    <w:bookmarkStart w:id="374" w:name="有机-结构-共轭稳定化能计算"/>
     <w:p>
       <w:pPr>
         <w:pStyle w:val="Heading2"/>
@@ -34813,7 +39372,7 @@
         <w:rPr>
           <w:rFonts w:ascii="Times New Roman" w:hAnsi="Times New Roman" w:eastAsia="Times New Roman" w:cs="Times New Roman"/>
         </w:rPr>
-        <w:t xml:space="preserve">1.59 </w:t>
+        <w:t xml:space="preserve">1.66 </w:t>
       </w:r>
       <w:r>
         <w:rPr>
@@ -35158,8 +39717,8 @@
         </w:pict>
       </w:r>
     </w:p>
-    <w:bookmarkEnd w:id="352"/>
-    <w:bookmarkStart w:id="353" w:name="有机-结构-环大小与分子内反应速率"/>
+    <w:bookmarkEnd w:id="374"/>
+    <w:bookmarkStart w:id="375" w:name="有机-结构-环大小与分子内反应速率"/>
     <w:p>
       <w:pPr>
         <w:pStyle w:val="Heading2"/>
@@ -35170,7 +39729,7 @@
         <w:rPr>
           <w:rFonts w:ascii="Times New Roman" w:hAnsi="Times New Roman" w:eastAsia="Times New Roman" w:cs="Times New Roman"/>
         </w:rPr>
-        <w:t xml:space="preserve">1.60 </w:t>
+        <w:t xml:space="preserve">1.67 </w:t>
       </w:r>
       <w:r>
         <w:rPr>
@@ -35358,7 +39917,7 @@
         <w:pStyle w:val="Compact"/>
         <w:numPr>
           <w:ilvl w:val="0"/>
-          <w:numId w:val="1010"/>
+          <w:numId w:val="1017"/>
         </w:numPr>
       </w:pPr>
       <w:r>
@@ -35411,7 +39970,7 @@
         <w:pStyle w:val="Compact"/>
         <w:numPr>
           <w:ilvl w:val="0"/>
-          <w:numId w:val="1010"/>
+          <w:numId w:val="1017"/>
         </w:numPr>
       </w:pPr>
       <w:r>
@@ -35464,7 +40023,7 @@
         <w:pStyle w:val="Compact"/>
         <w:numPr>
           <w:ilvl w:val="0"/>
-          <w:numId w:val="1010"/>
+          <w:numId w:val="1017"/>
         </w:numPr>
       </w:pPr>
       <w:r>
@@ -35559,8 +40118,8 @@
         </w:pict>
       </w:r>
     </w:p>
-    <w:bookmarkEnd w:id="353"/>
-    <w:bookmarkStart w:id="354" w:name="有机-结构-聚合物单体推断陷阱题"/>
+    <w:bookmarkEnd w:id="375"/>
+    <w:bookmarkStart w:id="376" w:name="有机-结构-聚合物单体推断陷阱题"/>
     <w:p>
       <w:pPr>
         <w:pStyle w:val="Heading2"/>
@@ -35571,7 +40130,7 @@
         <w:rPr>
           <w:rFonts w:ascii="Times New Roman" w:hAnsi="Times New Roman" w:eastAsia="Times New Roman" w:cs="Times New Roman"/>
         </w:rPr>
-        <w:t xml:space="preserve">1.61 </w:t>
+        <w:t xml:space="preserve">1.68 </w:t>
       </w:r>
       <w:r>
         <w:rPr>
@@ -36012,8 +40571,8 @@
         </w:pict>
       </w:r>
     </w:p>
-    <w:bookmarkEnd w:id="354"/>
-    <w:bookmarkStart w:id="355" w:name="有机-结构-胺的碱性排序综合分析"/>
+    <w:bookmarkEnd w:id="376"/>
+    <w:bookmarkStart w:id="377" w:name="有机-结构-胺的碱性排序综合分析"/>
     <w:p>
       <w:pPr>
         <w:pStyle w:val="Heading2"/>
@@ -36024,7 +40583,7 @@
         <w:rPr>
           <w:rFonts w:ascii="Times New Roman" w:hAnsi="Times New Roman" w:eastAsia="Times New Roman" w:cs="Times New Roman"/>
         </w:rPr>
-        <w:t xml:space="preserve">1.62 </w:t>
+        <w:t xml:space="preserve">1.69 </w:t>
       </w:r>
       <w:r>
         <w:rPr>
@@ -36457,8 +41016,8 @@
         </w:pict>
       </w:r>
     </w:p>
-    <w:bookmarkEnd w:id="355"/>
-    <w:bookmarkStart w:id="356" w:name="有机-波谱-ms-含双cl同位素峰强度比"/>
+    <w:bookmarkEnd w:id="377"/>
+    <w:bookmarkStart w:id="378" w:name="有机-波谱-ms-含双cl同位素峰强度比"/>
     <w:p>
       <w:pPr>
         <w:pStyle w:val="Heading2"/>
@@ -36469,7 +41028,7 @@
         <w:rPr>
           <w:rFonts w:ascii="Times New Roman" w:hAnsi="Times New Roman" w:eastAsia="Times New Roman" w:cs="Times New Roman"/>
         </w:rPr>
-        <w:t xml:space="preserve">1.63 </w:t>
+        <w:t xml:space="preserve">1.70 </w:t>
       </w:r>
       <w:r>
         <w:rPr>
@@ -36914,8 +41473,8 @@
         </w:pict>
       </w:r>
     </w:p>
-    <w:bookmarkEnd w:id="356"/>
-    <w:bookmarkStart w:id="357" w:name="有机-波谱-nmr-c4h6o2推结构"/>
+    <w:bookmarkEnd w:id="378"/>
+    <w:bookmarkStart w:id="379" w:name="有机-波谱-nmr-c4h6o2推结构"/>
     <w:p>
       <w:pPr>
         <w:pStyle w:val="Heading2"/>
@@ -36926,7 +41485,7 @@
         <w:rPr>
           <w:rFonts w:ascii="Times New Roman" w:hAnsi="Times New Roman" w:eastAsia="Times New Roman" w:cs="Times New Roman"/>
         </w:rPr>
-        <w:t xml:space="preserve">1.64 </w:t>
+        <w:t xml:space="preserve">1.71 </w:t>
       </w:r>
       <w:r>
         <w:rPr>
@@ -37063,7 +41622,7 @@
         <w:pStyle w:val="Compact"/>
         <w:numPr>
           <w:ilvl w:val="0"/>
-          <w:numId w:val="1011"/>
+          <w:numId w:val="1018"/>
         </w:numPr>
       </w:pPr>
       <w:r>
@@ -37098,7 +41657,7 @@
         <w:pStyle w:val="Compact"/>
         <w:numPr>
           <w:ilvl w:val="0"/>
-          <w:numId w:val="1011"/>
+          <w:numId w:val="1018"/>
         </w:numPr>
       </w:pPr>
       <w:r>
@@ -37176,7 +41735,7 @@
         <w:pStyle w:val="Compact"/>
         <w:numPr>
           <w:ilvl w:val="0"/>
-          <w:numId w:val="1011"/>
+          <w:numId w:val="1018"/>
         </w:numPr>
       </w:pPr>
       <w:r>
@@ -37254,7 +41813,7 @@
         <w:pStyle w:val="Compact"/>
         <w:numPr>
           <w:ilvl w:val="0"/>
-          <w:numId w:val="1011"/>
+          <w:numId w:val="1018"/>
         </w:numPr>
       </w:pPr>
       <w:r>
@@ -37420,8 +41979,8 @@
         </w:pict>
       </w:r>
     </w:p>
-    <w:bookmarkEnd w:id="357"/>
-    <w:bookmarkStart w:id="358" w:name="有机-波谱-nmr-二乙基醚类信号数判断"/>
+    <w:bookmarkEnd w:id="379"/>
+    <w:bookmarkStart w:id="380" w:name="有机-波谱-nmr-二乙基醚类信号数判断"/>
     <w:p>
       <w:pPr>
         <w:pStyle w:val="Heading2"/>
@@ -37432,7 +41991,7 @@
         <w:rPr>
           <w:rFonts w:ascii="Times New Roman" w:hAnsi="Times New Roman" w:eastAsia="Times New Roman" w:cs="Times New Roman"/>
         </w:rPr>
-        <w:t xml:space="preserve">1.65 </w:t>
+        <w:t xml:space="preserve">1.72 </w:t>
       </w:r>
       <w:r>
         <w:rPr>
@@ -37793,8 +42352,8 @@
         </w:pict>
       </w:r>
     </w:p>
-    <w:bookmarkEnd w:id="358"/>
-    <w:bookmarkStart w:id="359" w:name="sn2vse2竞争判断"/>
+    <w:bookmarkEnd w:id="380"/>
+    <w:bookmarkStart w:id="381" w:name="sn2vse2竞争判断"/>
     <w:p>
       <w:pPr>
         <w:pStyle w:val="Heading2"/>
@@ -37805,7 +42364,7 @@
         <w:rPr>
           <w:rFonts w:ascii="Times New Roman" w:hAnsi="Times New Roman" w:eastAsia="Times New Roman" w:cs="Times New Roman"/>
         </w:rPr>
-        <w:t xml:space="preserve">1.66 </w:t>
+        <w:t xml:space="preserve">1.73 </w:t>
       </w:r>
       <w:r>
         <w:rPr>
@@ -37941,8 +42500,8 @@
         </w:pict>
       </w:r>
     </w:p>
-    <w:bookmarkEnd w:id="359"/>
-    <w:bookmarkStart w:id="360" w:name="有机-结构-共振与酸性判断冲突分析"/>
+    <w:bookmarkEnd w:id="381"/>
+    <w:bookmarkStart w:id="382" w:name="有机-结构-共振与酸性判断冲突分析"/>
     <w:p>
       <w:pPr>
         <w:pStyle w:val="Heading2"/>
@@ -37953,7 +42512,7 @@
         <w:rPr>
           <w:rFonts w:ascii="Times New Roman" w:hAnsi="Times New Roman" w:eastAsia="Times New Roman" w:cs="Times New Roman"/>
         </w:rPr>
-        <w:t xml:space="preserve">1.67 </w:t>
+        <w:t xml:space="preserve">1.74 </w:t>
       </w:r>
       <w:r>
         <w:rPr>
@@ -38507,8 +43066,8 @@
         </w:pict>
       </w:r>
     </w:p>
-    <w:bookmarkEnd w:id="360"/>
-    <w:bookmarkEnd w:id="361"/>
+    <w:bookmarkEnd w:id="382"/>
+    <w:bookmarkEnd w:id="383"/>
     <w:sectPr>
       <w:footerReference w:type="default" r:id="rId9"/>
       <w:headerReference w:type="default" r:id="rId10"/>
@@ -38821,6 +43380,91 @@
       </w:pPr>
     </w:lvl>
   </w:abstractNum>
+  <w:abstractNum w:abstractNumId="99419">
+    <w:nsid w:val="00A99419"/>
+    <w:multiLevelType w:val="multilevel"/>
+    <w:lvl w:ilvl="0">
+      <w:start w:val="9"/>
+      <w:numFmt w:val="decimal"/>
+      <w:lvlText w:val="%1."/>
+      <w:lvlJc w:val="left"/>
+      <w:pPr>
+        <w:ind w:left="720" w:hanging="360"/>
+      </w:pPr>
+    </w:lvl>
+    <w:lvl w:ilvl="1">
+      <w:start w:val="9"/>
+      <w:numFmt w:val="decimal"/>
+      <w:lvlText w:val="%2."/>
+      <w:lvlJc w:val="left"/>
+      <w:pPr>
+        <w:ind w:left="1440" w:hanging="360"/>
+      </w:pPr>
+    </w:lvl>
+    <w:lvl w:ilvl="2">
+      <w:start w:val="9"/>
+      <w:numFmt w:val="decimal"/>
+      <w:lvlText w:val="%3."/>
+      <w:lvlJc w:val="left"/>
+      <w:pPr>
+        <w:ind w:left="2160" w:hanging="360"/>
+      </w:pPr>
+    </w:lvl>
+    <w:lvl w:ilvl="3">
+      <w:start w:val="9"/>
+      <w:numFmt w:val="decimal"/>
+      <w:lvlText w:val="%4."/>
+      <w:lvlJc w:val="left"/>
+      <w:pPr>
+        <w:ind w:left="2880" w:hanging="360"/>
+      </w:pPr>
+    </w:lvl>
+    <w:lvl w:ilvl="4">
+      <w:start w:val="9"/>
+      <w:numFmt w:val="decimal"/>
+      <w:lvlText w:val="%5."/>
+      <w:lvlJc w:val="left"/>
+      <w:pPr>
+        <w:ind w:left="3600" w:hanging="360"/>
+      </w:pPr>
+    </w:lvl>
+    <w:lvl w:ilvl="5">
+      <w:start w:val="9"/>
+      <w:numFmt w:val="decimal"/>
+      <w:lvlText w:val="%6."/>
+      <w:lvlJc w:val="left"/>
+      <w:pPr>
+        <w:ind w:left="4320" w:hanging="360"/>
+      </w:pPr>
+    </w:lvl>
+    <w:lvl w:ilvl="6">
+      <w:start w:val="9"/>
+      <w:numFmt w:val="decimal"/>
+      <w:lvlText w:val="%7."/>
+      <w:lvlJc w:val="left"/>
+      <w:pPr>
+        <w:ind w:left="5040" w:hanging="360"/>
+      </w:pPr>
+    </w:lvl>
+    <w:lvl w:ilvl="7">
+      <w:start w:val="9"/>
+      <w:numFmt w:val="decimal"/>
+      <w:lvlText w:val="%8."/>
+      <w:lvlJc w:val="left"/>
+      <w:pPr>
+        <w:ind w:left="5760" w:hanging="360"/>
+      </w:pPr>
+    </w:lvl>
+    <w:lvl w:ilvl="8">
+      <w:start w:val="9"/>
+      <w:numFmt w:val="decimal"/>
+      <w:lvlText w:val="%9."/>
+      <w:lvlJc w:val="left"/>
+      <w:pPr>
+        <w:ind w:left="6480" w:hanging="360"/>
+      </w:pPr>
+    </w:lvl>
+  </w:abstractNum>
   <w:abstractNum w:abstractNumId="99731">
     <w:nsid w:val="00A99731"/>
     <w:multiLevelType w:val="multilevel"/>
@@ -38899,6 +43543,91 @@
     <w:lvl w:ilvl="8">
       <w:start w:val="1"/>
       <w:numFmt w:val="lowerLetter"/>
+      <w:lvlText w:val="(%9)"/>
+      <w:lvlJc w:val="left"/>
+      <w:pPr>
+        <w:ind w:left="6480" w:hanging="360"/>
+      </w:pPr>
+    </w:lvl>
+  </w:abstractNum>
+  <w:abstractNum w:abstractNumId="99433">
+    <w:nsid w:val="00A99433"/>
+    <w:multiLevelType w:val="multilevel"/>
+    <w:lvl w:ilvl="0">
+      <w:start w:val="3"/>
+      <w:numFmt w:val="decimal"/>
+      <w:lvlText w:val="(%1)"/>
+      <w:lvlJc w:val="left"/>
+      <w:pPr>
+        <w:ind w:left="720" w:hanging="360"/>
+      </w:pPr>
+    </w:lvl>
+    <w:lvl w:ilvl="1">
+      <w:start w:val="3"/>
+      <w:numFmt w:val="decimal"/>
+      <w:lvlText w:val="(%2)"/>
+      <w:lvlJc w:val="left"/>
+      <w:pPr>
+        <w:ind w:left="1440" w:hanging="360"/>
+      </w:pPr>
+    </w:lvl>
+    <w:lvl w:ilvl="2">
+      <w:start w:val="3"/>
+      <w:numFmt w:val="decimal"/>
+      <w:lvlText w:val="(%3)"/>
+      <w:lvlJc w:val="left"/>
+      <w:pPr>
+        <w:ind w:left="2160" w:hanging="360"/>
+      </w:pPr>
+    </w:lvl>
+    <w:lvl w:ilvl="3">
+      <w:start w:val="3"/>
+      <w:numFmt w:val="decimal"/>
+      <w:lvlText w:val="(%4)"/>
+      <w:lvlJc w:val="left"/>
+      <w:pPr>
+        <w:ind w:left="2880" w:hanging="360"/>
+      </w:pPr>
+    </w:lvl>
+    <w:lvl w:ilvl="4">
+      <w:start w:val="3"/>
+      <w:numFmt w:val="decimal"/>
+      <w:lvlText w:val="(%5)"/>
+      <w:lvlJc w:val="left"/>
+      <w:pPr>
+        <w:ind w:left="3600" w:hanging="360"/>
+      </w:pPr>
+    </w:lvl>
+    <w:lvl w:ilvl="5">
+      <w:start w:val="3"/>
+      <w:numFmt w:val="decimal"/>
+      <w:lvlText w:val="(%6)"/>
+      <w:lvlJc w:val="left"/>
+      <w:pPr>
+        <w:ind w:left="4320" w:hanging="360"/>
+      </w:pPr>
+    </w:lvl>
+    <w:lvl w:ilvl="6">
+      <w:start w:val="3"/>
+      <w:numFmt w:val="decimal"/>
+      <w:lvlText w:val="(%7)"/>
+      <w:lvlJc w:val="left"/>
+      <w:pPr>
+        <w:ind w:left="5040" w:hanging="360"/>
+      </w:pPr>
+    </w:lvl>
+    <w:lvl w:ilvl="7">
+      <w:start w:val="3"/>
+      <w:numFmt w:val="decimal"/>
+      <w:lvlText w:val="(%8)"/>
+      <w:lvlJc w:val="left"/>
+      <w:pPr>
+        <w:ind w:left="5760" w:hanging="360"/>
+      </w:pPr>
+    </w:lvl>
+    <w:lvl w:ilvl="8">
+      <w:start w:val="3"/>
+      <w:numFmt w:val="decimal"/>
       <w:lvlText w:val="(%9)"/>
       <w:lvlJc w:val="left"/>
       <w:pPr>
@@ -39043,33 +43772,33 @@
     </w:lvlOverride>
   </w:num>
   <w:num w:numId="1002">
-    <w:abstractNumId w:val="99731"/>
+    <w:abstractNumId w:val="99419"/>
     <w:lvlOverride w:ilvl="0">
-      <w:startOverride w:val="1"/>
+      <w:startOverride w:val="9"/>
     </w:lvlOverride>
     <w:lvlOverride w:ilvl="1">
-      <w:startOverride w:val="1"/>
+      <w:startOverride w:val="9"/>
     </w:lvlOverride>
     <w:lvlOverride w:ilvl="2">
-      <w:startOverride w:val="1"/>
+      <w:startOverride w:val="9"/>
     </w:lvlOverride>
     <w:lvlOverride w:ilvl="3">
-      <w:startOverride w:val="1"/>
+      <w:startOverride w:val="9"/>
     </w:lvlOverride>
     <w:lvlOverride w:ilvl="4">
-      <w:startOverride w:val="1"/>
+      <w:startOverride w:val="9"/>
     </w:lvlOverride>
     <w:lvlOverride w:ilvl="5">
-      <w:startOverride w:val="1"/>
+      <w:startOverride w:val="9"/>
     </w:lvlOverride>
     <w:lvlOverride w:ilvl="6">
-      <w:startOverride w:val="1"/>
+      <w:startOverride w:val="9"/>
     </w:lvlOverride>
     <w:lvlOverride w:ilvl="7">
-      <w:startOverride w:val="1"/>
+      <w:startOverride w:val="9"/>
     </w:lvlOverride>
     <w:lvlOverride w:ilvl="8">
-      <w:startOverride w:val="1"/>
+      <w:startOverride w:val="9"/>
     </w:lvlOverride>
   </w:num>
   <w:num w:numId="1003">
@@ -39283,9 +44012,219 @@
     </w:lvlOverride>
   </w:num>
   <w:num w:numId="1010">
+    <w:abstractNumId w:val="99731"/>
+    <w:lvlOverride w:ilvl="0">
+      <w:startOverride w:val="1"/>
+    </w:lvlOverride>
+    <w:lvlOverride w:ilvl="1">
+      <w:startOverride w:val="1"/>
+    </w:lvlOverride>
+    <w:lvlOverride w:ilvl="2">
+      <w:startOverride w:val="1"/>
+    </w:lvlOverride>
+    <w:lvlOverride w:ilvl="3">
+      <w:startOverride w:val="1"/>
+    </w:lvlOverride>
+    <w:lvlOverride w:ilvl="4">
+      <w:startOverride w:val="1"/>
+    </w:lvlOverride>
+    <w:lvlOverride w:ilvl="5">
+      <w:startOverride w:val="1"/>
+    </w:lvlOverride>
+    <w:lvlOverride w:ilvl="6">
+      <w:startOverride w:val="1"/>
+    </w:lvlOverride>
+    <w:lvlOverride w:ilvl="7">
+      <w:startOverride w:val="1"/>
+    </w:lvlOverride>
+    <w:lvlOverride w:ilvl="8">
+      <w:startOverride w:val="1"/>
+    </w:lvlOverride>
+  </w:num>
+  <w:num w:numId="1011">
+    <w:abstractNumId w:val="99431"/>
+    <w:lvlOverride w:ilvl="0">
+      <w:startOverride w:val="1"/>
+    </w:lvlOverride>
+    <w:lvlOverride w:ilvl="1">
+      <w:startOverride w:val="1"/>
+    </w:lvlOverride>
+    <w:lvlOverride w:ilvl="2">
+      <w:startOverride w:val="1"/>
+    </w:lvlOverride>
+    <w:lvlOverride w:ilvl="3">
+      <w:startOverride w:val="1"/>
+    </w:lvlOverride>
+    <w:lvlOverride w:ilvl="4">
+      <w:startOverride w:val="1"/>
+    </w:lvlOverride>
+    <w:lvlOverride w:ilvl="5">
+      <w:startOverride w:val="1"/>
+    </w:lvlOverride>
+    <w:lvlOverride w:ilvl="6">
+      <w:startOverride w:val="1"/>
+    </w:lvlOverride>
+    <w:lvlOverride w:ilvl="7">
+      <w:startOverride w:val="1"/>
+    </w:lvlOverride>
+    <w:lvlOverride w:ilvl="8">
+      <w:startOverride w:val="1"/>
+    </w:lvlOverride>
+  </w:num>
+  <w:num w:numId="1012">
+    <w:abstractNumId w:val="99431"/>
+    <w:lvlOverride w:ilvl="0">
+      <w:startOverride w:val="1"/>
+    </w:lvlOverride>
+    <w:lvlOverride w:ilvl="1">
+      <w:startOverride w:val="1"/>
+    </w:lvlOverride>
+    <w:lvlOverride w:ilvl="2">
+      <w:startOverride w:val="1"/>
+    </w:lvlOverride>
+    <w:lvlOverride w:ilvl="3">
+      <w:startOverride w:val="1"/>
+    </w:lvlOverride>
+    <w:lvlOverride w:ilvl="4">
+      <w:startOverride w:val="1"/>
+    </w:lvlOverride>
+    <w:lvlOverride w:ilvl="5">
+      <w:startOverride w:val="1"/>
+    </w:lvlOverride>
+    <w:lvlOverride w:ilvl="6">
+      <w:startOverride w:val="1"/>
+    </w:lvlOverride>
+    <w:lvlOverride w:ilvl="7">
+      <w:startOverride w:val="1"/>
+    </w:lvlOverride>
+    <w:lvlOverride w:ilvl="8">
+      <w:startOverride w:val="1"/>
+    </w:lvlOverride>
+  </w:num>
+  <w:num w:numId="1013">
+    <w:abstractNumId w:val="99431"/>
+    <w:lvlOverride w:ilvl="0">
+      <w:startOverride w:val="1"/>
+    </w:lvlOverride>
+    <w:lvlOverride w:ilvl="1">
+      <w:startOverride w:val="1"/>
+    </w:lvlOverride>
+    <w:lvlOverride w:ilvl="2">
+      <w:startOverride w:val="1"/>
+    </w:lvlOverride>
+    <w:lvlOverride w:ilvl="3">
+      <w:startOverride w:val="1"/>
+    </w:lvlOverride>
+    <w:lvlOverride w:ilvl="4">
+      <w:startOverride w:val="1"/>
+    </w:lvlOverride>
+    <w:lvlOverride w:ilvl="5">
+      <w:startOverride w:val="1"/>
+    </w:lvlOverride>
+    <w:lvlOverride w:ilvl="6">
+      <w:startOverride w:val="1"/>
+    </w:lvlOverride>
+    <w:lvlOverride w:ilvl="7">
+      <w:startOverride w:val="1"/>
+    </w:lvlOverride>
+    <w:lvlOverride w:ilvl="8">
+      <w:startOverride w:val="1"/>
+    </w:lvlOverride>
+  </w:num>
+  <w:num w:numId="1014">
+    <w:abstractNumId w:val="99731"/>
+    <w:lvlOverride w:ilvl="0">
+      <w:startOverride w:val="1"/>
+    </w:lvlOverride>
+    <w:lvlOverride w:ilvl="1">
+      <w:startOverride w:val="1"/>
+    </w:lvlOverride>
+    <w:lvlOverride w:ilvl="2">
+      <w:startOverride w:val="1"/>
+    </w:lvlOverride>
+    <w:lvlOverride w:ilvl="3">
+      <w:startOverride w:val="1"/>
+    </w:lvlOverride>
+    <w:lvlOverride w:ilvl="4">
+      <w:startOverride w:val="1"/>
+    </w:lvlOverride>
+    <w:lvlOverride w:ilvl="5">
+      <w:startOverride w:val="1"/>
+    </w:lvlOverride>
+    <w:lvlOverride w:ilvl="6">
+      <w:startOverride w:val="1"/>
+    </w:lvlOverride>
+    <w:lvlOverride w:ilvl="7">
+      <w:startOverride w:val="1"/>
+    </w:lvlOverride>
+    <w:lvlOverride w:ilvl="8">
+      <w:startOverride w:val="1"/>
+    </w:lvlOverride>
+  </w:num>
+  <w:num w:numId="1015">
+    <w:abstractNumId w:val="99433"/>
+    <w:lvlOverride w:ilvl="0">
+      <w:startOverride w:val="3"/>
+    </w:lvlOverride>
+    <w:lvlOverride w:ilvl="1">
+      <w:startOverride w:val="3"/>
+    </w:lvlOverride>
+    <w:lvlOverride w:ilvl="2">
+      <w:startOverride w:val="3"/>
+    </w:lvlOverride>
+    <w:lvlOverride w:ilvl="3">
+      <w:startOverride w:val="3"/>
+    </w:lvlOverride>
+    <w:lvlOverride w:ilvl="4">
+      <w:startOverride w:val="3"/>
+    </w:lvlOverride>
+    <w:lvlOverride w:ilvl="5">
+      <w:startOverride w:val="3"/>
+    </w:lvlOverride>
+    <w:lvlOverride w:ilvl="6">
+      <w:startOverride w:val="3"/>
+    </w:lvlOverride>
+    <w:lvlOverride w:ilvl="7">
+      <w:startOverride w:val="3"/>
+    </w:lvlOverride>
+    <w:lvlOverride w:ilvl="8">
+      <w:startOverride w:val="3"/>
+    </w:lvlOverride>
+  </w:num>
+  <w:num w:numId="1016">
+    <w:abstractNumId w:val="99431"/>
+    <w:lvlOverride w:ilvl="0">
+      <w:startOverride w:val="1"/>
+    </w:lvlOverride>
+    <w:lvlOverride w:ilvl="1">
+      <w:startOverride w:val="1"/>
+    </w:lvlOverride>
+    <w:lvlOverride w:ilvl="2">
+      <w:startOverride w:val="1"/>
+    </w:lvlOverride>
+    <w:lvlOverride w:ilvl="3">
+      <w:startOverride w:val="1"/>
+    </w:lvlOverride>
+    <w:lvlOverride w:ilvl="4">
+      <w:startOverride w:val="1"/>
+    </w:lvlOverride>
+    <w:lvlOverride w:ilvl="5">
+      <w:startOverride w:val="1"/>
+    </w:lvlOverride>
+    <w:lvlOverride w:ilvl="6">
+      <w:startOverride w:val="1"/>
+    </w:lvlOverride>
+    <w:lvlOverride w:ilvl="7">
+      <w:startOverride w:val="1"/>
+    </w:lvlOverride>
+    <w:lvlOverride w:ilvl="8">
+      <w:startOverride w:val="1"/>
+    </w:lvlOverride>
+  </w:num>
+  <w:num w:numId="1017">
     <w:abstractNumId w:val="991"/>
   </w:num>
-  <w:num w:numId="1011">
+  <w:num w:numId="1018">
     <w:abstractNumId w:val="991"/>
   </w:num>
 </w:numbering>
